--- a/DOCS.docx
+++ b/DOCS.docx
@@ -5045,10 +5045,30 @@
           <w:rFonts w:ascii="Consolas" w:hAnsi="Consolas"/>
           <w:color w:val="9C2D41"/>
         </w:rPr>
-        <w:t xml:space="preserve">{ name, loc, who, cta, img, phone, category }</w:t>
-      </w:r>
-      <w:r>
-        <w:t xml:space="preserve">.</w:t>
+        <w:t xml:space="preserve">{ name, loc, searchLoc, who, cta, img, phone, category }</w:t>
+      </w:r>
+      <w:r>
+        <w:t xml:space="preserve"> (</w:t>
+      </w:r>
+      <w:r>
+        <w:rPr>
+          <w:rFonts w:ascii="Consolas" w:hAnsi="Consolas"/>
+          <w:color w:val="9C2D41"/>
+        </w:rPr>
+        <w:t xml:space="preserve">searchLoc</w:t>
+      </w:r>
+      <w:r>
+        <w:t xml:space="preserve"> = the core location you typed; </w:t>
+      </w:r>
+      <w:r>
+        <w:rPr>
+          <w:rFonts w:ascii="Consolas" w:hAnsi="Consolas"/>
+          <w:color w:val="9C2D41"/>
+        </w:rPr>
+        <w:t xml:space="preserve">loc</w:t>
+      </w:r>
+      <w:r>
+        <w:t xml:space="preserve"> may be an auto-expanded nearby town).</w:t>
       </w:r>
     </w:p>
     <w:p>

--- a/DOCS.docx
+++ b/DOCS.docx
@@ -59,7 +59,7 @@
         <w:rPr>
           <w:b/>
         </w:rPr>
-        <w:t xml:space="preserve">hot leads</w:t>
+        <w:t xml:space="preserve">warm leads</w:t>
       </w:r>
       <w:r>
         <w:t xml:space="preserve">, and builds a </w:t>
@@ -503,17 +503,17 @@
               <w:rPr>
                 <w:b/>
               </w:rPr>
-              <w:t xml:space="preserve">💬 Messages</w:t>
-            </w:r>
-          </w:p>
-        </w:tc>
-        <w:tc>
-          <w:tcPr>
-            <w:tcW w:w="0" w:type="auto"/>
-          </w:tcPr>
-          <w:p>
-            <w:r>
-              <w:t xml:space="preserve">Edit the first-message / follow-up / CTA wording (saved per device)</w:t>
+              <w:t xml:space="preserve">💬 Templates</w:t>
+            </w:r>
+          </w:p>
+        </w:tc>
+        <w:tc>
+          <w:tcPr>
+            <w:tcW w:w="0" w:type="auto"/>
+          </w:tcPr>
+          <w:p>
+            <w:r>
+              <w:t xml:space="preserve">Edit the first-message / follow-up / CTA wording (saved per device) + Blocked contacts</w:t>
             </w:r>
           </w:p>
         </w:tc>
@@ -553,7 +553,7 @@
               <w:rPr>
                 <w:b/>
               </w:rPr>
-              <w:t xml:space="preserve">🔥 Hot Leads</w:t>
+              <w:t xml:space="preserve">🌡️ Warm Leads</w:t>
             </w:r>
           </w:p>
         </w:tc>
@@ -578,7 +578,7 @@
               <w:rPr>
                 <w:b/>
               </w:rPr>
-              <w:t xml:space="preserve">👤 Leads</w:t>
+              <w:t xml:space="preserve">👤 All Leads</w:t>
             </w:r>
           </w:p>
         </w:tc>
@@ -603,7 +603,7 @@
         <w:t xml:space="preserve">Lead Profile popup:</w:t>
       </w:r>
       <w:r>
-        <w:t xml:space="preserve"> click any business name (Leads, Hot Leads, dashboard activity, Recent mockups) to open a profile with contact details + one-tap </w:t>
+        <w:t xml:space="preserve"> click any business name (Leads, Warm Leads, dashboard activity, Recent mockups) to open a profile with contact details + one-tap </w:t>
       </w:r>
       <w:r>
         <w:rPr>
@@ -1286,7 +1286,7 @@
         <w:t xml:space="preserve">🚫 Block (do-not-contact):</w:t>
       </w:r>
       <w:r>
-        <w:t xml:space="preserve"> a Block button on search-result cards, Hot Lead cards and</w:t>
+        <w:t xml:space="preserve"> a Block button on search-result cards, Warm Lead cards and</w:t>
       </w:r>
     </w:p>
     <w:p>
@@ -1319,13 +1319,13 @@
         <w:t xml:space="preserve">outreach buttons are removed</w:t>
       </w:r>
       <w:r>
-        <w:t xml:space="preserve"> (Blocked state + Unblock shown in Hot Leads / Recent). Managed in </w:t>
-      </w:r>
-      <w:r>
-        <w:rPr>
-          <w:b/>
-        </w:rPr>
-        <w:t xml:space="preserve">Messages → 🚫 Blocked contacts</w:t>
+        <w:t xml:space="preserve"> (Blocked state + Unblock shown in Warm Leads / Recent). Managed in </w:t>
+      </w:r>
+      <w:r>
+        <w:rPr>
+          <w:b/>
+        </w:rPr>
+        <w:t xml:space="preserve">Templates → 🚫 Blocked contacts</w:t>
       </w:r>
       <w:r>
         <w:t xml:space="preserve"> (list + Unblock). Per device (</w:t>
@@ -1559,7 +1559,7 @@
         <w:pStyle w:val="Heading3"/>
       </w:pPr>
       <w:r>
-        <w:t xml:space="preserve">🔥 Hot Leads</w:t>
+        <w:t xml:space="preserve">🌡️ Warm Leads</w:t>
       </w:r>
     </w:p>
     <w:p>
@@ -1637,7 +1637,7 @@
         <w:t xml:space="preserve">flashes</w:t>
       </w:r>
       <w:r>
-        <w:t xml:space="preserve"> "🔥 (N) hot leads!" when you're on another tab; 3-min poll keeps it fresh.</w:t>
+        <w:t xml:space="preserve"> "🌡️ (N) warm leads!" when you're on another tab; 3-min poll keeps it fresh.</w:t>
       </w:r>
     </w:p>
     <w:p>
@@ -1788,7 +1788,7 @@
         <w:t xml:space="preserve">Available from anywhere a business appears:</w:t>
       </w:r>
       <w:r>
-        <w:t xml:space="preserve"> Hot Lead cards, the </w:t>
+        <w:t xml:space="preserve"> Warm Lead cards, the </w:t>
       </w:r>
       <w:r>
         <w:rPr>
@@ -2144,7 +2144,7 @@
         <w:t xml:space="preserve">signup</w:t>
       </w:r>
       <w:r>
-        <w:t xml:space="preserve">** tracking event (the hottest signal) which is surfaced in Hot Leads (pinned, green badge, tab-title alert) and the Performance dashboard (🤑 Sign-ups stat + conversion rate + CSV).</w:t>
+        <w:t xml:space="preserve">** tracking event (the hottest signal) which is surfaced in Warm Leads (pinned, green badge, tab-title alert) and the Performance dashboard (🤑 Sign-ups stat + conversion rate + CSV).</w:t>
       </w:r>
     </w:p>
     <w:p>
@@ -2706,7 +2706,7 @@
         <w:pStyle w:val="Heading3"/>
       </w:pPr>
       <w:r>
-        <w:t xml:space="preserve">👤 Leads, CRM status &amp; CSV exports</w:t>
+        <w:t xml:space="preserve">👤 All Leads, CRM status &amp; CSV exports</w:t>
       </w:r>
     </w:p>
     <w:p>
@@ -2723,7 +2723,7 @@
         <w:t xml:space="preserve">Lead Profile popup</w:t>
       </w:r>
       <w:r>
-        <w:t xml:space="preserve"> (click any business name in Leads / Hot Leads / dashboard / Recent</w:t>
+        <w:t xml:space="preserve"> (click any business name in Leads / Warm Leads / dashboard / Recent</w:t>
       </w:r>
     </w:p>
     <w:p>
@@ -2776,7 +2776,7 @@
         <w:t xml:space="preserve">notes/&lt;slug&gt;.json</w:t>
       </w:r>
       <w:r>
-        <w:t xml:space="preserve">, so it persists and is shared across devices, unlike the per-device messaged/blocked flags). Status shows as a colour chip in the Leads table, the dashboard activity table, and Hot Lead cards (which dim for not-interested / not-interested-via-mockup / lost / invalid-phone). A lightweight </w:t>
+        <w:t xml:space="preserve">, so it persists and is shared across devices, unlike the per-device messaged/blocked flags). Status shows as a colour chip in the Leads table, the dashboard activity table, and Warm Lead cards (which dim for not-interested / not-interested-via-mockup / lost / invalid-phone). A lightweight </w:t>
       </w:r>
       <w:r>
         <w:rPr>
@@ -3322,7 +3322,7 @@
         <w:rPr>
           <w:b/>
         </w:rPr>
-        <w:t xml:space="preserve">👤 Leads view:</w:t>
+        <w:t xml:space="preserve">👤 All Leads view:</w:t>
       </w:r>
       <w:r>
         <w:t xml:space="preserve"> searchable, filterable table of every business worked (All / Prowled /</w:t>
@@ -6575,7 +6575,7 @@
         <w:rPr>
           <w:b/>
         </w:rPr>
-        <w:t xml:space="preserve">Hot Leads</w:t>
+        <w:t xml:space="preserve">Warm Leads</w:t>
       </w:r>
       <w:r>
         <w:t xml:space="preserve"> + tab alert + signup-clicker surfacing, </w:t>
@@ -6606,7 +6606,7 @@
         <w:t xml:space="preserve">signup</w:t>
       </w:r>
       <w:r>
-        <w:t xml:space="preserve"> tracking, auto-runs Prowl, noindex previews + tidy-up registry). Prowl/Pounce reachable from Hot Leads, Recent mockups, and search results.</w:t>
+        <w:t xml:space="preserve"> tracking, auto-runs Prowl, noindex previews + tidy-up registry). Prowl/Pounce reachable from Warm Leads, Recent mockups, and search results.</w:t>
       </w:r>
     </w:p>
     <w:p>
@@ -6751,7 +6751,7 @@
         <w:t xml:space="preserve">client_reference_id</w:t>
       </w:r>
       <w:r>
-        <w:t xml:space="preserve"> for attribution; Stripe promotion codes for discounts). Bar already points there. Optional later: Stripe webhook → flag a lead as "paying customer" in Hot Leads.</w:t>
+        <w:t xml:space="preserve"> for attribution; Stripe promotion codes for discounts). Bar already points there. Optional later: Stripe webhook → flag a lead as "paying customer" in Warm Leads.</w:t>
       </w:r>
     </w:p>
     <w:p>
@@ -7020,7 +7020,7 @@
           <w:rFonts w:ascii="Consolas" w:hAnsi="Consolas"/>
           <w:sz w:val="18"/>
         </w:rPr>
-        <w:t xml:space="preserve">  app.js       all UI logic (search, generate, send, tracking, dashboard, hot leads, prowl, pounce)</w:t>
+        <w:t xml:space="preserve">  app.js       all UI logic (search, generate, send, tracking, dashboard, warm leads, prowl, pounce)</w:t>
       </w:r>
     </w:p>
     <w:p>

--- a/DOCS.docx
+++ b/DOCS.docx
@@ -1248,6 +1248,88 @@
       </w:r>
       <w:r>
         <w:t xml:space="preserve"> is title-cased with acronyms (Dog Groomers / MOT).</w:t>
+      </w:r>
+    </w:p>
+    <w:p>
+      <w:pPr>
+        <w:numPr>
+          <w:ilvl w:val="0"/>
+          <w:numId w:val="1"/>
+        </w:numPr>
+      </w:pPr>
+      <w:r>
+        <w:rPr>
+          <w:b/>
+        </w:rPr>
+        <w:t xml:space="preserve">`{business}` is humanised in the message</w:t>
+      </w:r>
+      <w:r>
+        <w:t xml:space="preserve"> (</w:t>
+      </w:r>
+      <w:r>
+        <w:rPr>
+          <w:rFonts w:ascii="Consolas" w:hAnsi="Consolas"/>
+          <w:color w:val="9C2D41"/>
+        </w:rPr>
+        <w:t xml:space="preserve">humaniseBusinessName</w:t>
+      </w:r>
+      <w:r>
+        <w:t xml:space="preserve"> in </w:t>
+      </w:r>
+      <w:r>
+        <w:rPr>
+          <w:rFonts w:ascii="Consolas" w:hAnsi="Consolas"/>
+          <w:color w:val="9C2D41"/>
+        </w:rPr>
+        <w:t xml:space="preserve">app.js</w:t>
+      </w:r>
+      <w:r>
+        <w:t xml:space="preserve">): a</w:t>
+      </w:r>
+    </w:p>
+    <w:p>
+      <w:r>
+        <w:t xml:space="preserve">keyword-stuffed name reads as fake in "I came across &lt;name&gt;", so an *overlong* name (&gt;34 chars with </w:t>
+      </w:r>
+      <w:r>
+        <w:rPr>
+          <w:rFonts w:ascii="Consolas" w:hAnsi="Consolas"/>
+          <w:color w:val="9C2D41"/>
+        </w:rPr>
+        <w:t xml:space="preserve">,</w:t>
+      </w:r>
+      <w:r>
+        <w:t xml:space="preserve">/</w:t>
+      </w:r>
+      <w:r>
+        <w:rPr>
+          <w:rFonts w:ascii="Consolas" w:hAnsi="Consolas"/>
+          <w:color w:val="9C2D41"/>
+        </w:rPr>
+        <w:t xml:space="preserve">&amp;</w:t>
+      </w:r>
+      <w:r>
+        <w:t xml:space="preserve">/</w:t>
+      </w:r>
+      <w:r>
+        <w:rPr>
+          <w:rFonts w:ascii="Consolas" w:hAnsi="Consolas"/>
+          <w:color w:val="9C2D41"/>
+        </w:rPr>
+        <w:t xml:space="preserve">/</w:t>
+      </w:r>
+      <w:r>
+        <w:t xml:space="preserve">/</w:t>
+      </w:r>
+      <w:r>
+        <w:rPr>
+          <w:rFonts w:ascii="Consolas" w:hAnsi="Consolas"/>
+          <w:color w:val="9C2D41"/>
+        </w:rPr>
+        <w:t xml:space="preserve">+</w:t>
+      </w:r>
+      <w:r>
+        <w:t xml:space="preserve">/"and" separators) is trimmed to its first one or two phrases, e.g. "JJG Home Car Wash, Mobile Valeting &amp; Alloy Wheel Refurbishment" → "JJG Home Car Wash &amp; Mobile Valeting". Short/normal names are left untouched. Only the message text is affected, the mockup image and preview page keep the full real name.</w:t>
       </w:r>
     </w:p>
     <w:p>

--- a/DOCS.docx
+++ b/DOCS.docx
@@ -1284,12 +1284,30 @@
         <w:t xml:space="preserve">app.js</w:t>
       </w:r>
       <w:r>
-        <w:t xml:space="preserve">): a</w:t>
-      </w:r>
-    </w:p>
-    <w:p>
-      <w:r>
-        <w:t xml:space="preserve">keyword-stuffed name reads as fake in "I came across &lt;name&gt;", so an *overlong* name (&gt;34 chars with </w:t>
+        <w:t xml:space="preserve">), two passes:</w:t>
+      </w:r>
+    </w:p>
+    <w:p>
+      <w:r>
+        <w:t xml:space="preserve">(1) </w:t>
+      </w:r>
+      <w:r>
+        <w:rPr>
+          <w:b/>
+        </w:rPr>
+        <w:t xml:space="preserve">run-together names</w:t>
+      </w:r>
+      <w:r>
+        <w:t xml:space="preserve"> are split on camelCase, e.g. "PerformanceCarValeting" → "Performance Car Valeting", "JJGHomeCarWash" → "JJG Home Car Wash" (acronyms like MOT and already-spaced names stay intact); (2) </w:t>
+      </w:r>
+      <w:r>
+        <w:rPr>
+          <w:b/>
+        </w:rPr>
+        <w:t xml:space="preserve">keyword-stuffed overlong names</w:t>
+      </w:r>
+      <w:r>
+        <w:t xml:space="preserve"> (&gt;34 chars with </w:t>
       </w:r>
       <w:r>
         <w:rPr>
@@ -1329,7 +1347,7 @@
         <w:t xml:space="preserve">+</w:t>
       </w:r>
       <w:r>
-        <w:t xml:space="preserve">/"and" separators) is trimmed to its first one or two phrases, e.g. "JJG Home Car Wash, Mobile Valeting &amp; Alloy Wheel Refurbishment" → "JJG Home Car Wash &amp; Mobile Valeting". Short/normal names are left untouched. Only the message text is affected, the mockup image and preview page keep the full real name.</w:t>
+        <w:t xml:space="preserve">/"and" separators) are trimmed to their first one or two phrases, e.g. "JJG Home Car Wash, Mobile Valeting &amp; Alloy Wheel Refurbishment" → "JJG Home Car Wash &amp; Mobile Valeting". Short/normal names are left untouched. Message text only, the mockup image and preview page keep the full real name.</w:t>
       </w:r>
     </w:p>
     <w:p>

--- a/DOCS.docx
+++ b/DOCS.docx
@@ -1261,10 +1261,10 @@
         <w:rPr>
           <w:b/>
         </w:rPr>
-        <w:t xml:space="preserve">`{business}` is humanised in the message</w:t>
-      </w:r>
-      <w:r>
-        <w:t xml:space="preserve"> (</w:t>
+        <w:t xml:space="preserve">Business names are humanised for display</w:t>
+      </w:r>
+      <w:r>
+        <w:t xml:space="preserve"> by </w:t>
       </w:r>
       <w:r>
         <w:rPr>
@@ -1274,22 +1274,29 @@
         <w:t xml:space="preserve">humaniseBusinessName</w:t>
       </w:r>
       <w:r>
-        <w:t xml:space="preserve"> in </w:t>
-      </w:r>
-      <w:r>
-        <w:rPr>
-          <w:rFonts w:ascii="Consolas" w:hAnsi="Consolas"/>
-          <w:color w:val="9C2D41"/>
-        </w:rPr>
-        <w:t xml:space="preserve">app.js</w:t>
-      </w:r>
-      <w:r>
-        <w:t xml:space="preserve">), two passes:</w:t>
-      </w:r>
-    </w:p>
-    <w:p>
-      <w:r>
-        <w:t xml:space="preserve">(1) </w:t>
+        <w:t xml:space="preserve"> (shared as</w:t>
+      </w:r>
+    </w:p>
+    <w:p>
+      <w:r>
+        <w:rPr>
+          <w:rFonts w:ascii="Consolas" w:hAnsi="Consolas"/>
+          <w:color w:val="9C2D41"/>
+        </w:rPr>
+        <w:t xml:space="preserve">lib/names.js</w:t>
+      </w:r>
+      <w:r>
+        <w:t xml:space="preserve"> on the server + a matching copy in </w:t>
+      </w:r>
+      <w:r>
+        <w:rPr>
+          <w:rFonts w:ascii="Consolas" w:hAnsi="Consolas"/>
+          <w:color w:val="9C2D41"/>
+        </w:rPr>
+        <w:t xml:space="preserve">public/app.js</w:t>
+      </w:r>
+      <w:r>
+        <w:t xml:space="preserve">), two passes: (1) </w:t>
       </w:r>
       <w:r>
         <w:rPr>
@@ -1347,7 +1354,62 @@
         <w:t xml:space="preserve">+</w:t>
       </w:r>
       <w:r>
-        <w:t xml:space="preserve">/"and" separators) are trimmed to their first one or two phrases, e.g. "JJG Home Car Wash, Mobile Valeting &amp; Alloy Wheel Refurbishment" → "JJG Home Car Wash &amp; Mobile Valeting". Short/normal names are left untouched. Message text only, the mockup image and preview page keep the full real name.</w:t>
+        <w:t xml:space="preserve">/"and" separators) are trimmed to their first one or two phrases, e.g. "JJG Home Car Wash, Mobile Valeting &amp; Alloy Wheel Refurbishment" → "JJG Home Car Wash &amp; Mobile Valeting". Short/normal names are left untouched. Applied to the </w:t>
+      </w:r>
+      <w:r>
+        <w:rPr>
+          <w:b/>
+        </w:rPr>
+        <w:t xml:space="preserve">sent message</w:t>
+      </w:r>
+      <w:r>
+        <w:t xml:space="preserve"> </w:t>
+      </w:r>
+      <w:r>
+        <w:rPr>
+          <w:rFonts w:ascii="Consolas" w:hAnsi="Consolas"/>
+          <w:color w:val="9C2D41"/>
+        </w:rPr>
+        <w:t xml:space="preserve">{business}</w:t>
+      </w:r>
+      <w:r>
+        <w:t xml:space="preserve">, the </w:t>
+      </w:r>
+      <w:r>
+        <w:rPr>
+          <w:b/>
+        </w:rPr>
+        <w:t xml:space="preserve">mockup image</w:t>
+      </w:r>
+      <w:r>
+        <w:t xml:space="preserve"> (logo initials, wordmark, headline) and the </w:t>
+      </w:r>
+      <w:r>
+        <w:rPr>
+          <w:b/>
+        </w:rPr>
+        <w:t xml:space="preserve">preview page</w:t>
+      </w:r>
+      <w:r>
+        <w:t xml:space="preserve"> heading/CTA. NOT applied to the </w:t>
+      </w:r>
+      <w:r>
+        <w:rPr>
+          <w:b/>
+        </w:rPr>
+        <w:t xml:space="preserve">slug</w:t>
+      </w:r>
+      <w:r>
+        <w:t xml:space="preserve"> or the </w:t>
+      </w:r>
+      <w:r>
+        <w:rPr>
+          <w:b/>
+        </w:rPr>
+        <w:t xml:space="preserve">stored `name`</w:t>
+      </w:r>
+      <w:r>
+        <w:t xml:space="preserve"> (those stay raw so tracking + name/location matching for messaged/blocked keep working).</w:t>
       </w:r>
     </w:p>
     <w:p>

--- a/DOCS.docx
+++ b/DOCS.docx
@@ -1925,7 +1925,7 @@
         <w:t xml:space="preserve">LIMIT_PROWL</w:t>
       </w:r>
       <w:r>
-        <w:t xml:space="preserve">, default 20/12h).</w:t>
+        <w:t xml:space="preserve">, default 30 per 20h).</w:t>
       </w:r>
     </w:p>
     <w:p>
@@ -2724,7 +2724,7 @@
         <w:t xml:space="preserve">LIMIT_POUNCE</w:t>
       </w:r>
       <w:r>
-        <w:t xml:space="preserve">, default 30/12h). Footer: "Powered by</w:t>
+        <w:t xml:space="preserve">, default 30 per 20h). Footer: "Powered by</w:t>
       </w:r>
     </w:p>
     <w:p>
@@ -3640,18 +3640,27 @@
         <w:t xml:space="preserve">lib/ratelimit.js</w:t>
       </w:r>
       <w:r>
-        <w:t xml:space="preserve">): 30 searches / 30 generations / 30 prowls / 30 pounces per </w:t>
-      </w:r>
+        <w:t xml:space="preserve">): 30 searches / </w:t>
+      </w:r>
+      <w:r>
+        <w:rPr>
+          <w:b/>
+        </w:rPr>
+        <w:t xml:space="preserve">50</w:t>
+      </w:r>
+      <w:r>
+        <w:t xml:space="preserve"> generations / 30 prowls / 30 pounces per</w:t>
+      </w:r>
+    </w:p>
+    <w:p>
       <w:r>
         <w:rPr>
           <w:b/>
         </w:rPr>
         <w:t xml:space="preserve">20h</w:t>
       </w:r>
-    </w:p>
-    <w:p>
-      <w:r>
-        <w:t xml:space="preserve">window (env </w:t>
+      <w:r>
+        <w:t xml:space="preserve"> rolling window (env </w:t>
       </w:r>
       <w:r>
         <w:rPr>
@@ -3671,17 +3680,56 @@
         <w:t xml:space="preserve">RATE_WINDOW_HOURS</w:t>
       </w:r>
       <w:r>
-        <w:t xml:space="preserve">). Caps generation/search COST, not WhatsApp sending. (env-overridable </w:t>
-      </w:r>
-      <w:r>
-        <w:rPr>
-          <w:rFonts w:ascii="Consolas" w:hAnsi="Consolas"/>
-          <w:color w:val="9C2D41"/>
-        </w:rPr>
-        <w:t xml:space="preserve">LIMIT_*</w:t>
-      </w:r>
-      <w:r>
-        <w:t xml:space="preserve">).</w:t>
+        <w:t xml:space="preserve">). Caps generation/search COST, not WhatsApp sending. </w:t>
+      </w:r>
+      <w:r>
+        <w:rPr>
+          <w:b/>
+        </w:rPr>
+        <w:t xml:space="preserve">Generation records a usage slot only AFTER it succeeds</w:t>
+      </w:r>
+      <w:r>
+        <w:t xml:space="preserve"> (</w:t>
+      </w:r>
+      <w:r>
+        <w:rPr>
+          <w:rFonts w:ascii="Consolas" w:hAnsi="Consolas"/>
+          <w:color w:val="9C2D41"/>
+        </w:rPr>
+        <w:t xml:space="preserve">check()</w:t>
+      </w:r>
+      <w:r>
+        <w:t xml:space="preserve"> up front, </w:t>
+      </w:r>
+      <w:r>
+        <w:rPr>
+          <w:rFonts w:ascii="Consolas" w:hAnsi="Consolas"/>
+          <w:color w:val="9C2D41"/>
+        </w:rPr>
+        <w:t xml:space="preserve">record()</w:t>
+      </w:r>
+      <w:r>
+        <w:t xml:space="preserve"> on success) so a failed/retried mockup never burns quota; </w:t>
+      </w:r>
+      <w:r>
+        <w:rPr>
+          <w:rFonts w:ascii="Consolas" w:hAnsi="Consolas"/>
+          <w:color w:val="9C2D41"/>
+        </w:rPr>
+        <w:t xml:space="preserve">checkAndRecord()</w:t>
+      </w:r>
+      <w:r>
+        <w:t xml:space="preserve"> (record on attempt) is still used by search/prowl/pounce. Counted via one tiny blob per event under </w:t>
+      </w:r>
+      <w:r>
+        <w:rPr>
+          <w:rFonts w:ascii="Consolas" w:hAnsi="Consolas"/>
+          <w:color w:val="9C2D41"/>
+        </w:rPr>
+        <w:t xml:space="preserve">usage/</w:t>
+      </w:r>
+      <w:r>
+        <w:t xml:space="preserve">, pruned once older than the window.</w:t>
       </w:r>
     </w:p>
     <w:p>
@@ -3862,7 +3910,7 @@
           <w:rFonts w:ascii="Consolas" w:hAnsi="Consolas"/>
           <w:sz w:val="18"/>
         </w:rPr>
-        <w:t xml:space="preserve">ratelimit.js 12h usage caps            hotleads.js  demo-clickers + contact details</w:t>
+        <w:t xml:space="preserve">ratelimit.js 20h usage caps            hotleads.js  demo-clickers + contact details</w:t>
       </w:r>
     </w:p>
     <w:p>
@@ -5345,7 +5393,7 @@
         <w:t xml:space="preserve">usage/...</w:t>
       </w:r>
       <w:r>
-        <w:t xml:space="preserve">, rate-limit counters (pruned after 12h).</w:t>
+        <w:t xml:space="preserve">, rate-limit counters (pruned after the 20h window).</w:t>
       </w:r>
     </w:p>
     <w:p>
@@ -6005,17 +6053,17 @@
               <w:t xml:space="preserve">LIMIT_PROWL</w:t>
             </w:r>
             <w:r>
-              <w:t xml:space="preserve"> (default 20)</w:t>
-            </w:r>
-          </w:p>
-        </w:tc>
-        <w:tc>
-          <w:tcPr>
-            <w:tcW w:w="0" w:type="auto"/>
-          </w:tcPr>
-          <w:p>
-            <w:r>
-              <w:t xml:space="preserve">Per 12h.</w:t>
+              <w:t xml:space="preserve"> (default 30, generate 50)</w:t>
+            </w:r>
+          </w:p>
+        </w:tc>
+        <w:tc>
+          <w:tcPr>
+            <w:tcW w:w="0" w:type="auto"/>
+          </w:tcPr>
+          <w:p>
+            <w:r>
+              <w:t xml:space="preserve">Per 20h (RATE_WINDOW_HOURS). Generation counts only on success.</w:t>
             </w:r>
           </w:p>
         </w:tc>

--- a/DOCS.docx
+++ b/DOCS.docx
@@ -1671,6 +1671,48 @@
     <w:p>
       <w:r>
         <w:t xml:space="preserve">caption noting how many marked themselves not interested via the mockup.</w:t>
+      </w:r>
+    </w:p>
+    <w:p>
+      <w:pPr>
+        <w:numPr>
+          <w:ilvl w:val="0"/>
+          <w:numId w:val="1"/>
+        </w:numPr>
+      </w:pPr>
+      <w:r>
+        <w:rPr>
+          <w:b/>
+        </w:rPr>
+        <w:t xml:space="preserve">🎯 Daily activity table:</w:t>
+      </w:r>
+      <w:r>
+        <w:t xml:space="preserve"> one row per day (UK time, newest first, last 30 days), columns =</w:t>
+      </w:r>
+    </w:p>
+    <w:p>
+      <w:r>
+        <w:t xml:space="preserve">Mockups / Messaged / Mockup viewed / Demo clicks / Sign-up clicks / Not interested, with Today highlighted, so you can track daily targets. Built from a per-day </w:t>
+      </w:r>
+      <w:r>
+        <w:rPr>
+          <w:rFonts w:ascii="Consolas" w:hAnsi="Consolas"/>
+          <w:color w:val="9C2D41"/>
+        </w:rPr>
+        <w:t xml:space="preserve">byDay</w:t>
+      </w:r>
+      <w:r>
+        <w:t xml:space="preserve"> query (</w:t>
+      </w:r>
+      <w:r>
+        <w:rPr>
+          <w:rFonts w:ascii="Consolas" w:hAnsi="Consolas"/>
+          <w:color w:val="9C2D41"/>
+        </w:rPr>
+        <w:t xml:space="preserve">lib/db.js</w:t>
+      </w:r>
+      <w:r>
+        <w:t xml:space="preserve">, distinct businesses per event) + mockups bucketed by blob date; independent of the 7/30/all range.</w:t>
       </w:r>
     </w:p>
     <w:p>

--- a/DOCS.docx
+++ b/DOCS.docx
@@ -7021,6 +7021,285 @@
       </w:r>
       <w:r>
         <w:t xml:space="preserve">, add the free key to enrich Prowl (established/director/type).</w:t>
+      </w:r>
+    </w:p>
+    <w:p>
+      <w:pPr>
+        <w:numPr>
+          <w:ilvl w:val="0"/>
+          <w:numId w:val="1"/>
+        </w:numPr>
+      </w:pPr>
+      <w:r>
+        <w:rPr>
+          <w:b/>
+        </w:rPr>
+        <w:t xml:space="preserve">🔮 Future phase, Email enrichment ("Find email"):</w:t>
+      </w:r>
+      <w:r>
+        <w:t xml:space="preserve"> find an email for a lead so email becomes</w:t>
+      </w:r>
+    </w:p>
+    <w:p>
+      <w:r>
+        <w:t xml:space="preserve">a fallback channel alongside WhatsApp/SMS. Google Places never returns email, and the hard part is that our core targets (</w:t>
+      </w:r>
+      <w:r>
+        <w:rPr>
+          <w:b/>
+        </w:rPr>
+        <w:t xml:space="preserve">no-website micro-businesses</w:t>
+      </w:r>
+      <w:r>
+        <w:t xml:space="preserve">) defeat most email-finder tools, which are </w:t>
+      </w:r>
+      <w:r>
+        <w:rPr>
+          <w:b/>
+        </w:rPr>
+        <w:t xml:space="preserve">domain-centric</w:t>
+      </w:r>
+      <w:r>
+        <w:t xml:space="preserve"> (Hunter/Snov/Apollo/Clearbit/RocketReach) and skewed to larger firms.</w:t>
+      </w:r>
+    </w:p>
+    <w:p>
+      <w:pPr>
+        <w:numPr>
+          <w:ilvl w:val="0"/>
+          <w:numId w:val="1"/>
+        </w:numPr>
+      </w:pPr>
+      <w:r>
+        <w:rPr>
+          <w:b/>
+        </w:rPr>
+        <w:t xml:space="preserve">Sources, ranked by yield for website-less UK sole traders:</w:t>
+      </w:r>
+      <w:r>
+        <w:t xml:space="preserve"> (1) </w:t>
+      </w:r>
+      <w:r>
+        <w:rPr>
+          <w:b/>
+        </w:rPr>
+        <w:t xml:space="preserve">Facebook / Instagram page</w:t>
+      </w:r>
+    </w:p>
+    <w:p>
+      <w:r>
+        <w:t xml:space="preserve">"About"/contact, the best source, since these businesses usually have a FB page instead of a site; (2) </w:t>
+      </w:r>
+      <w:r>
+        <w:rPr>
+          <w:b/>
+        </w:rPr>
+        <w:t xml:space="preserve">directories</w:t>
+      </w:r>
+      <w:r>
+        <w:t xml:space="preserve"> (Yell, FreeIndex, Cylex, Scoot, Thomson Local, Bark, Checkatrade, Trustpilot), patchy + often a contact form not a raw email; (3) </w:t>
+      </w:r>
+      <w:r>
+        <w:rPr>
+          <w:b/>
+        </w:rPr>
+        <w:t xml:space="preserve">Companies House</w:t>
+      </w:r>
+      <w:r>
+        <w:t xml:space="preserve"> (Ltd only, gives director name not email, but sharpens the FB/LinkedIn search); (4) </w:t>
+      </w:r>
+      <w:r>
+        <w:rPr>
+          <w:b/>
+        </w:rPr>
+        <w:t xml:space="preserve">web-search + read pass</w:t>
+      </w:r>
+      <w:r>
+        <w:t xml:space="preserve"> (agent-style, e.g. Manus, reads top results); (5) </w:t>
+      </w:r>
+      <w:r>
+        <w:rPr>
+          <w:b/>
+        </w:rPr>
+        <w:t xml:space="preserve">paid B2B enrichment APIs</w:t>
+      </w:r>
+      <w:r>
+        <w:t xml:space="preserve">, low yield for this segment; (6) </w:t>
+      </w:r>
+      <w:r>
+        <w:rPr>
+          <w:b/>
+        </w:rPr>
+        <w:t xml:space="preserve">website scrape + WHOIS</w:t>
+      </w:r>
+      <w:r>
+        <w:t xml:space="preserve"> when a site exists.</w:t>
+      </w:r>
+    </w:p>
+    <w:p>
+      <w:pPr>
+        <w:numPr>
+          <w:ilvl w:val="0"/>
+          <w:numId w:val="1"/>
+        </w:numPr>
+      </w:pPr>
+      <w:r>
+        <w:rPr>
+          <w:b/>
+        </w:rPr>
+        <w:t xml:space="preserve">Spec, v1:</w:t>
+      </w:r>
+      <w:r>
+        <w:t xml:space="preserve"> a per-lead </w:t>
+      </w:r>
+      <w:r>
+        <w:rPr>
+          <w:b/>
+        </w:rPr>
+        <w:t xml:space="preserve">"Find email"</w:t>
+      </w:r>
+      <w:r>
+        <w:t xml:space="preserve"> action (and a batch enrich), mirroring Prowl. Server</w:t>
+      </w:r>
+    </w:p>
+    <w:p>
+      <w:r>
+        <w:t xml:space="preserve">pipeline, </w:t>
+      </w:r>
+      <w:r>
+        <w:rPr>
+          <w:b/>
+        </w:rPr>
+        <w:t xml:space="preserve">cheapest-first</w:t>
+      </w:r>
+      <w:r>
+        <w:t xml:space="preserve"> so expensive steps only run on misses: (a) if website exists → scrape </w:t>
+      </w:r>
+      <w:r>
+        <w:rPr>
+          <w:rFonts w:ascii="Consolas" w:hAnsi="Consolas"/>
+          <w:color w:val="9C2D41"/>
+        </w:rPr>
+        <w:t xml:space="preserve">mailto:</w:t>
+      </w:r>
+      <w:r>
+        <w:t xml:space="preserve">/contact; (b) Facebook page lookup by name+location → read About; (c) a couple of directories; (d) fallback to an </w:t>
+      </w:r>
+      <w:r>
+        <w:rPr>
+          <w:b/>
+        </w:rPr>
+        <w:t xml:space="preserve">agent (Manus) or paid API</w:t>
+      </w:r>
+      <w:r>
+        <w:t xml:space="preserve">; (e) </w:t>
+      </w:r>
+      <w:r>
+        <w:rPr>
+          <w:b/>
+        </w:rPr>
+        <w:t xml:space="preserve">verify</w:t>
+      </w:r>
+      <w:r>
+        <w:t xml:space="preserve"> every hit (MX + SMTP, or NeverBounce/ZeroBounce) before it's usable, to protect sender reputation; (f) cache in Blob (like dossiers), rate-limit + cost-cap like generate/prowl. Surface the found + verified email on the lead card/profile, CSV, and an email send template.</w:t>
+      </w:r>
+    </w:p>
+    <w:p>
+      <w:pPr>
+        <w:numPr>
+          <w:ilvl w:val="0"/>
+          <w:numId w:val="1"/>
+        </w:numPr>
+      </w:pPr>
+      <w:r>
+        <w:rPr>
+          <w:b/>
+        </w:rPr>
+        <w:t xml:space="preserve">Caveats to decide on first:</w:t>
+      </w:r>
+      <w:r>
+        <w:t xml:space="preserve"> </w:t>
+      </w:r>
+      <w:r>
+        <w:rPr>
+          <w:b/>
+        </w:rPr>
+        <w:t xml:space="preserve">deliverability</w:t>
+      </w:r>
+      <w:r>
+        <w:t xml:space="preserve">, send cold email from a **separate, warmed</w:t>
+      </w:r>
+    </w:p>
+    <w:p>
+      <w:r>
+        <w:t xml:space="preserve">domain</w:t>
+      </w:r>
+      <w:r>
+        <w:rPr>
+          <w:b/>
+        </w:rPr>
+        <w:t xml:space="preserve">, verify addresses, keep volume low (same discipline as the WhatsApp-ban risk). </w:t>
+      </w:r>
+      <w:r>
+        <w:t xml:space="preserve">UK compliance (not legal advice)</w:t>
+      </w:r>
+      <w:r>
+        <w:rPr>
+          <w:b/>
+        </w:rPr>
+        <w:t xml:space="preserve">, PECR + UK GDPR: cold B2B email to a </w:t>
+      </w:r>
+      <w:r>
+        <w:t xml:space="preserve">limited company</w:t>
+      </w:r>
+      <w:r>
+        <w:rPr>
+          <w:b/>
+        </w:rPr>
+        <w:t xml:space="preserve"> with clear opt-out + identification is lower-risk, but </w:t>
+      </w:r>
+      <w:r>
+        <w:t xml:space="preserve">sole traders/partnerships are treated like individuals</w:t>
+      </w:r>
+      <w:r>
+        <w:rPr>
+          <w:b/>
+        </w:rPr>
+        <w:t xml:space="preserve"> (riskier), and scraping some sources breaches their ToS. Email is likely a </w:t>
+      </w:r>
+      <w:r>
+        <w:t xml:space="preserve">secondary** channel, phone/WhatsApp probably still out-converts cold email for this segment.</w:t>
+      </w:r>
+    </w:p>
+    <w:p>
+      <w:pPr>
+        <w:numPr>
+          <w:ilvl w:val="0"/>
+          <w:numId w:val="1"/>
+        </w:numPr>
+      </w:pPr>
+      <w:r>
+        <w:rPr>
+          <w:b/>
+        </w:rPr>
+        <w:t xml:space="preserve">Build vs buy:</w:t>
+      </w:r>
+      <w:r>
+        <w:t xml:space="preserve"> an agent like </w:t>
+      </w:r>
+      <w:r>
+        <w:rPr>
+          <w:b/>
+        </w:rPr>
+        <w:t xml:space="preserve">Manus</w:t>
+      </w:r>
+      <w:r>
+        <w:t xml:space="preserve"> fed the lead list is likely less work than rebuilding</w:t>
+      </w:r>
+    </w:p>
+    <w:p>
+      <w:r>
+        <w:t xml:space="preserve">multi-source scraping in-app (sites change and fight scrapers); in-app gives more control but a real maintenance burden. Recommend hybrid: cheap deterministic checks in-app, agent/API fallback.</w:t>
       </w:r>
     </w:p>
     <w:p>

--- a/DOCS.docx
+++ b/DOCS.docx
@@ -7300,6 +7300,395 @@
     <w:p>
       <w:r>
         <w:t xml:space="preserve">multi-source scraping in-app (sites change and fight scrapers); in-app gives more control but a real maintenance burden. Recommend hybrid: cheap deterministic checks in-app, agent/API fallback.</w:t>
+      </w:r>
+    </w:p>
+    <w:p>
+      <w:pPr>
+        <w:numPr>
+          <w:ilvl w:val="0"/>
+          <w:numId w:val="1"/>
+        </w:numPr>
+      </w:pPr>
+      <w:r>
+        <w:rPr>
+          <w:b/>
+        </w:rPr>
+        <w:t xml:space="preserve">🔮 Future phase, Publish / host / edit live websites (Pounce go-live):</w:t>
+      </w:r>
+      <w:r>
+        <w:t xml:space="preserve"> turn a Pounce</w:t>
+      </w:r>
+    </w:p>
+    <w:p>
+      <w:r>
+        <w:rPr>
+          <w:rFonts w:ascii="Consolas" w:hAnsi="Consolas"/>
+          <w:color w:val="9C2D41"/>
+        </w:rPr>
+        <w:t xml:space="preserve">/s/&lt;slug&gt;</w:t>
+      </w:r>
+      <w:r>
+        <w:t xml:space="preserve"> preview into a real live site a paying client can use. Three parts:</w:t>
+      </w:r>
+    </w:p>
+    <w:p>
+      <w:pPr>
+        <w:numPr>
+          <w:ilvl w:val="0"/>
+          <w:numId w:val="1"/>
+        </w:numPr>
+      </w:pPr>
+      <w:r>
+        <w:rPr>
+          <w:b/>
+        </w:rPr>
+        <w:t xml:space="preserve">Publish toggle (mostly built):</w:t>
+      </w:r>
+      <w:r>
+        <w:t xml:space="preserve"> </w:t>
+      </w:r>
+      <w:r>
+        <w:rPr>
+          <w:rFonts w:ascii="Consolas" w:hAnsi="Consolas"/>
+          <w:color w:val="9C2D41"/>
+        </w:rPr>
+        <w:t xml:space="preserve">api/site.js</w:t>
+      </w:r>
+      <w:r>
+        <w:t xml:space="preserve"> already renders </w:t>
+      </w:r>
+      <w:r>
+        <w:rPr>
+          <w:rFonts w:ascii="Consolas" w:hAnsi="Consolas"/>
+          <w:color w:val="9C2D41"/>
+        </w:rPr>
+        <w:t xml:space="preserve">mode:'published'</w:t>
+      </w:r>
+      <w:r>
+        <w:t xml:space="preserve"> (drops the</w:t>
+      </w:r>
+    </w:p>
+    <w:p>
+      <w:r>
+        <w:t xml:space="preserve">noindex + the "Yes, sign me up" preview bar). Just needs a gated </w:t>
+      </w:r>
+      <w:r>
+        <w:rPr>
+          <w:rFonts w:ascii="Consolas" w:hAnsi="Consolas"/>
+          <w:color w:val="9C2D41"/>
+        </w:rPr>
+        <w:t xml:space="preserve">POST /api/publish</w:t>
+      </w:r>
+      <w:r>
+        <w:t xml:space="preserve"> that flips </w:t>
+      </w:r>
+      <w:r>
+        <w:rPr>
+          <w:rFonts w:ascii="Consolas" w:hAnsi="Consolas"/>
+          <w:color w:val="9C2D41"/>
+        </w:rPr>
+        <w:t xml:space="preserve">sites/&lt;slug&gt;.json</w:t>
+      </w:r>
+      <w:r>
+        <w:t xml:space="preserve"> </w:t>
+      </w:r>
+      <w:r>
+        <w:rPr>
+          <w:rFonts w:ascii="Consolas" w:hAnsi="Consolas"/>
+          <w:color w:val="9C2D41"/>
+        </w:rPr>
+        <w:t xml:space="preserve">mode</w:t>
+      </w:r>
+      <w:r>
+        <w:t xml:space="preserve"> and a Publish/Unpublish button. Because the page renders from the JSON on every request, this is instant, no redeploy.</w:t>
+      </w:r>
+    </w:p>
+    <w:p>
+      <w:pPr>
+        <w:numPr>
+          <w:ilvl w:val="0"/>
+          <w:numId w:val="1"/>
+        </w:numPr>
+      </w:pPr>
+      <w:r>
+        <w:rPr>
+          <w:b/>
+        </w:rPr>
+        <w:t xml:space="preserve">Domain options (low→high effort):</w:t>
+      </w:r>
+      <w:r>
+        <w:t xml:space="preserve"> (a) </w:t>
+      </w:r>
+      <w:r>
+        <w:rPr>
+          <w:b/>
+        </w:rPr>
+        <w:t xml:space="preserve">subpath now</w:t>
+      </w:r>
+      <w:r>
+        <w:t xml:space="preserve">, </w:t>
+      </w:r>
+      <w:r>
+        <w:rPr>
+          <w:rFonts w:ascii="Consolas" w:hAnsi="Consolas"/>
+          <w:color w:val="9C2D41"/>
+        </w:rPr>
+        <w:t xml:space="preserve">sitepounce.com/s/&lt;slug&gt;</w:t>
+      </w:r>
+      <w:r>
+        <w:t xml:space="preserve"> (free,</w:t>
+      </w:r>
+    </w:p>
+    <w:p>
+      <w:r>
+        <w:t xml:space="preserve">instant) or a tidier </w:t>
+      </w:r>
+      <w:r>
+        <w:rPr>
+          <w:rFonts w:ascii="Consolas" w:hAnsi="Consolas"/>
+          <w:color w:val="9C2D41"/>
+        </w:rPr>
+        <w:t xml:space="preserve">aiwebpoint.com/s/&lt;slug&gt;</w:t>
+      </w:r>
+      <w:r>
+        <w:t xml:space="preserve">; (b) </w:t>
+      </w:r>
+      <w:r>
+        <w:rPr>
+          <w:b/>
+        </w:rPr>
+        <w:t xml:space="preserve">per-client subdomain</w:t>
+      </w:r>
+      <w:r>
+        <w:t xml:space="preserve"> </w:t>
+      </w:r>
+      <w:r>
+        <w:rPr>
+          <w:rFonts w:ascii="Consolas" w:hAnsi="Consolas"/>
+          <w:color w:val="9C2D41"/>
+        </w:rPr>
+        <w:t xml:space="preserve">client.aiwebpoint.com</w:t>
+      </w:r>
+      <w:r>
+        <w:t xml:space="preserve"> via a wildcard domain + host→slug routing; (c) </w:t>
+      </w:r>
+      <w:r>
+        <w:rPr>
+          <w:b/>
+        </w:rPr>
+        <w:t xml:space="preserve">client's own custom domain</w:t>
+      </w:r>
+      <w:r>
+        <w:t xml:space="preserve"> (</w:t>
+      </w:r>
+      <w:r>
+        <w:rPr>
+          <w:rFonts w:ascii="Consolas" w:hAnsi="Consolas"/>
+          <w:color w:val="9C2D41"/>
+        </w:rPr>
+        <w:t xml:space="preserve">theirbiz.co.uk</w:t>
+      </w:r>
+      <w:r>
+        <w:t xml:space="preserve">), the real "live website", needs: client owns/buys the domain → add it to the Vercel project (dashboard or Vercel Domains API) → DNS A/CNAME at their registrar → a </w:t>
+      </w:r>
+      <w:r>
+        <w:rPr>
+          <w:rFonts w:ascii="Consolas" w:hAnsi="Consolas"/>
+          <w:color w:val="9C2D41"/>
+        </w:rPr>
+        <w:t xml:space="preserve">host → slug</w:t>
+      </w:r>
+      <w:r>
+        <w:t xml:space="preserve"> map (store </w:t>
+      </w:r>
+      <w:r>
+        <w:rPr>
+          <w:rFonts w:ascii="Consolas" w:hAnsi="Consolas"/>
+          <w:color w:val="9C2D41"/>
+        </w:rPr>
+        <w:t xml:space="preserve">customDomain</w:t>
+      </w:r>
+      <w:r>
+        <w:t xml:space="preserve"> on the site JSON or a </w:t>
+      </w:r>
+      <w:r>
+        <w:rPr>
+          <w:rFonts w:ascii="Consolas" w:hAnsi="Consolas"/>
+          <w:color w:val="9C2D41"/>
+        </w:rPr>
+        <w:t xml:space="preserve">domains/&lt;host&gt;.json</w:t>
+      </w:r>
+      <w:r>
+        <w:t xml:space="preserve">) resolved by </w:t>
+      </w:r>
+      <w:r>
+        <w:rPr>
+          <w:rFonts w:ascii="Consolas" w:hAnsi="Consolas"/>
+          <w:color w:val="9C2D41"/>
+        </w:rPr>
+        <w:t xml:space="preserve">middleware.js</w:t>
+      </w:r>
+      <w:r>
+        <w:t xml:space="preserve">/</w:t>
+      </w:r>
+      <w:r>
+        <w:rPr>
+          <w:rFonts w:ascii="Consolas" w:hAnsi="Consolas"/>
+          <w:color w:val="9C2D41"/>
+        </w:rPr>
+        <w:t xml:space="preserve">api/site.js</w:t>
+      </w:r>
+      <w:r>
+        <w:t xml:space="preserve"> from the Host header. SSL is automatic. Per-domain DNS/add is manual ops (scriptable via Vercel API at scale).</w:t>
+      </w:r>
+    </w:p>
+    <w:p>
+      <w:pPr>
+        <w:numPr>
+          <w:ilvl w:val="0"/>
+          <w:numId w:val="1"/>
+        </w:numPr>
+      </w:pPr>
+      <w:r>
+        <w:rPr>
+          <w:b/>
+        </w:rPr>
+        <w:t xml:space="preserve">Websites list (data already exists):</w:t>
+      </w:r>
+      <w:r>
+        <w:t xml:space="preserve"> </w:t>
+      </w:r>
+      <w:r>
+        <w:rPr>
+          <w:rFonts w:ascii="Consolas" w:hAnsi="Consolas"/>
+          <w:color w:val="9C2D41"/>
+        </w:rPr>
+        <w:t xml:space="preserve">GET /api/sites</w:t>
+      </w:r>
+      <w:r>
+        <w:t xml:space="preserve"> already returns every site</w:t>
+      </w:r>
+    </w:p>
+    <w:p>
+      <w:r>
+        <w:t xml:space="preserve">(slug, name, mode, createdAt, </w:t>
+      </w:r>
+      <w:r>
+        <w:rPr>
+          <w:rFonts w:ascii="Consolas" w:hAnsi="Consolas"/>
+          <w:color w:val="9C2D41"/>
+        </w:rPr>
+        <w:t xml:space="preserve">/s/</w:t>
+      </w:r>
+      <w:r>
+        <w:t xml:space="preserve"> url). Missing only an in-app </w:t>
+      </w:r>
+      <w:r>
+        <w:rPr>
+          <w:b/>
+        </w:rPr>
+        <w:t xml:space="preserve">🌐 Websites</w:t>
+      </w:r>
+      <w:r>
+        <w:t xml:space="preserve"> screen: a table with Status (Preview/Published), clickable URL, Created, and Open / Publish / Edit / Rebuild / Set-domain actions. This is the parked "tidy-up admin UI".</w:t>
+      </w:r>
+    </w:p>
+    <w:p>
+      <w:pPr>
+        <w:numPr>
+          <w:ilvl w:val="0"/>
+          <w:numId w:val="1"/>
+        </w:numPr>
+      </w:pPr>
+      <w:r>
+        <w:rPr>
+          <w:b/>
+        </w:rPr>
+        <w:t xml:space="preserve">Edit a live site (client change requests):</w:t>
+      </w:r>
+      <w:r>
+        <w:t xml:space="preserve"> the whole page is structured JSON</w:t>
+      </w:r>
+    </w:p>
+    <w:p>
+      <w:r>
+        <w:t xml:space="preserve">(</w:t>
+      </w:r>
+      <w:r>
+        <w:rPr>
+          <w:rFonts w:ascii="Consolas" w:hAnsi="Consolas"/>
+          <w:color w:val="9C2D41"/>
+        </w:rPr>
+        <w:t xml:space="preserve">sites/&lt;slug&gt;.json</w:t>
+      </w:r>
+      <w:r>
+        <w:t xml:space="preserve">: hero, services, about, reviews, faq, accreditations, areas, phone…), so </w:t>
+      </w:r>
+      <w:r>
+        <w:rPr>
+          <w:b/>
+        </w:rPr>
+        <w:t xml:space="preserve">any edit to the JSON is live immediately</w:t>
+      </w:r>
+      <w:r>
+        <w:t xml:space="preserve">. v1 = a </w:t>
+      </w:r>
+      <w:r>
+        <w:rPr>
+          <w:b/>
+        </w:rPr>
+        <w:t xml:space="preserve">field editor</w:t>
+      </w:r>
+      <w:r>
+        <w:t xml:space="preserve"> (form that loads the JSON, edits headline/services/about/phone/offer/FAQ etc., saves via a gated </w:t>
+      </w:r>
+      <w:r>
+        <w:rPr>
+          <w:rFonts w:ascii="Consolas" w:hAnsi="Consolas"/>
+          <w:color w:val="9C2D41"/>
+        </w:rPr>
+        <w:t xml:space="preserve">POST</w:t>
+      </w:r>
+      <w:r>
+        <w:t xml:space="preserve"> that writes the JSON back). Later = an </w:t>
+      </w:r>
+      <w:r>
+        <w:rPr>
+          <w:b/>
+        </w:rPr>
+        <w:t xml:space="preserve">AI "tell me what to change"</w:t>
+      </w:r>
+      <w:r>
+        <w:t xml:space="preserve"> patcher (targeted, unlike the blunt </w:t>
+      </w:r>
+      <w:r>
+        <w:rPr>
+          <w:b/>
+        </w:rPr>
+        <w:t xml:space="preserve">Rebuild</w:t>
+      </w:r>
+      <w:r>
+        <w:t xml:space="preserve"> which regenerates from scratch and loses manual tweaks). Photos tie into the planned client-photo-upload. Caveat: only Pounce </w:t>
+      </w:r>
+      <w:r>
+        <w:rPr>
+          <w:rFonts w:ascii="Consolas" w:hAnsi="Consolas"/>
+          <w:color w:val="9C2D41"/>
+        </w:rPr>
+        <w:t xml:space="preserve">/s/</w:t>
+      </w:r>
+      <w:r>
+        <w:t xml:space="preserve"> sites are editable; a </w:t>
+      </w:r>
+      <w:r>
+        <w:rPr>
+          <w:rFonts w:ascii="Consolas" w:hAnsi="Consolas"/>
+          <w:color w:val="9C2D41"/>
+        </w:rPr>
+        <w:t xml:space="preserve">/v/</w:t>
+      </w:r>
+      <w:r>
+        <w:t xml:space="preserve"> mockup is an image (regenerate, don't edit), so a lead needs a Pounce build first.</w:t>
       </w:r>
     </w:p>
     <w:p>

--- a/DOCS.docx
+++ b/DOCS.docx
@@ -7631,35 +7631,62 @@
         <w:t xml:space="preserve">any edit to the JSON is live immediately</w:t>
       </w:r>
       <w:r>
-        <w:t xml:space="preserve">. v1 = a </w:t>
-      </w:r>
-      <w:r>
-        <w:rPr>
-          <w:b/>
-        </w:rPr>
-        <w:t xml:space="preserve">field editor</w:t>
-      </w:r>
-      <w:r>
-        <w:t xml:space="preserve"> (form that loads the JSON, edits headline/services/about/phone/offer/FAQ etc., saves via a gated </w:t>
-      </w:r>
-      <w:r>
-        <w:rPr>
-          <w:rFonts w:ascii="Consolas" w:hAnsi="Consolas"/>
-          <w:color w:val="9C2D41"/>
-        </w:rPr>
-        <w:t xml:space="preserve">POST</w:t>
-      </w:r>
-      <w:r>
-        <w:t xml:space="preserve"> that writes the JSON back). Later = an </w:t>
-      </w:r>
-      <w:r>
-        <w:rPr>
-          <w:b/>
-        </w:rPr>
-        <w:t xml:space="preserve">AI "tell me what to change"</w:t>
-      </w:r>
-      <w:r>
-        <w:t xml:space="preserve"> patcher (targeted, unlike the blunt </w:t>
+        <w:t xml:space="preserve">. </w:t>
+      </w:r>
+      <w:r>
+        <w:rPr>
+          <w:b/>
+        </w:rPr>
+        <w:t xml:space="preserve">User decision (2026-06-11): an AI edit box, not a field editor.</w:t>
+      </w:r>
+      <w:r>
+        <w:t xml:space="preserve"> Flow that enforces "only change what was asked": (1) AI gets the current JSON + the instruction (+ optional uploaded files) and returns a </w:t>
+      </w:r>
+      <w:r>
+        <w:rPr>
+          <w:b/>
+        </w:rPr>
+        <w:t xml:space="preserve">minimal patch</w:t>
+      </w:r>
+      <w:r>
+        <w:t xml:space="preserve"> (only changed fields), never a full rebuild; (2) </w:t>
+      </w:r>
+      <w:r>
+        <w:rPr>
+          <w:b/>
+        </w:rPr>
+        <w:t xml:space="preserve">show a diff and require Apply/confirm</w:t>
+      </w:r>
+      <w:r>
+        <w:t xml:space="preserve"> before writing, never auto-apply; (3) </w:t>
+      </w:r>
+      <w:r>
+        <w:rPr>
+          <w:b/>
+        </w:rPr>
+        <w:t xml:space="preserve">back up the previous JSON</w:t>
+      </w:r>
+      <w:r>
+        <w:t xml:space="preserve"> each edit (one-click revert for live client sites); (4) the fixed template is a built-in guardrail, the AI can only touch content fields, not layout. </w:t>
+      </w:r>
+      <w:r>
+        <w:rPr>
+          <w:b/>
+        </w:rPr>
+        <w:t xml:space="preserve">File upload:</w:t>
+      </w:r>
+      <w:r>
+        <w:t xml:space="preserve"> 1+ images → Blob → added to </w:t>
+      </w:r>
+      <w:r>
+        <w:rPr>
+          <w:rFonts w:ascii="Consolas" w:hAnsi="Consolas"/>
+          <w:color w:val="9C2D41"/>
+        </w:rPr>
+        <w:t xml:space="preserve">gallery</w:t>
+      </w:r>
+      <w:r>
+        <w:t xml:space="preserve">/hero in the same preview step (doubles as the planned client-photo-upload). The blunt existing </w:t>
       </w:r>
       <w:r>
         <w:rPr>
@@ -7668,7 +7695,7 @@
         <w:t xml:space="preserve">Rebuild</w:t>
       </w:r>
       <w:r>
-        <w:t xml:space="preserve"> which regenerates from scratch and loses manual tweaks). Photos tie into the planned client-photo-upload. Caveat: only Pounce </w:t>
+        <w:t xml:space="preserve"> regenerates from scratch (loses tweaks) so it's not the edit path. Caveat: only Pounce </w:t>
       </w:r>
       <w:r>
         <w:rPr>
@@ -7689,6 +7716,112 @@
       </w:r>
       <w:r>
         <w:t xml:space="preserve"> mockup is an image (regenerate, don't edit), so a lead needs a Pounce build first.</w:t>
+      </w:r>
+    </w:p>
+    <w:p>
+      <w:pPr>
+        <w:numPr>
+          <w:ilvl w:val="0"/>
+          <w:numId w:val="1"/>
+        </w:numPr>
+      </w:pPr>
+      <w:r>
+        <w:rPr>
+          <w:b/>
+        </w:rPr>
+        <w:t xml:space="preserve">UI (user decision 2026-06-11): a 🌐 Websites tab</w:t>
+      </w:r>
+      <w:r>
+        <w:t xml:space="preserve"> with a </w:t>
+      </w:r>
+      <w:r>
+        <w:rPr>
+          <w:b/>
+        </w:rPr>
+        <w:t xml:space="preserve">Mockups (`/v/`)</w:t>
+      </w:r>
+      <w:r>
+        <w:t xml:space="preserve"> list and a</w:t>
+      </w:r>
+    </w:p>
+    <w:p>
+      <w:r>
+        <w:rPr>
+          <w:b/>
+        </w:rPr>
+        <w:t xml:space="preserve">Websites (`/s/`)</w:t>
+      </w:r>
+      <w:r>
+        <w:t xml:space="preserve"> list. Each site row has </w:t>
+      </w:r>
+      <w:r>
+        <w:rPr>
+          <w:b/>
+        </w:rPr>
+        <w:t xml:space="preserve">Make Live</w:t>
+      </w:r>
+      <w:r>
+        <w:t xml:space="preserve"> → choose a </w:t>
+      </w:r>
+      <w:r>
+        <w:rPr>
+          <w:b/>
+        </w:rPr>
+        <w:t xml:space="preserve">subdomain</w:t>
+      </w:r>
+      <w:r>
+        <w:t xml:space="preserve"> (</w:t>
+      </w:r>
+      <w:r>
+        <w:rPr>
+          <w:rFonts w:ascii="Consolas" w:hAnsi="Consolas"/>
+          <w:color w:val="9C2D41"/>
+        </w:rPr>
+        <w:t xml:space="preserve">name.aiwebpoint.com</w:t>
+      </w:r>
+      <w:r>
+        <w:t xml:space="preserve">, easy/self-serve, the recommended first path) </w:t>
+      </w:r>
+      <w:r>
+        <w:rPr>
+          <w:b/>
+        </w:rPr>
+        <w:t xml:space="preserve">or Add your own domain</w:t>
+      </w:r>
+      <w:r>
+        <w:t xml:space="preserve"> (shows the DNS records + must add the domain to Vercel via the Domains API + a verification poll).</w:t>
+      </w:r>
+    </w:p>
+    <w:p>
+      <w:pPr>
+        <w:numPr>
+          <w:ilvl w:val="0"/>
+          <w:numId w:val="1"/>
+        </w:numPr>
+      </w:pPr>
+      <w:r>
+        <w:rPr>
+          <w:b/>
+        </w:rPr>
+        <w:t xml:space="preserve">Build order (agreed):</w:t>
+      </w:r>
+      <w:r>
+        <w:t xml:space="preserve"> (1) Websites tab + lists; (2) Make Live via subdomain (publish flag +</w:t>
+      </w:r>
+    </w:p>
+    <w:p>
+      <w:r>
+        <w:t xml:space="preserve">wildcard </w:t>
+      </w:r>
+      <w:r>
+        <w:rPr>
+          <w:rFonts w:ascii="Consolas" w:hAnsi="Consolas"/>
+          <w:color w:val="9C2D41"/>
+        </w:rPr>
+        <w:t xml:space="preserve">*.aiwebpoint.com</w:t>
+      </w:r>
+      <w:r>
+        <w:t xml:space="preserve"> + subdomain→slug map + middleware); (3) AI edit box + file upload (patch → diff → confirm → backup); (4) custom domains (Vercel API + DNS + verification, most ops).</w:t>
       </w:r>
     </w:p>
     <w:p>

--- a/DOCS.docx
+++ b/DOCS.docx
@@ -392,7 +392,7 @@
         <w:t xml:space="preserve">top navigation</w:t>
       </w:r>
       <w:r>
-        <w:t xml:space="preserve"> with four views (</w:t>
+        <w:t xml:space="preserve"> (</w:t>
       </w:r>
       <w:r>
         <w:rPr>
@@ -589,6 +589,51 @@
           <w:p>
             <w:r>
               <w:t xml:space="preserve">Every business worked: searchable/filterable table (Prowled / Website built / Messaged / Blocked); each row opens the Lead Profile</w:t>
+            </w:r>
+          </w:p>
+        </w:tc>
+      </w:tr>
+      <w:tr>
+        <w:tc>
+          <w:tcPr>
+            <w:tcW w:w="0" w:type="auto"/>
+          </w:tcPr>
+          <w:p>
+            <w:r>
+              <w:rPr>
+                <w:b/>
+              </w:rPr>
+              <w:t xml:space="preserve">🌐 Websites</w:t>
+            </w:r>
+          </w:p>
+        </w:tc>
+        <w:tc>
+          <w:tcPr>
+            <w:tcW w:w="0" w:type="auto"/>
+          </w:tcPr>
+          <w:p>
+            <w:r>
+              <w:t xml:space="preserve">Every mockup (</w:t>
+            </w:r>
+            <w:r>
+              <w:rPr>
+                <w:rFonts w:ascii="Consolas" w:hAnsi="Consolas"/>
+                <w:color w:val="9C2D41"/>
+              </w:rPr>
+              <w:t xml:space="preserve">/v/</w:t>
+            </w:r>
+            <w:r>
+              <w:t xml:space="preserve">) + Pounce site (</w:t>
+            </w:r>
+            <w:r>
+              <w:rPr>
+                <w:rFonts w:ascii="Consolas" w:hAnsi="Consolas"/>
+                <w:color w:val="9C2D41"/>
+              </w:rPr>
+              <w:t xml:space="preserve">/s/</w:t>
+            </w:r>
+            <w:r>
+              <w:t xml:space="preserve">) in one table, filterable by Mockup / Preview site / Live site, with the link + Open. (Make Live / AI editor are the next phases.)</w:t>
             </w:r>
           </w:p>
         </w:tc>

--- a/DOCS.docx
+++ b/DOCS.docx
@@ -633,7 +633,104 @@
               <w:t xml:space="preserve">/s/</w:t>
             </w:r>
             <w:r>
-              <w:t xml:space="preserve">) in one table, filterable by Mockup / Preview site / Live site, with the link + Open. (Make Live / AI editor are the next phases.)</w:t>
+              <w:t xml:space="preserve">) in one table, filterable by Mockup / Draft site / Live site, with the link + Open. Terminology: </w:t>
+            </w:r>
+            <w:r>
+              <w:rPr>
+                <w:b/>
+              </w:rPr>
+              <w:t xml:space="preserve">Mockup</w:t>
+            </w:r>
+            <w:r>
+              <w:t xml:space="preserve"> = image preview (</w:t>
+            </w:r>
+            <w:r>
+              <w:rPr>
+                <w:rFonts w:ascii="Consolas" w:hAnsi="Consolas"/>
+                <w:color w:val="9C2D41"/>
+              </w:rPr>
+              <w:t xml:space="preserve">/v/</w:t>
+            </w:r>
+            <w:r>
+              <w:t xml:space="preserve">); </w:t>
+            </w:r>
+            <w:r>
+              <w:rPr>
+                <w:b/>
+              </w:rPr>
+              <w:t xml:space="preserve">Draft site</w:t>
+            </w:r>
+            <w:r>
+              <w:t xml:space="preserve"> = built but unpublished (</w:t>
+            </w:r>
+            <w:r>
+              <w:rPr>
+                <w:rFonts w:ascii="Consolas" w:hAnsi="Consolas"/>
+                <w:color w:val="9C2D41"/>
+              </w:rPr>
+              <w:t xml:space="preserve">/s/</w:t>
+            </w:r>
+            <w:r>
+              <w:t xml:space="preserve">, </w:t>
+            </w:r>
+            <w:r>
+              <w:rPr>
+                <w:rFonts w:ascii="Consolas" w:hAnsi="Consolas"/>
+                <w:color w:val="9C2D41"/>
+              </w:rPr>
+              <w:t xml:space="preserve">mode:preview</w:t>
+            </w:r>
+            <w:r>
+              <w:t xml:space="preserve">); </w:t>
+            </w:r>
+            <w:r>
+              <w:rPr>
+                <w:b/>
+              </w:rPr>
+              <w:t xml:space="preserve">Live site</w:t>
+            </w:r>
+            <w:r>
+              <w:t xml:space="preserve"> = published (</w:t>
+            </w:r>
+            <w:r>
+              <w:rPr>
+                <w:rFonts w:ascii="Consolas" w:hAnsi="Consolas"/>
+                <w:color w:val="9C2D41"/>
+              </w:rPr>
+              <w:t xml:space="preserve">/s/</w:t>
+            </w:r>
+            <w:r>
+              <w:t xml:space="preserve">, </w:t>
+            </w:r>
+            <w:r>
+              <w:rPr>
+                <w:rFonts w:ascii="Consolas" w:hAnsi="Consolas"/>
+                <w:color w:val="9C2D41"/>
+              </w:rPr>
+              <w:t xml:space="preserve">mode:published</w:t>
+            </w:r>
+            <w:r>
+              <w:t xml:space="preserve">). Draft and Live share the same </w:t>
+            </w:r>
+            <w:r>
+              <w:rPr>
+                <w:rFonts w:ascii="Consolas" w:hAnsi="Consolas"/>
+                <w:color w:val="9C2D41"/>
+              </w:rPr>
+              <w:t xml:space="preserve">/s/&lt;slug&gt;</w:t>
+            </w:r>
+            <w:r>
+              <w:t xml:space="preserve"> URL, "live" is just the </w:t>
+            </w:r>
+            <w:r>
+              <w:rPr>
+                <w:rFonts w:ascii="Consolas" w:hAnsi="Consolas"/>
+                <w:color w:val="9C2D41"/>
+              </w:rPr>
+              <w:t xml:space="preserve">mode</w:t>
+            </w:r>
+            <w:r>
+              <w:t xml:space="preserve"> flag, not a different path. (Make Live / AI editor are the next phases.)</w:t>
             </w:r>
           </w:p>
         </w:tc>

--- a/DOCS.docx
+++ b/DOCS.docx
@@ -633,7 +633,7 @@
               <w:t xml:space="preserve">/s/</w:t>
             </w:r>
             <w:r>
-              <w:t xml:space="preserve">) in one table, filterable by Mockup / Draft site / Live site, with the link + Open. Terminology: </w:t>
+              <w:t xml:space="preserve">) in one table, filterable by Mockup / Draft site / Live site, with an Open button (the raw URL is intentionally not shown). Terminology: </w:t>
             </w:r>
             <w:r>
               <w:rPr>

--- a/DOCS.docx
+++ b/DOCS.docx
@@ -12,7 +12,7 @@
     </w:p>
     <w:p>
       <w:r>
-        <w:t xml:space="preserve">_Last updated: 2026-06-10_</w:t>
+        <w:t xml:space="preserve">_Last updated: 2026-06-11_</w:t>
       </w:r>
     </w:p>
     <w:p>
@@ -1826,6 +1826,71 @@
         <w:rPr>
           <w:b/>
         </w:rPr>
+        <w:t xml:space="preserve">🔎 By Search Type table:</w:t>
+      </w:r>
+      <w:r>
+        <w:t xml:space="preserve"> every mockup grouped by </w:t>
+      </w:r>
+      <w:r>
+        <w:rPr>
+          <w:b/>
+        </w:rPr>
+        <w:t xml:space="preserve">niche + area</w:t>
+      </w:r>
+      <w:r>
+        <w:t xml:space="preserve">, then </w:t>
+      </w:r>
+      <w:r>
+        <w:rPr>
+          <w:b/>
+        </w:rPr>
+        <w:t xml:space="preserve">grouped by niche</w:t>
+      </w:r>
+    </w:p>
+    <w:p>
+      <w:r>
+        <w:t xml:space="preserve">(busiest niche first, separator line between niches). Columns = Mockups / Messaged / Mockup viewed (% of messaged) / Demo clicks / Sign-up clicks / Not interested. The 🔥/🤑/🙅 counts </w:t>
+      </w:r>
+      <w:r>
+        <w:rPr>
+          <w:b/>
+        </w:rPr>
+        <w:t xml:space="preserve">hover to show the business names</w:t>
+      </w:r>
+      <w:r>
+        <w:t xml:space="preserve">. Location shows the </w:t>
+      </w:r>
+      <w:r>
+        <w:rPr>
+          <w:b/>
+        </w:rPr>
+        <w:t xml:space="preserve">core town you searched</w:t>
+      </w:r>
+      <w:r>
+        <w:t xml:space="preserve"> with the lead's actual (auto-expanded) town in brackets, e.g. "Wolverhampton (Dudley)", from the stored </w:t>
+      </w:r>
+      <w:r>
+        <w:rPr>
+          <w:rFonts w:ascii="Consolas" w:hAnsi="Consolas"/>
+          <w:color w:val="9C2D41"/>
+        </w:rPr>
+        <w:t xml:space="preserve">searchLoc</w:t>
+      </w:r>
+      <w:r>
+        <w:t xml:space="preserve">.</w:t>
+      </w:r>
+    </w:p>
+    <w:p>
+      <w:pPr>
+        <w:numPr>
+          <w:ilvl w:val="0"/>
+          <w:numId w:val="1"/>
+        </w:numPr>
+      </w:pPr>
+      <w:r>
+        <w:rPr>
+          <w:b/>
+        </w:rPr>
         <w:t xml:space="preserve">🎯 Daily activity table:</w:t>
       </w:r>
       <w:r>
@@ -1834,7 +1899,43 @@
     </w:p>
     <w:p>
       <w:r>
-        <w:t xml:space="preserve">Mockups / Messaged / Mockup viewed / Demo clicks / Sign-up clicks / Not interested, with Today highlighted, so you can track daily targets. Built from a per-day </w:t>
+        <w:t xml:space="preserve">Mockups / Messaged / Mockup viewed / Demo clicks / Sign-up clicks / Not interested, </w:t>
+      </w:r>
+      <w:r>
+        <w:rPr>
+          <w:b/>
+        </w:rPr>
+        <w:t xml:space="preserve">Today highlighted</w:t>
+      </w:r>
+      <w:r>
+        <w:t xml:space="preserve">. </w:t>
+      </w:r>
+      <w:r>
+        <w:rPr>
+          <w:b/>
+        </w:rPr>
+        <w:t xml:space="preserve">Every number hovers to show the businesses behind it</w:t>
+      </w:r>
+      <w:r>
+        <w:t xml:space="preserve"> (validation), and shows a </w:t>
+      </w:r>
+      <w:r>
+        <w:rPr>
+          <w:b/>
+        </w:rPr>
+        <w:t xml:space="preserve">percentage</w:t>
+      </w:r>
+      <w:r>
+        <w:t xml:space="preserve"> (Messaged vs that day's Mockups; the rest vs that day's Messaged). NB "Messaged" is counted when the WhatsApp/SMS </w:t>
+      </w:r>
+      <w:r>
+        <w:rPr>
+          <w:b/>
+        </w:rPr>
+        <w:t xml:space="preserve">send flow is opened</w:t>
+      </w:r>
+      <w:r>
+        <w:t xml:space="preserve"> (the app can't see if Send was actually pressed in WhatsApp). Built from a per-day </w:t>
       </w:r>
       <w:r>
         <w:rPr>
@@ -1854,7 +1955,7 @@
         <w:t xml:space="preserve">lib/db.js</w:t>
       </w:r>
       <w:r>
-        <w:t xml:space="preserve">, distinct businesses per event) + mockups bucketed by blob date; independent of the 7/30/all range.</w:t>
+        <w:t xml:space="preserve">, distinct businesses per event, with slug→name) + mockups bucketed by blob date; independent of the 7/30/all range.</w:t>
       </w:r>
     </w:p>
     <w:p>
@@ -7986,6 +8087,507 @@
     <w:p>
       <w:r>
         <w:t xml:space="preserve">tidy-up admin UI (bulk-delete stale previews), per-keyword dashboard breakdowns, multi-user accounts + billing (SaaS), Pounce FAQ/Book-a-Demo/"Not sure yet?" sections on the subscribe page.</w:t>
+      </w:r>
+    </w:p>
+    <w:p>
+      <w:pPr>
+        <w:pStyle w:val="Heading2"/>
+      </w:pPr>
+      <w:r>
+        <w:t xml:space="preserve">11b. Change log (recent sessions)</w:t>
+      </w:r>
+    </w:p>
+    <w:p>
+      <w:r>
+        <w:t xml:space="preserve">Newest first. Reference sections above are the source of truth; this is a quick history.</w:t>
+      </w:r>
+    </w:p>
+    <w:p>
+      <w:r>
+        <w:rPr>
+          <w:b/>
+        </w:rPr>
+        <w:t xml:space="preserve">2026-06-11</w:t>
+      </w:r>
+    </w:p>
+    <w:p>
+      <w:pPr>
+        <w:numPr>
+          <w:ilvl w:val="0"/>
+          <w:numId w:val="1"/>
+        </w:numPr>
+      </w:pPr>
+      <w:r>
+        <w:rPr>
+          <w:b/>
+        </w:rPr>
+        <w:t xml:space="preserve">🌐 Websites tab (new):</w:t>
+      </w:r>
+      <w:r>
+        <w:t xml:space="preserve"> lists every mockup (</w:t>
+      </w:r>
+      <w:r>
+        <w:rPr>
+          <w:rFonts w:ascii="Consolas" w:hAnsi="Consolas"/>
+          <w:color w:val="9C2D41"/>
+        </w:rPr>
+        <w:t xml:space="preserve">/v/</w:t>
+      </w:r>
+      <w:r>
+        <w:t xml:space="preserve">) + Pounce site (</w:t>
+      </w:r>
+      <w:r>
+        <w:rPr>
+          <w:rFonts w:ascii="Consolas" w:hAnsi="Consolas"/>
+          <w:color w:val="9C2D41"/>
+        </w:rPr>
+        <w:t xml:space="preserve">/s/</w:t>
+      </w:r>
+      <w:r>
+        <w:t xml:space="preserve">) in one table,</w:t>
+      </w:r>
+    </w:p>
+    <w:p>
+      <w:r>
+        <w:t xml:space="preserve">filter chips with counts (All / 🖼️ Mockups / 🛠️ Draft sites / 🟢 Live sites) + name search. Terminology fixed: Mockup / </w:t>
+      </w:r>
+      <w:r>
+        <w:rPr>
+          <w:b/>
+        </w:rPr>
+        <w:t xml:space="preserve">Draft site</w:t>
+      </w:r>
+      <w:r>
+        <w:t xml:space="preserve"> (built, unpublished) / </w:t>
+      </w:r>
+      <w:r>
+        <w:rPr>
+          <w:b/>
+        </w:rPr>
+        <w:t xml:space="preserve">Live site</w:t>
+      </w:r>
+      <w:r>
+        <w:t xml:space="preserve"> (published); draft &amp; live share the same </w:t>
+      </w:r>
+      <w:r>
+        <w:rPr>
+          <w:rFonts w:ascii="Consolas" w:hAnsi="Consolas"/>
+          <w:color w:val="9C2D41"/>
+        </w:rPr>
+        <w:t xml:space="preserve">/s/&lt;slug&gt;</w:t>
+      </w:r>
+      <w:r>
+        <w:t xml:space="preserve"> URL (live = the </w:t>
+      </w:r>
+      <w:r>
+        <w:rPr>
+          <w:rFonts w:ascii="Consolas" w:hAnsi="Consolas"/>
+          <w:color w:val="9C2D41"/>
+        </w:rPr>
+        <w:t xml:space="preserve">mode</w:t>
+      </w:r>
+      <w:r>
+        <w:t xml:space="preserve"> flag, not a new path). The raw URL column was removed (Open button only) so prospects can't read the link off-screen. </w:t>
+      </w:r>
+      <w:r>
+        <w:rPr>
+          <w:rFonts w:ascii="Consolas" w:hAnsi="Consolas"/>
+          <w:color w:val="9C2D41"/>
+        </w:rPr>
+        <w:t xml:space="preserve">/api/sites</w:t>
+      </w:r>
+      <w:r>
+        <w:t xml:space="preserve"> now returns an absolute branded URL. (Phase 1 of the live-websites plan.)</w:t>
+      </w:r>
+    </w:p>
+    <w:p>
+      <w:pPr>
+        <w:numPr>
+          <w:ilvl w:val="0"/>
+          <w:numId w:val="1"/>
+        </w:numPr>
+      </w:pPr>
+      <w:r>
+        <w:rPr>
+          <w:b/>
+        </w:rPr>
+        <w:t xml:space="preserve">🎯 Daily activity table (new)</w:t>
+      </w:r>
+      <w:r>
+        <w:t xml:space="preserve"> on Performance, with hover-names + per-day percentages (see §3).</w:t>
+      </w:r>
+    </w:p>
+    <w:p>
+      <w:pPr>
+        <w:numPr>
+          <w:ilvl w:val="0"/>
+          <w:numId w:val="1"/>
+        </w:numPr>
+      </w:pPr>
+      <w:r>
+        <w:rPr>
+          <w:b/>
+        </w:rPr>
+        <w:t xml:space="preserve">By Search Type:</w:t>
+      </w:r>
+      <w:r>
+        <w:t xml:space="preserve"> grouped by niche, hover-names on 🔥/🤑/🙅, core-search town shown with the</w:t>
+      </w:r>
+    </w:p>
+    <w:p>
+      <w:r>
+        <w:t xml:space="preserve">auto-expanded town in brackets via the new </w:t>
+      </w:r>
+      <w:r>
+        <w:rPr>
+          <w:rFonts w:ascii="Consolas" w:hAnsi="Consolas"/>
+          <w:color w:val="9C2D41"/>
+        </w:rPr>
+        <w:t xml:space="preserve">searchLoc</w:t>
+      </w:r>
+      <w:r>
+        <w:t xml:space="preserve"> field, "Not interested" column added.</w:t>
+      </w:r>
+    </w:p>
+    <w:p>
+      <w:pPr>
+        <w:numPr>
+          <w:ilvl w:val="0"/>
+          <w:numId w:val="1"/>
+        </w:numPr>
+      </w:pPr>
+      <w:r>
+        <w:rPr>
+          <w:b/>
+        </w:rPr>
+        <w:t xml:space="preserve">Mockup limit bug fixed:</w:t>
+      </w:r>
+      <w:r>
+        <w:t xml:space="preserve"> generation recorded a usage slot *before* the OpenAI call, so failed/</w:t>
+      </w:r>
+    </w:p>
+    <w:p>
+      <w:r>
+        <w:t xml:space="preserve">retried mockups burned quota (hit the cap after ~6 real ones). Now </w:t>
+      </w:r>
+      <w:r>
+        <w:rPr>
+          <w:rFonts w:ascii="Consolas" w:hAnsi="Consolas"/>
+          <w:color w:val="9C2D41"/>
+        </w:rPr>
+        <w:t xml:space="preserve">check()</w:t>
+      </w:r>
+      <w:r>
+        <w:t xml:space="preserve"> up front + </w:t>
+      </w:r>
+      <w:r>
+        <w:rPr>
+          <w:rFonts w:ascii="Consolas" w:hAnsi="Consolas"/>
+          <w:color w:val="9C2D41"/>
+        </w:rPr>
+        <w:t xml:space="preserve">record()</w:t>
+      </w:r>
+      <w:r>
+        <w:t xml:space="preserve"> only on success; generate cap bumped 30→50; stale "12 hours" 429 text fixed everywhere.</w:t>
+      </w:r>
+    </w:p>
+    <w:p>
+      <w:pPr>
+        <w:numPr>
+          <w:ilvl w:val="0"/>
+          <w:numId w:val="1"/>
+        </w:numPr>
+      </w:pPr>
+      <w:r>
+        <w:rPr>
+          <w:b/>
+        </w:rPr>
+        <w:t xml:space="preserve">Business-name humanising</w:t>
+      </w:r>
+      <w:r>
+        <w:t xml:space="preserve"> extended to the mockup image + preview page (shared </w:t>
+      </w:r>
+      <w:r>
+        <w:rPr>
+          <w:rFonts w:ascii="Consolas" w:hAnsi="Consolas"/>
+          <w:color w:val="9C2D41"/>
+        </w:rPr>
+        <w:t xml:space="preserve">lib/names.js</w:t>
+      </w:r>
+      <w:r>
+        <w:t xml:space="preserve">),</w:t>
+      </w:r>
+    </w:p>
+    <w:p>
+      <w:r>
+        <w:t xml:space="preserve">and run-together names (</w:t>
+      </w:r>
+      <w:r>
+        <w:rPr>
+          <w:rFonts w:ascii="Consolas" w:hAnsi="Consolas"/>
+          <w:color w:val="9C2D41"/>
+        </w:rPr>
+        <w:t xml:space="preserve">PerformanceCarValeting</w:t>
+      </w:r>
+      <w:r>
+        <w:t xml:space="preserve"> → </w:t>
+      </w:r>
+      <w:r>
+        <w:rPr>
+          <w:rFonts w:ascii="Consolas" w:hAnsi="Consolas"/>
+          <w:color w:val="9C2D41"/>
+        </w:rPr>
+        <w:t xml:space="preserve">Performance Car Valeting</w:t>
+      </w:r>
+      <w:r>
+        <w:t xml:space="preserve">) now split too.</w:t>
+      </w:r>
+    </w:p>
+    <w:p>
+      <w:pPr>
+        <w:numPr>
+          <w:ilvl w:val="0"/>
+          <w:numId w:val="1"/>
+        </w:numPr>
+      </w:pPr>
+      <w:r>
+        <w:rPr>
+          <w:b/>
+        </w:rPr>
+        <w:t xml:space="preserve">Email enrichment</w:t>
+      </w:r>
+      <w:r>
+        <w:t xml:space="preserve"> + </w:t>
+      </w:r>
+      <w:r>
+        <w:rPr>
+          <w:b/>
+        </w:rPr>
+        <w:t xml:space="preserve">Publish/host/edit live websites</w:t>
+      </w:r>
+      <w:r>
+        <w:t xml:space="preserve"> captured as future phases (see §11).</w:t>
+      </w:r>
+    </w:p>
+    <w:p>
+      <w:r>
+        <w:rPr>
+          <w:b/>
+        </w:rPr>
+        <w:t xml:space="preserve">2026-06-10</w:t>
+      </w:r>
+    </w:p>
+    <w:p>
+      <w:pPr>
+        <w:numPr>
+          <w:ilvl w:val="0"/>
+          <w:numId w:val="1"/>
+        </w:numPr>
+      </w:pPr>
+      <w:r>
+        <w:rPr>
+          <w:b/>
+        </w:rPr>
+        <w:t xml:space="preserve">"No thanks" decline flow</w:t>
+      </w:r>
+      <w:r>
+        <w:t xml:space="preserve"> + </w:t>
+      </w:r>
+      <w:r>
+        <w:rPr>
+          <w:b/>
+        </w:rPr>
+        <w:t xml:space="preserve">Not interested (via mockup)</w:t>
+      </w:r>
+      <w:r>
+        <w:t xml:space="preserve"> status + Performance card/funnel.</w:t>
+      </w:r>
+    </w:p>
+    <w:p>
+      <w:pPr>
+        <w:numPr>
+          <w:ilvl w:val="0"/>
+          <w:numId w:val="1"/>
+        </w:numPr>
+      </w:pPr>
+      <w:r>
+        <w:rPr>
+          <w:b/>
+        </w:rPr>
+        <w:t xml:space="preserve">Tab renames:</w:t>
+      </w:r>
+      <w:r>
+        <w:t xml:space="preserve"> Messages→</w:t>
+      </w:r>
+      <w:r>
+        <w:rPr>
+          <w:b/>
+        </w:rPr>
+        <w:t xml:space="preserve">Templates</w:t>
+      </w:r>
+      <w:r>
+        <w:t xml:space="preserve">, Hot Leads→</w:t>
+      </w:r>
+      <w:r>
+        <w:rPr>
+          <w:b/>
+        </w:rPr>
+        <w:t xml:space="preserve">🌡️ Warm Leads</w:t>
+      </w:r>
+      <w:r>
+        <w:t xml:space="preserve">, Leads→</w:t>
+      </w:r>
+      <w:r>
+        <w:rPr>
+          <w:b/>
+        </w:rPr>
+        <w:t xml:space="preserve">👤 All Leads</w:t>
+      </w:r>
+      <w:r>
+        <w:t xml:space="preserve">.</w:t>
+      </w:r>
+    </w:p>
+    <w:p>
+      <w:pPr>
+        <w:numPr>
+          <w:ilvl w:val="0"/>
+          <w:numId w:val="1"/>
+        </w:numPr>
+      </w:pPr>
+      <w:r>
+        <w:rPr>
+          <w:b/>
+        </w:rPr>
+        <w:t xml:space="preserve">DOCS.docx</w:t>
+      </w:r>
+      <w:r>
+        <w:t xml:space="preserve"> Word export added (generated from DOCS.md by </w:t>
+      </w:r>
+      <w:r>
+        <w:rPr>
+          <w:rFonts w:ascii="Consolas" w:hAnsi="Consolas"/>
+          <w:color w:val="9C2D41"/>
+        </w:rPr>
+        <w:t xml:space="preserve">scripts/md_to_docx.py</w:t>
+      </w:r>
+      <w:r>
+        <w:t xml:space="preserve">, no deps).</w:t>
+      </w:r>
+    </w:p>
+    <w:p>
+      <w:pPr>
+        <w:numPr>
+          <w:ilvl w:val="0"/>
+          <w:numId w:val="1"/>
+        </w:numPr>
+      </w:pPr>
+      <w:r>
+        <w:t xml:space="preserve">"Opened" renamed </w:t>
+      </w:r>
+      <w:r>
+        <w:rPr>
+          <w:b/>
+        </w:rPr>
+        <w:t xml:space="preserve">"Mockup viewed"</w:t>
+      </w:r>
+      <w:r>
+        <w:t xml:space="preserve"> everywhere; By-channel rows reworded to "% viewed (x of y)".</w:t>
+      </w:r>
+    </w:p>
+    <w:p>
+      <w:r>
+        <w:rPr>
+          <w:b/>
+        </w:rPr>
+        <w:t xml:space="preserve">2026-06-09</w:t>
+      </w:r>
+    </w:p>
+    <w:p>
+      <w:pPr>
+        <w:numPr>
+          <w:ilvl w:val="0"/>
+          <w:numId w:val="1"/>
+        </w:numPr>
+      </w:pPr>
+      <w:r>
+        <w:t xml:space="preserve">Search </w:t>
+      </w:r>
+      <w:r>
+        <w:rPr>
+          <w:b/>
+        </w:rPr>
+        <w:t xml:space="preserve">Load more</w:t>
+      </w:r>
+      <w:r>
+        <w:t xml:space="preserve"> + </w:t>
+      </w:r>
+      <w:r>
+        <w:rPr>
+          <w:b/>
+        </w:rPr>
+        <w:t xml:space="preserve">sort order</w:t>
+      </w:r>
+      <w:r>
+        <w:t xml:space="preserve"> + </w:t>
+      </w:r>
+      <w:r>
+        <w:rPr>
+          <w:b/>
+        </w:rPr>
+        <w:t xml:space="preserve">follow-up</w:t>
+      </w:r>
+      <w:r>
+        <w:t xml:space="preserve"> button; results-bar layout fix.</w:t>
+      </w:r>
+    </w:p>
+    <w:p>
+      <w:pPr>
+        <w:numPr>
+          <w:ilvl w:val="0"/>
+          <w:numId w:val="1"/>
+        </w:numPr>
+      </w:pPr>
+      <w:r>
+        <w:t xml:space="preserve">Usage caps moved to </w:t>
+      </w:r>
+      <w:r>
+        <w:rPr>
+          <w:b/>
+        </w:rPr>
+        <w:t xml:space="preserve">20h</w:t>
+      </w:r>
+      <w:r>
+        <w:t xml:space="preserve"> window, generate/search </w:t>
+      </w:r>
+      <w:r>
+        <w:rPr>
+          <w:b/>
+        </w:rPr>
+        <w:t xml:space="preserve">30</w:t>
+      </w:r>
+      <w:r>
+        <w:t xml:space="preserve">; markSent records sends from all surfaces.</w:t>
+      </w:r>
+    </w:p>
+    <w:p>
+      <w:pPr>
+        <w:numPr>
+          <w:ilvl w:val="0"/>
+          <w:numId w:val="1"/>
+        </w:numPr>
+      </w:pPr>
+      <w:r>
+        <w:t xml:space="preserve">Deploy lessons (gentle verification; </w:t>
+      </w:r>
+      <w:r>
+        <w:rPr>
+          <w:rFonts w:ascii="Consolas" w:hAnsi="Consolas"/>
+          <w:color w:val="9C2D41"/>
+        </w:rPr>
+        <w:t xml:space="preserve">vercel.json</w:t>
+      </w:r>
+      <w:r>
+        <w:t xml:space="preserve"> rewrite+functions gotcha), see standing rules.</w:t>
       </w:r>
     </w:p>
     <w:p>

--- a/DOCS.docx
+++ b/DOCS.docx
@@ -7585,7 +7585,29 @@
         <w:rPr>
           <w:b/>
         </w:rPr>
-        <w:t xml:space="preserve">Publish toggle (mostly built):</w:t>
+        <w:t xml:space="preserve">✅ Publish toggle (BUILT 2026-06-11):</w:t>
+      </w:r>
+      <w:r>
+        <w:t xml:space="preserve"> gated </w:t>
+      </w:r>
+      <w:r>
+        <w:rPr>
+          <w:rFonts w:ascii="Consolas" w:hAnsi="Consolas"/>
+          <w:color w:val="9C2D41"/>
+        </w:rPr>
+        <w:t xml:space="preserve">POST /api/publish {slug, publish}</w:t>
+      </w:r>
+      <w:r>
+        <w:t xml:space="preserve"> flips</w:t>
+      </w:r>
+    </w:p>
+    <w:p>
+      <w:r>
+        <w:rPr>
+          <w:rFonts w:ascii="Consolas" w:hAnsi="Consolas"/>
+          <w:color w:val="9C2D41"/>
+        </w:rPr>
+        <w:t xml:space="preserve">sites/&lt;slug&gt;.json</w:t>
       </w:r>
       <w:r>
         <w:t xml:space="preserve"> </w:t>
@@ -7595,25 +7617,540 @@
           <w:rFonts w:ascii="Consolas" w:hAnsi="Consolas"/>
           <w:color w:val="9C2D41"/>
         </w:rPr>
+        <w:t xml:space="preserve">mode</w:t>
+      </w:r>
+      <w:r>
+        <w:t xml:space="preserve"> to </w:t>
+      </w:r>
+      <w:r>
+        <w:rPr>
+          <w:rFonts w:ascii="Consolas" w:hAnsi="Consolas"/>
+          <w:color w:val="9C2D41"/>
+        </w:rPr>
+        <w:t xml:space="preserve">published</w:t>
+      </w:r>
+      <w:r>
+        <w:t xml:space="preserve">/</w:t>
+      </w:r>
+      <w:r>
+        <w:rPr>
+          <w:rFonts w:ascii="Consolas" w:hAnsi="Consolas"/>
+          <w:color w:val="9C2D41"/>
+        </w:rPr>
+        <w:t xml:space="preserve">preview</w:t>
+      </w:r>
+      <w:r>
+        <w:t xml:space="preserve"> (+ </w:t>
+      </w:r>
+      <w:r>
+        <w:rPr>
+          <w:rFonts w:ascii="Consolas" w:hAnsi="Consolas"/>
+          <w:color w:val="9C2D41"/>
+        </w:rPr>
+        <w:t xml:space="preserve">publishedAt</w:t>
+      </w:r>
+      <w:r>
+        <w:t xml:space="preserve">); the Websites tab has a </w:t>
+      </w:r>
+      <w:r>
+        <w:rPr>
+          <w:b/>
+        </w:rPr>
+        <w:t xml:space="preserve">🚀 Make live / Unpublish</w:t>
+      </w:r>
+      <w:r>
+        <w:t xml:space="preserve"> button per draft/live row (with a confirm). Instant, no redeploy (the page renders from the JSON each request). Live site is at </w:t>
+      </w:r>
+      <w:r>
+        <w:rPr>
+          <w:rFonts w:ascii="Consolas" w:hAnsi="Consolas"/>
+          <w:color w:val="9C2D41"/>
+        </w:rPr>
+        <w:t xml:space="preserve">/s/&lt;slug&gt;</w:t>
+      </w:r>
+      <w:r>
+        <w:t xml:space="preserve"> on the current LINK_DOMAIN until subdomains are wired.</w:t>
+      </w:r>
+    </w:p>
+    <w:p>
+      <w:pPr>
+        <w:numPr>
+          <w:ilvl w:val="0"/>
+          <w:numId w:val="1"/>
+        </w:numPr>
+      </w:pPr>
+      <w:r>
+        <w:rPr>
+          <w:b/>
+        </w:rPr>
+        <w:t xml:space="preserve">Domain options (low→high effort):</w:t>
+      </w:r>
+      <w:r>
+        <w:t xml:space="preserve"> (a) </w:t>
+      </w:r>
+      <w:r>
+        <w:rPr>
+          <w:b/>
+        </w:rPr>
+        <w:t xml:space="preserve">subpath now</w:t>
+      </w:r>
+      <w:r>
+        <w:t xml:space="preserve">, </w:t>
+      </w:r>
+      <w:r>
+        <w:rPr>
+          <w:rFonts w:ascii="Consolas" w:hAnsi="Consolas"/>
+          <w:color w:val="9C2D41"/>
+        </w:rPr>
+        <w:t xml:space="preserve">sitepounce.com/s/&lt;slug&gt;</w:t>
+      </w:r>
+      <w:r>
+        <w:t xml:space="preserve"> (free,</w:t>
+      </w:r>
+    </w:p>
+    <w:p>
+      <w:r>
+        <w:t xml:space="preserve">instant) or a tidier </w:t>
+      </w:r>
+      <w:r>
+        <w:rPr>
+          <w:rFonts w:ascii="Consolas" w:hAnsi="Consolas"/>
+          <w:color w:val="9C2D41"/>
+        </w:rPr>
+        <w:t xml:space="preserve">aiwebpoint.com/s/&lt;slug&gt;</w:t>
+      </w:r>
+      <w:r>
+        <w:t xml:space="preserve">; (b) </w:t>
+      </w:r>
+      <w:r>
+        <w:rPr>
+          <w:b/>
+        </w:rPr>
+        <w:t xml:space="preserve">per-client subdomain</w:t>
+      </w:r>
+      <w:r>
+        <w:t xml:space="preserve"> </w:t>
+      </w:r>
+      <w:r>
+        <w:rPr>
+          <w:rFonts w:ascii="Consolas" w:hAnsi="Consolas"/>
+          <w:color w:val="9C2D41"/>
+        </w:rPr>
+        <w:t xml:space="preserve">client.aiwebpoint.com</w:t>
+      </w:r>
+      <w:r>
+        <w:t xml:space="preserve"> via a wildcard domain + host→slug routing; (c) </w:t>
+      </w:r>
+      <w:r>
+        <w:rPr>
+          <w:b/>
+        </w:rPr>
+        <w:t xml:space="preserve">client's own custom domain</w:t>
+      </w:r>
+      <w:r>
+        <w:t xml:space="preserve"> (</w:t>
+      </w:r>
+      <w:r>
+        <w:rPr>
+          <w:rFonts w:ascii="Consolas" w:hAnsi="Consolas"/>
+          <w:color w:val="9C2D41"/>
+        </w:rPr>
+        <w:t xml:space="preserve">theirbiz.co.uk</w:t>
+      </w:r>
+      <w:r>
+        <w:t xml:space="preserve">), the real "live website", needs: client owns/buys the domain → add it to the Vercel project (dashboard or Vercel Domains API) → DNS A/CNAME at their registrar → a </w:t>
+      </w:r>
+      <w:r>
+        <w:rPr>
+          <w:rFonts w:ascii="Consolas" w:hAnsi="Consolas"/>
+          <w:color w:val="9C2D41"/>
+        </w:rPr>
+        <w:t xml:space="preserve">host → slug</w:t>
+      </w:r>
+      <w:r>
+        <w:t xml:space="preserve"> map (store </w:t>
+      </w:r>
+      <w:r>
+        <w:rPr>
+          <w:rFonts w:ascii="Consolas" w:hAnsi="Consolas"/>
+          <w:color w:val="9C2D41"/>
+        </w:rPr>
+        <w:t xml:space="preserve">customDomain</w:t>
+      </w:r>
+      <w:r>
+        <w:t xml:space="preserve"> on the site JSON or a </w:t>
+      </w:r>
+      <w:r>
+        <w:rPr>
+          <w:rFonts w:ascii="Consolas" w:hAnsi="Consolas"/>
+          <w:color w:val="9C2D41"/>
+        </w:rPr>
+        <w:t xml:space="preserve">domains/&lt;host&gt;.json</w:t>
+      </w:r>
+      <w:r>
+        <w:t xml:space="preserve">) resolved by </w:t>
+      </w:r>
+      <w:r>
+        <w:rPr>
+          <w:rFonts w:ascii="Consolas" w:hAnsi="Consolas"/>
+          <w:color w:val="9C2D41"/>
+        </w:rPr>
+        <w:t xml:space="preserve">middleware.js</w:t>
+      </w:r>
+      <w:r>
+        <w:t xml:space="preserve">/</w:t>
+      </w:r>
+      <w:r>
+        <w:rPr>
+          <w:rFonts w:ascii="Consolas" w:hAnsi="Consolas"/>
+          <w:color w:val="9C2D41"/>
+        </w:rPr>
         <w:t xml:space="preserve">api/site.js</w:t>
       </w:r>
       <w:r>
-        <w:t xml:space="preserve"> already renders </w:t>
-      </w:r>
-      <w:r>
-        <w:rPr>
-          <w:rFonts w:ascii="Consolas" w:hAnsi="Consolas"/>
-          <w:color w:val="9C2D41"/>
-        </w:rPr>
-        <w:t xml:space="preserve">mode:'published'</w:t>
-      </w:r>
-      <w:r>
-        <w:t xml:space="preserve"> (drops the</w:t>
-      </w:r>
-    </w:p>
-    <w:p>
-      <w:r>
-        <w:t xml:space="preserve">noindex + the "Yes, sign me up" preview bar). Just needs a gated </w:t>
+        <w:t xml:space="preserve"> from the Host header. SSL is automatic. Per-domain DNS/add is manual ops (scriptable via Vercel API at scale).</w:t>
+      </w:r>
+    </w:p>
+    <w:p>
+      <w:pPr>
+        <w:numPr>
+          <w:ilvl w:val="0"/>
+          <w:numId w:val="1"/>
+        </w:numPr>
+      </w:pPr>
+      <w:r>
+        <w:rPr>
+          <w:b/>
+        </w:rPr>
+        <w:t xml:space="preserve">Websites list (data already exists):</w:t>
+      </w:r>
+      <w:r>
+        <w:t xml:space="preserve"> </w:t>
+      </w:r>
+      <w:r>
+        <w:rPr>
+          <w:rFonts w:ascii="Consolas" w:hAnsi="Consolas"/>
+          <w:color w:val="9C2D41"/>
+        </w:rPr>
+        <w:t xml:space="preserve">GET /api/sites</w:t>
+      </w:r>
+      <w:r>
+        <w:t xml:space="preserve"> already returns every site</w:t>
+      </w:r>
+    </w:p>
+    <w:p>
+      <w:r>
+        <w:t xml:space="preserve">(slug, name, mode, createdAt, </w:t>
+      </w:r>
+      <w:r>
+        <w:rPr>
+          <w:rFonts w:ascii="Consolas" w:hAnsi="Consolas"/>
+          <w:color w:val="9C2D41"/>
+        </w:rPr>
+        <w:t xml:space="preserve">/s/</w:t>
+      </w:r>
+      <w:r>
+        <w:t xml:space="preserve"> url). Missing only an in-app </w:t>
+      </w:r>
+      <w:r>
+        <w:rPr>
+          <w:b/>
+        </w:rPr>
+        <w:t xml:space="preserve">🌐 Websites</w:t>
+      </w:r>
+      <w:r>
+        <w:t xml:space="preserve"> screen: a table with Status (Preview/Published), clickable URL, Created, and Open / Publish / Edit / Rebuild / Set-domain actions. This is the parked "tidy-up admin UI".</w:t>
+      </w:r>
+    </w:p>
+    <w:p>
+      <w:pPr>
+        <w:numPr>
+          <w:ilvl w:val="0"/>
+          <w:numId w:val="1"/>
+        </w:numPr>
+      </w:pPr>
+      <w:r>
+        <w:rPr>
+          <w:b/>
+        </w:rPr>
+        <w:t xml:space="preserve">Edit a live site (client change requests):</w:t>
+      </w:r>
+      <w:r>
+        <w:t xml:space="preserve"> the whole page is structured JSON</w:t>
+      </w:r>
+    </w:p>
+    <w:p>
+      <w:r>
+        <w:t xml:space="preserve">(</w:t>
+      </w:r>
+      <w:r>
+        <w:rPr>
+          <w:rFonts w:ascii="Consolas" w:hAnsi="Consolas"/>
+          <w:color w:val="9C2D41"/>
+        </w:rPr>
+        <w:t xml:space="preserve">sites/&lt;slug&gt;.json</w:t>
+      </w:r>
+      <w:r>
+        <w:t xml:space="preserve">: hero, services, about, reviews, faq, accreditations, areas, phone…), so </w:t>
+      </w:r>
+      <w:r>
+        <w:rPr>
+          <w:b/>
+        </w:rPr>
+        <w:t xml:space="preserve">any edit to the JSON is live immediately</w:t>
+      </w:r>
+      <w:r>
+        <w:t xml:space="preserve">. </w:t>
+      </w:r>
+      <w:r>
+        <w:rPr>
+          <w:b/>
+        </w:rPr>
+        <w:t xml:space="preserve">User decision (2026-06-11): an AI edit box, not a field editor.</w:t>
+      </w:r>
+      <w:r>
+        <w:t xml:space="preserve"> Flow that enforces "only change what was asked": (1) AI gets the current JSON + the instruction (+ optional uploaded files) and returns a </w:t>
+      </w:r>
+      <w:r>
+        <w:rPr>
+          <w:b/>
+        </w:rPr>
+        <w:t xml:space="preserve">minimal patch</w:t>
+      </w:r>
+      <w:r>
+        <w:t xml:space="preserve"> (only changed fields), never a full rebuild; (2) </w:t>
+      </w:r>
+      <w:r>
+        <w:rPr>
+          <w:b/>
+        </w:rPr>
+        <w:t xml:space="preserve">show a diff and require Apply/confirm</w:t>
+      </w:r>
+      <w:r>
+        <w:t xml:space="preserve"> before writing, never auto-apply; (3) </w:t>
+      </w:r>
+      <w:r>
+        <w:rPr>
+          <w:b/>
+        </w:rPr>
+        <w:t xml:space="preserve">back up the previous JSON</w:t>
+      </w:r>
+      <w:r>
+        <w:t xml:space="preserve"> each edit (one-click revert for live client sites); (4) the fixed template is a built-in guardrail, the AI can only touch content fields, not layout. </w:t>
+      </w:r>
+      <w:r>
+        <w:rPr>
+          <w:b/>
+        </w:rPr>
+        <w:t xml:space="preserve">File upload:</w:t>
+      </w:r>
+      <w:r>
+        <w:t xml:space="preserve"> 1+ images → Blob → added to </w:t>
+      </w:r>
+      <w:r>
+        <w:rPr>
+          <w:rFonts w:ascii="Consolas" w:hAnsi="Consolas"/>
+          <w:color w:val="9C2D41"/>
+        </w:rPr>
+        <w:t xml:space="preserve">gallery</w:t>
+      </w:r>
+      <w:r>
+        <w:t xml:space="preserve">/hero in the same preview step (doubles as the planned client-photo-upload). The blunt existing </w:t>
+      </w:r>
+      <w:r>
+        <w:rPr>
+          <w:b/>
+        </w:rPr>
+        <w:t xml:space="preserve">Rebuild</w:t>
+      </w:r>
+      <w:r>
+        <w:t xml:space="preserve"> regenerates from scratch (loses tweaks) so it's not the edit path. Caveat: only Pounce </w:t>
+      </w:r>
+      <w:r>
+        <w:rPr>
+          <w:rFonts w:ascii="Consolas" w:hAnsi="Consolas"/>
+          <w:color w:val="9C2D41"/>
+        </w:rPr>
+        <w:t xml:space="preserve">/s/</w:t>
+      </w:r>
+      <w:r>
+        <w:t xml:space="preserve"> sites are editable; a </w:t>
+      </w:r>
+      <w:r>
+        <w:rPr>
+          <w:rFonts w:ascii="Consolas" w:hAnsi="Consolas"/>
+          <w:color w:val="9C2D41"/>
+        </w:rPr>
+        <w:t xml:space="preserve">/v/</w:t>
+      </w:r>
+      <w:r>
+        <w:t xml:space="preserve"> mockup is an image (regenerate, don't edit), so a lead needs a Pounce build first.</w:t>
+      </w:r>
+    </w:p>
+    <w:p>
+      <w:pPr>
+        <w:numPr>
+          <w:ilvl w:val="0"/>
+          <w:numId w:val="1"/>
+        </w:numPr>
+      </w:pPr>
+      <w:r>
+        <w:rPr>
+          <w:b/>
+        </w:rPr>
+        <w:t xml:space="preserve">UI (user decision 2026-06-11): a 🌐 Websites tab</w:t>
+      </w:r>
+      <w:r>
+        <w:t xml:space="preserve"> with a </w:t>
+      </w:r>
+      <w:r>
+        <w:rPr>
+          <w:b/>
+        </w:rPr>
+        <w:t xml:space="preserve">Mockups (`/v/`)</w:t>
+      </w:r>
+      <w:r>
+        <w:t xml:space="preserve"> list and a</w:t>
+      </w:r>
+    </w:p>
+    <w:p>
+      <w:r>
+        <w:rPr>
+          <w:b/>
+        </w:rPr>
+        <w:t xml:space="preserve">Websites (`/s/`)</w:t>
+      </w:r>
+      <w:r>
+        <w:t xml:space="preserve"> list. Each site row has </w:t>
+      </w:r>
+      <w:r>
+        <w:rPr>
+          <w:b/>
+        </w:rPr>
+        <w:t xml:space="preserve">Make Live</w:t>
+      </w:r>
+      <w:r>
+        <w:t xml:space="preserve"> → choose a </w:t>
+      </w:r>
+      <w:r>
+        <w:rPr>
+          <w:b/>
+        </w:rPr>
+        <w:t xml:space="preserve">subdomain</w:t>
+      </w:r>
+      <w:r>
+        <w:t xml:space="preserve"> (</w:t>
+      </w:r>
+      <w:r>
+        <w:rPr>
+          <w:rFonts w:ascii="Consolas" w:hAnsi="Consolas"/>
+          <w:color w:val="9C2D41"/>
+        </w:rPr>
+        <w:t xml:space="preserve">name.aiwebpoint.com</w:t>
+      </w:r>
+      <w:r>
+        <w:t xml:space="preserve">, easy/self-serve, the recommended first path) </w:t>
+      </w:r>
+      <w:r>
+        <w:rPr>
+          <w:b/>
+        </w:rPr>
+        <w:t xml:space="preserve">or Add your own domain</w:t>
+      </w:r>
+      <w:r>
+        <w:t xml:space="preserve"> (shows the DNS records + must add the domain to Vercel via the Domains API + a verification poll).</w:t>
+      </w:r>
+    </w:p>
+    <w:p>
+      <w:pPr>
+        <w:numPr>
+          <w:ilvl w:val="0"/>
+          <w:numId w:val="1"/>
+        </w:numPr>
+      </w:pPr>
+      <w:r>
+        <w:rPr>
+          <w:b/>
+        </w:rPr>
+        <w:t xml:space="preserve">Build order (agreed):</w:t>
+      </w:r>
+      <w:r>
+        <w:t xml:space="preserve"> (1) Websites tab + lists; (2) Make Live via subdomain (publish flag +</w:t>
+      </w:r>
+    </w:p>
+    <w:p>
+      <w:r>
+        <w:t xml:space="preserve">wildcard </w:t>
+      </w:r>
+      <w:r>
+        <w:rPr>
+          <w:rFonts w:ascii="Consolas" w:hAnsi="Consolas"/>
+          <w:color w:val="9C2D41"/>
+        </w:rPr>
+        <w:t xml:space="preserve">*.aiwebpoint.com</w:t>
+      </w:r>
+      <w:r>
+        <w:t xml:space="preserve"> + subdomain→slug map + middleware); (3) AI edit box + file upload (patch → diff → confirm → backup); (4) custom domains (Vercel API + DNS + verification, most ops).</w:t>
+      </w:r>
+    </w:p>
+    <w:p>
+      <w:pPr>
+        <w:numPr>
+          <w:ilvl w:val="0"/>
+          <w:numId w:val="1"/>
+        </w:numPr>
+      </w:pPr>
+      <w:r>
+        <w:rPr>
+          <w:b/>
+        </w:rPr>
+        <w:t xml:space="preserve">🔮 Later:</w:t>
+      </w:r>
+      <w:r>
+        <w:t xml:space="preserve"> Prowl Phase B (Trustpilot/Facebook/competitor-gap web search),</w:t>
+      </w:r>
+    </w:p>
+    <w:p>
+      <w:r>
+        <w:t xml:space="preserve">tidy-up admin UI (bulk-delete stale previews), per-keyword dashboard breakdowns, multi-user accounts + billing (SaaS), Pounce FAQ/Book-a-Demo/"Not sure yet?" sections on the subscribe page.</w:t>
+      </w:r>
+    </w:p>
+    <w:p>
+      <w:pPr>
+        <w:pStyle w:val="Heading2"/>
+      </w:pPr>
+      <w:r>
+        <w:t xml:space="preserve">11b. Change log (recent sessions)</w:t>
+      </w:r>
+    </w:p>
+    <w:p>
+      <w:r>
+        <w:t xml:space="preserve">Newest first. Reference sections above are the source of truth; this is a quick history.</w:t>
+      </w:r>
+    </w:p>
+    <w:p>
+      <w:r>
+        <w:rPr>
+          <w:b/>
+        </w:rPr>
+        <w:t xml:space="preserve">2026-06-11</w:t>
+      </w:r>
+    </w:p>
+    <w:p>
+      <w:pPr>
+        <w:numPr>
+          <w:ilvl w:val="0"/>
+          <w:numId w:val="1"/>
+        </w:numPr>
+      </w:pPr>
+      <w:r>
+        <w:rPr>
+          <w:b/>
+        </w:rPr>
+        <w:t xml:space="preserve">🚀 Make live / Unpublish (new):</w:t>
+      </w:r>
+      <w:r>
+        <w:t xml:space="preserve"> </w:t>
       </w:r>
       <w:r>
         <w:rPr>
@@ -7623,17 +8160,7 @@
         <w:t xml:space="preserve">POST /api/publish</w:t>
       </w:r>
       <w:r>
-        <w:t xml:space="preserve"> that flips </w:t>
-      </w:r>
-      <w:r>
-        <w:rPr>
-          <w:rFonts w:ascii="Consolas" w:hAnsi="Consolas"/>
-          <w:color w:val="9C2D41"/>
-        </w:rPr>
-        <w:t xml:space="preserve">sites/&lt;slug&gt;.json</w:t>
-      </w:r>
-      <w:r>
-        <w:t xml:space="preserve"> </w:t>
+        <w:t xml:space="preserve"> flips a Pounce site </w:t>
       </w:r>
       <w:r>
         <w:rPr>
@@ -7643,471 +8170,22 @@
         <w:t xml:space="preserve">mode</w:t>
       </w:r>
       <w:r>
-        <w:t xml:space="preserve"> and a Publish/Unpublish button. Because the page renders from the JSON on every request, this is instant, no redeploy.</w:t>
-      </w:r>
-    </w:p>
-    <w:p>
-      <w:pPr>
-        <w:numPr>
-          <w:ilvl w:val="0"/>
-          <w:numId w:val="1"/>
-        </w:numPr>
-      </w:pPr>
-      <w:r>
-        <w:rPr>
-          <w:b/>
-        </w:rPr>
-        <w:t xml:space="preserve">Domain options (low→high effort):</w:t>
-      </w:r>
-      <w:r>
-        <w:t xml:space="preserve"> (a) </w:t>
-      </w:r>
-      <w:r>
-        <w:rPr>
-          <w:b/>
-        </w:rPr>
-        <w:t xml:space="preserve">subpath now</w:t>
-      </w:r>
-      <w:r>
-        <w:t xml:space="preserve">, </w:t>
-      </w:r>
-      <w:r>
-        <w:rPr>
-          <w:rFonts w:ascii="Consolas" w:hAnsi="Consolas"/>
-          <w:color w:val="9C2D41"/>
-        </w:rPr>
-        <w:t xml:space="preserve">sitepounce.com/s/&lt;slug&gt;</w:t>
-      </w:r>
-      <w:r>
-        <w:t xml:space="preserve"> (free,</w:t>
-      </w:r>
-    </w:p>
-    <w:p>
-      <w:r>
-        <w:t xml:space="preserve">instant) or a tidier </w:t>
-      </w:r>
-      <w:r>
-        <w:rPr>
-          <w:rFonts w:ascii="Consolas" w:hAnsi="Consolas"/>
-          <w:color w:val="9C2D41"/>
-        </w:rPr>
-        <w:t xml:space="preserve">aiwebpoint.com/s/&lt;slug&gt;</w:t>
-      </w:r>
-      <w:r>
-        <w:t xml:space="preserve">; (b) </w:t>
-      </w:r>
-      <w:r>
-        <w:rPr>
-          <w:b/>
-        </w:rPr>
-        <w:t xml:space="preserve">per-client subdomain</w:t>
-      </w:r>
-      <w:r>
-        <w:t xml:space="preserve"> </w:t>
-      </w:r>
-      <w:r>
-        <w:rPr>
-          <w:rFonts w:ascii="Consolas" w:hAnsi="Consolas"/>
-          <w:color w:val="9C2D41"/>
-        </w:rPr>
-        <w:t xml:space="preserve">client.aiwebpoint.com</w:t>
-      </w:r>
-      <w:r>
-        <w:t xml:space="preserve"> via a wildcard domain + host→slug routing; (c) </w:t>
-      </w:r>
-      <w:r>
-        <w:rPr>
-          <w:b/>
-        </w:rPr>
-        <w:t xml:space="preserve">client's own custom domain</w:t>
-      </w:r>
-      <w:r>
-        <w:t xml:space="preserve"> (</w:t>
-      </w:r>
-      <w:r>
-        <w:rPr>
-          <w:rFonts w:ascii="Consolas" w:hAnsi="Consolas"/>
-          <w:color w:val="9C2D41"/>
-        </w:rPr>
-        <w:t xml:space="preserve">theirbiz.co.uk</w:t>
-      </w:r>
-      <w:r>
-        <w:t xml:space="preserve">), the real "live website", needs: client owns/buys the domain → add it to the Vercel project (dashboard or Vercel Domains API) → DNS A/CNAME at their registrar → a </w:t>
-      </w:r>
-      <w:r>
-        <w:rPr>
-          <w:rFonts w:ascii="Consolas" w:hAnsi="Consolas"/>
-          <w:color w:val="9C2D41"/>
-        </w:rPr>
-        <w:t xml:space="preserve">host → slug</w:t>
-      </w:r>
-      <w:r>
-        <w:t xml:space="preserve"> map (store </w:t>
-      </w:r>
-      <w:r>
-        <w:rPr>
-          <w:rFonts w:ascii="Consolas" w:hAnsi="Consolas"/>
-          <w:color w:val="9C2D41"/>
-        </w:rPr>
-        <w:t xml:space="preserve">customDomain</w:t>
-      </w:r>
-      <w:r>
-        <w:t xml:space="preserve"> on the site JSON or a </w:t>
-      </w:r>
-      <w:r>
-        <w:rPr>
-          <w:rFonts w:ascii="Consolas" w:hAnsi="Consolas"/>
-          <w:color w:val="9C2D41"/>
-        </w:rPr>
-        <w:t xml:space="preserve">domains/&lt;host&gt;.json</w:t>
-      </w:r>
-      <w:r>
-        <w:t xml:space="preserve">) resolved by </w:t>
-      </w:r>
-      <w:r>
-        <w:rPr>
-          <w:rFonts w:ascii="Consolas" w:hAnsi="Consolas"/>
-          <w:color w:val="9C2D41"/>
-        </w:rPr>
-        <w:t xml:space="preserve">middleware.js</w:t>
-      </w:r>
-      <w:r>
-        <w:t xml:space="preserve">/</w:t>
-      </w:r>
-      <w:r>
-        <w:rPr>
-          <w:rFonts w:ascii="Consolas" w:hAnsi="Consolas"/>
-          <w:color w:val="9C2D41"/>
-        </w:rPr>
-        <w:t xml:space="preserve">api/site.js</w:t>
-      </w:r>
-      <w:r>
-        <w:t xml:space="preserve"> from the Host header. SSL is automatic. Per-domain DNS/add is manual ops (scriptable via Vercel API at scale).</w:t>
-      </w:r>
-    </w:p>
-    <w:p>
-      <w:pPr>
-        <w:numPr>
-          <w:ilvl w:val="0"/>
-          <w:numId w:val="1"/>
-        </w:numPr>
-      </w:pPr>
-      <w:r>
-        <w:rPr>
-          <w:b/>
-        </w:rPr>
-        <w:t xml:space="preserve">Websites list (data already exists):</w:t>
-      </w:r>
-      <w:r>
-        <w:t xml:space="preserve"> </w:t>
-      </w:r>
-      <w:r>
-        <w:rPr>
-          <w:rFonts w:ascii="Consolas" w:hAnsi="Consolas"/>
-          <w:color w:val="9C2D41"/>
-        </w:rPr>
-        <w:t xml:space="preserve">GET /api/sites</w:t>
-      </w:r>
-      <w:r>
-        <w:t xml:space="preserve"> already returns every site</w:t>
-      </w:r>
-    </w:p>
-    <w:p>
-      <w:r>
-        <w:t xml:space="preserve">(slug, name, mode, createdAt, </w:t>
-      </w:r>
-      <w:r>
-        <w:rPr>
-          <w:rFonts w:ascii="Consolas" w:hAnsi="Consolas"/>
-          <w:color w:val="9C2D41"/>
-        </w:rPr>
-        <w:t xml:space="preserve">/s/</w:t>
-      </w:r>
-      <w:r>
-        <w:t xml:space="preserve"> url). Missing only an in-app </w:t>
-      </w:r>
-      <w:r>
-        <w:rPr>
-          <w:b/>
-        </w:rPr>
-        <w:t xml:space="preserve">🌐 Websites</w:t>
-      </w:r>
-      <w:r>
-        <w:t xml:space="preserve"> screen: a table with Status (Preview/Published), clickable URL, Created, and Open / Publish / Edit / Rebuild / Set-domain actions. This is the parked "tidy-up admin UI".</w:t>
-      </w:r>
-    </w:p>
-    <w:p>
-      <w:pPr>
-        <w:numPr>
-          <w:ilvl w:val="0"/>
-          <w:numId w:val="1"/>
-        </w:numPr>
-      </w:pPr>
-      <w:r>
-        <w:rPr>
-          <w:b/>
-        </w:rPr>
-        <w:t xml:space="preserve">Edit a live site (client change requests):</w:t>
-      </w:r>
-      <w:r>
-        <w:t xml:space="preserve"> the whole page is structured JSON</w:t>
-      </w:r>
-    </w:p>
-    <w:p>
-      <w:r>
-        <w:t xml:space="preserve">(</w:t>
-      </w:r>
-      <w:r>
-        <w:rPr>
-          <w:rFonts w:ascii="Consolas" w:hAnsi="Consolas"/>
-          <w:color w:val="9C2D41"/>
-        </w:rPr>
-        <w:t xml:space="preserve">sites/&lt;slug&gt;.json</w:t>
-      </w:r>
-      <w:r>
-        <w:t xml:space="preserve">: hero, services, about, reviews, faq, accreditations, areas, phone…), so </w:t>
-      </w:r>
-      <w:r>
-        <w:rPr>
-          <w:b/>
-        </w:rPr>
-        <w:t xml:space="preserve">any edit to the JSON is live immediately</w:t>
-      </w:r>
-      <w:r>
-        <w:t xml:space="preserve">. </w:t>
-      </w:r>
-      <w:r>
-        <w:rPr>
-          <w:b/>
-        </w:rPr>
-        <w:t xml:space="preserve">User decision (2026-06-11): an AI edit box, not a field editor.</w:t>
-      </w:r>
-      <w:r>
-        <w:t xml:space="preserve"> Flow that enforces "only change what was asked": (1) AI gets the current JSON + the instruction (+ optional uploaded files) and returns a </w:t>
-      </w:r>
-      <w:r>
-        <w:rPr>
-          <w:b/>
-        </w:rPr>
-        <w:t xml:space="preserve">minimal patch</w:t>
-      </w:r>
-      <w:r>
-        <w:t xml:space="preserve"> (only changed fields), never a full rebuild; (2) </w:t>
-      </w:r>
-      <w:r>
-        <w:rPr>
-          <w:b/>
-        </w:rPr>
-        <w:t xml:space="preserve">show a diff and require Apply/confirm</w:t>
-      </w:r>
-      <w:r>
-        <w:t xml:space="preserve"> before writing, never auto-apply; (3) </w:t>
-      </w:r>
-      <w:r>
-        <w:rPr>
-          <w:b/>
-        </w:rPr>
-        <w:t xml:space="preserve">back up the previous JSON</w:t>
-      </w:r>
-      <w:r>
-        <w:t xml:space="preserve"> each edit (one-click revert for live client sites); (4) the fixed template is a built-in guardrail, the AI can only touch content fields, not layout. </w:t>
-      </w:r>
-      <w:r>
-        <w:rPr>
-          <w:b/>
-        </w:rPr>
-        <w:t xml:space="preserve">File upload:</w:t>
-      </w:r>
-      <w:r>
-        <w:t xml:space="preserve"> 1+ images → Blob → added to </w:t>
-      </w:r>
-      <w:r>
-        <w:rPr>
-          <w:rFonts w:ascii="Consolas" w:hAnsi="Consolas"/>
-          <w:color w:val="9C2D41"/>
-        </w:rPr>
-        <w:t xml:space="preserve">gallery</w:t>
-      </w:r>
-      <w:r>
-        <w:t xml:space="preserve">/hero in the same preview step (doubles as the planned client-photo-upload). The blunt existing </w:t>
-      </w:r>
-      <w:r>
-        <w:rPr>
-          <w:b/>
-        </w:rPr>
-        <w:t xml:space="preserve">Rebuild</w:t>
-      </w:r>
-      <w:r>
-        <w:t xml:space="preserve"> regenerates from scratch (loses tweaks) so it's not the edit path. Caveat: only Pounce </w:t>
-      </w:r>
-      <w:r>
-        <w:rPr>
-          <w:rFonts w:ascii="Consolas" w:hAnsi="Consolas"/>
-          <w:color w:val="9C2D41"/>
-        </w:rPr>
-        <w:t xml:space="preserve">/s/</w:t>
-      </w:r>
-      <w:r>
-        <w:t xml:space="preserve"> sites are editable; a </w:t>
-      </w:r>
-      <w:r>
-        <w:rPr>
-          <w:rFonts w:ascii="Consolas" w:hAnsi="Consolas"/>
-          <w:color w:val="9C2D41"/>
-        </w:rPr>
-        <w:t xml:space="preserve">/v/</w:t>
-      </w:r>
-      <w:r>
-        <w:t xml:space="preserve"> mockup is an image (regenerate, don't edit), so a lead needs a Pounce build first.</w:t>
-      </w:r>
-    </w:p>
-    <w:p>
-      <w:pPr>
-        <w:numPr>
-          <w:ilvl w:val="0"/>
-          <w:numId w:val="1"/>
-        </w:numPr>
-      </w:pPr>
-      <w:r>
-        <w:rPr>
-          <w:b/>
-        </w:rPr>
-        <w:t xml:space="preserve">UI (user decision 2026-06-11): a 🌐 Websites tab</w:t>
-      </w:r>
-      <w:r>
-        <w:t xml:space="preserve"> with a </w:t>
-      </w:r>
-      <w:r>
-        <w:rPr>
-          <w:b/>
-        </w:rPr>
-        <w:t xml:space="preserve">Mockups (`/v/`)</w:t>
-      </w:r>
-      <w:r>
-        <w:t xml:space="preserve"> list and a</w:t>
-      </w:r>
-    </w:p>
-    <w:p>
-      <w:r>
-        <w:rPr>
-          <w:b/>
-        </w:rPr>
-        <w:t xml:space="preserve">Websites (`/s/`)</w:t>
-      </w:r>
-      <w:r>
-        <w:t xml:space="preserve"> list. Each site row has </w:t>
-      </w:r>
-      <w:r>
-        <w:rPr>
-          <w:b/>
-        </w:rPr>
-        <w:t xml:space="preserve">Make Live</w:t>
-      </w:r>
-      <w:r>
-        <w:t xml:space="preserve"> → choose a </w:t>
-      </w:r>
-      <w:r>
-        <w:rPr>
-          <w:b/>
-        </w:rPr>
-        <w:t xml:space="preserve">subdomain</w:t>
-      </w:r>
-      <w:r>
-        <w:t xml:space="preserve"> (</w:t>
-      </w:r>
-      <w:r>
-        <w:rPr>
-          <w:rFonts w:ascii="Consolas" w:hAnsi="Consolas"/>
-          <w:color w:val="9C2D41"/>
-        </w:rPr>
-        <w:t xml:space="preserve">name.aiwebpoint.com</w:t>
-      </w:r>
-      <w:r>
-        <w:t xml:space="preserve">, easy/self-serve, the recommended first path) </w:t>
-      </w:r>
-      <w:r>
-        <w:rPr>
-          <w:b/>
-        </w:rPr>
-        <w:t xml:space="preserve">or Add your own domain</w:t>
-      </w:r>
-      <w:r>
-        <w:t xml:space="preserve"> (shows the DNS records + must add the domain to Vercel via the Domains API + a verification poll).</w:t>
-      </w:r>
-    </w:p>
-    <w:p>
-      <w:pPr>
-        <w:numPr>
-          <w:ilvl w:val="0"/>
-          <w:numId w:val="1"/>
-        </w:numPr>
-      </w:pPr>
-      <w:r>
-        <w:rPr>
-          <w:b/>
-        </w:rPr>
-        <w:t xml:space="preserve">Build order (agreed):</w:t>
-      </w:r>
-      <w:r>
-        <w:t xml:space="preserve"> (1) Websites tab + lists; (2) Make Live via subdomain (publish flag +</w:t>
-      </w:r>
-    </w:p>
-    <w:p>
-      <w:r>
-        <w:t xml:space="preserve">wildcard </w:t>
-      </w:r>
-      <w:r>
-        <w:rPr>
-          <w:rFonts w:ascii="Consolas" w:hAnsi="Consolas"/>
-          <w:color w:val="9C2D41"/>
-        </w:rPr>
-        <w:t xml:space="preserve">*.aiwebpoint.com</w:t>
-      </w:r>
-      <w:r>
-        <w:t xml:space="preserve"> + subdomain→slug map + middleware); (3) AI edit box + file upload (patch → diff → confirm → backup); (4) custom domains (Vercel API + DNS + verification, most ops).</w:t>
-      </w:r>
-    </w:p>
-    <w:p>
-      <w:pPr>
-        <w:numPr>
-          <w:ilvl w:val="0"/>
-          <w:numId w:val="1"/>
-        </w:numPr>
-      </w:pPr>
-      <w:r>
-        <w:rPr>
-          <w:b/>
-        </w:rPr>
-        <w:t xml:space="preserve">🔮 Later:</w:t>
-      </w:r>
-      <w:r>
-        <w:t xml:space="preserve"> Prowl Phase B (Trustpilot/Facebook/competitor-gap web search),</w:t>
-      </w:r>
-    </w:p>
-    <w:p>
-      <w:r>
-        <w:t xml:space="preserve">tidy-up admin UI (bulk-delete stale previews), per-keyword dashboard breakdowns, multi-user accounts + billing (SaaS), Pounce FAQ/Book-a-Demo/"Not sure yet?" sections on the subscribe page.</w:t>
-      </w:r>
-    </w:p>
-    <w:p>
-      <w:pPr>
-        <w:pStyle w:val="Heading2"/>
-      </w:pPr>
-      <w:r>
-        <w:t xml:space="preserve">11b. Change log (recent sessions)</w:t>
-      </w:r>
-    </w:p>
-    <w:p>
-      <w:r>
-        <w:t xml:space="preserve">Newest first. Reference sections above are the source of truth; this is a quick history.</w:t>
-      </w:r>
-    </w:p>
-    <w:p>
-      <w:r>
-        <w:rPr>
-          <w:b/>
-        </w:rPr>
-        <w:t xml:space="preserve">2026-06-11</w:t>
+        <w:t xml:space="preserve"> between</w:t>
+      </w:r>
+    </w:p>
+    <w:p>
+      <w:r>
+        <w:t xml:space="preserve">published/preview; button on the Websites tab. Publishing drops noindex + the preview bar so the </w:t>
+      </w:r>
+      <w:r>
+        <w:rPr>
+          <w:rFonts w:ascii="Consolas" w:hAnsi="Consolas"/>
+          <w:color w:val="9C2D41"/>
+        </w:rPr>
+        <w:t xml:space="preserve">/s/&lt;slug&gt;</w:t>
+      </w:r>
+      <w:r>
+        <w:t xml:space="preserve"> page is a clean public site (Phase 2a; subdomains still pending the wildcard setup).</w:t>
       </w:r>
     </w:p>
     <w:p>

--- a/DOCS.docx
+++ b/DOCS.docx
@@ -7809,6 +7809,198 @@
       </w:r>
       <w:r>
         <w:t xml:space="preserve"> from the Host header. SSL is automatic. Per-domain DNS/add is manual ops (scriptable via Vercel API at scale).</w:t>
+      </w:r>
+    </w:p>
+    <w:p>
+      <w:pPr>
+        <w:numPr>
+          <w:ilvl w:val="0"/>
+          <w:numId w:val="1"/>
+        </w:numPr>
+      </w:pPr>
+      <w:r>
+        <w:rPr>
+          <w:b/>
+        </w:rPr>
+        <w:t xml:space="preserve">Wildcard subdomain setup (the actual infra, recorded 2026-06-11):</w:t>
+      </w:r>
+      <w:r>
+        <w:t xml:space="preserve"> DNS for </w:t>
+      </w:r>
+      <w:r>
+        <w:rPr>
+          <w:rFonts w:ascii="Consolas" w:hAnsi="Consolas"/>
+          <w:color w:val="9C2D41"/>
+        </w:rPr>
+        <w:t xml:space="preserve">aiwebpoint.com</w:t>
+      </w:r>
+    </w:p>
+    <w:p>
+      <w:r>
+        <w:t xml:space="preserve">is on </w:t>
+      </w:r>
+      <w:r>
+        <w:rPr>
+          <w:b/>
+        </w:rPr>
+        <w:t xml:space="preserve">Cloudflare</w:t>
+      </w:r>
+      <w:r>
+        <w:t xml:space="preserve"> (nameservers </w:t>
+      </w:r>
+      <w:r>
+        <w:rPr>
+          <w:rFonts w:ascii="Consolas" w:hAnsi="Consolas"/>
+          <w:color w:val="9C2D41"/>
+        </w:rPr>
+        <w:t xml:space="preserve">aida</w:t>
+      </w:r>
+      <w:r>
+        <w:t xml:space="preserve">/</w:t>
+      </w:r>
+      <w:r>
+        <w:rPr>
+          <w:rFonts w:ascii="Consolas" w:hAnsi="Consolas"/>
+          <w:color w:val="9C2D41"/>
+        </w:rPr>
+        <w:t xml:space="preserve">amit.ns.cloudflare.com</w:t>
+      </w:r>
+      <w:r>
+        <w:t xml:space="preserve">, "Third Party" in Vercel — do NOT enable Vercel DNS or change nameservers). The apex </w:t>
+      </w:r>
+      <w:r>
+        <w:rPr>
+          <w:rFonts w:ascii="Consolas" w:hAnsi="Consolas"/>
+          <w:color w:val="9C2D41"/>
+        </w:rPr>
+        <w:t xml:space="preserve">aiwebpoint.com</w:t>
+      </w:r>
+      <w:r>
+        <w:t xml:space="preserve"> is on a different host (the agency's main site); leave it. </w:t>
+      </w:r>
+      <w:r>
+        <w:rPr>
+          <w:rFonts w:ascii="Consolas" w:hAnsi="Consolas"/>
+          <w:color w:val="9C2D41"/>
+        </w:rPr>
+        <w:t xml:space="preserve">preview.aiwebpoint.com</w:t>
+      </w:r>
+      <w:r>
+        <w:t xml:space="preserve"> is the existing model: a CNAME to Vercel, </w:t>
+      </w:r>
+      <w:r>
+        <w:rPr>
+          <w:b/>
+        </w:rPr>
+        <w:t xml:space="preserve">DNS only / grey cloud</w:t>
+      </w:r>
+      <w:r>
+        <w:t xml:space="preserve"> (Vercel auto-issued its cert). To enable </w:t>
+      </w:r>
+      <w:r>
+        <w:rPr>
+          <w:rFonts w:ascii="Consolas" w:hAnsi="Consolas"/>
+          <w:color w:val="9C2D41"/>
+        </w:rPr>
+        <w:t xml:space="preserve">*.aiwebpoint.com</w:t>
+      </w:r>
+      <w:r>
+        <w:t xml:space="preserve">: </w:t>
+      </w:r>
+      <w:r>
+        <w:rPr>
+          <w:b/>
+        </w:rPr>
+        <w:t xml:space="preserve">(1) Vercel</w:t>
+      </w:r>
+      <w:r>
+        <w:t xml:space="preserve"> → domain </w:t>
+      </w:r>
+      <w:r>
+        <w:rPr>
+          <w:rFonts w:ascii="Consolas" w:hAnsi="Consolas"/>
+          <w:color w:val="9C2D41"/>
+        </w:rPr>
+        <w:t xml:space="preserve">aiwebpoint.com</w:t>
+      </w:r>
+      <w:r>
+        <w:t xml:space="preserve"> → Connected Projects → </w:t>
+      </w:r>
+      <w:r>
+        <w:rPr>
+          <w:b/>
+        </w:rPr>
+        <w:t xml:space="preserve">Connect</w:t>
+      </w:r>
+      <w:r>
+        <w:t xml:space="preserve"> </w:t>
+      </w:r>
+      <w:r>
+        <w:rPr>
+          <w:rFonts w:ascii="Consolas" w:hAnsi="Consolas"/>
+          <w:color w:val="9C2D41"/>
+        </w:rPr>
+        <w:t xml:space="preserve">*.aiwebpoint.com</w:t>
+      </w:r>
+      <w:r>
+        <w:t xml:space="preserve"> to the </w:t>
+      </w:r>
+      <w:r>
+        <w:rPr>
+          <w:rFonts w:ascii="Consolas" w:hAnsi="Consolas"/>
+          <w:color w:val="9C2D41"/>
+        </w:rPr>
+        <w:t xml:space="preserve">ai-web-point</w:t>
+      </w:r>
+      <w:r>
+        <w:t xml:space="preserve"> project (DONE 2026-06-11). </w:t>
+      </w:r>
+      <w:r>
+        <w:rPr>
+          <w:b/>
+        </w:rPr>
+        <w:t xml:space="preserve">(2) Cloudflare</w:t>
+      </w:r>
+      <w:r>
+        <w:t xml:space="preserve"> → aiwebpoint.com → DNS → add </w:t>
+      </w:r>
+      <w:r>
+        <w:rPr>
+          <w:b/>
+        </w:rPr>
+        <w:t xml:space="preserve">CNAME, Name `*`, Target `7f856d7d334ceb4c.vercel-dns-017.com`</w:t>
+      </w:r>
+      <w:r>
+        <w:t xml:space="preserve"> (the same target preview/ sitepounce already use, to match proven records; </w:t>
+      </w:r>
+      <w:r>
+        <w:rPr>
+          <w:rFonts w:ascii="Consolas" w:hAnsi="Consolas"/>
+          <w:color w:val="9C2D41"/>
+        </w:rPr>
+        <w:t xml:space="preserve">cname.vercel-dns.com</w:t>
+      </w:r>
+      <w:r>
+        <w:t xml:space="preserve"> also works), </w:t>
+      </w:r>
+      <w:r>
+        <w:rPr>
+          <w:b/>
+        </w:rPr>
+        <w:t xml:space="preserve">DNS only (grey cloud, proxy OFF, critical else SSL loops)</w:t>
+      </w:r>
+      <w:r>
+        <w:t xml:space="preserve"> (PENDING). Then a subdomain test (e.g. </w:t>
+      </w:r>
+      <w:r>
+        <w:rPr>
+          <w:rFonts w:ascii="Consolas" w:hAnsi="Consolas"/>
+          <w:color w:val="9C2D41"/>
+        </w:rPr>
+        <w:t xml:space="preserve">https://test.aiwebpoint.com</w:t>
+      </w:r>
+      <w:r>
+        <w:t xml:space="preserve">) should return a Vercel 404 with valid SSL. Existing records (apex, www, preview, MX/email) are safe, specific records win over the wildcard.</w:t>
       </w:r>
     </w:p>
     <w:p>

--- a/DOCS.docx
+++ b/DOCS.docx
@@ -7987,10 +7987,19 @@
         <w:rPr>
           <w:b/>
         </w:rPr>
-        <w:t xml:space="preserve">DNS only (grey cloud, proxy OFF, critical else SSL loops)</w:t>
-      </w:r>
-      <w:r>
-        <w:t xml:space="preserve"> (PENDING). Then a subdomain test (e.g. </w:t>
+        <w:t xml:space="preserve">DNS only (grey cloud, proxy OFF)</w:t>
+      </w:r>
+      <w:r>
+        <w:t xml:space="preserve"> (DONE). DNS now resolves. </w:t>
+      </w:r>
+      <w:r>
+        <w:rPr>
+          <w:b/>
+        </w:rPr>
+        <w:t xml:space="preserve">BUT</w:t>
+      </w:r>
+      <w:r>
+        <w:t xml:space="preserve"> </w:t>
       </w:r>
       <w:r>
         <w:rPr>
@@ -8000,7 +8009,63 @@
         <w:t xml:space="preserve">https://test.aiwebpoint.com</w:t>
       </w:r>
       <w:r>
-        <w:t xml:space="preserve">) should return a Vercel 404 with valid SSL. Existing records (apex, www, preview, MX/email) are safe, specific records win over the wildcard.</w:t>
+        <w:t xml:space="preserve"> fails the TLS handshake: </w:t>
+      </w:r>
+      <w:r>
+        <w:rPr>
+          <w:b/>
+        </w:rPr>
+        <w:t xml:space="preserve">Vercel does not auto-issue a `*` wildcard certificate on third-party nameservers (Cloudflare)</w:t>
+      </w:r>
+      <w:r>
+        <w:t xml:space="preserve"> — wildcard certs need Vercel's own nameservers. Vercel DOES issue certs for *specific* subdomains (HTTP-01), which is why </w:t>
+      </w:r>
+      <w:r>
+        <w:rPr>
+          <w:rFonts w:ascii="Consolas" w:hAnsi="Consolas"/>
+          <w:color w:val="9C2D41"/>
+        </w:rPr>
+        <w:t xml:space="preserve">preview</w:t>
+      </w:r>
+      <w:r>
+        <w:t xml:space="preserve"> works. </w:t>
+      </w:r>
+      <w:r>
+        <w:rPr>
+          <w:b/>
+        </w:rPr>
+        <w:t xml:space="preserve">So the resolved plan:</w:t>
+      </w:r>
+      <w:r>
+        <w:t xml:space="preserve"> keep the wildcard CNAME (it provides DNS for every subdomain, no per-client Cloudflare edit), and </w:t>
+      </w:r>
+      <w:r>
+        <w:rPr>
+          <w:b/>
+        </w:rPr>
+        <w:t xml:space="preserve">add each going-live client subdomain to the Vercel project individually</w:t>
+      </w:r>
+      <w:r>
+        <w:t xml:space="preserve"> (gets its HTTPS), automated via the </w:t>
+      </w:r>
+      <w:r>
+        <w:rPr>
+          <w:b/>
+        </w:rPr>
+        <w:t xml:space="preserve">Vercel REST API</w:t>
+      </w:r>
+      <w:r>
+        <w:t xml:space="preserve"> + an API token when the user picks a subdomain in Make Live; </w:t>
+      </w:r>
+      <w:r>
+        <w:rPr>
+          <w:rFonts w:ascii="Consolas" w:hAnsi="Consolas"/>
+          <w:color w:val="9C2D41"/>
+        </w:rPr>
+        <w:t xml:space="preserve">middleware.js</w:t>
+      </w:r>
+      <w:r>
+        <w:t xml:space="preserve"> then maps host→slug. Moving nameservers to Vercel is rejected (apex on Lovable + email TXTs in Cloudflare). Existing records (apex, www, preview, MX) are safe, specific records beat the wildcard.</w:t>
       </w:r>
     </w:p>
     <w:p>

--- a/DOCS.docx
+++ b/DOCS.docx
@@ -8391,6 +8391,115 @@
           <w:b/>
         </w:rPr>
         <w:t xml:space="preserve">2026-06-11</w:t>
+      </w:r>
+    </w:p>
+    <w:p>
+      <w:pPr>
+        <w:numPr>
+          <w:ilvl w:val="0"/>
+          <w:numId w:val="1"/>
+        </w:numPr>
+      </w:pPr>
+      <w:r>
+        <w:rPr>
+          <w:b/>
+        </w:rPr>
+        <w:t xml:space="preserve">Make live on a subdomain (Phase 2b, new):</w:t>
+      </w:r>
+      <w:r>
+        <w:t xml:space="preserve"> one-click publish to</w:t>
+      </w:r>
+    </w:p>
+    <w:p>
+      <w:r>
+        <w:rPr>
+          <w:rFonts w:ascii="Consolas" w:hAnsi="Consolas"/>
+          <w:color w:val="9C2D41"/>
+        </w:rPr>
+        <w:t xml:space="preserve">&lt;sub&gt;.aiwebpoint.com</w:t>
+      </w:r>
+      <w:r>
+        <w:t xml:space="preserve">. </w:t>
+      </w:r>
+      <w:r>
+        <w:rPr>
+          <w:rFonts w:ascii="Consolas" w:hAnsi="Consolas"/>
+          <w:color w:val="9C2D41"/>
+        </w:rPr>
+        <w:t xml:space="preserve">middleware.js</w:t>
+      </w:r>
+      <w:r>
+        <w:t xml:space="preserve"> routes the subdomain root to the site renderer, </w:t>
+      </w:r>
+      <w:r>
+        <w:rPr>
+          <w:rFonts w:ascii="Consolas" w:hAnsi="Consolas"/>
+          <w:color w:val="9C2D41"/>
+        </w:rPr>
+        <w:t xml:space="preserve">api/publish.js</w:t>
+      </w:r>
+      <w:r>
+        <w:t xml:space="preserve"> registers the domain on Vercel via the API (</w:t>
+      </w:r>
+      <w:r>
+        <w:rPr>
+          <w:rFonts w:ascii="Consolas" w:hAnsi="Consolas"/>
+          <w:color w:val="9C2D41"/>
+        </w:rPr>
+        <w:t xml:space="preserve">lib/vercel.js</w:t>
+      </w:r>
+      <w:r>
+        <w:t xml:space="preserve">, auto SSL) and maps </w:t>
+      </w:r>
+      <w:r>
+        <w:rPr>
+          <w:rFonts w:ascii="Consolas" w:hAnsi="Consolas"/>
+          <w:color w:val="9C2D41"/>
+        </w:rPr>
+        <w:t xml:space="preserve">domains/_index.json</w:t>
+      </w:r>
+      <w:r>
+        <w:t xml:space="preserve"> (sub→slug). Needs env </w:t>
+      </w:r>
+      <w:r>
+        <w:rPr>
+          <w:rFonts w:ascii="Consolas" w:hAnsi="Consolas"/>
+          <w:color w:val="9C2D41"/>
+        </w:rPr>
+        <w:t xml:space="preserve">VERCEL_TOKEN</w:t>
+      </w:r>
+      <w:r>
+        <w:t xml:space="preserve">/</w:t>
+      </w:r>
+      <w:r>
+        <w:rPr>
+          <w:rFonts w:ascii="Consolas" w:hAnsi="Consolas"/>
+          <w:color w:val="9C2D41"/>
+        </w:rPr>
+        <w:t xml:space="preserve">VERCEL_PROJECT_ID</w:t>
+      </w:r>
+      <w:r>
+        <w:t xml:space="preserve">/</w:t>
+      </w:r>
+      <w:r>
+        <w:rPr>
+          <w:rFonts w:ascii="Consolas" w:hAnsi="Consolas"/>
+          <w:color w:val="9C2D41"/>
+        </w:rPr>
+        <w:t xml:space="preserve">VERCEL_TEAM_ID</w:t>
+      </w:r>
+      <w:r>
+        <w:t xml:space="preserve">. Wildcard </w:t>
+      </w:r>
+      <w:r>
+        <w:rPr>
+          <w:rFonts w:ascii="Consolas" w:hAnsi="Consolas"/>
+          <w:color w:val="9C2D41"/>
+        </w:rPr>
+        <w:t xml:space="preserve">*.aiwebpoint.com</w:t>
+      </w:r>
+      <w:r>
+        <w:t xml:space="preserve"> provides the DNS; per-subdomain add to Vercel provides the cert.</w:t>
       </w:r>
     </w:p>
     <w:p>

--- a/DOCS.docx
+++ b/DOCS.docx
@@ -6353,8 +6353,526 @@
           </w:p>
         </w:tc>
       </w:tr>
+      <w:tr>
+        <w:tc>
+          <w:tcPr>
+            <w:tcW w:w="0" w:type="auto"/>
+          </w:tcPr>
+          <w:p>
+            <w:r>
+              <w:t xml:space="preserve">Client subdomains</w:t>
+            </w:r>
+          </w:p>
+        </w:tc>
+        <w:tc>
+          <w:tcPr>
+            <w:tcW w:w="0" w:type="auto"/>
+          </w:tcPr>
+          <w:p>
+            <w:r>
+              <w:rPr>
+                <w:rFonts w:ascii="Consolas" w:hAnsi="Consolas"/>
+                <w:color w:val="9C2D41"/>
+              </w:rPr>
+              <w:t xml:space="preserve">VERCEL_TOKEN</w:t>
+            </w:r>
+            <w:r>
+              <w:t xml:space="preserve">, </w:t>
+            </w:r>
+            <w:r>
+              <w:rPr>
+                <w:rFonts w:ascii="Consolas" w:hAnsi="Consolas"/>
+                <w:color w:val="9C2D41"/>
+              </w:rPr>
+              <w:t xml:space="preserve">VERCEL_PROJECT_ID</w:t>
+            </w:r>
+            <w:r>
+              <w:t xml:space="preserve">, </w:t>
+            </w:r>
+            <w:r>
+              <w:rPr>
+                <w:rFonts w:ascii="Consolas" w:hAnsi="Consolas"/>
+                <w:color w:val="9C2D41"/>
+              </w:rPr>
+              <w:t xml:space="preserve">VERCEL_TEAM_ID</w:t>
+            </w:r>
+          </w:p>
+        </w:tc>
+        <w:tc>
+          <w:tcPr>
+            <w:tcW w:w="0" w:type="auto"/>
+          </w:tcPr>
+          <w:p>
+            <w:r>
+              <w:t xml:space="preserve">Let "Make live" register </w:t>
+            </w:r>
+            <w:r>
+              <w:rPr>
+                <w:rFonts w:ascii="Consolas" w:hAnsi="Consolas"/>
+                <w:color w:val="9C2D41"/>
+              </w:rPr>
+              <w:t xml:space="preserve">&lt;sub&gt;.&lt;domain&gt;</w:t>
+            </w:r>
+            <w:r>
+              <w:t xml:space="preserve"> on the Vercel project (auto SSL). </w:t>
+            </w:r>
+            <w:r>
+              <w:rPr>
+                <w:rFonts w:ascii="Consolas" w:hAnsi="Consolas"/>
+                <w:color w:val="9C2D41"/>
+              </w:rPr>
+              <w:t xml:space="preserve">PROJECT_ID</w:t>
+            </w:r>
+            <w:r>
+              <w:t xml:space="preserve"> = project name or </w:t>
+            </w:r>
+            <w:r>
+              <w:rPr>
+                <w:rFonts w:ascii="Consolas" w:hAnsi="Consolas"/>
+                <w:color w:val="9C2D41"/>
+              </w:rPr>
+              <w:t xml:space="preserve">prj_…</w:t>
+            </w:r>
+            <w:r>
+              <w:t xml:space="preserve">; </w:t>
+            </w:r>
+            <w:r>
+              <w:rPr>
+                <w:rFonts w:ascii="Consolas" w:hAnsi="Consolas"/>
+                <w:color w:val="9C2D41"/>
+              </w:rPr>
+              <w:t xml:space="preserve">TEAM_ID</w:t>
+            </w:r>
+            <w:r>
+              <w:t xml:space="preserve"> = team slug or </w:t>
+            </w:r>
+            <w:r>
+              <w:rPr>
+                <w:rFonts w:ascii="Consolas" w:hAnsi="Consolas"/>
+                <w:color w:val="9C2D41"/>
+              </w:rPr>
+              <w:t xml:space="preserve">team_…</w:t>
+            </w:r>
+            <w:r>
+              <w:t xml:space="preserve">. See §7b.</w:t>
+            </w:r>
+          </w:p>
+        </w:tc>
+      </w:tr>
     </w:tbl>
     <w:p/>
+    <w:p>
+      <w:pPr>
+        <w:pStyle w:val="Heading2"/>
+      </w:pPr>
+      <w:r>
+        <w:t xml:space="preserve">7b. One-time setup: client subdomains (operator / white-label)</w:t>
+      </w:r>
+    </w:p>
+    <w:p>
+      <w:r>
+        <w:t xml:space="preserve">So </w:t>
+      </w:r>
+      <w:r>
+        <w:rPr>
+          <w:b/>
+        </w:rPr>
+        <w:t xml:space="preserve">"Make live → choose a subdomain"</w:t>
+      </w:r>
+      <w:r>
+        <w:t xml:space="preserve"> works (a Pounce site goes live at </w:t>
+      </w:r>
+      <w:r>
+        <w:rPr>
+          <w:rFonts w:ascii="Consolas" w:hAnsi="Consolas"/>
+          <w:color w:val="9C2D41"/>
+        </w:rPr>
+        <w:t xml:space="preserve">&lt;name&gt;.&lt;your-domain&gt;</w:t>
+      </w:r>
+      <w:r>
+        <w:t xml:space="preserve"> with auto HTTPS), the operator does this </w:t>
+      </w:r>
+      <w:r>
+        <w:rPr>
+          <w:b/>
+        </w:rPr>
+        <w:t xml:space="preserve">once</w:t>
+      </w:r>
+      <w:r>
+        <w:t xml:space="preserve">. (Done for </w:t>
+      </w:r>
+      <w:r>
+        <w:rPr>
+          <w:rFonts w:ascii="Consolas" w:hAnsi="Consolas"/>
+          <w:color w:val="9C2D41"/>
+        </w:rPr>
+        <w:t xml:space="preserve">aiwebpoint.com</w:t>
+      </w:r>
+      <w:r>
+        <w:t xml:space="preserve"> on 2026-06-11.) For a public/white-label release, this is the per-operator setup to hand users.</w:t>
+      </w:r>
+    </w:p>
+    <w:p>
+      <w:r>
+        <w:rPr>
+          <w:b/>
+        </w:rPr>
+        <w:t xml:space="preserve">A. Wildcard DNS + Vercel (provides routing for every subdomain):</w:t>
+      </w:r>
+    </w:p>
+    <w:p>
+      <w:pPr>
+        <w:numPr>
+          <w:ilvl w:val="0"/>
+          <w:numId w:val="1"/>
+        </w:numPr>
+      </w:pPr>
+      <w:r>
+        <w:rPr>
+          <w:b/>
+        </w:rPr>
+        <w:t xml:space="preserve">Vercel</w:t>
+      </w:r>
+      <w:r>
+        <w:t xml:space="preserve"> → </w:t>
+      </w:r>
+      <w:r>
+        <w:rPr>
+          <w:b/>
+        </w:rPr>
+        <w:t xml:space="preserve">Domains</w:t>
+      </w:r>
+      <w:r>
+        <w:t xml:space="preserve"> → your domain → </w:t>
+      </w:r>
+      <w:r>
+        <w:rPr>
+          <w:b/>
+        </w:rPr>
+        <w:t xml:space="preserve">Connected Projects</w:t>
+      </w:r>
+      <w:r>
+        <w:t xml:space="preserve"> → </w:t>
+      </w:r>
+      <w:r>
+        <w:rPr>
+          <w:b/>
+        </w:rPr>
+        <w:t xml:space="preserve">Connect</w:t>
+      </w:r>
+      <w:r>
+        <w:t xml:space="preserve"> → enter </w:t>
+      </w:r>
+      <w:r>
+        <w:rPr>
+          <w:rFonts w:ascii="Consolas" w:hAnsi="Consolas"/>
+          <w:color w:val="9C2D41"/>
+        </w:rPr>
+        <w:t xml:space="preserve">*</w:t>
+      </w:r>
+      <w:r>
+        <w:t xml:space="preserve"> (i.e.</w:t>
+      </w:r>
+    </w:p>
+    <w:p>
+      <w:r>
+        <w:rPr>
+          <w:rFonts w:ascii="Consolas" w:hAnsi="Consolas"/>
+          <w:color w:val="9C2D41"/>
+        </w:rPr>
+        <w:t xml:space="preserve">*.yourdomain.com</w:t>
+      </w:r>
+      <w:r>
+        <w:t xml:space="preserve">) → pick the project. (Do NOT "Enable Vercel DNS" or change nameservers if your DNS is elsewhere, e.g. Cloudflare.)</w:t>
+      </w:r>
+    </w:p>
+    <w:p>
+      <w:pPr>
+        <w:numPr>
+          <w:ilvl w:val="0"/>
+          <w:numId w:val="1"/>
+        </w:numPr>
+      </w:pPr>
+      <w:r>
+        <w:rPr>
+          <w:b/>
+        </w:rPr>
+        <w:t xml:space="preserve">Your DNS</w:t>
+      </w:r>
+      <w:r>
+        <w:t xml:space="preserve"> (e.g. Cloudflare) → add </w:t>
+      </w:r>
+      <w:r>
+        <w:rPr>
+          <w:b/>
+        </w:rPr>
+        <w:t xml:space="preserve">CNAME, Name `*`, Target `cname.vercel-dns.com`</w:t>
+      </w:r>
+      <w:r>
+        <w:t xml:space="preserve"> (or the</w:t>
+      </w:r>
+    </w:p>
+    <w:p>
+      <w:r>
+        <w:t xml:space="preserve">project's </w:t>
+      </w:r>
+      <w:r>
+        <w:rPr>
+          <w:rFonts w:ascii="Consolas" w:hAnsi="Consolas"/>
+          <w:color w:val="9C2D41"/>
+        </w:rPr>
+        <w:t xml:space="preserve">*.vercel-dns-NNN.com</w:t>
+      </w:r>
+      <w:r>
+        <w:t xml:space="preserve"> target), </w:t>
+      </w:r>
+      <w:r>
+        <w:rPr>
+          <w:b/>
+        </w:rPr>
+        <w:t xml:space="preserve">DNS only / proxy OFF</w:t>
+      </w:r>
+      <w:r>
+        <w:t xml:space="preserve">. Existing records (apex, www, MX/email) are safe, specific records beat the wildcard.</w:t>
+      </w:r>
+    </w:p>
+    <w:p>
+      <w:pPr>
+        <w:numPr>
+          <w:ilvl w:val="0"/>
+          <w:numId w:val="1"/>
+        </w:numPr>
+      </w:pPr>
+      <w:r>
+        <w:t xml:space="preserve">⚠️ </w:t>
+      </w:r>
+      <w:r>
+        <w:rPr>
+          <w:b/>
+        </w:rPr>
+        <w:t xml:space="preserve">Vercel will NOT auto-issue a `*` wildcard certificate on third-party nameservers.</w:t>
+      </w:r>
+      <w:r>
+        <w:t xml:space="preserve"> That's</w:t>
+      </w:r>
+    </w:p>
+    <w:p>
+      <w:r>
+        <w:t xml:space="preserve">expected and fine: the wildcard CNAME only provides DNS; each subdomain that goes live is added to the Vercel project individually by the app (step B), which gets its own cert (HTTP-01).</w:t>
+      </w:r>
+    </w:p>
+    <w:p>
+      <w:r>
+        <w:rPr>
+          <w:b/>
+        </w:rPr>
+        <w:t xml:space="preserve">B. Vercel API token + env vars (lets the app add each subdomain):</w:t>
+      </w:r>
+    </w:p>
+    <w:p>
+      <w:pPr>
+        <w:numPr>
+          <w:ilvl w:val="0"/>
+          <w:numId w:val="1"/>
+        </w:numPr>
+      </w:pPr>
+      <w:r>
+        <w:rPr>
+          <w:b/>
+        </w:rPr>
+        <w:t xml:space="preserve">Vercel</w:t>
+      </w:r>
+      <w:r>
+        <w:t xml:space="preserve"> → Account Settings → </w:t>
+      </w:r>
+      <w:r>
+        <w:rPr>
+          <w:b/>
+        </w:rPr>
+        <w:t xml:space="preserve">Tokens</w:t>
+      </w:r>
+      <w:r>
+        <w:t xml:space="preserve"> (</w:t>
+      </w:r>
+      <w:r>
+        <w:rPr>
+          <w:rFonts w:ascii="Consolas" w:hAnsi="Consolas"/>
+          <w:color w:val="9C2D41"/>
+        </w:rPr>
+        <w:t xml:space="preserve">vercel.com/account/tokens</w:t>
+      </w:r>
+      <w:r>
+        <w:t xml:space="preserve">) → </w:t>
+      </w:r>
+      <w:r>
+        <w:rPr>
+          <w:b/>
+        </w:rPr>
+        <w:t xml:space="preserve">Create Token</w:t>
+      </w:r>
+      <w:r>
+        <w:t xml:space="preserve">,</w:t>
+      </w:r>
+    </w:p>
+    <w:p>
+      <w:r>
+        <w:t xml:space="preserve">scoped to your team. Copy it.</w:t>
+      </w:r>
+    </w:p>
+    <w:p>
+      <w:pPr>
+        <w:numPr>
+          <w:ilvl w:val="0"/>
+          <w:numId w:val="1"/>
+        </w:numPr>
+      </w:pPr>
+      <w:r>
+        <w:t xml:space="preserve">Project → </w:t>
+      </w:r>
+      <w:r>
+        <w:rPr>
+          <w:b/>
+        </w:rPr>
+        <w:t xml:space="preserve">Settings → Environment Variables</w:t>
+      </w:r>
+      <w:r>
+        <w:t xml:space="preserve"> → add (Production): </w:t>
+      </w:r>
+      <w:r>
+        <w:rPr>
+          <w:rFonts w:ascii="Consolas" w:hAnsi="Consolas"/>
+          <w:color w:val="9C2D41"/>
+        </w:rPr>
+        <w:t xml:space="preserve">VERCEL_TOKEN</w:t>
+      </w:r>
+      <w:r>
+        <w:t xml:space="preserve"> = the token,</w:t>
+      </w:r>
+    </w:p>
+    <w:p>
+      <w:r>
+        <w:rPr>
+          <w:rFonts w:ascii="Consolas" w:hAnsi="Consolas"/>
+          <w:color w:val="9C2D41"/>
+        </w:rPr>
+        <w:t xml:space="preserve">VERCEL_PROJECT_ID</w:t>
+      </w:r>
+      <w:r>
+        <w:t xml:space="preserve"> = the project name (or </w:t>
+      </w:r>
+      <w:r>
+        <w:rPr>
+          <w:rFonts w:ascii="Consolas" w:hAnsi="Consolas"/>
+          <w:color w:val="9C2D41"/>
+        </w:rPr>
+        <w:t xml:space="preserve">prj_…</w:t>
+      </w:r>
+      <w:r>
+        <w:t xml:space="preserve">), </w:t>
+      </w:r>
+      <w:r>
+        <w:rPr>
+          <w:rFonts w:ascii="Consolas" w:hAnsi="Consolas"/>
+          <w:color w:val="9C2D41"/>
+        </w:rPr>
+        <w:t xml:space="preserve">VERCEL_TEAM_ID</w:t>
+      </w:r>
+      <w:r>
+        <w:t xml:space="preserve"> = the team slug (or </w:t>
+      </w:r>
+      <w:r>
+        <w:rPr>
+          <w:rFonts w:ascii="Consolas" w:hAnsi="Consolas"/>
+          <w:color w:val="9C2D41"/>
+        </w:rPr>
+        <w:t xml:space="preserve">team_…</w:t>
+      </w:r>
+      <w:r>
+        <w:t xml:space="preserve">).</w:t>
+      </w:r>
+    </w:p>
+    <w:p>
+      <w:pPr>
+        <w:numPr>
+          <w:ilvl w:val="0"/>
+          <w:numId w:val="1"/>
+        </w:numPr>
+      </w:pPr>
+      <w:r>
+        <w:t xml:space="preserve">Redeploy (any push picks them up).</w:t>
+      </w:r>
+    </w:p>
+    <w:p>
+      <w:r>
+        <w:rPr>
+          <w:b/>
+        </w:rPr>
+        <w:t xml:space="preserve">How it then works at runtime:</w:t>
+      </w:r>
+      <w:r>
+        <w:t xml:space="preserve"> </w:t>
+      </w:r>
+      <w:r>
+        <w:rPr>
+          <w:rFonts w:ascii="Consolas" w:hAnsi="Consolas"/>
+          <w:color w:val="9C2D41"/>
+        </w:rPr>
+        <w:t xml:space="preserve">Make live</w:t>
+      </w:r>
+      <w:r>
+        <w:t xml:space="preserve"> (api/publish.js) → </w:t>
+      </w:r>
+      <w:r>
+        <w:rPr>
+          <w:rFonts w:ascii="Consolas" w:hAnsi="Consolas"/>
+          <w:color w:val="9C2D41"/>
+        </w:rPr>
+        <w:t xml:space="preserve">lib/vercel.js</w:t>
+      </w:r>
+      <w:r>
+        <w:t xml:space="preserve"> calls the Vercel API to add </w:t>
+      </w:r>
+      <w:r>
+        <w:rPr>
+          <w:rFonts w:ascii="Consolas" w:hAnsi="Consolas"/>
+          <w:color w:val="9C2D41"/>
+        </w:rPr>
+        <w:t xml:space="preserve">&lt;sub&gt;.yourdomain.com</w:t>
+      </w:r>
+      <w:r>
+        <w:t xml:space="preserve"> to the project → records </w:t>
+      </w:r>
+      <w:r>
+        <w:rPr>
+          <w:rFonts w:ascii="Consolas" w:hAnsi="Consolas"/>
+          <w:color w:val="9C2D41"/>
+        </w:rPr>
+        <w:t xml:space="preserve">domains/_index.json</w:t>
+      </w:r>
+      <w:r>
+        <w:t xml:space="preserve"> (sub→slug) → </w:t>
+      </w:r>
+      <w:r>
+        <w:rPr>
+          <w:rFonts w:ascii="Consolas" w:hAnsi="Consolas"/>
+          <w:color w:val="9C2D41"/>
+        </w:rPr>
+        <w:t xml:space="preserve">middleware.js</w:t>
+      </w:r>
+      <w:r>
+        <w:t xml:space="preserve"> rewrites the subdomain's root to </w:t>
+      </w:r>
+      <w:r>
+        <w:rPr>
+          <w:rFonts w:ascii="Consolas" w:hAnsi="Consolas"/>
+          <w:color w:val="9C2D41"/>
+        </w:rPr>
+        <w:t xml:space="preserve">/api/site?sub=…</w:t>
+      </w:r>
+      <w:r>
+        <w:t xml:space="preserve"> which resolves the slug and renders. Unpublish frees the subdomain. ⚠️ A Vercel token controls the whole team account (no domains-only scope), stored encrypted in env, same as other secrets.</w:t>
+      </w:r>
+    </w:p>
     <w:p>
       <w:pPr>
         <w:pStyle w:val="Heading2"/>
@@ -8404,7 +8922,7 @@
         <w:rPr>
           <w:b/>
         </w:rPr>
-        <w:t xml:space="preserve">Make live on a subdomain (Phase 2b, new):</w:t>
+        <w:t xml:space="preserve">Make live on a subdomain (Phase 2b, ✅ DONE + verified live):</w:t>
       </w:r>
       <w:r>
         <w:t xml:space="preserve"> one-click publish to</w:t>
@@ -8419,7 +8937,17 @@
         <w:t xml:space="preserve">&lt;sub&gt;.aiwebpoint.com</w:t>
       </w:r>
       <w:r>
-        <w:t xml:space="preserve">. </w:t>
+        <w:t xml:space="preserve">. First live site confirmed: </w:t>
+      </w:r>
+      <w:r>
+        <w:rPr>
+          <w:rFonts w:ascii="Consolas" w:hAnsi="Consolas"/>
+          <w:color w:val="9C2D41"/>
+        </w:rPr>
+        <w:t xml:space="preserve">https://ashgardens.aiwebpoint.com</w:t>
+      </w:r>
+      <w:r>
+        <w:t xml:space="preserve"> (HTTPS, 200). </w:t>
       </w:r>
       <w:r>
         <w:rPr>
@@ -8489,7 +9017,7 @@
         <w:t xml:space="preserve">VERCEL_TEAM_ID</w:t>
       </w:r>
       <w:r>
-        <w:t xml:space="preserve">. Wildcard </w:t>
+        <w:t xml:space="preserve"> (one-time setup in §7b). Wildcard </w:t>
       </w:r>
       <w:r>
         <w:rPr>
@@ -8499,7 +9027,7 @@
         <w:t xml:space="preserve">*.aiwebpoint.com</w:t>
       </w:r>
       <w:r>
-        <w:t xml:space="preserve"> provides the DNS; per-subdomain add to Vercel provides the cert.</w:t>
+        <w:t xml:space="preserve"> provides DNS; per-subdomain add to Vercel provides the cert. Make-live popup has a clickable "🌐 Go to website" button.</w:t>
       </w:r>
     </w:p>
     <w:p>

--- a/DOCS.docx
+++ b/DOCS.docx
@@ -7552,6 +7552,182 @@
       </w:pPr>
       <w:r>
         <w:t xml:space="preserve">11. Roadmap</w:t>
+      </w:r>
+    </w:p>
+    <w:p>
+      <w:pPr>
+        <w:pStyle w:val="Heading3"/>
+      </w:pPr>
+      <w:r>
+        <w:t xml:space="preserve">⏸️ Parked / on hold (quick reference, as of 2026-06-11)</w:t>
+      </w:r>
+    </w:p>
+    <w:p>
+      <w:r>
+        <w:t xml:space="preserve">Things we deliberately deferred, newest first. Details in the bullets below + the change log.</w:t>
+      </w:r>
+    </w:p>
+    <w:p>
+      <w:pPr>
+        <w:numPr>
+          <w:ilvl w:val="0"/>
+          <w:numId w:val="1"/>
+        </w:numPr>
+      </w:pPr>
+      <w:r>
+        <w:rPr>
+          <w:b/>
+        </w:rPr>
+        <w:t xml:space="preserve">Mockup IMAGE revamp</w:t>
+      </w:r>
+      <w:r>
+        <w:t xml:space="preserve"> (the picture itself, via </w:t>
+      </w:r>
+      <w:r>
+        <w:rPr>
+          <w:rFonts w:ascii="Consolas" w:hAnsi="Consolas"/>
+          <w:color w:val="9C2D41"/>
+        </w:rPr>
+        <w:t xml:space="preserve">generate.js</w:t>
+      </w:r>
+      <w:r>
+        <w:t xml:space="preserve">): brighter/positive hero photo,</w:t>
+      </w:r>
+    </w:p>
+    <w:p>
+      <w:r>
+        <w:t xml:space="preserve">fake nav menu (Home / About / Contact), bigger/bolder service chips, and remove or sentence-ify the composited blue "Let me show you the full website over a call" button. (The preview *page* around the image, nudge + green CTA, is already polished; only the baked-in image is pending.)</w:t>
+      </w:r>
+    </w:p>
+    <w:p>
+      <w:pPr>
+        <w:numPr>
+          <w:ilvl w:val="0"/>
+          <w:numId w:val="1"/>
+        </w:numPr>
+      </w:pPr>
+      <w:r>
+        <w:rPr>
+          <w:b/>
+        </w:rPr>
+        <w:t xml:space="preserve">Phase 3, AI edit box + file upload</w:t>
+      </w:r>
+      <w:r>
+        <w:t xml:space="preserve"> for live sites (the next build): type a change in plain</w:t>
+      </w:r>
+    </w:p>
+    <w:p>
+      <w:r>
+        <w:t xml:space="preserve">English (+ upload photos) → AI returns a minimal patch → shows a diff → apply on confirm only → backs up the previous version. Needs no new setup (uses the existing OpenAI key).</w:t>
+      </w:r>
+    </w:p>
+    <w:p>
+      <w:pPr>
+        <w:numPr>
+          <w:ilvl w:val="0"/>
+          <w:numId w:val="1"/>
+        </w:numPr>
+      </w:pPr>
+      <w:r>
+        <w:rPr>
+          <w:b/>
+        </w:rPr>
+        <w:t xml:space="preserve">Phase 4, custom domains</w:t>
+      </w:r>
+      <w:r>
+        <w:t xml:space="preserve"> (a client's own </w:t>
+      </w:r>
+      <w:r>
+        <w:rPr>
+          <w:rFonts w:ascii="Consolas" w:hAnsi="Consolas"/>
+          <w:color w:val="9C2D41"/>
+        </w:rPr>
+        <w:t xml:space="preserve">theirbiz.co.uk</w:t>
+      </w:r>
+      <w:r>
+        <w:t xml:space="preserve"> instead of a subdomain): Vercel</w:t>
+      </w:r>
+    </w:p>
+    <w:p>
+      <w:r>
+        <w:t xml:space="preserve">Domains API + DNS records + a verification poll. Most ops, saved for last.</w:t>
+      </w:r>
+    </w:p>
+    <w:p>
+      <w:pPr>
+        <w:numPr>
+          <w:ilvl w:val="0"/>
+          <w:numId w:val="1"/>
+        </w:numPr>
+      </w:pPr>
+      <w:r>
+        <w:rPr>
+          <w:b/>
+        </w:rPr>
+        <w:t xml:space="preserve">Email enrichment ("Find email")</w:t>
+      </w:r>
+      <w:r>
+        <w:t xml:space="preserve"> so email can be a fallback channel (Facebook/directories</w:t>
+      </w:r>
+    </w:p>
+    <w:p>
+      <w:r>
+        <w:t xml:space="preserve">first, verify before send). Full spec below.</w:t>
+      </w:r>
+    </w:p>
+    <w:p>
+      <w:pPr>
+        <w:numPr>
+          <w:ilvl w:val="0"/>
+          <w:numId w:val="1"/>
+        </w:numPr>
+      </w:pPr>
+      <w:r>
+        <w:rPr>
+          <w:b/>
+        </w:rPr>
+        <w:t xml:space="preserve">Earlier parked:</w:t>
+      </w:r>
+      <w:r>
+        <w:t xml:space="preserve"> Pounce v2 client photo upload (before/after), </w:t>
+      </w:r>
+      <w:r>
+        <w:rPr>
+          <w:b/>
+        </w:rPr>
+        <w:t xml:space="preserve">Payments</w:t>
+      </w:r>
+      <w:r>
+        <w:t xml:space="preserve"> (Stripe links),</w:t>
+      </w:r>
+    </w:p>
+    <w:p>
+      <w:r>
+        <w:rPr>
+          <w:b/>
+        </w:rPr>
+        <w:t xml:space="preserve">Companies House</w:t>
+      </w:r>
+      <w:r>
+        <w:t xml:space="preserve"> key for Prowl, </w:t>
+      </w:r>
+      <w:r>
+        <w:rPr>
+          <w:b/>
+        </w:rPr>
+        <w:t xml:space="preserve">Prowl Phase B</w:t>
+      </w:r>
+      <w:r>
+        <w:t xml:space="preserve"> (Trustpilot/Facebook web search), </w:t>
+      </w:r>
+      <w:r>
+        <w:rPr>
+          <w:b/>
+        </w:rPr>
+        <w:t xml:space="preserve">WhatsApp image-vs-link</w:t>
+      </w:r>
+      <w:r>
+        <w:t xml:space="preserve"> A/B test.</w:t>
       </w:r>
     </w:p>
     <w:p>

--- a/DOCS.docx
+++ b/DOCS.docx
@@ -4044,6 +4044,46 @@
     </w:p>
     <w:p>
       <w:pPr>
+        <w:pStyle w:val="Heading3"/>
+      </w:pPr>
+      <w:r>
+        <w:t xml:space="preserve">4a. Technical architecture, data flows at a glance</w:t>
+      </w:r>
+    </w:p>
+    <w:p>
+      <w:r>
+        <w:t xml:space="preserve">The app is a thin front-end + Vercel serverless back-end. The back-end </w:t>
+      </w:r>
+      <w:r>
+        <w:rPr>
+          <w:b/>
+        </w:rPr>
+        <w:t xml:space="preserve">calls out</w:t>
+      </w:r>
+      <w:r>
+        <w:t xml:space="preserve"> to a few external services, </w:t>
+      </w:r>
+      <w:r>
+        <w:rPr>
+          <w:b/>
+        </w:rPr>
+        <w:t xml:space="preserve">stores</w:t>
+      </w:r>
+      <w:r>
+        <w:t xml:space="preserve"> in two databases, and </w:t>
+      </w:r>
+      <w:r>
+        <w:rPr>
+          <w:b/>
+        </w:rPr>
+        <w:t xml:space="preserve">produces</w:t>
+      </w:r>
+      <w:r>
+        <w:t xml:space="preserve"> outputs that reach the prospect.</w:t>
+      </w:r>
+    </w:p>
+    <w:p>
+      <w:pPr>
         <w:pStyle w:val="Code"/>
       </w:pPr>
       <w:r>
@@ -4051,6 +4091,329 @@
           <w:rFonts w:ascii="Consolas" w:hAnsi="Consolas"/>
           <w:sz w:val="18"/>
         </w:rPr>
+        <w:t xml:space="preserve">                 EXTERNAL SERVICES  (the back-end calls these)</w:t>
+      </w:r>
+    </w:p>
+    <w:p>
+      <w:pPr>
+        <w:pStyle w:val="Code"/>
+      </w:pPr>
+      <w:r>
+        <w:rPr>
+          <w:rFonts w:ascii="Consolas" w:hAnsi="Consolas"/>
+          <w:sz w:val="18"/>
+        </w:rPr>
+        <w:t xml:space="preserve">  Google Places       OpenAI          SendGrid      Vercel + Cloudflare</w:t>
+      </w:r>
+    </w:p>
+    <w:p>
+      <w:pPr>
+        <w:pStyle w:val="Code"/>
+      </w:pPr>
+      <w:r>
+        <w:rPr>
+          <w:rFonts w:ascii="Consolas" w:hAnsi="Consolas"/>
+          <w:sz w:val="18"/>
+        </w:rPr>
+        <w:t xml:space="preserve">  businesses/reviews   image + copy    emails        host / domains / DNS</w:t>
+      </w:r>
+    </w:p>
+    <w:p>
+      <w:pPr>
+        <w:pStyle w:val="Code"/>
+      </w:pPr>
+      <w:r>
+        <w:rPr>
+          <w:rFonts w:ascii="Consolas" w:hAnsi="Consolas"/>
+          <w:sz w:val="18"/>
+        </w:rPr>
+        <w:t xml:space="preserve">        |                  |              |                  |</w:t>
+      </w:r>
+    </w:p>
+    <w:p>
+      <w:pPr>
+        <w:pStyle w:val="Code"/>
+      </w:pPr>
+      <w:r>
+        <w:rPr>
+          <w:rFonts w:ascii="Consolas" w:hAnsi="Consolas"/>
+          <w:sz w:val="18"/>
+        </w:rPr>
+        <w:t xml:space="preserve">        +---------+--------+------+-------+---------+--------+</w:t>
+      </w:r>
+    </w:p>
+    <w:p>
+      <w:pPr>
+        <w:pStyle w:val="Code"/>
+      </w:pPr>
+      <w:r>
+        <w:rPr>
+          <w:rFonts w:ascii="Consolas" w:hAnsi="Consolas"/>
+          <w:sz w:val="18"/>
+        </w:rPr>
+        <w:t xml:space="preserve">                              v  (pulls data / sends email)</w:t>
+      </w:r>
+    </w:p>
+    <w:p>
+      <w:pPr>
+        <w:pStyle w:val="Code"/>
+      </w:pPr>
+      <w:r>
+        <w:rPr>
+          <w:rFonts w:ascii="Consolas" w:hAnsi="Consolas"/>
+          <w:sz w:val="18"/>
+        </w:rPr>
+        <w:t xml:space="preserve">  YOU   -----&gt;  FRONT-END  -----&gt;  BACK-END  -----&gt;  OUTPUTS  -----&gt;  PROSPECT</w:t>
+      </w:r>
+    </w:p>
+    <w:p>
+      <w:pPr>
+        <w:pStyle w:val="Code"/>
+      </w:pPr>
+      <w:r>
+        <w:rPr>
+          <w:rFonts w:ascii="Consolas" w:hAnsi="Consolas"/>
+          <w:sz w:val="18"/>
+        </w:rPr>
+        <w:t xml:space="preserve">  agency        browser app        Vercel /api       mockup, site,    local business</w:t>
+      </w:r>
+    </w:p>
+    <w:p>
+      <w:pPr>
+        <w:pStyle w:val="Code"/>
+      </w:pPr>
+      <w:r>
+        <w:rPr>
+          <w:rFonts w:ascii="Consolas" w:hAnsi="Consolas"/>
+          <w:sz w:val="18"/>
+        </w:rPr>
+        <w:t xml:space="preserve">                                                      dashboard</w:t>
+      </w:r>
+    </w:p>
+    <w:p>
+      <w:pPr>
+        <w:pStyle w:val="Code"/>
+      </w:pPr>
+      <w:r>
+        <w:rPr>
+          <w:rFonts w:ascii="Consolas" w:hAnsi="Consolas"/>
+          <w:sz w:val="18"/>
+        </w:rPr>
+        <w:t xml:space="preserve">                              |                                          |</w:t>
+      </w:r>
+    </w:p>
+    <w:p>
+      <w:pPr>
+        <w:pStyle w:val="Code"/>
+      </w:pPr>
+      <w:r>
+        <w:rPr>
+          <w:rFonts w:ascii="Consolas" w:hAnsi="Consolas"/>
+          <w:sz w:val="18"/>
+        </w:rPr>
+        <w:t xml:space="preserve">                  writes/reads v                          views/clicks   v  (tracked)</w:t>
+      </w:r>
+    </w:p>
+    <w:p>
+      <w:pPr>
+        <w:pStyle w:val="Code"/>
+      </w:pPr>
+      <w:r>
+        <w:rPr>
+          <w:rFonts w:ascii="Consolas" w:hAnsi="Consolas"/>
+          <w:sz w:val="18"/>
+        </w:rPr>
+        <w:t xml:space="preserve">                     +---------+------------------------------+----------+</w:t>
+      </w:r>
+    </w:p>
+    <w:p>
+      <w:pPr>
+        <w:pStyle w:val="Code"/>
+      </w:pPr>
+      <w:r>
+        <w:rPr>
+          <w:rFonts w:ascii="Consolas" w:hAnsi="Consolas"/>
+          <w:sz w:val="18"/>
+        </w:rPr>
+        <w:t xml:space="preserve">                     v                                        v</w:t>
+      </w:r>
+    </w:p>
+    <w:p>
+      <w:pPr>
+        <w:pStyle w:val="Code"/>
+      </w:pPr>
+      <w:r>
+        <w:rPr>
+          <w:rFonts w:ascii="Consolas" w:hAnsi="Consolas"/>
+          <w:sz w:val="18"/>
+        </w:rPr>
+        <w:t xml:space="preserve">               VERCEL BLOB                               NEON POSTGRES</w:t>
+      </w:r>
+    </w:p>
+    <w:p>
+      <w:pPr>
+        <w:pStyle w:val="Code"/>
+      </w:pPr>
+      <w:r>
+        <w:rPr>
+          <w:rFonts w:ascii="Consolas" w:hAnsi="Consolas"/>
+          <w:sz w:val="18"/>
+        </w:rPr>
+        <w:t xml:space="preserve">               mockups, sites, Prowl dossiers,           every send / view /</w:t>
+      </w:r>
+    </w:p>
+    <w:p>
+      <w:pPr>
+        <w:pStyle w:val="Code"/>
+      </w:pPr>
+      <w:r>
+        <w:rPr>
+          <w:rFonts w:ascii="Consolas" w:hAnsi="Consolas"/>
+          <w:sz w:val="18"/>
+        </w:rPr>
+        <w:t xml:space="preserve">               CRM notes, subdomain map, usage           click / decline event</w:t>
+      </w:r>
+    </w:p>
+    <w:p>
+      <w:r>
+        <w:rPr>
+          <w:b/>
+        </w:rPr>
+        <w:t xml:space="preserve">The main flow:</w:t>
+      </w:r>
+      <w:r>
+        <w:t xml:space="preserve"> you </w:t>
+      </w:r>
+      <w:r>
+        <w:rPr>
+          <w:b/>
+        </w:rPr>
+        <w:t xml:space="preserve">search</w:t>
+      </w:r>
+      <w:r>
+        <w:t xml:space="preserve"> (Google Places) → </w:t>
+      </w:r>
+      <w:r>
+        <w:rPr>
+          <w:b/>
+        </w:rPr>
+        <w:t xml:space="preserve">generate</w:t>
+      </w:r>
+      <w:r>
+        <w:t xml:space="preserve"> a mockup (OpenAI image + copy, composited and stored in Blob) → </w:t>
+      </w:r>
+      <w:r>
+        <w:rPr>
+          <w:b/>
+        </w:rPr>
+        <w:t xml:space="preserve">send</w:t>
+      </w:r>
+      <w:r>
+        <w:t xml:space="preserve"> the preview link by WhatsApp/SMS (manual) → the prospect </w:t>
+      </w:r>
+      <w:r>
+        <w:rPr>
+          <w:b/>
+        </w:rPr>
+        <w:t xml:space="preserve">views/clicks</w:t>
+      </w:r>
+      <w:r>
+        <w:t xml:space="preserve">, which the tracking beacon writes to Postgres → the </w:t>
+      </w:r>
+      <w:r>
+        <w:rPr>
+          <w:b/>
+        </w:rPr>
+        <w:t xml:space="preserve">Performance</w:t>
+      </w:r>
+      <w:r>
+        <w:t xml:space="preserve"> dashboard reads those events. Alongside: </w:t>
+      </w:r>
+      <w:r>
+        <w:rPr>
+          <w:b/>
+        </w:rPr>
+        <w:t xml:space="preserve">Prowl</w:t>
+      </w:r>
+      <w:r>
+        <w:t xml:space="preserve"> builds an intelligence dossier (Google + OpenAI → Blob), </w:t>
+      </w:r>
+      <w:r>
+        <w:rPr>
+          <w:b/>
+        </w:rPr>
+        <w:t xml:space="preserve">Pounce</w:t>
+      </w:r>
+      <w:r>
+        <w:t xml:space="preserve"> builds a 1-page website (Google Place Details + OpenAI → Blob, served at </w:t>
+      </w:r>
+      <w:r>
+        <w:rPr>
+          <w:rFonts w:ascii="Consolas" w:hAnsi="Consolas"/>
+          <w:color w:val="9C2D41"/>
+        </w:rPr>
+        <w:t xml:space="preserve">/s/&lt;slug&gt;</w:t>
+      </w:r>
+      <w:r>
+        <w:t xml:space="preserve">), and </w:t>
+      </w:r>
+      <w:r>
+        <w:rPr>
+          <w:b/>
+        </w:rPr>
+        <w:t xml:space="preserve">Make live</w:t>
+      </w:r>
+      <w:r>
+        <w:t xml:space="preserve"> publishes it to a subdomain (Vercel Domains API + a </w:t>
+      </w:r>
+      <w:r>
+        <w:rPr>
+          <w:rFonts w:ascii="Consolas" w:hAnsi="Consolas"/>
+          <w:color w:val="9C2D41"/>
+        </w:rPr>
+        <w:t xml:space="preserve">domains/_index.json</w:t>
+      </w:r>
+      <w:r>
+        <w:t xml:space="preserve"> map, routed by </w:t>
+      </w:r>
+      <w:r>
+        <w:rPr>
+          <w:rFonts w:ascii="Consolas" w:hAnsi="Consolas"/>
+          <w:color w:val="9C2D41"/>
+        </w:rPr>
+        <w:t xml:space="preserve">middleware.js</w:t>
+      </w:r>
+      <w:r>
+        <w:t xml:space="preserve">). CRM status + notes live in Blob; per-device flags (messaged, blocked) live in the browser's </w:t>
+      </w:r>
+      <w:r>
+        <w:rPr>
+          <w:rFonts w:ascii="Consolas" w:hAnsi="Consolas"/>
+          <w:color w:val="9C2D41"/>
+        </w:rPr>
+        <w:t xml:space="preserve">localStorage</w:t>
+      </w:r>
+      <w:r>
+        <w:t xml:space="preserve">.</w:t>
+      </w:r>
+    </w:p>
+    <w:p>
+      <w:pPr>
+        <w:pStyle w:val="Heading3"/>
+      </w:pPr>
+      <w:r>
+        <w:t xml:space="preserve">4b. Code map</w:t>
+      </w:r>
+    </w:p>
+    <w:p>
+      <w:pPr>
+        <w:pStyle w:val="Code"/>
+      </w:pPr>
+      <w:r>
+        <w:rPr>
+          <w:rFonts w:ascii="Consolas" w:hAnsi="Consolas"/>
+          <w:sz w:val="18"/>
+        </w:rPr>
         <w:t xml:space="preserve">Frontend (static, /public)            Backend (/api, Vercel serverless)</w:t>
       </w:r>
     </w:p>
@@ -4231,7 +4594,7 @@
           <w:rFonts w:ascii="Consolas" w:hAnsi="Consolas"/>
           <w:sz w:val="18"/>
         </w:rPr>
-        <w:t xml:space="preserve">                                       site.js      renders /s/&lt;slug&gt; (noindex preview)</w:t>
+        <w:t xml:space="preserve">names.js    humaniseBusinessName       site.js      renders /s/&lt;slug&gt; (+ ?sub= subdomain lookup)</w:t>
       </w:r>
     </w:p>
     <w:p>
@@ -4243,7 +4606,7 @@
           <w:rFonts w:ascii="Consolas" w:hAnsi="Consolas"/>
           <w:sz w:val="18"/>
         </w:rPr>
-        <w:t xml:space="preserve">                                       photo.js     Google-photo proxy (hides API key)</w:t>
+        <w:t xml:space="preserve">vercel.js   add/remove project domain   photo.js     Google-photo proxy (hides API key)</w:t>
       </w:r>
     </w:p>
     <w:p>
@@ -4255,7 +4618,43 @@
           <w:rFonts w:ascii="Consolas" w:hAnsi="Consolas"/>
           <w:sz w:val="18"/>
         </w:rPr>
-        <w:t xml:space="preserve">                                       sites.js     lists preview sites (tidy-up registry)</w:t>
+        <w:t xml:space="preserve">                                       sites.js     lists every Pounce site (Websites tab)</w:t>
+      </w:r>
+    </w:p>
+    <w:p>
+      <w:pPr>
+        <w:pStyle w:val="Code"/>
+      </w:pPr>
+      <w:r>
+        <w:rPr>
+          <w:rFonts w:ascii="Consolas" w:hAnsi="Consolas"/>
+          <w:sz w:val="18"/>
+        </w:rPr>
+        <w:t xml:space="preserve">                                       decline.js   "No thanks" → decline event + status</w:t>
+      </w:r>
+    </w:p>
+    <w:p>
+      <w:pPr>
+        <w:pStyle w:val="Code"/>
+      </w:pPr>
+      <w:r>
+        <w:rPr>
+          <w:rFonts w:ascii="Consolas" w:hAnsi="Consolas"/>
+          <w:sz w:val="18"/>
+        </w:rPr>
+        <w:t xml:space="preserve">                                       publish.js   Make live/unpublish + subdomain (Vercel API)</w:t>
+      </w:r>
+    </w:p>
+    <w:p>
+      <w:pPr>
+        <w:pStyle w:val="Code"/>
+      </w:pPr>
+      <w:r>
+        <w:rPr>
+          <w:rFonts w:ascii="Consolas" w:hAnsi="Consolas"/>
+          <w:sz w:val="18"/>
+        </w:rPr>
+        <w:t xml:space="preserve">middleware.js (root)  routes &lt;sub&gt;.aiwebpoint.com → /api/site?sub=</w:t>
       </w:r>
     </w:p>
     <w:p>

--- a/DOCS.docx
+++ b/DOCS.docx
@@ -1438,55 +1438,45 @@
         <w:t xml:space="preserve">public/app.js</w:t>
       </w:r>
       <w:r>
-        <w:t xml:space="preserve">), two passes: (1) </w:t>
-      </w:r>
-      <w:r>
-        <w:rPr>
-          <w:b/>
-        </w:rPr>
-        <w:t xml:space="preserve">run-together names</w:t>
-      </w:r>
-      <w:r>
-        <w:t xml:space="preserve"> are split on camelCase, e.g. "PerformanceCarValeting" → "Performance Car Valeting", "JJGHomeCarWash" → "JJG Home Car Wash" (acronyms like MOT and already-spaced names stay intact); (2) </w:t>
-      </w:r>
-      <w:r>
-        <w:rPr>
-          <w:b/>
-        </w:rPr>
-        <w:t xml:space="preserve">keyword-stuffed overlong names</w:t>
-      </w:r>
-      <w:r>
-        <w:t xml:space="preserve"> (&gt;34 chars with </w:t>
-      </w:r>
-      <w:r>
-        <w:rPr>
-          <w:rFonts w:ascii="Consolas" w:hAnsi="Consolas"/>
-          <w:color w:val="9C2D41"/>
-        </w:rPr>
-        <w:t xml:space="preserve">,</w:t>
-      </w:r>
-      <w:r>
+        <w:t xml:space="preserve">, keep in sync incl. the trade-word list), in order: (1) </w:t>
+      </w:r>
+      <w:r>
+        <w:rPr>
+          <w:b/>
+        </w:rPr>
+        <w:t xml:space="preserve">camelCase split</w:t>
+      </w:r>
+      <w:r>
+        <w:t xml:space="preserve"> ("PerformanceCarValeting" → "Performance Car Valeting"); (2) </w:t>
+      </w:r>
+      <w:r>
+        <w:rPr>
+          <w:b/>
+        </w:rPr>
+        <w:t xml:space="preserve">space out</w:t>
+      </w:r>
+      <w:r>
+        <w:t xml:space="preserve"> </w:t>
+      </w:r>
+      <w:r>
+        <w:rPr>
+          <w:rFonts w:ascii="Consolas" w:hAnsi="Consolas"/>
+          <w:color w:val="9C2D41"/>
+        </w:rPr>
+        <w:t xml:space="preserve">&amp;</w:t>
+      </w:r>
+      <w:r>
+        <w:t xml:space="preserve"> </w:t>
+      </w:r>
+      <w:r>
+        <w:rPr>
+          <w:rFonts w:ascii="Consolas" w:hAnsi="Consolas"/>
+          <w:color w:val="9C2D41"/>
+        </w:rPr>
         <w:t xml:space="preserve">/</w:t>
       </w:r>
       <w:r>
-        <w:rPr>
-          <w:rFonts w:ascii="Consolas" w:hAnsi="Consolas"/>
-          <w:color w:val="9C2D41"/>
-        </w:rPr>
-        <w:t xml:space="preserve">&amp;</w:t>
-      </w:r>
-      <w:r>
-        <w:t xml:space="preserve">/</w:t>
-      </w:r>
-      <w:r>
-        <w:rPr>
-          <w:rFonts w:ascii="Consolas" w:hAnsi="Consolas"/>
-          <w:color w:val="9C2D41"/>
-        </w:rPr>
-        <w:t xml:space="preserve">/</w:t>
-      </w:r>
-      <w:r>
-        <w:t xml:space="preserve">/</w:t>
+        <w:t xml:space="preserve"> </w:t>
       </w:r>
       <w:r>
         <w:rPr>
@@ -1496,7 +1486,44 @@
         <w:t xml:space="preserve">+</w:t>
       </w:r>
       <w:r>
-        <w:t xml:space="preserve">/"and" separators) are trimmed to their first one or two phrases, e.g. "JJG Home Car Wash, Mobile Valeting &amp; Alloy Wheel Refurbishment" → "JJG Home Car Wash &amp; Mobile Valeting". Short/normal names are left untouched. Applied to the </w:t>
+        <w:t xml:space="preserve"> "and"; (3) </w:t>
+      </w:r>
+      <w:r>
+        <w:rPr>
+          <w:b/>
+        </w:rPr>
+        <w:t xml:space="preserve">split a known trade word</w:t>
+      </w:r>
+      <w:r>
+        <w:t xml:space="preserve"> off a run-together token via </w:t>
+      </w:r>
+      <w:r>
+        <w:rPr>
+          <w:rFonts w:ascii="Consolas" w:hAnsi="Consolas"/>
+          <w:color w:val="9C2D41"/>
+        </w:rPr>
+        <w:t xml:space="preserve">SERVICE_WORDS</w:t>
+      </w:r>
+      <w:r>
+        <w:t xml:space="preserve"> ("m1plumbing" → "m1 plumbing", "ashgardens" → "ash gardens"); (4) </w:t>
+      </w:r>
+      <w:r>
+        <w:rPr>
+          <w:b/>
+        </w:rPr>
+        <w:t xml:space="preserve">Title-Case an all-lowercase name only</w:t>
+      </w:r>
+      <w:r>
+        <w:t xml:space="preserve"> (so MOT / Marks &amp; Spencer / already capitalised names are left); (5) </w:t>
+      </w:r>
+      <w:r>
+        <w:rPr>
+          <w:b/>
+        </w:rPr>
+        <w:t xml:space="preserve">trim a keyword-stuffed overlong name</w:t>
+      </w:r>
+      <w:r>
+        <w:t xml:space="preserve"> (&gt;34 chars) to its first one or two phrases. So "m1plumbing&amp;heating" → "M1 Plumbing &amp; Heating", and "JJG Home Car Wash, Mobile Valeting &amp; Alloy Wheel Refurbishment" → "JJG Home Car Wash &amp; Mobile Valeting". Applied to the </w:t>
       </w:r>
       <w:r>
         <w:rPr>
@@ -1524,7 +1551,7 @@
         <w:t xml:space="preserve">mockup image</w:t>
       </w:r>
       <w:r>
-        <w:t xml:space="preserve"> (logo initials, wordmark, headline) and the </w:t>
+        <w:t xml:space="preserve"> and the </w:t>
       </w:r>
       <w:r>
         <w:rPr>
@@ -1533,7 +1560,7 @@
         <w:t xml:space="preserve">preview page</w:t>
       </w:r>
       <w:r>
-        <w:t xml:space="preserve"> heading/CTA. NOT applied to the </w:t>
+        <w:t xml:space="preserve">. NOT applied to the </w:t>
       </w:r>
       <w:r>
         <w:rPr>
@@ -1551,7 +1578,7 @@
         <w:t xml:space="preserve">stored `name`</w:t>
       </w:r>
       <w:r>
-        <w:t xml:space="preserve"> (those stay raw so tracking + name/location matching for messaged/blocked keep working).</w:t>
+        <w:t xml:space="preserve"> (those stay raw so tracking + name/location matching keep working).</w:t>
       </w:r>
     </w:p>
     <w:p>

--- a/DOCS.docx
+++ b/DOCS.docx
@@ -1438,7 +1438,7 @@
         <w:t xml:space="preserve">public/app.js</w:t>
       </w:r>
       <w:r>
-        <w:t xml:space="preserve">, keep in sync incl. the trade-word list), in order: (1) </w:t>
+        <w:t xml:space="preserve">, keep in sync incl. the WORDS dictionary), in order: (1) </w:t>
       </w:r>
       <w:r>
         <w:rPr>
@@ -1492,20 +1492,20 @@
         <w:rPr>
           <w:b/>
         </w:rPr>
-        <w:t xml:space="preserve">split a known trade word</w:t>
-      </w:r>
-      <w:r>
-        <w:t xml:space="preserve"> off a run-together token via </w:t>
-      </w:r>
-      <w:r>
-        <w:rPr>
-          <w:rFonts w:ascii="Consolas" w:hAnsi="Consolas"/>
-          <w:color w:val="9C2D41"/>
-        </w:rPr>
-        <w:t xml:space="preserve">SERVICE_WORDS</w:t>
-      </w:r>
-      <w:r>
-        <w:t xml:space="preserve"> ("m1plumbing" → "m1 plumbing", "ashgardens" → "ash gardens"); (4) </w:t>
+        <w:t xml:space="preserve">word-segment</w:t>
+      </w:r>
+      <w:r>
+        <w:t xml:space="preserve"> an all-lowercase run-together token against a dictionary of common business words (</w:t>
+      </w:r>
+      <w:r>
+        <w:rPr>
+          <w:rFonts w:ascii="Consolas" w:hAnsi="Consolas"/>
+          <w:color w:val="9C2D41"/>
+        </w:rPr>
+        <w:t xml:space="preserve">WORDS</w:t>
+      </w:r>
+      <w:r>
+        <w:t xml:space="preserve">, greedy longest-match with an optional short brand), e.g. "jjhomecarwash" → "JJ Home Car Wash", "m1plumbing" → "M1 Plumbing", "mobiledoggrooming" → "Mobile Dog Grooming"; (4) </w:t>
       </w:r>
       <w:r>
         <w:rPr>
@@ -1514,7 +1514,7 @@
         <w:t xml:space="preserve">Title-Case an all-lowercase name only</w:t>
       </w:r>
       <w:r>
-        <w:t xml:space="preserve"> (so MOT / Marks &amp; Spencer / already capitalised names are left); (5) </w:t>
+        <w:t xml:space="preserve"> (MOT / Marks &amp; Spencer left; a short all-consonant brand like "jj" upper-cases to "JJ"); (5) </w:t>
       </w:r>
       <w:r>
         <w:rPr>
@@ -1523,7 +1523,7 @@
         <w:t xml:space="preserve">trim a keyword-stuffed overlong name</w:t>
       </w:r>
       <w:r>
-        <w:t xml:space="preserve"> (&gt;34 chars) to its first one or two phrases. So "m1plumbing&amp;heating" → "M1 Plumbing &amp; Heating", and "JJG Home Car Wash, Mobile Valeting &amp; Alloy Wheel Refurbishment" → "JJG Home Car Wash &amp; Mobile Valeting". Applied to the </w:t>
+        <w:t xml:space="preserve"> (&gt;34 chars). Safe by design: only splits when the result is clean, else leaves the name as-is ("specialist" stays "Specialist"). So "m1plumbing&amp;heating" → "M1 Plumbing &amp; Heating", and "JJG Home Car Wash, Mobile Valeting &amp; Alloy Wheel Refurbishment" → "JJG Home Car Wash &amp; Mobile Valeting". Applied to the </w:t>
       </w:r>
       <w:r>
         <w:rPr>

--- a/DOCS.docx
+++ b/DOCS.docx
@@ -1515,6 +1515,25 @@
       </w:r>
       <w:r>
         <w:t xml:space="preserve"> (MOT / Marks &amp; Spencer left; a short all-consonant brand like "jj" upper-cases to "JJ"); (5) </w:t>
+      </w:r>
+      <w:r>
+        <w:rPr>
+          <w:b/>
+        </w:rPr>
+        <w:t xml:space="preserve">strip filler words</w:t>
+      </w:r>
+      <w:r>
+        <w:t xml:space="preserve"> (</w:t>
+      </w:r>
+      <w:r>
+        <w:rPr>
+          <w:rFonts w:ascii="Consolas" w:hAnsi="Consolas"/>
+          <w:color w:val="9C2D41"/>
+        </w:rPr>
+        <w:t xml:space="preserve">stripFiller</w:t>
+      </w:r>
+      <w:r>
+        <w:t xml:space="preserve">): legal suffixes (Ltd/Limited/Co...) always, and fluff adjectives (Independent/Professional...) only if 2+ real words remain, e.g. "Turner's Independent Plumbing &amp; Heating" → "Turner's Plumbing &amp; Heating", "KWS Heating &amp; Plumbing LTD" → "KWS Heating &amp; Plumbing" (but "Reliable Roofing" stays); (6) </w:t>
       </w:r>
       <w:r>
         <w:rPr>

--- a/DOCS.docx
+++ b/DOCS.docx
@@ -9522,6 +9522,68 @@
     <w:p>
       <w:r>
         <w:t xml:space="preserve">Newest first. Reference sections above are the source of truth; this is a quick history.</w:t>
+      </w:r>
+    </w:p>
+    <w:p>
+      <w:r>
+        <w:rPr>
+          <w:b/>
+        </w:rPr>
+        <w:t xml:space="preserve">2026-06-12</w:t>
+      </w:r>
+    </w:p>
+    <w:p>
+      <w:pPr>
+        <w:numPr>
+          <w:ilvl w:val="0"/>
+          <w:numId w:val="1"/>
+        </w:numPr>
+      </w:pPr>
+      <w:r>
+        <w:rPr>
+          <w:b/>
+        </w:rPr>
+        <w:t xml:space="preserve">Search results banner:</w:t>
+      </w:r>
+      <w:r>
+        <w:t xml:space="preserve"> the deep-search summary is now an animated stats hero (big count-up</w:t>
+      </w:r>
+    </w:p>
+    <w:p>
+      <w:r>
+        <w:t xml:space="preserve">numbers for leads / listings combed / areas searched, + area chips) instead of one paragraph.</w:t>
+      </w:r>
+    </w:p>
+    <w:p>
+      <w:pPr>
+        <w:numPr>
+          <w:ilvl w:val="0"/>
+          <w:numId w:val="1"/>
+        </w:numPr>
+      </w:pPr>
+      <w:r>
+        <w:rPr>
+          <w:b/>
+        </w:rPr>
+        <w:t xml:space="preserve">humaniseBusinessName</w:t>
+      </w:r>
+      <w:r>
+        <w:t xml:space="preserve"> upgraded: word-dictionary split for run-together names ("jjhomecarwash"</w:t>
+      </w:r>
+    </w:p>
+    <w:p>
+      <w:r>
+        <w:t xml:space="preserve">→ "JJ Home Car Wash"), and </w:t>
+      </w:r>
+      <w:r>
+        <w:rPr>
+          <w:rFonts w:ascii="Consolas" w:hAnsi="Consolas"/>
+          <w:color w:val="9C2D41"/>
+        </w:rPr>
+        <w:t xml:space="preserve">stripFiller</w:t>
+      </w:r>
+      <w:r>
+        <w:t xml:space="preserve"> drops legal suffixes (Ltd) + fluff adjectives so names read casually. Fixed the all-lowercase case ("m1plumbing&amp;heating" → "M1 Plumbing &amp; Heating").</w:t>
       </w:r>
     </w:p>
     <w:p>

--- a/DOCS.docx
+++ b/DOCS.docx
@@ -578,6 +578,31 @@
               <w:rPr>
                 <w:b/>
               </w:rPr>
+              <w:t xml:space="preserve">📞 Call List</w:t>
+            </w:r>
+          </w:p>
+        </w:tc>
+        <w:tc>
+          <w:tcPr>
+            <w:tcW w:w="0" w:type="auto"/>
+          </w:tcPr>
+          <w:p>
+            <w:r>
+              <w:t xml:space="preserve">Businesses queued for a phone call (the safe first touch): tap-to-dial, Prowl, unified CRM status + timestamped notes, filter chips, badge = leads waiting for a call</w:t>
+            </w:r>
+          </w:p>
+        </w:tc>
+      </w:tr>
+      <w:tr>
+        <w:tc>
+          <w:tcPr>
+            <w:tcW w:w="0" w:type="auto"/>
+          </w:tcPr>
+          <w:p>
+            <w:r>
+              <w:rPr>
+                <w:b/>
+              </w:rPr>
               <w:t xml:space="preserve">👤 All Leads</w:t>
             </w:r>
           </w:p>
@@ -1689,6 +1714,231 @@
       </w:r>
       <w:r>
         <w:t xml:space="preserve">).</w:t>
+      </w:r>
+    </w:p>
+    <w:p>
+      <w:pPr>
+        <w:pStyle w:val="Heading3"/>
+      </w:pPr>
+      <w:r>
+        <w:t xml:space="preserve">📞 Call List &amp; WhatsApp guardrails (added after the 2026-06-12 WhatsApp restriction)</w:t>
+      </w:r>
+    </w:p>
+    <w:p>
+      <w:pPr>
+        <w:numPr>
+          <w:ilvl w:val="0"/>
+          <w:numId w:val="1"/>
+        </w:numPr>
+      </w:pPr>
+      <w:r>
+        <w:rPr>
+          <w:b/>
+        </w:rPr>
+        <w:t xml:space="preserve">⚠️ The hard lesson:</w:t>
+      </w:r>
+      <w:r>
+        <w:t xml:space="preserve"> cold WhatsApp to people who never opted in violates WhatsApp policy and</w:t>
+      </w:r>
+    </w:p>
+    <w:p>
+      <w:r>
+        <w:t xml:space="preserve">gets numbers restricted at volume, </w:t>
+      </w:r>
+      <w:r>
+        <w:rPr>
+          <w:b/>
+        </w:rPr>
+        <w:t xml:space="preserve">manual sending or not</w:t>
+      </w:r>
+      <w:r>
+        <w:t xml:space="preserve"> (it only avoids the automation signal). The user's number was restricted on 2026-06-12. WhatsApp is now positioned as a </w:t>
+      </w:r>
+      <w:r>
+        <w:rPr>
+          <w:b/>
+        </w:rPr>
+        <w:t xml:space="preserve">follow-up channel</w:t>
+      </w:r>
+      <w:r>
+        <w:t xml:space="preserve"> for people who replied/clicked; </w:t>
+      </w:r>
+      <w:r>
+        <w:rPr>
+          <w:b/>
+        </w:rPr>
+        <w:t xml:space="preserve">first touch = phone call</w:t>
+      </w:r>
+      <w:r>
+        <w:t xml:space="preserve"> (or SMS/email).</w:t>
+      </w:r>
+    </w:p>
+    <w:p>
+      <w:pPr>
+        <w:numPr>
+          <w:ilvl w:val="0"/>
+          <w:numId w:val="1"/>
+        </w:numPr>
+      </w:pPr>
+      <w:r>
+        <w:rPr>
+          <w:b/>
+        </w:rPr>
+        <w:t xml:space="preserve">WhatsApp guardrails:</w:t>
+      </w:r>
+      <w:r>
+        <w:t xml:space="preserve"> ALL wa.me clicks in the app pass one capture-phase guard</w:t>
+      </w:r>
+    </w:p>
+    <w:p>
+      <w:r>
+        <w:t xml:space="preserve">(</w:t>
+      </w:r>
+      <w:r>
+        <w:rPr>
+          <w:rFonts w:ascii="Consolas" w:hAnsi="Consolas"/>
+          <w:color w:val="9C2D41"/>
+        </w:rPr>
+        <w:t xml:space="preserve">waGuardAllow</w:t>
+      </w:r>
+      <w:r>
+        <w:t xml:space="preserve"> in app.js, plus the follow-up </w:t>
+      </w:r>
+      <w:r>
+        <w:rPr>
+          <w:rFonts w:ascii="Consolas" w:hAnsi="Consolas"/>
+          <w:color w:val="9C2D41"/>
+        </w:rPr>
+        <w:t xml:space="preserve">window.open</w:t>
+      </w:r>
+      <w:r>
+        <w:t xml:space="preserve"> path): a once-a-day risk confirm on the first send, then a </w:t>
+      </w:r>
+      <w:r>
+        <w:rPr>
+          <w:b/>
+        </w:rPr>
+        <w:t xml:space="preserve">hard daily cap</w:t>
+      </w:r>
+      <w:r>
+        <w:t xml:space="preserve"> (default </w:t>
+      </w:r>
+      <w:r>
+        <w:rPr>
+          <w:b/>
+        </w:rPr>
+        <w:t xml:space="preserve">10</w:t>
+      </w:r>
+      <w:r>
+        <w:t xml:space="preserve">, per device, resets at midnight, counter </w:t>
+      </w:r>
+      <w:r>
+        <w:rPr>
+          <w:rFonts w:ascii="Consolas" w:hAnsi="Consolas"/>
+          <w:color w:val="9C2D41"/>
+        </w:rPr>
+        <w:t xml:space="preserve">aiwp_wa_log</w:t>
+      </w:r>
+      <w:r>
+        <w:t xml:space="preserve">). Cap is adjustable in </w:t>
+      </w:r>
+      <w:r>
+        <w:rPr>
+          <w:b/>
+        </w:rPr>
+        <w:t xml:space="preserve">Templates → ⚠️ WhatsApp safety</w:t>
+      </w:r>
+      <w:r>
+        <w:t xml:space="preserve"> (warns above 10), which also shows "Sends today: X of Y" and the policy explanation.</w:t>
+      </w:r>
+    </w:p>
+    <w:p>
+      <w:pPr>
+        <w:numPr>
+          <w:ilvl w:val="0"/>
+          <w:numId w:val="1"/>
+        </w:numPr>
+      </w:pPr>
+      <w:r>
+        <w:rPr>
+          <w:b/>
+        </w:rPr>
+        <w:t xml:space="preserve">📞 Call List:</w:t>
+      </w:r>
+      <w:r>
+        <w:t xml:space="preserve"> "📞 Add to call list" is the </w:t>
+      </w:r>
+      <w:r>
+        <w:rPr>
+          <w:b/>
+        </w:rPr>
+        <w:t xml:space="preserve">primary</w:t>
+      </w:r>
+      <w:r>
+        <w:t xml:space="preserve"> button on search-result cards (above</w:t>
+      </w:r>
+    </w:p>
+    <w:p>
+      <w:r>
+        <w:t xml:space="preserve">Generate mockup) + in the Lead Profile. The Call List tab shows rows with tap-to-call phone (</w:t>
+      </w:r>
+      <w:r>
+        <w:rPr>
+          <w:rFonts w:ascii="Consolas" w:hAnsi="Consolas"/>
+          <w:color w:val="9C2D41"/>
+        </w:rPr>
+        <w:t xml:space="preserve">tel:</w:t>
+      </w:r>
+      <w:r>
+        <w:t xml:space="preserve">), 🐾 Prowl per row, a </w:t>
+      </w:r>
+      <w:r>
+        <w:rPr>
+          <w:b/>
+        </w:rPr>
+        <w:t xml:space="preserve">status dropdown</w:t>
+      </w:r>
+      <w:r>
+        <w:t xml:space="preserve"> (the same unified CRM statuses, change here = changes everywhere), </w:t>
+      </w:r>
+      <w:r>
+        <w:rPr>
+          <w:b/>
+        </w:rPr>
+        <w:t xml:space="preserve">expandable timestamped notes</w:t>
+      </w:r>
+      <w:r>
+        <w:t xml:space="preserve"> (same </w:t>
+      </w:r>
+      <w:r>
+        <w:rPr>
+          <w:rFonts w:ascii="Consolas" w:hAnsi="Consolas"/>
+          <w:color w:val="9C2D41"/>
+        </w:rPr>
+        <w:t xml:space="preserve">/api/note</w:t>
+      </w:r>
+      <w:r>
+        <w:t xml:space="preserve"> CRM), filter chips (To call / Call back / Contacted / Interested / Not interested / All, with counts) and a nav badge counting leads still waiting for a call. Stored server-side (</w:t>
+      </w:r>
+      <w:r>
+        <w:rPr>
+          <w:rFonts w:ascii="Consolas" w:hAnsi="Consolas"/>
+          <w:color w:val="9C2D41"/>
+        </w:rPr>
+        <w:t xml:space="preserve">calls/_list.json</w:t>
+      </w:r>
+      <w:r>
+        <w:t xml:space="preserve">) so the list built on desktop is on the phone when out calling. Status/notes key = the lead's mockup slug when one exists, else a </w:t>
+      </w:r>
+      <w:r>
+        <w:rPr>
+          <w:rFonts w:ascii="Consolas" w:hAnsi="Consolas"/>
+          <w:color w:val="9C2D41"/>
+        </w:rPr>
+        <w:t xml:space="preserve">name-location</w:t>
+      </w:r>
+      <w:r>
+        <w:t xml:space="preserve"> slug (note: if a mockup is generated later the two keys can diverge; edge case, accepted).</w:t>
       </w:r>
     </w:p>
     <w:p>
@@ -5309,6 +5559,68 @@
           </w:tcPr>
           <w:p>
             <w:r>
+              <w:t xml:space="preserve">`GET\</w:t>
+            </w:r>
+          </w:p>
+        </w:tc>
+        <w:tc>
+          <w:tcPr>
+            <w:tcW w:w="0" w:type="auto"/>
+          </w:tcPr>
+          <w:p>
+            <w:r>
+              <w:t xml:space="preserve">POST /api/calls`</w:t>
+            </w:r>
+          </w:p>
+        </w:tc>
+        <w:tc>
+          <w:tcPr>
+            <w:tcW w:w="0" w:type="auto"/>
+          </w:tcPr>
+          <w:p>
+            <w:r>
+              <w:t xml:space="preserve">✅</w:t>
+            </w:r>
+          </w:p>
+        </w:tc>
+        <w:tc>
+          <w:tcPr>
+            <w:tcW w:w="0" w:type="auto"/>
+          </w:tcPr>
+          <w:p>
+            <w:r>
+              <w:t xml:space="preserve">Call List: list / add / remove queued businesses (</w:t>
+            </w:r>
+            <w:r>
+              <w:rPr>
+                <w:rFonts w:ascii="Consolas" w:hAnsi="Consolas"/>
+                <w:color w:val="9C2D41"/>
+              </w:rPr>
+              <w:t xml:space="preserve">calls/_list.json</w:t>
+            </w:r>
+            <w:r>
+              <w:t xml:space="preserve">). Status + notes reuse </w:t>
+            </w:r>
+            <w:r>
+              <w:rPr>
+                <w:rFonts w:ascii="Consolas" w:hAnsi="Consolas"/>
+                <w:color w:val="9C2D41"/>
+              </w:rPr>
+              <w:t xml:space="preserve">/api/note</w:t>
+            </w:r>
+            <w:r>
+              <w:t xml:space="preserve"> keyed by the same key.</w:t>
+            </w:r>
+          </w:p>
+        </w:tc>
+      </w:tr>
+      <w:tr>
+        <w:tc>
+          <w:tcPr>
+            <w:tcW w:w="0" w:type="auto"/>
+          </w:tcPr>
+          <w:p>
+            <w:r>
               <w:rPr>
                 <w:rFonts w:ascii="Consolas" w:hAnsi="Consolas"/>
                 <w:color w:val="9C2D41"/>
@@ -6009,6 +6321,34 @@
       </w:r>
       <w:r>
         <w:t xml:space="preserve"> may be an auto-expanded nearby town).</w:t>
+      </w:r>
+    </w:p>
+    <w:p>
+      <w:pPr>
+        <w:numPr>
+          <w:ilvl w:val="0"/>
+          <w:numId w:val="1"/>
+        </w:numPr>
+      </w:pPr>
+      <w:r>
+        <w:rPr>
+          <w:rFonts w:ascii="Consolas" w:hAnsi="Consolas"/>
+          <w:color w:val="9C2D41"/>
+        </w:rPr>
+        <w:t xml:space="preserve">calls/_list.json</w:t>
+      </w:r>
+      <w:r>
+        <w:t xml:space="preserve">, the 📞 Call List: map key → </w:t>
+      </w:r>
+      <w:r>
+        <w:rPr>
+          <w:rFonts w:ascii="Consolas" w:hAnsi="Consolas"/>
+          <w:color w:val="9C2D41"/>
+        </w:rPr>
+        <w:t xml:space="preserve">{ key, name, location, category, phone, placeId, slug, mapsUrl, addedAt }</w:t>
+      </w:r>
+      <w:r>
+        <w:t xml:space="preserve"> (status/notes live in the CRM under the same key).</w:t>
       </w:r>
     </w:p>
     <w:p>
@@ -9530,6 +9870,78 @@
           <w:b/>
         </w:rPr>
         <w:t xml:space="preserve">2026-06-12</w:t>
+      </w:r>
+    </w:p>
+    <w:p>
+      <w:pPr>
+        <w:numPr>
+          <w:ilvl w:val="0"/>
+          <w:numId w:val="1"/>
+        </w:numPr>
+      </w:pPr>
+      <w:r>
+        <w:rPr>
+          <w:b/>
+        </w:rPr>
+        <w:t xml:space="preserve">⚠️ WhatsApp restriction + response:</w:t>
+      </w:r>
+      <w:r>
+        <w:t xml:space="preserve"> the user's WhatsApp number was restricted for cold-send</w:t>
+      </w:r>
+    </w:p>
+    <w:p>
+      <w:r>
+        <w:t xml:space="preserve">volume. Built guardrails: a capture-phase guard on every wa.me click, once-a-day risk warning, </w:t>
+      </w:r>
+      <w:r>
+        <w:rPr>
+          <w:b/>
+        </w:rPr>
+        <w:t xml:space="preserve">hard daily cap (default 10)</w:t>
+      </w:r>
+      <w:r>
+        <w:t xml:space="preserve"> with a counter, a ⚠️ WhatsApp safety panel in Templates, and the strategy shift to </w:t>
+      </w:r>
+      <w:r>
+        <w:rPr>
+          <w:b/>
+        </w:rPr>
+        <w:t xml:space="preserve">phone-first</w:t>
+      </w:r>
+      <w:r>
+        <w:t xml:space="preserve"> outreach.</w:t>
+      </w:r>
+    </w:p>
+    <w:p>
+      <w:pPr>
+        <w:numPr>
+          <w:ilvl w:val="0"/>
+          <w:numId w:val="1"/>
+        </w:numPr>
+      </w:pPr>
+      <w:r>
+        <w:rPr>
+          <w:b/>
+        </w:rPr>
+        <w:t xml:space="preserve">📞 Call List (new tab):</w:t>
+      </w:r>
+      <w:r>
+        <w:t xml:space="preserve"> queue businesses for a call (primary button on search cards + Lead</w:t>
+      </w:r>
+    </w:p>
+    <w:p>
+      <w:r>
+        <w:t xml:space="preserve">Profile), tap-to-dial rows with Prowl, unified CRM status dropdown + timestamped notes, filter chips with counts, nav badge, stored server-side so it syncs to the phone. </w:t>
+      </w:r>
+      <w:r>
+        <w:rPr>
+          <w:rFonts w:ascii="Consolas" w:hAnsi="Consolas"/>
+          <w:color w:val="9C2D41"/>
+        </w:rPr>
+        <w:t xml:space="preserve">GET|POST /api/calls</w:t>
+      </w:r>
+      <w:r>
+        <w:t xml:space="preserve">.</w:t>
       </w:r>
     </w:p>
     <w:p>

--- a/DOCS.docx
+++ b/DOCS.docx
@@ -1918,7 +1918,16 @@
         <w:t xml:space="preserve">/api/note</w:t>
       </w:r>
       <w:r>
-        <w:t xml:space="preserve"> CRM), filter chips (To call / Call back / Contacted / Interested / Not interested / All, with counts) and a nav badge counting leads still waiting for a call. Stored server-side (</w:t>
+        <w:t xml:space="preserve"> CRM), filter chips (To call / Call back / Contacted / Interested / Not interested / All, with counts) and a nav badge counting leads still waiting for a call. The row's Prowl button shows its state: "🐾 Prowl" before gathering, a green "🐾 View intel ✓" once the dossier exists (list refreshes when the popup closes). The </w:t>
+      </w:r>
+      <w:r>
+        <w:rPr>
+          <w:b/>
+        </w:rPr>
+        <w:t xml:space="preserve">Prowl popup itself has a "📝 Status &amp; call notes" block</w:t>
+      </w:r>
+      <w:r>
+        <w:t xml:space="preserve"> (same unified CRM) so you can read the intel and take date/time-stamped notes mid-call. Stored server-side (</w:t>
       </w:r>
       <w:r>
         <w:rPr>

--- a/DOCS.docx
+++ b/DOCS.docx
@@ -990,6 +990,57 @@
         </w:numPr>
       </w:pPr>
       <w:r>
+        <w:rPr>
+          <w:b/>
+        </w:rPr>
+        <w:t xml:space="preserve">Results survive a reload (free restore):</w:t>
+      </w:r>
+      <w:r>
+        <w:t xml:space="preserve"> each search is cached locally</w:t>
+      </w:r>
+    </w:p>
+    <w:p>
+      <w:r>
+        <w:t xml:space="preserve">(</w:t>
+      </w:r>
+      <w:r>
+        <w:rPr>
+          <w:rFonts w:ascii="Consolas" w:hAnsi="Consolas"/>
+          <w:color w:val="9C2D41"/>
+        </w:rPr>
+        <w:t xml:space="preserve">aiwp_last_results</w:t>
+      </w:r>
+      <w:r>
+        <w:t xml:space="preserve">: criteria + results + the stats banner + load-more state) and restored on page load for up to </w:t>
+      </w:r>
+      <w:r>
+        <w:rPr>
+          <w:b/>
+        </w:rPr>
+        <w:t xml:space="preserve">48h</w:t>
+      </w:r>
+      <w:r>
+        <w:t xml:space="preserve">, with an amber banner ("Restored your last search… no credit used") and a "↻ Search again" button that re-runs the exact criteria incl. filters (</w:t>
+      </w:r>
+      <w:r>
+        <w:rPr>
+          <w:rFonts w:ascii="Consolas" w:hAnsi="Consolas"/>
+          <w:color w:val="9C2D41"/>
+        </w:rPr>
+        <w:t xml:space="preserve">runRecentSearch</w:t>
+      </w:r>
+      <w:r>
+        <w:t xml:space="preserve">). Messaged/blocked/mockup chips recompute at render, so they stay current even on restored results. Older than 48h = not restored (nudges a fresh search).</w:t>
+      </w:r>
+    </w:p>
+    <w:p>
+      <w:pPr>
+        <w:numPr>
+          <w:ilvl w:val="0"/>
+          <w:numId w:val="1"/>
+        </w:numPr>
+      </w:pPr>
+      <w:r>
         <w:t xml:space="preserve">A </w:t>
       </w:r>
       <w:r>
@@ -9879,6 +9930,50 @@
           <w:b/>
         </w:rPr>
         <w:t xml:space="preserve">2026-06-12</w:t>
+      </w:r>
+    </w:p>
+    <w:p>
+      <w:pPr>
+        <w:numPr>
+          <w:ilvl w:val="0"/>
+          <w:numId w:val="1"/>
+        </w:numPr>
+      </w:pPr>
+      <w:r>
+        <w:rPr>
+          <w:b/>
+        </w:rPr>
+        <w:t xml:space="preserve">Search results survive reloads:</w:t>
+      </w:r>
+      <w:r>
+        <w:t xml:space="preserve"> cached locally + auto-restored for 48h with a banner and a</w:t>
+      </w:r>
+    </w:p>
+    <w:p>
+      <w:r>
+        <w:t xml:space="preserve">"Search again" re-run, so a refresh no longer wipes results or burns a credit.</w:t>
+      </w:r>
+    </w:p>
+    <w:p>
+      <w:pPr>
+        <w:numPr>
+          <w:ilvl w:val="0"/>
+          <w:numId w:val="1"/>
+        </w:numPr>
+      </w:pPr>
+      <w:r>
+        <w:rPr>
+          <w:b/>
+        </w:rPr>
+        <w:t xml:space="preserve">Call List polish:</w:t>
+      </w:r>
+      <w:r>
+        <w:t xml:space="preserve"> Prowl button states ("🐾 Prowl" → green "🐾 View intel ✓" + a "Prowled</w:t>
+      </w:r>
+    </w:p>
+    <w:p>
+      <w:r>
+        <w:t xml:space="preserve">12 Jun 2026" date stamp), and a "📝 Status &amp; call notes" block inside the Prowl popup.</w:t>
       </w:r>
     </w:p>
     <w:p>

--- a/DOCS.docx
+++ b/DOCS.docx
@@ -9930,6 +9930,28 @@
           <w:b/>
         </w:rPr>
         <w:t xml:space="preserve">2026-06-12</w:t>
+      </w:r>
+    </w:p>
+    <w:p>
+      <w:pPr>
+        <w:numPr>
+          <w:ilvl w:val="0"/>
+          <w:numId w:val="1"/>
+        </w:numPr>
+      </w:pPr>
+      <w:r>
+        <w:rPr>
+          <w:b/>
+        </w:rPr>
+        <w:t xml:space="preserve">Fix: call-list adds raced each other.</w:t>
+      </w:r>
+      <w:r>
+        <w:t xml:space="preserve"> /api/calls is read-modify-write on one blob, so rapid</w:t>
+      </w:r>
+    </w:p>
+    <w:p>
+      <w:r>
+        <w:t xml:space="preserve">adds overwrote each other (6 ticked, 4 saved). All call-list writes are now serialized through a client promise chain, membership is verified against server entries by name+location, and search results re-render after the list loads so stale ticks self-correct. (Blob has no transactions, same pattern applies to any shared-json writer.)</w:t>
       </w:r>
     </w:p>
     <w:p>

--- a/DOCS.docx
+++ b/DOCS.docx
@@ -12,7 +12,7 @@
     </w:p>
     <w:p>
       <w:r>
-        <w:t xml:space="preserve">_Last updated: 2026-06-11_</w:t>
+        <w:t xml:space="preserve">_Last updated: 2026-06-12_</w:t>
       </w:r>
     </w:p>
     <w:p>

--- a/DOCS.docx
+++ b/DOCS.docx
@@ -9930,6 +9930,38 @@
           <w:b/>
         </w:rPr>
         <w:t xml:space="preserve">2026-06-12</w:t>
+      </w:r>
+    </w:p>
+    <w:p>
+      <w:pPr>
+        <w:numPr>
+          <w:ilvl w:val="0"/>
+          <w:numId w:val="1"/>
+        </w:numPr>
+      </w:pPr>
+      <w:r>
+        <w:rPr>
+          <w:b/>
+        </w:rPr>
+        <w:t xml:space="preserve">Fix: one click adds to the call list.</w:t>
+      </w:r>
+      <w:r>
+        <w:t xml:space="preserve"> Blob reads can lag a put by a moment, so the post-add</w:t>
+      </w:r>
+    </w:p>
+    <w:p>
+      <w:r>
+        <w:t xml:space="preserve">refresh sometimes got a stale list and flipped the just-added ✓ back to the button (looked like the click failed, invited 2-3 clicks). A session-local optimistic set (</w:t>
+      </w:r>
+      <w:r>
+        <w:rPr>
+          <w:rFonts w:ascii="Consolas" w:hAnsi="Consolas"/>
+          <w:color w:val="9C2D41"/>
+        </w:rPr>
+        <w:t xml:space="preserve">callOptimistic</w:t>
+      </w:r>
+      <w:r>
+        <w:t xml:space="preserve">) now keeps a just-added business ticked regardless of read lag.</w:t>
       </w:r>
     </w:p>
     <w:p>

--- a/DOCS.docx
+++ b/DOCS.docx
@@ -8518,6 +8518,73 @@
     <w:p>
       <w:r>
         <w:t xml:space="preserve">first, verify before send). Full spec below.</w:t>
+      </w:r>
+    </w:p>
+    <w:p>
+      <w:pPr>
+        <w:numPr>
+          <w:ilvl w:val="0"/>
+          <w:numId w:val="1"/>
+        </w:numPr>
+      </w:pPr>
+      <w:r>
+        <w:rPr>
+          <w:b/>
+        </w:rPr>
+        <w:t xml:space="preserve">Multi-user SaaS with membership tiers (planned 2026-06-12, future):</w:t>
+      </w:r>
+      <w:r>
+        <w:t xml:space="preserve"> admin adds users, 3</w:t>
+      </w:r>
+    </w:p>
+    <w:p>
+      <w:r>
+        <w:t xml:space="preserve">tiers gate features/limits. Build order: (1) real accounts + roles (users table in Postgres, hashed passwords, sessions, an Admin area: invite user, set tier, suspend, usage view); (2) </w:t>
+      </w:r>
+      <w:r>
+        <w:rPr>
+          <w:b/>
+        </w:rPr>
+        <w:t xml:space="preserve">data separation per user</w:t>
+      </w:r>
+      <w:r>
+        <w:t xml:space="preserve"> (owner on every mockup/site/dossier/note/call entry, per-user blob prefixes, user_id on link_events; move shared indexes to Postgres, also kills the blob races); (3) tier enforcement (per-user tier-driven rate limits + "Upgrade to unlock" UI); (4) Stripe subscriptions ↔ tiers via webhook (launch can set tiers manually in admin). Suggested tiers: </w:t>
+      </w:r>
+      <w:r>
+        <w:rPr>
+          <w:b/>
+        </w:rPr>
+        <w:t xml:space="preserve">🐾 Scout</w:t>
+      </w:r>
+      <w:r>
+        <w:t xml:space="preserve"> (~£29/mo: 5 searches/day, 15 mockups/mo, Call List + CRM, basic dashboard, no Prowl/Pounce), </w:t>
+      </w:r>
+      <w:r>
+        <w:rPr>
+          <w:b/>
+        </w:rPr>
+        <w:t xml:space="preserve">🐆 Hunter</w:t>
+      </w:r>
+      <w:r>
+        <w:t xml:space="preserve"> (~£79/mo: 30/day, 60 mockups/mo, Prowl 30/mo, Pounce 10/mo, 1 live site, full dashboard), </w:t>
+      </w:r>
+      <w:r>
+        <w:rPr>
+          <w:b/>
+        </w:rPr>
+        <w:t xml:space="preserve">🦁 Apex</w:t>
+      </w:r>
+      <w:r>
+        <w:t xml:space="preserve"> (~£149-199/mo: fair-use unlimited searches/Prowl, 200 mockups/mo, 50 Pounce, 25 live sites, custom domains, </w:t>
+      </w:r>
+      <w:r>
+        <w:rPr>
+          <w:b/>
+        </w:rPr>
+        <w:t xml:space="preserve">white-label branding</w:t>
+      </w:r>
+      <w:r>
+        <w:t xml:space="preserve">, 3 team logins). WhatsApp guardrails always on for every tier. ⚠️ White-label makes the agency brand (AGENCY_NAME, LINK_DOMAIN, "Designed by" signature) per-account settings, avoid hard-wiring the brand deeper meanwhile. The biggest single build so far (~everything-Pounce-sized).</w:t>
       </w:r>
     </w:p>
     <w:p>

--- a/DOCS.docx
+++ b/DOCS.docx
@@ -8548,7 +8548,7 @@
         <w:t xml:space="preserve">data separation per user</w:t>
       </w:r>
       <w:r>
-        <w:t xml:space="preserve"> (owner on every mockup/site/dossier/note/call entry, per-user blob prefixes, user_id on link_events; move shared indexes to Postgres, also kills the blob races); (3) tier enforcement (per-user tier-driven rate limits + "Upgrade to unlock" UI); (4) Stripe subscriptions ↔ tiers via webhook (launch can set tiers manually in admin). Suggested tiers: </w:t>
+        <w:t xml:space="preserve"> (owner on every mockup/site/dossier/note/call entry, per-user blob prefixes, user_id on link_events; move shared indexes to Postgres, also kills the blob races); (3) tier enforcement (per-user tier-driven rate limits + "Upgrade to unlock" UI); (4) Stripe subscriptions ↔ tiers via webhook (launch can set tiers manually in admin). Suggested tiers (PRICING UNDER REVIEW 2026-06-12: user + Claude agree £29 entry is too cheap; revised thinking = Scout £49-59 or replace with a 14-day trial / one-off starter pack, Hunter ~£99, Apex ~£199-249; founding-member discount-for-life covers the early-proof gap): </w:t>
       </w:r>
       <w:r>
         <w:rPr>

--- a/DOCS.docx
+++ b/DOCS.docx
@@ -8548,7 +8548,80 @@
         <w:t xml:space="preserve">data separation per user</w:t>
       </w:r>
       <w:r>
-        <w:t xml:space="preserve"> (owner on every mockup/site/dossier/note/call entry, per-user blob prefixes, user_id on link_events; move shared indexes to Postgres, also kills the blob races); (3) tier enforcement (per-user tier-driven rate limits + "Upgrade to unlock" UI); (4) Stripe subscriptions ↔ tiers via webhook (launch can set tiers manually in admin). Suggested tiers (PRICING UNDER REVIEW 2026-06-12: user + Claude agree £29 entry is too cheap; revised thinking = Scout £49-59 or replace with a 14-day trial / one-off starter pack, Hunter ~£99, Apex ~£199-249; founding-member discount-for-life covers the early-proof gap): </w:t>
+        <w:t xml:space="preserve"> (owner on every mockup/site/dossier/note/call entry, per-user blob prefixes, user_id on link_events; move shared indexes to Postgres, also kills the blob races); (3) tier enforcement (per-user tier-driven rate limits + "Upgrade to unlock" UI); (4) Stripe subscriptions ↔ tiers via webhook (launch can set tiers manually in admin). </w:t>
+      </w:r>
+      <w:r>
+        <w:rPr>
+          <w:b/>
+        </w:rPr>
+        <w:t xml:space="preserve">Pricing model (decided direction 2026-06-12): founding-member structure.</w:t>
+      </w:r>
+      <w:r>
+        <w:t xml:space="preserve"> Standard list prices: Scout £49-59 / Hunter £99 / Apex £199-249. The </w:t>
+      </w:r>
+      <w:r>
+        <w:rPr>
+          <w:b/>
+        </w:rPr>
+        <w:t xml:space="preserve">first 20 founding members</w:t>
+      </w:r>
+      <w:r>
+        <w:t xml:space="preserve"> get ~40% off </w:t>
+      </w:r>
+      <w:r>
+        <w:rPr>
+          <w:b/>
+        </w:rPr>
+        <w:t xml:space="preserve">locked for life</w:t>
+      </w:r>
+      <w:r>
+        <w:t xml:space="preserve">: Scout £29 / Hunter £59 / Apex £119. Rules: (a) the exchange is explicit, founding members agree to be case studies/testimonials (in the founding terms); (b) "for life" = for the life of a CONTINUOUS subscription (cancel + return = standard rates); (c) the PRICE is locked, not the future feature set (later add-ons can be chargeable); (d) the founding discount follows the MEMBER across tiers (upgrades stay at founding rates). Number them publicly ("Founding member #7 of 20") + a remaining counter on the landing page (the </w:t>
+      </w:r>
+      <w:r>
+        <w:rPr>
+          <w:rFonts w:ascii="Consolas" w:hAnsi="Consolas"/>
+          <w:color w:val="9C2D41"/>
+        </w:rPr>
+        <w:t xml:space="preserve">/api/apply</w:t>
+      </w:r>
+      <w:r>
+        <w:t xml:space="preserve"> funnel already exists). </w:t>
+      </w:r>
+      <w:r>
+        <w:rPr>
+          <w:b/>
+        </w:rPr>
+        <w:t xml:space="preserve">Admin area requirements (user spec 2026-06-12):</w:t>
+      </w:r>
+      <w:r>
+        <w:t xml:space="preserve"> Admin → Members table, one row per customer: account (name/email, tier + founding # + locked price, signup, last active, trial/active/suspended, MRR), </w:t>
+      </w:r>
+      <w:r>
+        <w:rPr>
+          <w:b/>
+        </w:rPr>
+        <w:t xml:space="preserve">usage vs caps</w:t>
+      </w:r>
+      <w:r>
+        <w:t xml:space="preserve"> (searches/mockups/Prowls/Pounces/live sites/WhatsApp sends against tier limits), </w:t>
+      </w:r>
+      <w:r>
+        <w:rPr>
+          <w:b/>
+        </w:rPr>
+        <w:t xml:space="preserve">their funnel</w:t>
+      </w:r>
+      <w:r>
+        <w:t xml:space="preserve"> (messaged → viewed → demo → sign-ups), </w:t>
+      </w:r>
+      <w:r>
+        <w:rPr>
+          <w:b/>
+        </w:rPr>
+        <w:t xml:space="preserve">outcomes</w:t>
+      </w:r>
+      <w:r>
+        <w:t xml:space="preserve"> (aggregated CRM statuses, esp. clients WON → case-study candidates; lost/interested), alerts (inactive 14d = churn risk, at 100% caps = upsell, WhatsApp-risky behaviour), platform totals (active members, MRR, mockups, est. API spend per member). ⚠️ GDPR: admin visibility of customers' lead/CRM data must be stated in ToS/privacy policy. Suggested tiers: </w:t>
       </w:r>
       <w:r>
         <w:rPr>

--- a/DOCS.docx
+++ b/DOCS.docx
@@ -1978,7 +1978,16 @@
         <w:t xml:space="preserve">Prowl popup itself has a "📝 Status &amp; call notes" block</w:t>
       </w:r>
       <w:r>
-        <w:t xml:space="preserve"> (same unified CRM) so you can read the intel and take date/time-stamped notes mid-call. Stored server-side (</w:t>
+        <w:t xml:space="preserve"> (same unified CRM) so you can read the intel and take date/time-stamped notes mid-call. </w:t>
+      </w:r>
+      <w:r>
+        <w:rPr>
+          <w:b/>
+        </w:rPr>
+        <w:t xml:space="preserve">⬇ Export CSV</w:t>
+      </w:r>
+      <w:r>
+        <w:t xml:space="preserve"> exports the visible rows (active filter + search) as a call sheet: business/location/category/phone/status/ added/prowled (+date)/notes count/latest note/Maps link (notes fetched from the CRM at export time). Stored server-side (</w:t>
       </w:r>
       <w:r>
         <w:rPr>

--- a/DOCS.docx
+++ b/DOCS.docx
@@ -2505,12 +2505,43 @@
       </w:r>
       <w:r>
         <w:rPr>
-          <w:b/>
-        </w:rPr>
-        <w:t xml:space="preserve">🎯 ammunition</w:t>
-      </w:r>
-      <w:r>
-        <w:t xml:space="preserve"> (specific lines to say), suggested opener + </w:t>
+          <w:rFonts w:ascii="Consolas" w:hAnsi="Consolas"/>
+          <w:color w:val="9C2D41"/>
+        </w:rPr>
+        <w:t xml:space="preserve">strengths</w:t>
+      </w:r>
+      <w:r>
+        <w:t xml:space="preserve">, severity-tagged </w:t>
+      </w:r>
+      <w:r>
+        <w:rPr>
+          <w:rFonts w:ascii="Consolas" w:hAnsi="Consolas"/>
+          <w:color w:val="9C2D41"/>
+        </w:rPr>
+        <w:t xml:space="preserve">weaknesses</w:t>
+      </w:r>
+      <w:r>
+        <w:t xml:space="preserve">, </w:t>
+      </w:r>
+      <w:r>
+        <w:rPr>
+          <w:rFonts w:ascii="Consolas" w:hAnsi="Consolas"/>
+          <w:color w:val="9C2D41"/>
+        </w:rPr>
+        <w:t xml:space="preserve">ammunition</w:t>
+      </w:r>
+      <w:r>
+        <w:t xml:space="preserve"> (talking points), </w:t>
+      </w:r>
+      <w:r>
+        <w:rPr>
+          <w:rFonts w:ascii="Consolas" w:hAnsi="Consolas"/>
+          <w:color w:val="9C2D41"/>
+        </w:rPr>
+        <w:t xml:space="preserve">objections</w:t>
+      </w:r>
+      <w:r>
+        <w:t xml:space="preserve"> (brush-off + rebuttal), opener + </w:t>
       </w:r>
       <w:r>
         <w:rPr>
@@ -2530,12 +2561,82 @@
         </w:numPr>
       </w:pPr>
       <w:r>
-        <w:t xml:space="preserve">Output: competitor comparison table (you vs rivals: website / reviews / score), what-they-do</w:t>
-      </w:r>
-    </w:p>
-    <w:p>
-      <w:r>
-        <w:t xml:space="preserve">chips, ammunition, opener. </w:t>
+        <w:rPr>
+          <w:b/>
+        </w:rPr>
+        <w:t xml:space="preserve">The dossier popup is a live "call screen"</w:t>
+      </w:r>
+      <w:r>
+        <w:t xml:space="preserve"> (</w:t>
+      </w:r>
+      <w:r>
+        <w:rPr>
+          <w:rFonts w:ascii="Consolas" w:hAnsi="Consolas"/>
+          <w:color w:val="9C2D41"/>
+        </w:rPr>
+        <w:t xml:space="preserve">renderDossier</w:t>
+      </w:r>
+      <w:r>
+        <w:t xml:space="preserve">), in this order: contact +</w:t>
+      </w:r>
+    </w:p>
+    <w:p>
+      <w:r>
+        <w:t xml:space="preserve">call/WhatsApp/Maps → Google rep → </w:t>
+      </w:r>
+      <w:r>
+        <w:rPr>
+          <w:b/>
+        </w:rPr>
+        <w:t xml:space="preserve">☎️ Open with this</w:t>
+      </w:r>
+      <w:r>
+        <w:t xml:space="preserve"> → </w:t>
+      </w:r>
+      <w:r>
+        <w:rPr>
+          <w:b/>
+        </w:rPr>
+        <w:t xml:space="preserve">✅ Acknowledge first</w:t>
+      </w:r>
+      <w:r>
+        <w:t xml:space="preserve"> (strengths) → </w:t>
+      </w:r>
+      <w:r>
+        <w:rPr>
+          <w:b/>
+        </w:rPr>
+        <w:t xml:space="preserve">🎯 Where they're losing out</w:t>
+      </w:r>
+      <w:r>
+        <w:t xml:space="preserve"> (colour-coded red/amber weak spots) → </w:t>
+      </w:r>
+      <w:r>
+        <w:rPr>
+          <w:b/>
+        </w:rPr>
+        <w:t xml:space="preserve">💬 Personalised What to say</w:t>
+      </w:r>
+      <w:r>
+        <w:t xml:space="preserve"> (talking points) → </w:t>
+      </w:r>
+      <w:r>
+        <w:rPr>
+          <w:b/>
+        </w:rPr>
+        <w:t xml:space="preserve">🛡️ If they push back</w:t>
+      </w:r>
+      <w:r>
+        <w:t xml:space="preserve"> (objection rebuttals) → competitor table (website / </w:t>
+      </w:r>
+      <w:r>
+        <w:rPr>
+          <w:b/>
+        </w:rPr>
+        <w:t xml:space="preserve">review-gap bar</w:t>
+      </w:r>
+      <w:r>
+        <w:t xml:space="preserve"> / score, + a "they rank #N of M" line) → what-they-do chips → Companies House → 📝 Status &amp; call notes. </w:t>
       </w:r>
       <w:r>
         <w:rPr>
@@ -2554,7 +2655,7 @@
         <w:t xml:space="preserve">dossiers/&lt;slug&gt;.json</w:t>
       </w:r>
       <w:r>
-        <w:t xml:space="preserve"> (↩ Re-run to refresh).</w:t>
+        <w:t xml:space="preserve"> (↩ Re-run to refresh; old dossiers lack strengths/weaknesses/objections until re-run).</w:t>
       </w:r>
     </w:p>
     <w:p>
@@ -10071,6 +10172,110 @@
     <w:p>
       <w:r>
         <w:t xml:space="preserve">Newest first. Reference sections above are the source of truth; this is a quick history.</w:t>
+      </w:r>
+    </w:p>
+    <w:p>
+      <w:r>
+        <w:rPr>
+          <w:b/>
+        </w:rPr>
+        <w:t xml:space="preserve">2026-06-13</w:t>
+      </w:r>
+    </w:p>
+    <w:p>
+      <w:pPr>
+        <w:numPr>
+          <w:ilvl w:val="0"/>
+          <w:numId w:val="1"/>
+        </w:numPr>
+      </w:pPr>
+      <w:r>
+        <w:rPr>
+          <w:b/>
+        </w:rPr>
+        <w:t xml:space="preserve">🐾 Prowl is now a "call screen":</w:t>
+      </w:r>
+      <w:r>
+        <w:t xml:space="preserve"> the AI synthesis also returns </w:t>
+      </w:r>
+      <w:r>
+        <w:rPr>
+          <w:rFonts w:ascii="Consolas" w:hAnsi="Consolas"/>
+          <w:color w:val="9C2D41"/>
+        </w:rPr>
+        <w:t xml:space="preserve">strengths</w:t>
+      </w:r>
+      <w:r>
+        <w:t xml:space="preserve"> (acknowledge first),</w:t>
+      </w:r>
+    </w:p>
+    <w:p>
+      <w:r>
+        <w:t xml:space="preserve">severity-tagged </w:t>
+      </w:r>
+      <w:r>
+        <w:rPr>
+          <w:rFonts w:ascii="Consolas" w:hAnsi="Consolas"/>
+          <w:color w:val="9C2D41"/>
+        </w:rPr>
+        <w:t xml:space="preserve">weaknesses</w:t>
+      </w:r>
+      <w:r>
+        <w:t xml:space="preserve"> (colour-coded red/amber "where they're losing out") and </w:t>
+      </w:r>
+      <w:r>
+        <w:rPr>
+          <w:rFonts w:ascii="Consolas" w:hAnsi="Consolas"/>
+          <w:color w:val="9C2D41"/>
+        </w:rPr>
+        <w:t xml:space="preserve">objections</w:t>
+      </w:r>
+      <w:r>
+        <w:t xml:space="preserve"> (likely brush-offs + rebuttals). Dossier popup re-ordered for a live call: contact → Google rep → </w:t>
+      </w:r>
+      <w:r>
+        <w:rPr>
+          <w:b/>
+        </w:rPr>
+        <w:t xml:space="preserve">☎️ Open with this</w:t>
+      </w:r>
+      <w:r>
+        <w:t xml:space="preserve"> → ✅ strengths → 🎯 weak spots → </w:t>
+      </w:r>
+      <w:r>
+        <w:rPr>
+          <w:b/>
+        </w:rPr>
+        <w:t xml:space="preserve">💬 Personalised What to say</w:t>
+      </w:r>
+      <w:r>
+        <w:t xml:space="preserve"> (was "Your ammunition", bigger text) → 🛡️ If they push back → competitor table (now with </w:t>
+      </w:r>
+      <w:r>
+        <w:rPr>
+          <w:b/>
+        </w:rPr>
+        <w:t xml:space="preserve">review-gap bars + a rank line</w:t>
+      </w:r>
+      <w:r>
+        <w:t xml:space="preserve">) → services → Companies House. Old dossiers degrade gracefully (↻ Re-run to populate the new blocks, 1 credit). All from a richer gpt-4o-mini prompt + CSS, no new Google cost.</w:t>
+      </w:r>
+    </w:p>
+    <w:p>
+      <w:pPr>
+        <w:numPr>
+          <w:ilvl w:val="0"/>
+          <w:numId w:val="1"/>
+        </w:numPr>
+      </w:pPr>
+      <w:r>
+        <w:rPr>
+          <w:b/>
+        </w:rPr>
+        <w:t xml:space="preserve">📞 Call List CSV export</w:t>
+      </w:r>
+      <w:r>
+        <w:t xml:space="preserve"> (a call sheet incl. latest note per lead).</w:t>
       </w:r>
     </w:p>
     <w:p>

--- a/DOCS.docx
+++ b/DOCS.docx
@@ -10180,6 +10180,28 @@
           <w:b/>
         </w:rPr>
         <w:t xml:space="preserve">2026-06-13</w:t>
+      </w:r>
+    </w:p>
+    <w:p>
+      <w:pPr>
+        <w:numPr>
+          <w:ilvl w:val="0"/>
+          <w:numId w:val="1"/>
+        </w:numPr>
+      </w:pPr>
+      <w:r>
+        <w:rPr>
+          <w:b/>
+        </w:rPr>
+        <w:t xml:space="preserve">Pounce sites, personalised quote form:</w:t>
+      </w:r>
+      <w:r>
+        <w:t xml:space="preserve"> the form heading reads "Get a free quote from</w:t>
+      </w:r>
+    </w:p>
+    <w:p>
+      <w:r>
+        <w:t xml:space="preserve">&lt;business&gt;" and a "What do you need help with?" dropdown is built from that business's own services (+ "Something else"). Renders from the stored site JSON, so existing live sites get it instantly (no rebuild). (Form is still front-end-only, submissions show a thank-you, not yet emailed, see Known limitations.)</w:t>
       </w:r>
     </w:p>
     <w:p>

--- a/DOCS.docx
+++ b/DOCS.docx
@@ -5729,6 +5729,58 @@
           </w:tcPr>
           <w:p>
             <w:r>
+              <w:rPr>
+                <w:rFonts w:ascii="Consolas" w:hAnsi="Consolas"/>
+                <w:color w:val="9C2D41"/>
+              </w:rPr>
+              <w:t xml:space="preserve">POST /api/contact</w:t>
+            </w:r>
+          </w:p>
+        </w:tc>
+        <w:tc>
+          <w:tcPr>
+            <w:tcW w:w="0" w:type="auto"/>
+          </w:tcPr>
+          <w:p>
+            <w:r>
+              <w:t xml:space="preserve">,</w:t>
+            </w:r>
+          </w:p>
+        </w:tc>
+        <w:tc>
+          <w:tcPr>
+            <w:tcW w:w="0" w:type="auto"/>
+          </w:tcPr>
+          <w:p>
+            <w:r>
+              <w:rPr>
+                <w:b/>
+              </w:rPr>
+              <w:t xml:space="preserve">Public</w:t>
+            </w:r>
+            <w:r>
+              <w:t xml:space="preserve"> (no auth). A Pounce site's quote form: stores the lead to </w:t>
+            </w:r>
+            <w:r>
+              <w:rPr>
+                <w:rFonts w:ascii="Consolas" w:hAnsi="Consolas"/>
+                <w:color w:val="9C2D41"/>
+              </w:rPr>
+              <w:t xml:space="preserve">leads/&lt;slug&gt;/…</w:t>
+            </w:r>
+            <w:r>
+              <w:t xml:space="preserve"> (store-first) + best-effort SendGrid notify. Honeypot + slug-must-exist anti-spam.</w:t>
+            </w:r>
+          </w:p>
+        </w:tc>
+      </w:tr>
+      <w:tr>
+        <w:tc>
+          <w:tcPr>
+            <w:tcW w:w="0" w:type="auto"/>
+          </w:tcPr>
+          <w:p>
+            <w:r>
               <w:t xml:space="preserve">`GET\</w:t>
             </w:r>
           </w:p>
@@ -6519,6 +6571,34 @@
       </w:r>
       <w:r>
         <w:t xml:space="preserve"> (status/notes live in the CRM under the same key).</w:t>
+      </w:r>
+    </w:p>
+    <w:p>
+      <w:pPr>
+        <w:numPr>
+          <w:ilvl w:val="0"/>
+          <w:numId w:val="1"/>
+        </w:numPr>
+      </w:pPr>
+      <w:r>
+        <w:rPr>
+          <w:rFonts w:ascii="Consolas" w:hAnsi="Consolas"/>
+          <w:color w:val="9C2D41"/>
+        </w:rPr>
+        <w:t xml:space="preserve">leads/&lt;slug&gt;/&lt;ts&gt;.json</w:t>
+      </w:r>
+      <w:r>
+        <w:t xml:space="preserve">, a Pounce-site contact-form submission: </w:t>
+      </w:r>
+      <w:r>
+        <w:rPr>
+          <w:rFonts w:ascii="Consolas" w:hAnsi="Consolas"/>
+          <w:color w:val="9C2D41"/>
+        </w:rPr>
+        <w:t xml:space="preserve">{ slug, business, name, phone, email, service, message, receivedAt, ua }</w:t>
+      </w:r>
+      <w:r>
+        <w:t xml:space="preserve">.</w:t>
       </w:r>
     </w:p>
     <w:p>
@@ -10193,15 +10273,82 @@
         <w:rPr>
           <w:b/>
         </w:rPr>
-        <w:t xml:space="preserve">Pounce sites, personalised quote form:</w:t>
-      </w:r>
-      <w:r>
-        <w:t xml:space="preserve"> the form heading reads "Get a free quote from</w:t>
-      </w:r>
-    </w:p>
-    <w:p>
-      <w:r>
-        <w:t xml:space="preserve">&lt;business&gt;" and a "What do you need help with?" dropdown is built from that business's own services (+ "Something else"). Renders from the stored site JSON, so existing live sites get it instantly (no rebuild). (Form is still front-end-only, submissions show a thank-you, not yet emailed, see Known limitations.)</w:t>
+        <w:t xml:space="preserve">Pounce sites, personalised quote form + it now DELIVERS leads:</w:t>
+      </w:r>
+      <w:r>
+        <w:t xml:space="preserve"> the form heading reads "Get a</w:t>
+      </w:r>
+    </w:p>
+    <w:p>
+      <w:r>
+        <w:t xml:space="preserve">free quote from &lt;business&gt;" and a "What do you need help with?" dropdown is built from that business's own services (+ "Something else"). It now submits for real via </w:t>
+      </w:r>
+      <w:r>
+        <w:rPr>
+          <w:b/>
+        </w:rPr>
+        <w:t xml:space="preserve">`POST /api/contact`</w:t>
+      </w:r>
+      <w:r>
+        <w:t xml:space="preserve">, which </w:t>
+      </w:r>
+      <w:r>
+        <w:rPr>
+          <w:b/>
+        </w:rPr>
+        <w:t xml:space="preserve">stores every lead in Blob first</w:t>
+      </w:r>
+      <w:r>
+        <w:t xml:space="preserve"> (</w:t>
+      </w:r>
+      <w:r>
+        <w:rPr>
+          <w:rFonts w:ascii="Consolas" w:hAnsi="Consolas"/>
+          <w:color w:val="9C2D41"/>
+        </w:rPr>
+        <w:t xml:space="preserve">leads/&lt;slug&gt;/…</w:t>
+      </w:r>
+      <w:r>
+        <w:t xml:space="preserve">, durable + free) then sends a best-effort </w:t>
+      </w:r>
+      <w:r>
+        <w:rPr>
+          <w:b/>
+        </w:rPr>
+        <w:t xml:space="preserve">SendGrid</w:t>
+      </w:r>
+      <w:r>
+        <w:t xml:space="preserve"> notification (existing integration; recipient </w:t>
+      </w:r>
+      <w:r>
+        <w:rPr>
+          <w:rFonts w:ascii="Consolas" w:hAnsi="Consolas"/>
+          <w:color w:val="9C2D41"/>
+        </w:rPr>
+        <w:t xml:space="preserve">LEAD_EMAIL_TO</w:t>
+      </w:r>
+      <w:r>
+        <w:t xml:space="preserve"> || </w:t>
+      </w:r>
+      <w:r>
+        <w:rPr>
+          <w:rFonts w:ascii="Consolas" w:hAnsi="Consolas"/>
+          <w:color w:val="9C2D41"/>
+        </w:rPr>
+        <w:t xml:space="preserve">APPLY_EMAIL_TO</w:t>
+      </w:r>
+      <w:r>
+        <w:t xml:space="preserve"> || </w:t>
+      </w:r>
+      <w:r>
+        <w:rPr>
+          <w:rFonts w:ascii="Consolas" w:hAnsi="Consolas"/>
+          <w:color w:val="9C2D41"/>
+        </w:rPr>
+        <w:t xml:space="preserve">ERROR_EMAIL_TO</w:t>
+      </w:r>
+      <w:r>
+        <w:t xml:space="preserve">). Anti-spam: a hidden honeypot + the slug must map to a real site. Renders from stored JSON, so live sites get it with no rebuild. (Next: an in-app enquiries inbox + routing the email to the client's own address once accounts exist.)</w:t>
       </w:r>
     </w:p>
     <w:p>

--- a/DOCS.docx
+++ b/DOCS.docx
@@ -4569,7 +4569,7 @@
           <w:rFonts w:ascii="Consolas" w:hAnsi="Consolas"/>
           <w:sz w:val="18"/>
         </w:rPr>
-        <w:t xml:space="preserve">  Google Places       OpenAI          SendGrid      Vercel + Cloudflare</w:t>
+        <w:t xml:space="preserve">  Google Places       OpenAI          SendGrid              Vercel + Cloudflare</w:t>
       </w:r>
     </w:p>
     <w:p>
@@ -4581,7 +4581,7 @@
           <w:rFonts w:ascii="Consolas" w:hAnsi="Consolas"/>
           <w:sz w:val="18"/>
         </w:rPr>
-        <w:t xml:space="preserve">  businesses/reviews   image + copy    emails        host / domains / DNS</w:t>
+        <w:t xml:space="preserve">  businesses/reviews   image + copy    emails (alerts,       host / domains / DNS</w:t>
       </w:r>
     </w:p>
     <w:p>
@@ -4593,7 +4593,7 @@
           <w:rFonts w:ascii="Consolas" w:hAnsi="Consolas"/>
           <w:sz w:val="18"/>
         </w:rPr>
-        <w:t xml:space="preserve">        |                  |              |                  |</w:t>
+        <w:t xml:space="preserve">                                       applications, ENQUIRIES)</w:t>
       </w:r>
     </w:p>
     <w:p>
@@ -4605,7 +4605,7 @@
           <w:rFonts w:ascii="Consolas" w:hAnsi="Consolas"/>
           <w:sz w:val="18"/>
         </w:rPr>
-        <w:t xml:space="preserve">        +---------+--------+------+-------+---------+--------+</w:t>
+        <w:t xml:space="preserve">        |                  |              |                          |</w:t>
       </w:r>
     </w:p>
     <w:p>
@@ -4617,6 +4617,18 @@
           <w:rFonts w:ascii="Consolas" w:hAnsi="Consolas"/>
           <w:sz w:val="18"/>
         </w:rPr>
+        <w:t xml:space="preserve">        +---------+--------+------+-------+--------------+-----------+</w:t>
+      </w:r>
+    </w:p>
+    <w:p>
+      <w:pPr>
+        <w:pStyle w:val="Code"/>
+      </w:pPr>
+      <w:r>
+        <w:rPr>
+          <w:rFonts w:ascii="Consolas" w:hAnsi="Consolas"/>
+          <w:sz w:val="18"/>
+        </w:rPr>
         <w:t xml:space="preserve">                              v  (pulls data / sends email)</w:t>
       </w:r>
     </w:p>
@@ -4725,7 +4737,7 @@
           <w:rFonts w:ascii="Consolas" w:hAnsi="Consolas"/>
           <w:sz w:val="18"/>
         </w:rPr>
-        <w:t xml:space="preserve">               mockups, sites, Prowl dossiers,           every send / view /</w:t>
+        <w:t xml:space="preserve">               mockups, sites, Prowl dossiers, LEADS,    every send / view /</w:t>
       </w:r>
     </w:p>
     <w:p>
@@ -4741,6 +4753,124 @@
       </w:r>
     </w:p>
     <w:p>
+      <w:pPr>
+        <w:pStyle w:val="Code"/>
+      </w:pPr>
+    </w:p>
+    <w:p>
+      <w:pPr>
+        <w:pStyle w:val="Code"/>
+      </w:pPr>
+    </w:p>
+    <w:p>
+      <w:pPr>
+        <w:pStyle w:val="Code"/>
+      </w:pPr>
+      <w:r>
+        <w:rPr>
+          <w:rFonts w:ascii="Consolas" w:hAnsi="Consolas"/>
+          <w:sz w:val="18"/>
+        </w:rPr>
+        <w:t xml:space="preserve">  THE ENQUIRY LOOP  (a Pounce website earning its keep)</w:t>
+      </w:r>
+    </w:p>
+    <w:p>
+      <w:pPr>
+        <w:pStyle w:val="Code"/>
+      </w:pPr>
+      <w:r>
+        <w:rPr>
+          <w:rFonts w:ascii="Consolas" w:hAnsi="Consolas"/>
+          <w:sz w:val="18"/>
+        </w:rPr>
+        <w:t xml:space="preserve">  ─────────────────────────────────────────────────────</w:t>
+      </w:r>
+    </w:p>
+    <w:p>
+      <w:pPr>
+        <w:pStyle w:val="Code"/>
+      </w:pPr>
+      <w:r>
+        <w:rPr>
+          <w:rFonts w:ascii="Consolas" w:hAnsi="Consolas"/>
+          <w:sz w:val="18"/>
+        </w:rPr>
+        <w:t xml:space="preserve">  CUSTOMER  --fills quote form--&gt;  /api/contact  --1--&gt;  VERCEL BLOB  leads/&lt;slug&gt;/  (store-first)</w:t>
+      </w:r>
+    </w:p>
+    <w:p>
+      <w:pPr>
+        <w:pStyle w:val="Code"/>
+      </w:pPr>
+      <w:r>
+        <w:rPr>
+          <w:rFonts w:ascii="Consolas" w:hAnsi="Consolas"/>
+          <w:sz w:val="18"/>
+        </w:rPr>
+        <w:t xml:space="preserve">  (visitor)                              |</w:t>
+      </w:r>
+    </w:p>
+    <w:p>
+      <w:pPr>
+        <w:pStyle w:val="Code"/>
+      </w:pPr>
+      <w:r>
+        <w:rPr>
+          <w:rFonts w:ascii="Consolas" w:hAnsi="Consolas"/>
+          <w:sz w:val="18"/>
+        </w:rPr>
+        <w:t xml:space="preserve">                                         +--2a--&gt;  SendGrid  --&gt;  BUSINESS OWNER  (reply-to = customer)</w:t>
+      </w:r>
+    </w:p>
+    <w:p>
+      <w:pPr>
+        <w:pStyle w:val="Code"/>
+      </w:pPr>
+      <w:r>
+        <w:rPr>
+          <w:rFonts w:ascii="Consolas" w:hAnsi="Consolas"/>
+          <w:sz w:val="18"/>
+        </w:rPr>
+        <w:t xml:space="preserve">                                         |                         + BCC you / LEAD_BCC_ALWAYS</w:t>
+      </w:r>
+    </w:p>
+    <w:p>
+      <w:pPr>
+        <w:pStyle w:val="Code"/>
+      </w:pPr>
+      <w:r>
+        <w:rPr>
+          <w:rFonts w:ascii="Consolas" w:hAnsi="Consolas"/>
+          <w:sz w:val="18"/>
+        </w:rPr>
+        <w:t xml:space="preserve">                                         +--2b--&gt;  SendGrid  --&gt;  CUSTOMER  ("Thanks for contacting ...")</w:t>
+      </w:r>
+    </w:p>
+    <w:p>
+      <w:pPr>
+        <w:pStyle w:val="Code"/>
+      </w:pPr>
+      <w:r>
+        <w:rPr>
+          <w:rFonts w:ascii="Consolas" w:hAnsi="Consolas"/>
+          <w:sz w:val="18"/>
+        </w:rPr>
+        <w:t xml:space="preserve">                                         |</w:t>
+      </w:r>
+    </w:p>
+    <w:p>
+      <w:pPr>
+        <w:pStyle w:val="Code"/>
+      </w:pPr>
+      <w:r>
+        <w:rPr>
+          <w:rFonts w:ascii="Consolas" w:hAnsi="Consolas"/>
+          <w:sz w:val="18"/>
+        </w:rPr>
+        <w:t xml:space="preserve">  YOU  &lt;--reads leads/ via /api/enquiries--+   the 📨 Enquiries inbox tab</w:t>
+      </w:r>
+    </w:p>
+    <w:p>
       <w:r>
         <w:rPr>
           <w:b/>
@@ -4864,6 +4994,111 @@
       </w:r>
     </w:p>
     <w:p>
+      <w:r>
+        <w:rPr>
+          <w:b/>
+        </w:rPr>
+        <w:t xml:space="preserve">The enquiry loop:</w:t>
+      </w:r>
+      <w:r>
+        <w:t xml:space="preserve"> once a Pounce site is live, a visitor's </w:t>
+      </w:r>
+      <w:r>
+        <w:rPr>
+          <w:b/>
+        </w:rPr>
+        <w:t xml:space="preserve">quote form</w:t>
+      </w:r>
+      <w:r>
+        <w:t xml:space="preserve"> posts to </w:t>
+      </w:r>
+      <w:r>
+        <w:rPr>
+          <w:rFonts w:ascii="Consolas" w:hAnsi="Consolas"/>
+          <w:color w:val="9C2D41"/>
+        </w:rPr>
+        <w:t xml:space="preserve">/api/contact</w:t>
+      </w:r>
+      <w:r>
+        <w:t xml:space="preserve">, which is </w:t>
+      </w:r>
+      <w:r>
+        <w:rPr>
+          <w:b/>
+        </w:rPr>
+        <w:t xml:space="preserve">store-first</w:t>
+      </w:r>
+      <w:r>
+        <w:t xml:space="preserve"> (the lead is written to Blob under </w:t>
+      </w:r>
+      <w:r>
+        <w:rPr>
+          <w:rFonts w:ascii="Consolas" w:hAnsi="Consolas"/>
+          <w:color w:val="9C2D41"/>
+        </w:rPr>
+        <w:t xml:space="preserve">leads/&lt;slug&gt;/</w:t>
+      </w:r>
+      <w:r>
+        <w:t xml:space="preserve"> so it is never lost and costs nothing) and then sends two best-effort SendGrid emails: a </w:t>
+      </w:r>
+      <w:r>
+        <w:rPr>
+          <w:b/>
+        </w:rPr>
+        <w:t xml:space="preserve">notification to the business owner</w:t>
+      </w:r>
+      <w:r>
+        <w:t xml:space="preserve"> (the email/name captured at build time, reply-to set to the customer so a reply reaches them, BCC to you and to any </w:t>
+      </w:r>
+      <w:r>
+        <w:rPr>
+          <w:rFonts w:ascii="Consolas" w:hAnsi="Consolas"/>
+          <w:color w:val="9C2D41"/>
+        </w:rPr>
+        <w:t xml:space="preserve">LEAD_BCC_ALWAYS</w:t>
+      </w:r>
+      <w:r>
+        <w:t xml:space="preserve"> address) and a </w:t>
+      </w:r>
+      <w:r>
+        <w:rPr>
+          <w:b/>
+        </w:rPr>
+        <w:t xml:space="preserve">confirmation back to the customer</w:t>
+      </w:r>
+      <w:r>
+        <w:t xml:space="preserve"> styled as if from the business. The </w:t>
+      </w:r>
+      <w:r>
+        <w:rPr>
+          <w:b/>
+        </w:rPr>
+        <w:t xml:space="preserve">📨 Enquiries</w:t>
+      </w:r>
+      <w:r>
+        <w:t xml:space="preserve"> tab reads every stored lead back via </w:t>
+      </w:r>
+      <w:r>
+        <w:rPr>
+          <w:rFonts w:ascii="Consolas" w:hAnsi="Consolas"/>
+          <w:color w:val="9C2D41"/>
+        </w:rPr>
+        <w:t xml:space="preserve">/api/enquiries</w:t>
+      </w:r>
+      <w:r>
+        <w:t xml:space="preserve">, so nothing is lost even if an email bounces. Anti-spam is a hidden </w:t>
+      </w:r>
+      <w:r>
+        <w:rPr>
+          <w:b/>
+        </w:rPr>
+        <w:t xml:space="preserve">honeypot</w:t>
+      </w:r>
+      <w:r>
+        <w:t xml:space="preserve"> field plus a check that the slug maps to a real site.</w:t>
+      </w:r>
+    </w:p>
+    <w:p>
       <w:pPr>
         <w:pStyle w:val="Heading3"/>
       </w:pPr>
@@ -5109,6 +5344,42 @@
           <w:sz w:val="18"/>
         </w:rPr>
         <w:t xml:space="preserve">                                       publish.js   Make live/unpublish + subdomain (Vercel API)</w:t>
+      </w:r>
+    </w:p>
+    <w:p>
+      <w:pPr>
+        <w:pStyle w:val="Code"/>
+      </w:pPr>
+      <w:r>
+        <w:rPr>
+          <w:rFonts w:ascii="Consolas" w:hAnsi="Consolas"/>
+          <w:sz w:val="18"/>
+        </w:rPr>
+        <w:t xml:space="preserve">                                       contact.js   PUBLIC quote-form intake: store lead + email</w:t>
+      </w:r>
+    </w:p>
+    <w:p>
+      <w:pPr>
+        <w:pStyle w:val="Code"/>
+      </w:pPr>
+      <w:r>
+        <w:rPr>
+          <w:rFonts w:ascii="Consolas" w:hAnsi="Consolas"/>
+          <w:sz w:val="18"/>
+        </w:rPr>
+        <w:t xml:space="preserve">                                                    owner (BCC you) + confirm to customer (honeypot)</w:t>
+      </w:r>
+    </w:p>
+    <w:p>
+      <w:pPr>
+        <w:pStyle w:val="Code"/>
+      </w:pPr>
+      <w:r>
+        <w:rPr>
+          <w:rFonts w:ascii="Consolas" w:hAnsi="Consolas"/>
+          <w:sz w:val="18"/>
+        </w:rPr>
+        <w:t xml:space="preserve">                                       enquiries.js Enquiries inbox: reads leads/ back for the app</w:t>
       </w:r>
     </w:p>
     <w:p>
@@ -7149,7 +7420,7 @@
           </w:tcPr>
           <w:p>
             <w:r>
-              <w:t xml:space="preserve">Companies House</w:t>
+              <w:t xml:space="preserve">Pounce enquiries</w:t>
             </w:r>
           </w:p>
         </w:tc>
@@ -7163,39 +7434,77 @@
                 <w:rFonts w:ascii="Consolas" w:hAnsi="Consolas"/>
                 <w:color w:val="9C2D41"/>
               </w:rPr>
-              <w:t xml:space="preserve">COMPANIES_HOUSE_API_KEY</w:t>
-            </w:r>
-            <w:r>
-              <w:t xml:space="preserve"> (</w:t>
-            </w:r>
-            <w:r>
-              <w:rPr>
-                <w:b/>
-              </w:rPr>
-              <w:t xml:space="preserve">PENDING</w:t>
-            </w:r>
-            <w:r>
-              <w:t xml:space="preserve">)</w:t>
-            </w:r>
-          </w:p>
-        </w:tc>
-        <w:tc>
-          <w:tcPr>
-            <w:tcW w:w="0" w:type="auto"/>
-          </w:tcPr>
-          <w:p>
-            <w:r>
-              <w:t xml:space="preserve">Free; unlocks the established/director/type part of Prowl. Auth = HTTP Basic </w:t>
+              <w:t xml:space="preserve">LEAD_EMAIL_TO?</w:t>
+            </w:r>
+            <w:r>
+              <w:t xml:space="preserve">, </w:t>
             </w:r>
             <w:r>
               <w:rPr>
                 <w:rFonts w:ascii="Consolas" w:hAnsi="Consolas"/>
                 <w:color w:val="9C2D41"/>
               </w:rPr>
-              <w:t xml:space="preserve">base64(key:)</w:t>
-            </w:r>
-            <w:r>
-              <w:t xml:space="preserve">.</w:t>
+              <w:t xml:space="preserve">LEAD_BCC_ALWAYS?</w:t>
+            </w:r>
+          </w:p>
+        </w:tc>
+        <w:tc>
+          <w:tcPr>
+            <w:tcW w:w="0" w:type="auto"/>
+          </w:tcPr>
+          <w:p>
+            <w:r>
+              <w:t xml:space="preserve">Quote-form intake (</w:t>
+            </w:r>
+            <w:r>
+              <w:rPr>
+                <w:rFonts w:ascii="Consolas" w:hAnsi="Consolas"/>
+                <w:color w:val="9C2D41"/>
+              </w:rPr>
+              <w:t xml:space="preserve">api/contact.js</w:t>
+            </w:r>
+            <w:r>
+              <w:t xml:space="preserve">). </w:t>
+            </w:r>
+            <w:r>
+              <w:rPr>
+                <w:rFonts w:ascii="Consolas" w:hAnsi="Consolas"/>
+                <w:color w:val="9C2D41"/>
+              </w:rPr>
+              <w:t xml:space="preserve">LEAD_EMAIL_TO</w:t>
+            </w:r>
+            <w:r>
+              <w:t xml:space="preserve"> = where enquiries go when a site has no owner email set, and the BCC when it does (falls back to </w:t>
+            </w:r>
+            <w:r>
+              <w:rPr>
+                <w:rFonts w:ascii="Consolas" w:hAnsi="Consolas"/>
+                <w:color w:val="9C2D41"/>
+              </w:rPr>
+              <w:t xml:space="preserve">APPLY_EMAIL_TO</w:t>
+            </w:r>
+            <w:r>
+              <w:t xml:space="preserve">/</w:t>
+            </w:r>
+            <w:r>
+              <w:rPr>
+                <w:rFonts w:ascii="Consolas" w:hAnsi="Consolas"/>
+                <w:color w:val="9C2D41"/>
+              </w:rPr>
+              <w:t xml:space="preserve">ERROR_EMAIL_TO</w:t>
+            </w:r>
+            <w:r>
+              <w:t xml:space="preserve">). </w:t>
+            </w:r>
+            <w:r>
+              <w:rPr>
+                <w:rFonts w:ascii="Consolas" w:hAnsi="Consolas"/>
+                <w:color w:val="9C2D41"/>
+              </w:rPr>
+              <w:t xml:space="preserve">LEAD_BCC_ALWAYS</w:t>
+            </w:r>
+            <w:r>
+              <w:t xml:space="preserve"> = optional address copied on every enquiry (testing/oversight).</w:t>
             </w:r>
           </w:p>
         </w:tc>
@@ -7207,7 +7516,7 @@
           </w:tcPr>
           <w:p>
             <w:r>
-              <w:t xml:space="preserve">Auth</w:t>
+              <w:t xml:space="preserve">Companies House</w:t>
             </w:r>
           </w:p>
         </w:tc>
@@ -7221,27 +7530,39 @@
                 <w:rFonts w:ascii="Consolas" w:hAnsi="Consolas"/>
                 <w:color w:val="9C2D41"/>
               </w:rPr>
-              <w:t xml:space="preserve">APP_USERNAME</w:t>
-            </w:r>
-            <w:r>
-              <w:t xml:space="preserve">, </w:t>
+              <w:t xml:space="preserve">COMPANIES_HOUSE_API_KEY</w:t>
+            </w:r>
+            <w:r>
+              <w:t xml:space="preserve"> (</w:t>
+            </w:r>
+            <w:r>
+              <w:rPr>
+                <w:b/>
+              </w:rPr>
+              <w:t xml:space="preserve">PENDING</w:t>
+            </w:r>
+            <w:r>
+              <w:t xml:space="preserve">)</w:t>
+            </w:r>
+          </w:p>
+        </w:tc>
+        <w:tc>
+          <w:tcPr>
+            <w:tcW w:w="0" w:type="auto"/>
+          </w:tcPr>
+          <w:p>
+            <w:r>
+              <w:t xml:space="preserve">Free; unlocks the established/director/type part of Prowl. Auth = HTTP Basic </w:t>
             </w:r>
             <w:r>
               <w:rPr>
                 <w:rFonts w:ascii="Consolas" w:hAnsi="Consolas"/>
                 <w:color w:val="9C2D41"/>
               </w:rPr>
-              <w:t xml:space="preserve">APP_PASSWORD</w:t>
-            </w:r>
-          </w:p>
-        </w:tc>
-        <w:tc>
-          <w:tcPr>
-            <w:tcW w:w="0" w:type="auto"/>
-          </w:tcPr>
-          <w:p>
-            <w:r>
-              <w:t xml:space="preserve">Login; cookie HMAC keyed by the password.</w:t>
+              <w:t xml:space="preserve">base64(key:)</w:t>
+            </w:r>
+            <w:r>
+              <w:t xml:space="preserve">.</w:t>
             </w:r>
           </w:p>
         </w:tc>
@@ -7253,7 +7574,7 @@
           </w:tcPr>
           <w:p>
             <w:r>
-              <w:t xml:space="preserve">Branding/links</w:t>
+              <w:t xml:space="preserve">Auth</w:t>
             </w:r>
           </w:p>
         </w:tc>
@@ -7267,7 +7588,7 @@
                 <w:rFonts w:ascii="Consolas" w:hAnsi="Consolas"/>
                 <w:color w:val="9C2D41"/>
               </w:rPr>
-              <w:t xml:space="preserve">AGENCY_NAME?</w:t>
+              <w:t xml:space="preserve">APP_USERNAME</w:t>
             </w:r>
             <w:r>
               <w:t xml:space="preserve">, </w:t>
@@ -7277,16 +7598,72 @@
                 <w:rFonts w:ascii="Consolas" w:hAnsi="Consolas"/>
                 <w:color w:val="9C2D41"/>
               </w:rPr>
-              <w:t xml:space="preserve">DEMO_URL</w:t>
-            </w:r>
-            <w:r>
-              <w:t xml:space="preserve">, </w:t>
-            </w:r>
+              <w:t xml:space="preserve">APP_PASSWORD</w:t>
+            </w:r>
+          </w:p>
+        </w:tc>
+        <w:tc>
+          <w:tcPr>
+            <w:tcW w:w="0" w:type="auto"/>
+          </w:tcPr>
+          <w:p>
+            <w:r>
+              <w:t xml:space="preserve">Login; cookie HMAC keyed by the password.</w:t>
+            </w:r>
+          </w:p>
+        </w:tc>
+      </w:tr>
+      <w:tr>
+        <w:tc>
+          <w:tcPr>
+            <w:tcW w:w="0" w:type="auto"/>
+          </w:tcPr>
+          <w:p>
+            <w:r>
+              <w:t xml:space="preserve">Branding/links</w:t>
+            </w:r>
+          </w:p>
+        </w:tc>
+        <w:tc>
+          <w:tcPr>
+            <w:tcW w:w="0" w:type="auto"/>
+          </w:tcPr>
+          <w:p>
             <w:r>
               <w:rPr>
                 <w:rFonts w:ascii="Consolas" w:hAnsi="Consolas"/>
                 <w:color w:val="9C2D41"/>
               </w:rPr>
+              <w:t xml:space="preserve">AGENCY_NAME?</w:t>
+            </w:r>
+            <w:r>
+              <w:t xml:space="preserve">, </w:t>
+            </w:r>
+            <w:r>
+              <w:rPr>
+                <w:rFonts w:ascii="Consolas" w:hAnsi="Consolas"/>
+                <w:color w:val="9C2D41"/>
+              </w:rPr>
+              <w:t xml:space="preserve">AGENCY_URL?</w:t>
+            </w:r>
+            <w:r>
+              <w:t xml:space="preserve">, </w:t>
+            </w:r>
+            <w:r>
+              <w:rPr>
+                <w:rFonts w:ascii="Consolas" w:hAnsi="Consolas"/>
+                <w:color w:val="9C2D41"/>
+              </w:rPr>
+              <w:t xml:space="preserve">DEMO_URL</w:t>
+            </w:r>
+            <w:r>
+              <w:t xml:space="preserve">, </w:t>
+            </w:r>
+            <w:r>
+              <w:rPr>
+                <w:rFonts w:ascii="Consolas" w:hAnsi="Consolas"/>
+                <w:color w:val="9C2D41"/>
+              </w:rPr>
               <w:t xml:space="preserve">LINK_DOMAIN</w:t>
             </w:r>
           </w:p>
@@ -7296,6 +7673,26 @@
             <w:tcW w:w="0" w:type="auto"/>
           </w:tcPr>
           <w:p>
+            <w:r>
+              <w:rPr>
+                <w:rFonts w:ascii="Consolas" w:hAnsi="Consolas"/>
+                <w:color w:val="9C2D41"/>
+              </w:rPr>
+              <w:t xml:space="preserve">AGENCY_NAME</w:t>
+            </w:r>
+            <w:r>
+              <w:t xml:space="preserve">/</w:t>
+            </w:r>
+            <w:r>
+              <w:rPr>
+                <w:rFonts w:ascii="Consolas" w:hAnsi="Consolas"/>
+                <w:color w:val="9C2D41"/>
+              </w:rPr>
+              <w:t xml:space="preserve">AGENCY_URL</w:t>
+            </w:r>
+            <w:r>
+              <w:t xml:space="preserve"> = the "Powered by Ai Web Point" email signature (defaulted if unset); </w:t>
+            </w:r>
             <w:r>
               <w:rPr>
                 <w:rFonts w:ascii="Consolas" w:hAnsi="Consolas"/>
@@ -10318,7 +10715,72 @@
         <w:t xml:space="preserve">SendGrid</w:t>
       </w:r>
       <w:r>
-        <w:t xml:space="preserve"> notification (existing integration; recipient </w:t>
+        <w:t xml:space="preserve"> notification. Anti-spam: a hidden honeypot + the slug must map to a real site. Renders from stored JSON, so live sites get it with no rebuild.</w:t>
+      </w:r>
+    </w:p>
+    <w:p>
+      <w:pPr>
+        <w:numPr>
+          <w:ilvl w:val="0"/>
+          <w:numId w:val="1"/>
+        </w:numPr>
+      </w:pPr>
+      <w:r>
+        <w:rPr>
+          <w:b/>
+        </w:rPr>
+        <w:t xml:space="preserve">Enquiry delivery, signature + customer confirmation (new):</w:t>
+      </w:r>
+      <w:r>
+        <w:t xml:space="preserve"> the Pounce build modal now captures</w:t>
+      </w:r>
+    </w:p>
+    <w:p>
+      <w:r>
+        <w:rPr>
+          <w:b/>
+        </w:rPr>
+        <w:t xml:space="preserve">who enquiries go to</w:t>
+      </w:r>
+      <w:r>
+        <w:t xml:space="preserve"> (the owner's email + contact name), stored on the site JSON and preserved on rebuild (a blank field never wipes an existing recipient). </w:t>
+      </w:r>
+      <w:r>
+        <w:rPr>
+          <w:rFonts w:ascii="Consolas" w:hAnsi="Consolas"/>
+          <w:color w:val="9C2D41"/>
+        </w:rPr>
+        <w:t xml:space="preserve">api/contact.js</w:t>
+      </w:r>
+      <w:r>
+        <w:t xml:space="preserve"> routes the notification </w:t>
+      </w:r>
+      <w:r>
+        <w:rPr>
+          <w:b/>
+        </w:rPr>
+        <w:t xml:space="preserve">to the business owner</w:t>
+      </w:r>
+      <w:r>
+        <w:t xml:space="preserve"> with </w:t>
+      </w:r>
+      <w:r>
+        <w:rPr>
+          <w:b/>
+        </w:rPr>
+        <w:t xml:space="preserve">reply-to set to the customer</w:t>
+      </w:r>
+      <w:r>
+        <w:t xml:space="preserve"> and a </w:t>
+      </w:r>
+      <w:r>
+        <w:rPr>
+          <w:b/>
+        </w:rPr>
+        <w:t xml:space="preserve">BCC to you</w:t>
+      </w:r>
+      <w:r>
+        <w:t xml:space="preserve"> (the </w:t>
       </w:r>
       <w:r>
         <w:rPr>
@@ -10328,27 +10790,77 @@
         <w:t xml:space="preserve">LEAD_EMAIL_TO</w:t>
       </w:r>
       <w:r>
-        <w:t xml:space="preserve"> || </w:t>
-      </w:r>
-      <w:r>
-        <w:rPr>
-          <w:rFonts w:ascii="Consolas" w:hAnsi="Consolas"/>
-          <w:color w:val="9C2D41"/>
-        </w:rPr>
-        <w:t xml:space="preserve">APPLY_EMAIL_TO</w:t>
-      </w:r>
-      <w:r>
-        <w:t xml:space="preserve"> || </w:t>
-      </w:r>
-      <w:r>
-        <w:rPr>
-          <w:rFonts w:ascii="Consolas" w:hAnsi="Consolas"/>
-          <w:color w:val="9C2D41"/>
-        </w:rPr>
-        <w:t xml:space="preserve">ERROR_EMAIL_TO</w:t>
-      </w:r>
-      <w:r>
-        <w:t xml:space="preserve">). Anti-spam: a hidden honeypot + the slug must map to a real site. Renders from stored JSON, so live sites get it with no rebuild. (Next: an in-app enquiries inbox + routing the email to the client's own address once accounts exist.)</w:t>
+        <w:t xml:space="preserve"> operator, plus an optional </w:t>
+      </w:r>
+      <w:r>
+        <w:rPr>
+          <w:rFonts w:ascii="Consolas" w:hAnsi="Consolas"/>
+          <w:color w:val="9C2D41"/>
+        </w:rPr>
+        <w:t xml:space="preserve">LEAD_BCC_ALWAYS</w:t>
+      </w:r>
+      <w:r>
+        <w:t xml:space="preserve"> address for testing/oversight), signs it </w:t>
+      </w:r>
+      <w:r>
+        <w:rPr>
+          <w:b/>
+        </w:rPr>
+        <w:t xml:space="preserve">"Powered by Ai Web Point"</w:t>
+      </w:r>
+      <w:r>
+        <w:t xml:space="preserve"> (</w:t>
+      </w:r>
+      <w:r>
+        <w:rPr>
+          <w:rFonts w:ascii="Consolas" w:hAnsi="Consolas"/>
+          <w:color w:val="9C2D41"/>
+        </w:rPr>
+        <w:t xml:space="preserve">AGENCY_NAME</w:t>
+      </w:r>
+      <w:r>
+        <w:t xml:space="preserve">/</w:t>
+      </w:r>
+      <w:r>
+        <w:rPr>
+          <w:rFonts w:ascii="Consolas" w:hAnsi="Consolas"/>
+          <w:color w:val="9C2D41"/>
+        </w:rPr>
+        <w:t xml:space="preserve">AGENCY_URL</w:t>
+      </w:r>
+      <w:r>
+        <w:t xml:space="preserve">, defaulted), and sends a separate </w:t>
+      </w:r>
+      <w:r>
+        <w:rPr>
+          <w:b/>
+        </w:rPr>
+        <w:t xml:space="preserve">confirmation email to the customer</w:t>
+      </w:r>
+      <w:r>
+        <w:t xml:space="preserve"> styled as if from the business. If no owner email is set the notification just comes to you.</w:t>
+      </w:r>
+    </w:p>
+    <w:p>
+      <w:pPr>
+        <w:numPr>
+          <w:ilvl w:val="0"/>
+          <w:numId w:val="1"/>
+        </w:numPr>
+      </w:pPr>
+      <w:r>
+        <w:rPr>
+          <w:b/>
+        </w:rPr>
+        <w:t xml:space="preserve">📨 Enquiries inbox (new tab + `GET /api/enquiries`):</w:t>
+      </w:r>
+      <w:r>
+        <w:t xml:space="preserve"> every stored form submission, newest first,</w:t>
+      </w:r>
+    </w:p>
+    <w:p>
+      <w:r>
+        <w:t xml:space="preserve">searchable, with tap-to-call/tap-to-email. Store-first means leads show here even if an email fails.</w:t>
       </w:r>
     </w:p>
     <w:p>

--- a/DOCS.docx
+++ b/DOCS.docx
@@ -7446,65 +7446,105 @@
               </w:rPr>
               <w:t xml:space="preserve">LEAD_BCC_ALWAYS?</w:t>
             </w:r>
-          </w:p>
-        </w:tc>
-        <w:tc>
-          <w:tcPr>
-            <w:tcW w:w="0" w:type="auto"/>
-          </w:tcPr>
-          <w:p>
-            <w:r>
-              <w:t xml:space="preserve">Quote-form intake (</w:t>
+            <w:r>
+              <w:t xml:space="preserve">, </w:t>
             </w:r>
             <w:r>
               <w:rPr>
                 <w:rFonts w:ascii="Consolas" w:hAnsi="Consolas"/>
                 <w:color w:val="9C2D41"/>
               </w:rPr>
-              <w:t xml:space="preserve">api/contact.js</w:t>
-            </w:r>
-            <w:r>
-              <w:t xml:space="preserve">). </w:t>
+              <w:t xml:space="preserve">CONTACT_IP_HOURLY?</w:t>
+            </w:r>
+            <w:r>
+              <w:t xml:space="preserve">, </w:t>
             </w:r>
             <w:r>
               <w:rPr>
                 <w:rFonts w:ascii="Consolas" w:hAnsi="Consolas"/>
                 <w:color w:val="9C2D41"/>
               </w:rPr>
-              <w:t xml:space="preserve">LEAD_EMAIL_TO</w:t>
-            </w:r>
-            <w:r>
-              <w:t xml:space="preserve"> = where enquiries go when a site has no owner email set, and the BCC when it does (falls back to </w:t>
+              <w:t xml:space="preserve">CONTACT_SITE_DAILY?</w:t>
+            </w:r>
+          </w:p>
+        </w:tc>
+        <w:tc>
+          <w:tcPr>
+            <w:tcW w:w="0" w:type="auto"/>
+          </w:tcPr>
+          <w:p>
+            <w:r>
+              <w:t xml:space="preserve">Quote-form intake (</w:t>
             </w:r>
             <w:r>
               <w:rPr>
                 <w:rFonts w:ascii="Consolas" w:hAnsi="Consolas"/>
                 <w:color w:val="9C2D41"/>
               </w:rPr>
-              <w:t xml:space="preserve">APPLY_EMAIL_TO</w:t>
-            </w:r>
-            <w:r>
-              <w:t xml:space="preserve">/</w:t>
+              <w:t xml:space="preserve">api/contact.js</w:t>
+            </w:r>
+            <w:r>
+              <w:t xml:space="preserve">). </w:t>
             </w:r>
             <w:r>
               <w:rPr>
                 <w:rFonts w:ascii="Consolas" w:hAnsi="Consolas"/>
                 <w:color w:val="9C2D41"/>
               </w:rPr>
-              <w:t xml:space="preserve">ERROR_EMAIL_TO</w:t>
-            </w:r>
-            <w:r>
-              <w:t xml:space="preserve">). </w:t>
+              <w:t xml:space="preserve">LEAD_EMAIL_TO</w:t>
+            </w:r>
+            <w:r>
+              <w:t xml:space="preserve"> = where enquiries go when a site has no owner email set, and the BCC when it does (falls back to </w:t>
             </w:r>
             <w:r>
               <w:rPr>
                 <w:rFonts w:ascii="Consolas" w:hAnsi="Consolas"/>
                 <w:color w:val="9C2D41"/>
               </w:rPr>
+              <w:t xml:space="preserve">APPLY_EMAIL_TO</w:t>
+            </w:r>
+            <w:r>
+              <w:t xml:space="preserve">/</w:t>
+            </w:r>
+            <w:r>
+              <w:rPr>
+                <w:rFonts w:ascii="Consolas" w:hAnsi="Consolas"/>
+                <w:color w:val="9C2D41"/>
+              </w:rPr>
+              <w:t xml:space="preserve">ERROR_EMAIL_TO</w:t>
+            </w:r>
+            <w:r>
+              <w:t xml:space="preserve">). </w:t>
+            </w:r>
+            <w:r>
+              <w:rPr>
+                <w:rFonts w:ascii="Consolas" w:hAnsi="Consolas"/>
+                <w:color w:val="9C2D41"/>
+              </w:rPr>
               <w:t xml:space="preserve">LEAD_BCC_ALWAYS</w:t>
             </w:r>
             <w:r>
-              <w:t xml:space="preserve"> = optional address copied on every enquiry (testing/oversight).</w:t>
+              <w:t xml:space="preserve"> = optional address copied on every enquiry (testing/oversight). </w:t>
+            </w:r>
+            <w:r>
+              <w:rPr>
+                <w:rFonts w:ascii="Consolas" w:hAnsi="Consolas"/>
+                <w:color w:val="9C2D41"/>
+              </w:rPr>
+              <w:t xml:space="preserve">CONTACT_IP_HOURLY</w:t>
+            </w:r>
+            <w:r>
+              <w:t xml:space="preserve"> (default 5) = per-IP submissions/hour before silent drop. </w:t>
+            </w:r>
+            <w:r>
+              <w:rPr>
+                <w:rFonts w:ascii="Consolas" w:hAnsi="Consolas"/>
+                <w:color w:val="9C2D41"/>
+              </w:rPr>
+              <w:t xml:space="preserve">CONTACT_SITE_DAILY</w:t>
+            </w:r>
+            <w:r>
+              <w:t xml:space="preserve"> (default 50) = per-site email-sending enquiries/day before leads are stored-only.</w:t>
             </w:r>
           </w:p>
         </w:tc>
@@ -10861,6 +10901,102 @@
     <w:p>
       <w:r>
         <w:t xml:space="preserve">searchable, with tap-to-call/tap-to-email. Store-first means leads show here even if an email fails.</w:t>
+      </w:r>
+    </w:p>
+    <w:p>
+      <w:pPr>
+        <w:numPr>
+          <w:ilvl w:val="0"/>
+          <w:numId w:val="1"/>
+        </w:numPr>
+      </w:pPr>
+      <w:r>
+        <w:rPr>
+          <w:b/>
+        </w:rPr>
+        <w:t xml:space="preserve">Enquiry-form abuse caps (new):</w:t>
+      </w:r>
+      <w:r>
+        <w:t xml:space="preserve"> </w:t>
+      </w:r>
+      <w:r>
+        <w:rPr>
+          <w:rFonts w:ascii="Consolas" w:hAnsi="Consolas"/>
+          <w:color w:val="9C2D41"/>
+        </w:rPr>
+        <w:t xml:space="preserve">api/contact.js</w:t>
+      </w:r>
+      <w:r>
+        <w:t xml:space="preserve"> now has a </w:t>
+      </w:r>
+      <w:r>
+        <w:rPr>
+          <w:b/>
+        </w:rPr>
+        <w:t xml:space="preserve">per-IP throttle</w:t>
+      </w:r>
+      <w:r>
+        <w:t xml:space="preserve"> (default 5/hour,</w:t>
+      </w:r>
+    </w:p>
+    <w:p>
+      <w:r>
+        <w:rPr>
+          <w:rFonts w:ascii="Consolas" w:hAnsi="Consolas"/>
+          <w:color w:val="9C2D41"/>
+        </w:rPr>
+        <w:t xml:space="preserve">CONTACT_IP_HOURLY</w:t>
+      </w:r>
+      <w:r>
+        <w:t xml:space="preserve">) that silently drops bot floods, and a </w:t>
+      </w:r>
+      <w:r>
+        <w:rPr>
+          <w:b/>
+        </w:rPr>
+        <w:t xml:space="preserve">per-site daily cap</w:t>
+      </w:r>
+      <w:r>
+        <w:t xml:space="preserve"> (default 50/day, </w:t>
+      </w:r>
+      <w:r>
+        <w:rPr>
+          <w:rFonts w:ascii="Consolas" w:hAnsi="Consolas"/>
+          <w:color w:val="9C2D41"/>
+        </w:rPr>
+        <w:t xml:space="preserve">CONTACT_SITE_DAILY</w:t>
+      </w:r>
+      <w:r>
+        <w:t xml:space="preserve">) on email-sending enquiries. Over the per-site cap the lead is </w:t>
+      </w:r>
+      <w:r>
+        <w:rPr>
+          <w:b/>
+        </w:rPr>
+        <w:t xml:space="preserve">still stored</w:t>
+      </w:r>
+      <w:r>
+        <w:t xml:space="preserve"> (shows in the inbox) but no email is sent, so no single site can run away with the SendGrid quota or the sender reputation. Both use the race-safe append-and-count blob pattern (one tiny event blob under </w:t>
+      </w:r>
+      <w:r>
+        <w:rPr>
+          <w:rFonts w:ascii="Consolas" w:hAnsi="Consolas"/>
+          <w:color w:val="9C2D41"/>
+        </w:rPr>
+        <w:t xml:space="preserve">clrl/</w:t>
+      </w:r>
+      <w:r>
+        <w:t xml:space="preserve">, counted via </w:t>
+      </w:r>
+      <w:r>
+        <w:rPr>
+          <w:rFonts w:ascii="Consolas" w:hAnsi="Consolas"/>
+          <w:color w:val="9C2D41"/>
+        </w:rPr>
+        <w:t xml:space="preserve">list()</w:t>
+      </w:r>
+      <w:r>
+        <w:t xml:space="preserve">, pruned at 24h); the visitor IP is sha256-hashed (no raw IP stored). Rationale captured for the user: transactional email is ~£0.0004 each (Free 100/day, Essentials 50K ~£20/mo), so cost was never the risk; abuse + sender reputation is, hence the caps.</w:t>
       </w:r>
     </w:p>
     <w:p>

--- a/DOCS.docx
+++ b/DOCS.docx
@@ -7544,7 +7544,27 @@
               <w:t xml:space="preserve">CONTACT_SITE_DAILY</w:t>
             </w:r>
             <w:r>
-              <w:t xml:space="preserve"> (default 50) = per-site email-sending enquiries/day before leads are stored-only.</w:t>
+              <w:t xml:space="preserve"> (default 50) = per-site email-sending enquiries/day before leads are stored-only. </w:t>
+            </w:r>
+            <w:r>
+              <w:rPr>
+                <w:rFonts w:ascii="Consolas" w:hAnsi="Consolas"/>
+                <w:color w:val="9C2D41"/>
+              </w:rPr>
+              <w:t xml:space="preserve">SUBDOMAIN_ROOT</w:t>
+            </w:r>
+            <w:r>
+              <w:t xml:space="preserve"> (default </w:t>
+            </w:r>
+            <w:r>
+              <w:rPr>
+                <w:rFonts w:ascii="Consolas" w:hAnsi="Consolas"/>
+                <w:color w:val="9C2D41"/>
+              </w:rPr>
+              <w:t xml:space="preserve">aiwebpoint.com</w:t>
+            </w:r>
+            <w:r>
+              <w:t xml:space="preserve">) = root used to build the business's live link in the customer email.</w:t>
             </w:r>
           </w:p>
         </w:tc>
@@ -10901,6 +10921,95 @@
     <w:p>
       <w:r>
         <w:t xml:space="preserve">searchable, with tap-to-call/tap-to-email. Store-first means leads show here even if an email fails.</w:t>
+      </w:r>
+    </w:p>
+    <w:p>
+      <w:pPr>
+        <w:numPr>
+          <w:ilvl w:val="0"/>
+          <w:numId w:val="1"/>
+        </w:numPr>
+      </w:pPr>
+      <w:r>
+        <w:rPr>
+          <w:b/>
+        </w:rPr>
+        <w:t xml:space="preserve">Enquiry emails polished + delivery confirmed (new):</w:t>
+      </w:r>
+      <w:r>
+        <w:t xml:space="preserve"> both emails are now </w:t>
+      </w:r>
+      <w:r>
+        <w:rPr>
+          <w:b/>
+        </w:rPr>
+        <w:t xml:space="preserve">HTML</w:t>
+      </w:r>
+      <w:r>
+        <w:t xml:space="preserve"> (with a</w:t>
+      </w:r>
+    </w:p>
+    <w:p>
+      <w:r>
+        <w:t xml:space="preserve">plain-text fallback) so the signature is a clean clickable "Powered by Ai Web Point" link with no raw URL; SendGrid </w:t>
+      </w:r>
+      <w:r>
+        <w:rPr>
+          <w:b/>
+        </w:rPr>
+        <w:t xml:space="preserve">click + open tracking is turned off</w:t>
+      </w:r>
+      <w:r>
+        <w:t xml:space="preserve"> (</w:t>
+      </w:r>
+      <w:r>
+        <w:rPr>
+          <w:rFonts w:ascii="Consolas" w:hAnsi="Consolas"/>
+          <w:color w:val="9C2D41"/>
+        </w:rPr>
+        <w:t xml:space="preserve">tracking_settings</w:t>
+      </w:r>
+      <w:r>
+        <w:t xml:space="preserve">) so links aren't rewritten to the phishing-looking </w:t>
+      </w:r>
+      <w:r>
+        <w:rPr>
+          <w:rFonts w:ascii="Consolas" w:hAnsi="Consolas"/>
+          <w:color w:val="9C2D41"/>
+        </w:rPr>
+        <w:t xml:space="preserve">ct.sendgrid.net/ls/click...</w:t>
+      </w:r>
+      <w:r>
+        <w:t xml:space="preserve">; user fields are HTML-escaped; and the </w:t>
+      </w:r>
+      <w:r>
+        <w:rPr>
+          <w:b/>
+        </w:rPr>
+        <w:t xml:space="preserve">customer confirmation links to the business's own live site</w:t>
+      </w:r>
+      <w:r>
+        <w:t xml:space="preserve"> ("Visit us at </w:t>
+      </w:r>
+      <w:r>
+        <w:rPr>
+          <w:rFonts w:ascii="Consolas" w:hAnsi="Consolas"/>
+          <w:color w:val="9C2D41"/>
+        </w:rPr>
+        <w:t xml:space="preserve">&lt;sub&gt;.aiwebpoint.com</w:t>
+      </w:r>
+      <w:r>
+        <w:t xml:space="preserve">"), built from the trusted </w:t>
+      </w:r>
+      <w:r>
+        <w:rPr>
+          <w:rFonts w:ascii="Consolas" w:hAnsi="Consolas"/>
+          <w:color w:val="9C2D41"/>
+        </w:rPr>
+        <w:t xml:space="preserve">site.subdomain</w:t>
+      </w:r>
+      <w:r>
+        <w:t xml:space="preserve"> (never from visitor input) and shown only when the site is live. SendGrid was found maxed out (trial credits) and upgraded to Essentials 50K; delivery verified end to end. Optional next step: SendGrid domain authentication (SPF/DKIM) for best inbox placement.</w:t>
       </w:r>
     </w:p>
     <w:p>

--- a/DOCS.docx
+++ b/DOCS.docx
@@ -10986,10 +10986,38 @@
         <w:rPr>
           <w:b/>
         </w:rPr>
-        <w:t xml:space="preserve">customer confirmation links to the business's own live site</w:t>
-      </w:r>
-      <w:r>
-        <w:t xml:space="preserve"> ("Visit us at </w:t>
+        <w:t xml:space="preserve">customer confirmation has a contact footer</w:t>
+      </w:r>
+      <w:r>
+        <w:t xml:space="preserve"> with the business's </w:t>
+      </w:r>
+      <w:r>
+        <w:rPr>
+          <w:b/>
+        </w:rPr>
+        <w:t xml:space="preserve">phone</w:t>
+      </w:r>
+      <w:r>
+        <w:t xml:space="preserve"> (a clickable </w:t>
+      </w:r>
+      <w:r>
+        <w:rPr>
+          <w:rFonts w:ascii="Consolas" w:hAnsi="Consolas"/>
+          <w:color w:val="9C2D41"/>
+        </w:rPr>
+        <w:t xml:space="preserve">tel:</w:t>
+      </w:r>
+      <w:r>
+        <w:t xml:space="preserve"> link) and its </w:t>
+      </w:r>
+      <w:r>
+        <w:rPr>
+          <w:b/>
+        </w:rPr>
+        <w:t xml:space="preserve">own live site</w:t>
+      </w:r>
+      <w:r>
+        <w:t xml:space="preserve"> ("Call us… / Visit us at </w:t>
       </w:r>
       <w:r>
         <w:rPr>
@@ -10999,7 +11027,17 @@
         <w:t xml:space="preserve">&lt;sub&gt;.aiwebpoint.com</w:t>
       </w:r>
       <w:r>
-        <w:t xml:space="preserve">"), built from the trusted </w:t>
+        <w:t xml:space="preserve">"), both from trusted server data (</w:t>
+      </w:r>
+      <w:r>
+        <w:rPr>
+          <w:rFonts w:ascii="Consolas" w:hAnsi="Consolas"/>
+          <w:color w:val="9C2D41"/>
+        </w:rPr>
+        <w:t xml:space="preserve">site.business.phone</w:t>
+      </w:r>
+      <w:r>
+        <w:t xml:space="preserve">, </w:t>
       </w:r>
       <w:r>
         <w:rPr>
@@ -11009,7 +11047,7 @@
         <w:t xml:space="preserve">site.subdomain</w:t>
       </w:r>
       <w:r>
-        <w:t xml:space="preserve"> (never from visitor input) and shown only when the site is live. SendGrid was found maxed out (trial credits) and upgraded to Essentials 50K; delivery verified end to end. Optional next step: SendGrid domain authentication (SPF/DKIM) for best inbox placement.</w:t>
+        <w:t xml:space="preserve">) never from visitor input; the website line shows only when the site is live. SendGrid was found maxed out (trial credits) and upgraded to Essentials 50K; delivery verified end to end. Optional next step: SendGrid domain authentication (SPF/DKIM) for best inbox placement.</w:t>
       </w:r>
     </w:p>
     <w:p>

--- a/DOCS.docx
+++ b/DOCS.docx
@@ -9051,7 +9051,7 @@
         <w:pStyle w:val="Heading3"/>
       </w:pPr>
       <w:r>
-        <w:t xml:space="preserve">⏸️ Parked / on hold (quick reference, as of 2026-06-11)</w:t>
+        <w:t xml:space="preserve">⏸️ Parked / on hold (quick reference, as of 2026-06-13)</w:t>
       </w:r>
     </w:p>
     <w:p>
@@ -9360,6 +9360,62 @@
       </w:r>
       <w:r>
         <w:t xml:space="preserve"> A/B test.</w:t>
+      </w:r>
+    </w:p>
+    <w:p>
+      <w:pPr>
+        <w:numPr>
+          <w:ilvl w:val="0"/>
+          <w:numId w:val="1"/>
+        </w:numPr>
+      </w:pPr>
+      <w:r>
+        <w:rPr>
+          <w:b/>
+        </w:rPr>
+        <w:t xml:space="preserve">SendGrid domain authentication (SPF/DKIM)</w:t>
+      </w:r>
+      <w:r>
+        <w:t xml:space="preserve"> for the enquiry emails (</w:t>
+      </w:r>
+      <w:r>
+        <w:rPr>
+          <w:rFonts w:ascii="Consolas" w:hAnsi="Consolas"/>
+          <w:color w:val="9C2D41"/>
+        </w:rPr>
+        <w:t xml:space="preserve">api/contact.js</w:t>
+      </w:r>
+      <w:r>
+        <w:t xml:space="preserve">).</w:t>
+      </w:r>
+    </w:p>
+    <w:p>
+      <w:r>
+        <w:rPr>
+          <w:b/>
+        </w:rPr>
+        <w:t xml:space="preserve">What:</w:t>
+      </w:r>
+      <w:r>
+        <w:t xml:space="preserve"> in SendGrid → Settings → Sender Authentication → Authenticate Your Domain, then add the CNAME records it gives you at the DNS host for the sending domain. </w:t>
+      </w:r>
+      <w:r>
+        <w:rPr>
+          <w:b/>
+        </w:rPr>
+        <w:t xml:space="preserve">Why:</w:t>
+      </w:r>
+      <w:r>
+        <w:t xml:space="preserve"> mail currently sends and arrives, but authenticating the domain improves long-term inbox placement (less spam-foldering) and lets the "from" be a proper branded address on the agency's own domain. </w:t>
+      </w:r>
+      <w:r>
+        <w:rPr>
+          <w:b/>
+        </w:rPr>
+        <w:t xml:space="preserve">Effort:</w:t>
+      </w:r>
+      <w:r>
+        <w:t xml:space="preserve"> one-time, a few DNS records + a verify click; no code change. Not urgent (delivery already works); a quality step. Flagged to the user 2026-06-13.</w:t>
       </w:r>
     </w:p>
     <w:p>

--- a/DOCS.docx
+++ b/DOCS.docx
@@ -10773,6 +10773,43 @@
           <w:b/>
         </w:rPr>
         <w:t xml:space="preserve">2026-06-13</w:t>
+      </w:r>
+    </w:p>
+    <w:p>
+      <w:pPr>
+        <w:numPr>
+          <w:ilvl w:val="0"/>
+          <w:numId w:val="1"/>
+        </w:numPr>
+      </w:pPr>
+      <w:r>
+        <w:rPr>
+          <w:b/>
+        </w:rPr>
+        <w:t xml:space="preserve">"AI" wording embedded as a selling point (operator + landing only, never prospect-facing):</w:t>
+      </w:r>
+    </w:p>
+    <w:p>
+      <w:r>
+        <w:t xml:space="preserve">ride the AI interest while it's genuinely true, but keep it off prospect-facing artifacts (mockups, outreach, live sites, emails) where the personal angle wins and "AI" can erode trust. Changes: Prowl dossier "💬 Personalised what to say" → </w:t>
+      </w:r>
+      <w:r>
+        <w:rPr>
+          <w:b/>
+        </w:rPr>
+        <w:t xml:space="preserve">"💬 Personalised AI talking points"</w:t>
+      </w:r>
+      <w:r>
+        <w:t xml:space="preserve">, "☎️ Open with this" → </w:t>
+      </w:r>
+      <w:r>
+        <w:rPr>
+          <w:b/>
+        </w:rPr>
+        <w:t xml:space="preserve">"☎️ Your AI opener"</w:t>
+      </w:r>
+      <w:r>
+        <w:t xml:space="preserve">, progress "Gathering AI intel…"; search-card tooltips "AI lead intelligence" / "Build them an AI website"; landing page subtitle "AI lead finder…", "uses AI to build…", "AI-generate a professional homepage mockup", "AI builds them a finished homepage", and the page title. All claims are true (OpenAI image + GPT copy/Prowl synthesis). Kept deliberately measured to avoid AI fatigue.</w:t>
       </w:r>
     </w:p>
     <w:p>

--- a/DOCS.docx
+++ b/DOCS.docx
@@ -10773,6 +10773,77 @@
           <w:b/>
         </w:rPr>
         <w:t xml:space="preserve">2026-06-13</w:t>
+      </w:r>
+    </w:p>
+    <w:p>
+      <w:pPr>
+        <w:numPr>
+          <w:ilvl w:val="0"/>
+          <w:numId w:val="1"/>
+        </w:numPr>
+      </w:pPr>
+      <w:r>
+        <w:rPr>
+          <w:b/>
+        </w:rPr>
+        <w:t xml:space="preserve">Founding-member application email:</w:t>
+      </w:r>
+      <w:r>
+        <w:t xml:space="preserve"> subject changed to </w:t>
+      </w:r>
+      <w:r>
+        <w:rPr>
+          <w:b/>
+        </w:rPr>
+        <w:t xml:space="preserve">"New SitePounce Lead from &lt;Name&gt;"</w:t>
+      </w:r>
+      <w:r>
+        <w:t xml:space="preserve"> (was</w:t>
+      </w:r>
+    </w:p>
+    <w:p>
+      <w:r>
+        <w:t xml:space="preserve">"Site Pounce, Founding Member Application: &lt;Name&gt;"). Storage + operator email already existed (</w:t>
+      </w:r>
+      <w:r>
+        <w:rPr>
+          <w:rFonts w:ascii="Consolas" w:hAnsi="Consolas"/>
+          <w:color w:val="9C2D41"/>
+        </w:rPr>
+        <w:t xml:space="preserve">api/apply.js</w:t>
+      </w:r>
+      <w:r>
+        <w:t xml:space="preserve"> → Postgres </w:t>
+      </w:r>
+      <w:r>
+        <w:rPr>
+          <w:rFonts w:ascii="Consolas" w:hAnsi="Consolas"/>
+          <w:color w:val="9C2D41"/>
+        </w:rPr>
+        <w:t xml:space="preserve">applications</w:t>
+      </w:r>
+      <w:r>
+        <w:t xml:space="preserve"> table + a single SendGrid email to you, no applicant confirmation); only the subject/intro wording changed. Recipient = </w:t>
+      </w:r>
+      <w:r>
+        <w:rPr>
+          <w:rFonts w:ascii="Consolas" w:hAnsi="Consolas"/>
+          <w:color w:val="9C2D41"/>
+        </w:rPr>
+        <w:t xml:space="preserve">APPLY_EMAIL_TO</w:t>
+      </w:r>
+      <w:r>
+        <w:t xml:space="preserve"> || </w:t>
+      </w:r>
+      <w:r>
+        <w:rPr>
+          <w:rFonts w:ascii="Consolas" w:hAnsi="Consolas"/>
+          <w:color w:val="9C2D41"/>
+        </w:rPr>
+        <w:t xml:space="preserve">ERROR_EMAIL_TO</w:t>
+      </w:r>
+      <w:r>
+        <w:t xml:space="preserve">.</w:t>
       </w:r>
     </w:p>
     <w:p>

--- a/DOCS.docx
+++ b/DOCS.docx
@@ -5391,6 +5391,18 @@
           <w:rFonts w:ascii="Consolas" w:hAnsi="Consolas"/>
           <w:sz w:val="18"/>
         </w:rPr>
+        <w:t xml:space="preserve">                                       grammar.js   AI Grammar Fix for the first message (gpt-4o-mini)</w:t>
+      </w:r>
+    </w:p>
+    <w:p>
+      <w:pPr>
+        <w:pStyle w:val="Code"/>
+      </w:pPr>
+      <w:r>
+        <w:rPr>
+          <w:rFonts w:ascii="Consolas" w:hAnsi="Consolas"/>
+          <w:sz w:val="18"/>
+        </w:rPr>
         <w:t xml:space="preserve">middleware.js (root)  routes &lt;sub&gt;.aiwebpoint.com → /api/site?sub=</w:t>
       </w:r>
     </w:p>
@@ -7830,17 +7842,47 @@
               <w:t xml:space="preserve">LIMIT_PROWL</w:t>
             </w:r>
             <w:r>
-              <w:t xml:space="preserve"> (default 30, generate 50)</w:t>
-            </w:r>
-          </w:p>
-        </w:tc>
-        <w:tc>
-          <w:tcPr>
-            <w:tcW w:w="0" w:type="auto"/>
-          </w:tcPr>
-          <w:p>
-            <w:r>
-              <w:t xml:space="preserve">Per 20h (RATE_WINDOW_HOURS). Generation counts only on success.</w:t>
+              <w:t xml:space="preserve">/</w:t>
+            </w:r>
+            <w:r>
+              <w:rPr>
+                <w:rFonts w:ascii="Consolas" w:hAnsi="Consolas"/>
+                <w:color w:val="9C2D41"/>
+              </w:rPr>
+              <w:t xml:space="preserve">LIMIT_GRAMMAR</w:t>
+            </w:r>
+            <w:r>
+              <w:t xml:space="preserve"> (default 30, generate 50, grammar 300)</w:t>
+            </w:r>
+          </w:p>
+        </w:tc>
+        <w:tc>
+          <w:tcPr>
+            <w:tcW w:w="0" w:type="auto"/>
+          </w:tcPr>
+          <w:p>
+            <w:r>
+              <w:t xml:space="preserve">Per 20h (RATE_WINDOW_HOURS). Generation counts only on success. </w:t>
+            </w:r>
+            <w:r>
+              <w:rPr>
+                <w:rFonts w:ascii="Consolas" w:hAnsi="Consolas"/>
+                <w:color w:val="9C2D41"/>
+              </w:rPr>
+              <w:t xml:space="preserve">LIMIT_GRAMMAR</w:t>
+            </w:r>
+            <w:r>
+              <w:t xml:space="preserve"> caps the AI Grammar Fix pass (</w:t>
+            </w:r>
+            <w:r>
+              <w:rPr>
+                <w:rFonts w:ascii="Consolas" w:hAnsi="Consolas"/>
+                <w:color w:val="9C2D41"/>
+              </w:rPr>
+              <w:t xml:space="preserve">api/grammar.js</w:t>
+            </w:r>
+            <w:r>
+              <w:t xml:space="preserve">).</w:t>
             </w:r>
           </w:p>
         </w:tc>
@@ -10765,6 +10807,95 @@
     <w:p>
       <w:r>
         <w:t xml:space="preserve">Newest first. Reference sections above are the source of truth; this is a quick history.</w:t>
+      </w:r>
+    </w:p>
+    <w:p>
+      <w:r>
+        <w:rPr>
+          <w:b/>
+        </w:rPr>
+        <w:t xml:space="preserve">2026-06-20</w:t>
+      </w:r>
+    </w:p>
+    <w:p>
+      <w:pPr>
+        <w:numPr>
+          <w:ilvl w:val="0"/>
+          <w:numId w:val="1"/>
+        </w:numPr>
+      </w:pPr>
+      <w:r>
+        <w:rPr>
+          <w:b/>
+        </w:rPr>
+        <w:t xml:space="preserve">✨ AI Grammar Fix (new, default ON):</w:t>
+      </w:r>
+      <w:r>
+        <w:t xml:space="preserve"> a checkbox in Templates. When the </w:t>
+      </w:r>
+      <w:r>
+        <w:rPr>
+          <w:b/>
+        </w:rPr>
+        <w:t xml:space="preserve">first message</w:t>
+      </w:r>
+      <w:r>
+        <w:t xml:space="preserve"> is sent,</w:t>
+      </w:r>
+    </w:p>
+    <w:p>
+      <w:r>
+        <w:t xml:space="preserve">the filled text is passed through </w:t>
+      </w:r>
+      <w:r>
+        <w:rPr>
+          <w:rFonts w:ascii="Consolas" w:hAnsi="Consolas"/>
+          <w:color w:val="9C2D41"/>
+        </w:rPr>
+        <w:t xml:space="preserve">POST /api/grammar</w:t>
+      </w:r>
+      <w:r>
+        <w:t xml:space="preserve"> (gpt-4o-mini) which lightly fixes articles and singular/plural so the </w:t>
+      </w:r>
+      <w:r>
+        <w:rPr>
+          <w:rFonts w:ascii="Consolas" w:hAnsi="Consolas"/>
+          <w:color w:val="9C2D41"/>
+        </w:rPr>
+        <w:t xml:space="preserve">{category}</w:t>
+      </w:r>
+      <w:r>
+        <w:t xml:space="preserve"> substitution reads naturally (e.g. "looking for Electrician" → "looking for an electrician", "a Lawn Mowers" → "a lawn mower company"). Only grammar changes; meaning, tone, links and sign-off are preserved (URLs are masked before the AI sees them, so the tracking link is never altered). Applied in </w:t>
+      </w:r>
+      <w:r>
+        <w:rPr>
+          <w:rFonts w:ascii="Consolas" w:hAnsi="Consolas"/>
+          <w:color w:val="9C2D41"/>
+        </w:rPr>
+        <w:t xml:space="preserve">setupWhatsApp</w:t>
+      </w:r>
+      <w:r>
+        <w:t xml:space="preserve"> (the post-generate send row, the only surface using the </w:t>
+      </w:r>
+      <w:r>
+        <w:rPr>
+          <w:rFonts w:ascii="Consolas" w:hAnsi="Consolas"/>
+          <w:color w:val="9C2D41"/>
+        </w:rPr>
+        <w:t xml:space="preserve">{category}</w:t>
+      </w:r>
+      <w:r>
+        <w:t xml:space="preserve"> first message; warm-leads/lead-profile/dossier use the follow-up template, no category). Raw hrefs are set instantly and swapped for the cleaned version a moment later; cached per message; any failure or an unticked box falls back to the original. Generous cap </w:t>
+      </w:r>
+      <w:r>
+        <w:rPr>
+          <w:rFonts w:ascii="Consolas" w:hAnsi="Consolas"/>
+          <w:color w:val="9C2D41"/>
+        </w:rPr>
+        <w:t xml:space="preserve">LIMIT_GRAMMAR</w:t>
+      </w:r>
+      <w:r>
+        <w:t xml:space="preserve"> (default 300/20h).</w:t>
       </w:r>
     </w:p>
     <w:p>

--- a/DOCS.docx
+++ b/DOCS.docx
@@ -10815,6 +10815,87 @@
           <w:b/>
         </w:rPr>
         <w:t xml:space="preserve">2026-06-20</w:t>
+      </w:r>
+    </w:p>
+    <w:p>
+      <w:pPr>
+        <w:numPr>
+          <w:ilvl w:val="0"/>
+          <w:numId w:val="1"/>
+        </w:numPr>
+      </w:pPr>
+      <w:r>
+        <w:rPr>
+          <w:b/>
+        </w:rPr>
+        <w:t xml:space="preserve">Multiple first-message templates (new):</w:t>
+      </w:r>
+      <w:r>
+        <w:t xml:space="preserve"> Templates now manages a LIST of first-message templates</w:t>
+      </w:r>
+    </w:p>
+    <w:p>
+      <w:r>
+        <w:t xml:space="preserve">(add ➕ / rename / 🗑 delete, each with a name), instead of one fixed message. When you send from the post-generate row, a small picker lets you choose which template to send; it </w:t>
+      </w:r>
+      <w:r>
+        <w:rPr>
+          <w:b/>
+        </w:rPr>
+        <w:t xml:space="preserve">defaults to the last-used one</w:t>
+      </w:r>
+      <w:r>
+        <w:t xml:space="preserve"> and is hidden when there's only one. Stored per device as </w:t>
+      </w:r>
+      <w:r>
+        <w:rPr>
+          <w:rFonts w:ascii="Consolas" w:hAnsi="Consolas"/>
+          <w:color w:val="9C2D41"/>
+        </w:rPr>
+        <w:t xml:space="preserve">waTemplates</w:t>
+      </w:r>
+      <w:r>
+        <w:t xml:space="preserve"> (array of </w:t>
+      </w:r>
+      <w:r>
+        <w:rPr>
+          <w:rFonts w:ascii="Consolas" w:hAnsi="Consolas"/>
+          <w:color w:val="9C2D41"/>
+        </w:rPr>
+        <w:t xml:space="preserve">{id,name,body}</w:t>
+      </w:r>
+      <w:r>
+        <w:t xml:space="preserve">) + </w:t>
+      </w:r>
+      <w:r>
+        <w:rPr>
+          <w:rFonts w:ascii="Consolas" w:hAnsi="Consolas"/>
+          <w:color w:val="9C2D41"/>
+        </w:rPr>
+        <w:t xml:space="preserve">lastTemplateId</w:t>
+      </w:r>
+      <w:r>
+        <w:t xml:space="preserve">; the legacy single </w:t>
+      </w:r>
+      <w:r>
+        <w:rPr>
+          <w:rFonts w:ascii="Consolas" w:hAnsi="Consolas"/>
+          <w:color w:val="9C2D41"/>
+        </w:rPr>
+        <w:t xml:space="preserve">waMsg</w:t>
+      </w:r>
+      <w:r>
+        <w:t xml:space="preserve"> auto-migrates into a "Default" template. Settings persistence moved to a merge-based </w:t>
+      </w:r>
+      <w:r>
+        <w:rPr>
+          <w:rFonts w:ascii="Consolas" w:hAnsi="Consolas"/>
+          <w:color w:val="9C2D41"/>
+        </w:rPr>
+        <w:t xml:space="preserve">patchSettings</w:t>
+      </w:r>
+      <w:r>
+        <w:t xml:space="preserve"> so template edits and field edits don't clobber each other. Grammar Fix runs on whichever template is chosen. (Follow-up message stays a single template.)</w:t>
       </w:r>
     </w:p>
     <w:p>

--- a/DOCS.docx
+++ b/DOCS.docx
@@ -10895,7 +10895,72 @@
         <w:t xml:space="preserve">patchSettings</w:t>
       </w:r>
       <w:r>
-        <w:t xml:space="preserve"> so template edits and field edits don't clobber each other. Grammar Fix runs on whichever template is chosen. (Follow-up message stays a single template.)</w:t>
+        <w:t xml:space="preserve"> so template edits and field edits don't clobber each other. Grammar Fix runs on whichever template is chosen. (Follow-up message stays a single template.) New templates start </w:t>
+      </w:r>
+      <w:r>
+        <w:rPr>
+          <w:b/>
+        </w:rPr>
+        <w:t xml:space="preserve">empty</w:t>
+      </w:r>
+      <w:r>
+        <w:t xml:space="preserve"> (placeholder prompts the wording). </w:t>
+      </w:r>
+      <w:r>
+        <w:rPr>
+          <w:b/>
+        </w:rPr>
+        <w:t xml:space="preserve">Save &amp; lock + Duplicate (for future per-template stats):</w:t>
+      </w:r>
+      <w:r>
+        <w:t xml:space="preserve"> each template has a </w:t>
+      </w:r>
+      <w:r>
+        <w:rPr>
+          <w:rFonts w:ascii="Consolas" w:hAnsi="Consolas"/>
+          <w:color w:val="9C2D41"/>
+        </w:rPr>
+        <w:t xml:space="preserve">locked</w:t>
+      </w:r>
+      <w:r>
+        <w:t xml:space="preserve"> flag. A draft is editable; </w:t>
+      </w:r>
+      <w:r>
+        <w:rPr>
+          <w:b/>
+        </w:rPr>
+        <w:t xml:space="preserve">Save &amp; lock</w:t>
+      </w:r>
+      <w:r>
+        <w:t xml:space="preserve"> makes the MESSAGE read-only (greyed, 🔒 in the list) so its wording is fixed and future performance stats stay attributable; you can still </w:t>
+      </w:r>
+      <w:r>
+        <w:rPr>
+          <w:b/>
+        </w:rPr>
+        <w:t xml:space="preserve">rename</w:t>
+      </w:r>
+      <w:r>
+        <w:t xml:space="preserve"> a locked template, and </w:t>
+      </w:r>
+      <w:r>
+        <w:rPr>
+          <w:b/>
+        </w:rPr>
+        <w:t xml:space="preserve">📋 Duplicate</w:t>
+      </w:r>
+      <w:r>
+        <w:t xml:space="preserve"> makes a fresh editable copy to create a variation. Stable template </w:t>
+      </w:r>
+      <w:r>
+        <w:rPr>
+          <w:rFonts w:ascii="Consolas" w:hAnsi="Consolas"/>
+          <w:color w:val="9C2D41"/>
+        </w:rPr>
+        <w:t xml:space="preserve">id</w:t>
+      </w:r>
+      <w:r>
+        <w:t xml:space="preserve">s are the groundwork; recording which template each send used (for the actual stats) is the next step when wanted.</w:t>
       </w:r>
     </w:p>
     <w:p>

--- a/DOCS.docx
+++ b/DOCS.docx
@@ -10815,6 +10815,127 @@
           <w:b/>
         </w:rPr>
         <w:t xml:space="preserve">2026-06-20</w:t>
+      </w:r>
+    </w:p>
+    <w:p>
+      <w:pPr>
+        <w:numPr>
+          <w:ilvl w:val="0"/>
+          <w:numId w:val="1"/>
+        </w:numPr>
+      </w:pPr>
+      <w:r>
+        <w:rPr>
+          <w:b/>
+        </w:rPr>
+        <w:t xml:space="preserve">Per-template performance tracking (new):</w:t>
+      </w:r>
+      <w:r>
+        <w:t xml:space="preserve"> every send and engagement is now attributed to the</w:t>
+      </w:r>
+    </w:p>
+    <w:p>
+      <w:r>
+        <w:t xml:space="preserve">first-message template used. The preview link carries </w:t>
+      </w:r>
+      <w:r>
+        <w:rPr>
+          <w:rFonts w:ascii="Consolas" w:hAnsi="Consolas"/>
+          <w:color w:val="9C2D41"/>
+        </w:rPr>
+        <w:t xml:space="preserve">&amp;t=&lt;templateId&gt;</w:t>
+      </w:r>
+      <w:r>
+        <w:t xml:space="preserve"> and the </w:t>
+      </w:r>
+      <w:r>
+        <w:rPr>
+          <w:rFonts w:ascii="Consolas" w:hAnsi="Consolas"/>
+          <w:color w:val="9C2D41"/>
+        </w:rPr>
+        <w:t xml:space="preserve">sent</w:t>
+      </w:r>
+      <w:r>
+        <w:t xml:space="preserve"> beacon includes it, so opens (</w:t>
+      </w:r>
+      <w:r>
+        <w:rPr>
+          <w:rFonts w:ascii="Consolas" w:hAnsi="Consolas"/>
+          <w:color w:val="9C2D41"/>
+        </w:rPr>
+        <w:t xml:space="preserve">view</w:t>
+      </w:r>
+      <w:r>
+        <w:t xml:space="preserve">) and demo-clicks (</w:t>
+      </w:r>
+      <w:r>
+        <w:rPr>
+          <w:rFonts w:ascii="Consolas" w:hAnsi="Consolas"/>
+          <w:color w:val="9C2D41"/>
+        </w:rPr>
+        <w:t xml:space="preserve">cta</w:t>
+      </w:r>
+      <w:r>
+        <w:t xml:space="preserve">) attribute back to the template (</w:t>
+      </w:r>
+      <w:r>
+        <w:rPr>
+          <w:rFonts w:ascii="Consolas" w:hAnsi="Consolas"/>
+          <w:color w:val="9C2D41"/>
+        </w:rPr>
+        <w:t xml:space="preserve">link_events.tpl</w:t>
+      </w:r>
+      <w:r>
+        <w:t xml:space="preserve"> column, added via </w:t>
+      </w:r>
+      <w:r>
+        <w:rPr>
+          <w:rFonts w:ascii="Consolas" w:hAnsi="Consolas"/>
+          <w:color w:val="9C2D41"/>
+        </w:rPr>
+        <w:t xml:space="preserve">ALTER TABLE … IF NOT EXISTS</w:t>
+      </w:r>
+      <w:r>
+        <w:t xml:space="preserve">). </w:t>
+      </w:r>
+      <w:r>
+        <w:rPr>
+          <w:rFonts w:ascii="Consolas" w:hAnsi="Consolas"/>
+          <w:color w:val="9C2D41"/>
+        </w:rPr>
+        <w:t xml:space="preserve">api/track.js</w:t>
+      </w:r>
+      <w:r>
+        <w:t xml:space="preserve"> stores it, </w:t>
+      </w:r>
+      <w:r>
+        <w:rPr>
+          <w:rFonts w:ascii="Consolas" w:hAnsi="Consolas"/>
+          <w:color w:val="9C2D41"/>
+        </w:rPr>
+        <w:t xml:space="preserve">dashboardData</w:t>
+      </w:r>
+      <w:r>
+        <w:t xml:space="preserve"> aggregates a </w:t>
+      </w:r>
+      <w:r>
+        <w:rPr>
+          <w:rFonts w:ascii="Consolas" w:hAnsi="Consolas"/>
+          <w:color w:val="9C2D41"/>
+        </w:rPr>
+        <w:t xml:space="preserve">byTemplate</w:t>
+      </w:r>
+      <w:r>
+        <w:t xml:space="preserve"> breakdown (distinct businesses per stage), and Performance shows a </w:t>
+      </w:r>
+      <w:r>
+        <w:rPr>
+          <w:b/>
+        </w:rPr>
+        <w:t xml:space="preserve">🧪 By message template</w:t>
+      </w:r>
+      <w:r>
+        <w:t xml:space="preserve"> table (Sent / Mockup viewed % / Demo % / Sign-up), resolving template names locally from this device. Only the first-message send tags a template (follow-up sends don't). Data starts accumulating immediately; locking a template keeps its wording, and these numbers, stable.</w:t>
       </w:r>
     </w:p>
     <w:p>

--- a/DOCS.docx
+++ b/DOCS.docx
@@ -10935,7 +10935,62 @@
         <w:t xml:space="preserve">🧪 By message template</w:t>
       </w:r>
       <w:r>
-        <w:t xml:space="preserve"> table (Sent / Mockup viewed % / Demo % / Sign-up), resolving template names locally from this device. Only the first-message send tags a template (follow-up sends don't). Data starts accumulating immediately; locking a template keeps its wording, and these numbers, stable.</w:t>
+        <w:t xml:space="preserve"> table (Template / </w:t>
+      </w:r>
+      <w:r>
+        <w:rPr>
+          <w:b/>
+        </w:rPr>
+        <w:t xml:space="preserve">Link?</w:t>
+      </w:r>
+      <w:r>
+        <w:t xml:space="preserve"> / Sent / Mockup viewed </w:t>
+      </w:r>
+      <w:r>
+        <w:rPr>
+          <w:b/>
+        </w:rPr>
+        <w:t xml:space="preserve">%</w:t>
+      </w:r>
+      <w:r>
+        <w:t xml:space="preserve"> / Demo </w:t>
+      </w:r>
+      <w:r>
+        <w:rPr>
+          <w:b/>
+        </w:rPr>
+        <w:t xml:space="preserve">%</w:t>
+      </w:r>
+      <w:r>
+        <w:t xml:space="preserve"> / Sign-up), resolving template names locally from this device. A </w:t>
+      </w:r>
+      <w:r>
+        <w:rPr>
+          <w:b/>
+        </w:rPr>
+        <w:t xml:space="preserve">Link?</w:t>
+      </w:r>
+      <w:r>
+        <w:t xml:space="preserve"> column flags whether each template contains </w:t>
+      </w:r>
+      <w:r>
+        <w:rPr>
+          <w:rFonts w:ascii="Consolas" w:hAnsi="Consolas"/>
+          <w:color w:val="9C2D41"/>
+        </w:rPr>
+        <w:t xml:space="preserve">{link}</w:t>
+      </w:r>
+      <w:r>
+        <w:t xml:space="preserve">: a template with no link can't track opens/demo-clicks (nothing to click), so the table also shows a </w:t>
+      </w:r>
+      <w:r>
+        <w:rPr>
+          <w:b/>
+        </w:rPr>
+        <w:t xml:space="preserve">with-link vs no-link</w:t>
+      </w:r>
+      <w:r>
+        <w:t xml:space="preserve"> split so those are compared fairly (no-link judged on replies). Only the first-message send tags a template (follow-up sends don't). Data accumulates immediately; locking a template keeps its wording, and these numbers, stable.</w:t>
       </w:r>
     </w:p>
     <w:p>

--- a/DOCS.docx
+++ b/DOCS.docx
@@ -10815,6 +10815,95 @@
           <w:b/>
         </w:rPr>
         <w:t xml:space="preserve">2026-06-20</w:t>
+      </w:r>
+    </w:p>
+    <w:p>
+      <w:pPr>
+        <w:numPr>
+          <w:ilvl w:val="0"/>
+          <w:numId w:val="1"/>
+        </w:numPr>
+      </w:pPr>
+      <w:r>
+        <w:rPr>
+          <w:b/>
+        </w:rPr>
+        <w:t xml:space="preserve">Auto template versions (V1, V2…):</w:t>
+      </w:r>
+      <w:r>
+        <w:t xml:space="preserve"> every template gets an automatic, incremental version number</w:t>
+      </w:r>
+    </w:p>
+    <w:p>
+      <w:r>
+        <w:t xml:space="preserve">(no typing "V" yourself), shown as a badge in the editor and as a </w:t>
+      </w:r>
+      <w:r>
+        <w:rPr>
+          <w:rFonts w:ascii="Consolas" w:hAnsi="Consolas"/>
+          <w:color w:val="9C2D41"/>
+        </w:rPr>
+        <w:t xml:space="preserve">V{n} · {name}</w:t>
+      </w:r>
+      <w:r>
+        <w:t xml:space="preserve"> label in the edit dropdown, the send picker, and the By-template stats. Stored as </w:t>
+      </w:r>
+      <w:r>
+        <w:rPr>
+          <w:rFonts w:ascii="Consolas" w:hAnsi="Consolas"/>
+          <w:color w:val="9C2D41"/>
+        </w:rPr>
+        <w:t xml:space="preserve">v</w:t>
+      </w:r>
+      <w:r>
+        <w:t xml:space="preserve"> per template + a monotonic </w:t>
+      </w:r>
+      <w:r>
+        <w:rPr>
+          <w:rFonts w:ascii="Consolas" w:hAnsi="Consolas"/>
+          <w:color w:val="9C2D41"/>
+        </w:rPr>
+        <w:t xml:space="preserve">tplSeq</w:t>
+      </w:r>
+      <w:r>
+        <w:t xml:space="preserve"> counter (assigned/persisted on load via </w:t>
+      </w:r>
+      <w:r>
+        <w:rPr>
+          <w:rFonts w:ascii="Consolas" w:hAnsi="Consolas"/>
+          <w:color w:val="9C2D41"/>
+        </w:rPr>
+        <w:t xml:space="preserve">ensureTemplateVersions</w:t>
+      </w:r>
+      <w:r>
+        <w:t xml:space="preserve">; never reused, even after a delete). </w:t>
+      </w:r>
+      <w:r>
+        <w:rPr>
+          <w:b/>
+        </w:rPr>
+        <w:t xml:space="preserve">Duplicate</w:t>
+      </w:r>
+      <w:r>
+        <w:t xml:space="preserve"> now keeps the same name and takes the </w:t>
+      </w:r>
+      <w:r>
+        <w:rPr>
+          <w:b/>
+        </w:rPr>
+        <w:t xml:space="preserve">next</w:t>
+      </w:r>
+      <w:r>
+        <w:t xml:space="preserve"> version (so "V2 · Plumbers" → "V3 · Plumbers" is a clean version history); </w:t>
+      </w:r>
+      <w:r>
+        <w:rPr>
+          <w:b/>
+        </w:rPr>
+        <w:t xml:space="preserve">New</w:t>
+      </w:r>
+      <w:r>
+        <w:t xml:space="preserve"> starts empty as the next version.</w:t>
       </w:r>
     </w:p>
     <w:p>

--- a/DOCS.docx
+++ b/DOCS.docx
@@ -11015,16 +11015,16 @@
         <w:t xml:space="preserve">byTemplate</w:t>
       </w:r>
       <w:r>
-        <w:t xml:space="preserve"> breakdown (distinct businesses per stage), and Performance shows a </w:t>
-      </w:r>
-      <w:r>
-        <w:rPr>
-          <w:b/>
-        </w:rPr>
-        <w:t xml:space="preserve">🧪 By message template</w:t>
-      </w:r>
-      <w:r>
-        <w:t xml:space="preserve"> table (Template / </w:t>
+        <w:t xml:space="preserve"> breakdown (distinct businesses per stage), and Performance has an always-visible </w:t>
+      </w:r>
+      <w:r>
+        <w:rPr>
+          <w:b/>
+        </w:rPr>
+        <w:t xml:space="preserve">🧪 Message template statistics</w:t>
+      </w:r>
+      <w:r>
+        <w:t xml:space="preserve"> section (empty-state until data lands) with a table (Template version / </w:t>
       </w:r>
       <w:r>
         <w:rPr>

--- a/DOCS.docx
+++ b/DOCS.docx
@@ -10815,6 +10815,111 @@
           <w:b/>
         </w:rPr>
         <w:t xml:space="preserve">2026-06-20</w:t>
+      </w:r>
+    </w:p>
+    <w:p>
+      <w:pPr>
+        <w:numPr>
+          <w:ilvl w:val="0"/>
+          <w:numId w:val="1"/>
+        </w:numPr>
+      </w:pPr>
+      <w:r>
+        <w:rPr>
+          <w:b/>
+        </w:rPr>
+        <w:t xml:space="preserve">💬 Message direct from search (no mockup) + tidier cards:</w:t>
+      </w:r>
+      <w:r>
+        <w:t xml:space="preserve"> search cards were rebuilt into a clean</w:t>
+      </w:r>
+    </w:p>
+    <w:p>
+      <w:r>
+        <w:t xml:space="preserve">hierarchy (icon + label): a primary row (📞 Add to call list · 💬 Message), then 🖼️ Generate mockup marked </w:t>
+      </w:r>
+      <w:r>
+        <w:rPr>
+          <w:b/>
+        </w:rPr>
+        <w:t xml:space="preserve">"1 credit"</w:t>
+      </w:r>
+      <w:r>
+        <w:t xml:space="preserve">, then a small ghost 🚫 Block. The new </w:t>
+      </w:r>
+      <w:r>
+        <w:rPr>
+          <w:b/>
+        </w:rPr>
+        <w:t xml:space="preserve">Message</w:t>
+      </w:r>
+      <w:r>
+        <w:t xml:space="preserve"> action opens a modal to send a first message </w:t>
+      </w:r>
+      <w:r>
+        <w:rPr>
+          <w:b/>
+        </w:rPr>
+        <w:t xml:space="preserve">without generating a mockup</w:t>
+      </w:r>
+      <w:r>
+        <w:t xml:space="preserve"> (saves a credit): pick a template version, then </w:t>
+      </w:r>
+      <w:r>
+        <w:rPr>
+          <w:b/>
+        </w:rPr>
+        <w:t xml:space="preserve">📞 Call / 💬 SMS / 🟢 WhatsApp</w:t>
+      </w:r>
+      <w:r>
+        <w:t xml:space="preserve">. WhatsApp routes through the existing daily-cap guard. No mockup means no link, so it's a </w:t>
+      </w:r>
+      <w:r>
+        <w:rPr>
+          <w:b/>
+        </w:rPr>
+        <w:t xml:space="preserve">no-link send</w:t>
+      </w:r>
+      <w:r>
+        <w:t xml:space="preserve">, recorded against a stable </w:t>
+      </w:r>
+      <w:r>
+        <w:rPr>
+          <w:rFonts w:ascii="Consolas" w:hAnsi="Consolas"/>
+          <w:color w:val="9C2D41"/>
+        </w:rPr>
+        <w:t xml:space="preserve">dm-&lt;bizkey&gt;</w:t>
+      </w:r>
+      <w:r>
+        <w:t xml:space="preserve"> slug so it appears in </w:t>
+      </w:r>
+      <w:r>
+        <w:rPr>
+          <w:b/>
+        </w:rPr>
+        <w:t xml:space="preserve">Message template statistics</w:t>
+      </w:r>
+      <w:r>
+        <w:t xml:space="preserve"> as a no-link send (excluded from the mockup-funnel tables via </w:t>
+      </w:r>
+      <w:r>
+        <w:rPr>
+          <w:rFonts w:ascii="Consolas" w:hAnsi="Consolas"/>
+          <w:color w:val="9C2D41"/>
+        </w:rPr>
+        <w:t xml:space="preserve">slug NOT LIKE 'dm-%'</w:t>
+      </w:r>
+      <w:r>
+        <w:t xml:space="preserve">). Grammar Fix applies to the message. </w:t>
+      </w:r>
+      <w:r>
+        <w:rPr>
+          <w:b/>
+        </w:rPr>
+        <w:t xml:space="preserve">WhatsApp daily cap default lowered 10 → 3</w:t>
+      </w:r>
+      <w:r>
+        <w:t xml:space="preserve"> (low by design for experimenting; the warning now triggers above 3).</w:t>
       </w:r>
     </w:p>
     <w:p>

--- a/DOCS.docx
+++ b/DOCS.docx
@@ -10815,6 +10815,84 @@
           <w:b/>
         </w:rPr>
         <w:t xml:space="preserve">2026-06-20</w:t>
+      </w:r>
+    </w:p>
+    <w:p>
+      <w:pPr>
+        <w:numPr>
+          <w:ilvl w:val="0"/>
+          <w:numId w:val="1"/>
+        </w:numPr>
+      </w:pPr>
+      <w:r>
+        <w:rPr>
+          <w:b/>
+        </w:rPr>
+        <w:t xml:space="preserve">Prowl opener + talking points, less generic (prompt rewrite):</w:t>
+      </w:r>
+      <w:r>
+        <w:t xml:space="preserve"> the AI opener and 💬 talking</w:t>
+      </w:r>
+    </w:p>
+    <w:p>
+      <w:r>
+        <w:t xml:space="preserve">points were too cheesy/about-us. New </w:t>
+      </w:r>
+      <w:r>
+        <w:rPr>
+          <w:rFonts w:ascii="Consolas" w:hAnsi="Consolas"/>
+          <w:color w:val="9C2D41"/>
+        </w:rPr>
+        <w:t xml:space="preserve">lib/intel.js</w:t>
+      </w:r>
+      <w:r>
+        <w:t xml:space="preserve"> prompt forces: the </w:t>
+      </w:r>
+      <w:r>
+        <w:rPr>
+          <w:b/>
+        </w:rPr>
+        <w:t xml:space="preserve">opener</w:t>
+      </w:r>
+      <w:r>
+        <w:t xml:space="preserve"> to be spoken English that leads with their situation and ends on a question (e.g. "you've got 26 five-star reviews but no website, is that on purpose or never got round to it?"), and the </w:t>
+      </w:r>
+      <w:r>
+        <w:rPr>
+          <w:b/>
+        </w:rPr>
+        <w:t xml:space="preserve">talking points</w:t>
+      </w:r>
+      <w:r>
+        <w:t xml:space="preserve"> to be punchy, transformation/loss focused ("so they think 'I need that'"), with </w:t>
+      </w:r>
+      <w:r>
+        <w:rPr>
+          <w:b/>
+        </w:rPr>
+        <w:t xml:space="preserve">at least one naming a real nearby competitor</w:t>
+      </w:r>
+      <w:r>
+        <w:t xml:space="preserve"> who has a website and is winning the work they're invisible for. Banned the cliché phrases ("reach out", "fantastic reviews", "connect with even more customers", etc.). Talking points are now a </w:t>
+      </w:r>
+      <w:r>
+        <w:rPr>
+          <w:b/>
+        </w:rPr>
+        <w:t xml:space="preserve">numbered</w:t>
+      </w:r>
+      <w:r>
+        <w:t xml:space="preserve"> list (</w:t>
+      </w:r>
+      <w:r>
+        <w:rPr>
+          <w:rFonts w:ascii="Consolas" w:hAnsi="Consolas"/>
+          <w:color w:val="9C2D41"/>
+        </w:rPr>
+        <w:t xml:space="preserve">&lt;ol&gt;</w:t>
+      </w:r>
+      <w:r>
+        <w:t xml:space="preserve">). Existing dossiers need a ↻ Re-run to pick up the new style.</w:t>
       </w:r>
     </w:p>
     <w:p>

--- a/DOCS.docx
+++ b/DOCS.docx
@@ -10815,6 +10815,120 @@
           <w:b/>
         </w:rPr>
         <w:t xml:space="preserve">2026-06-20</w:t>
+      </w:r>
+    </w:p>
+    <w:p>
+      <w:pPr>
+        <w:numPr>
+          <w:ilvl w:val="0"/>
+          <w:numId w:val="1"/>
+        </w:numPr>
+      </w:pPr>
+      <w:r>
+        <w:rPr>
+          <w:b/>
+        </w:rPr>
+        <w:t xml:space="preserve">Prowl "losing out" is now a gap → pitch table:</w:t>
+      </w:r>
+      <w:r>
+        <w:t xml:space="preserve"> each weakness sits next to a one-line **solution</w:t>
+      </w:r>
+    </w:p>
+    <w:p>
+      <w:r>
+        <w:t xml:space="preserve">(the fix + the win)** the operator can say (e.g. "I can have a website live within 24 hours so you show up when locals Google a plumber, and those jobs come to you"). New </w:t>
+      </w:r>
+      <w:r>
+        <w:rPr>
+          <w:rFonts w:ascii="Consolas" w:hAnsi="Consolas"/>
+          <w:color w:val="9C2D41"/>
+        </w:rPr>
+        <w:t xml:space="preserve">solution</w:t>
+      </w:r>
+      <w:r>
+        <w:t xml:space="preserve"> field per weakness in </w:t>
+      </w:r>
+      <w:r>
+        <w:rPr>
+          <w:rFonts w:ascii="Consolas" w:hAnsi="Consolas"/>
+          <w:color w:val="9C2D41"/>
+        </w:rPr>
+        <w:t xml:space="preserve">lib/intel.js</w:t>
+      </w:r>
+      <w:r>
+        <w:t xml:space="preserve">, rendered as a 2-column </w:t>
+      </w:r>
+      <w:r>
+        <w:rPr>
+          <w:rFonts w:ascii="Consolas" w:hAnsi="Consolas"/>
+          <w:color w:val="9C2D41"/>
+        </w:rPr>
+        <w:t xml:space="preserve">.weak-table</w:t>
+      </w:r>
+      <w:r>
+        <w:t xml:space="preserve"> (gap in red/amber, pitch in green, stacks on mobile). Old dossiers show "Re-run to generate" in the pitch column until re-run.</w:t>
+      </w:r>
+    </w:p>
+    <w:p>
+      <w:pPr>
+        <w:numPr>
+          <w:ilvl w:val="0"/>
+          <w:numId w:val="1"/>
+        </w:numPr>
+      </w:pPr>
+      <w:r>
+        <w:rPr>
+          <w:b/>
+        </w:rPr>
+        <w:t xml:space="preserve">Company type filter (by name):</w:t>
+      </w:r>
+      <w:r>
+        <w:t xml:space="preserve"> a new search filter, **Any / Limited (Ltd in name) / No "Ltd" in</w:t>
+      </w:r>
+    </w:p>
+    <w:p>
+      <w:r>
+        <w:t xml:space="preserve">name** (</w:t>
+      </w:r>
+      <w:r>
+        <w:rPr>
+          <w:rFonts w:ascii="Consolas" w:hAnsi="Consolas"/>
+          <w:color w:val="9C2D41"/>
+        </w:rPr>
+        <w:t xml:space="preserve">f-company</w:t>
+      </w:r>
+      <w:r>
+        <w:t xml:space="preserve"> → </w:t>
+      </w:r>
+      <w:r>
+        <w:rPr>
+          <w:rFonts w:ascii="Consolas" w:hAnsi="Consolas"/>
+          <w:color w:val="9C2D41"/>
+        </w:rPr>
+        <w:t xml:space="preserve">filters.company</w:t>
+      </w:r>
+      <w:r>
+        <w:t xml:space="preserve"> → </w:t>
+      </w:r>
+      <w:r>
+        <w:rPr>
+          <w:rFonts w:ascii="Consolas" w:hAnsi="Consolas"/>
+          <w:color w:val="9C2D41"/>
+        </w:rPr>
+        <w:t xml:space="preserve">lib/filters.js</w:t>
+      </w:r>
+      <w:r>
+        <w:t xml:space="preserve"> </w:t>
+      </w:r>
+      <w:r>
+        <w:rPr>
+          <w:rFonts w:ascii="Consolas" w:hAnsi="Consolas"/>
+          <w:color w:val="9C2D41"/>
+        </w:rPr>
+        <w:t xml:space="preserve">matchCompany</w:t>
+      </w:r>
+      <w:r>
+        <w:t xml:space="preserve">). HEURISTIC ONLY: Google gives no company type, so it reads Ltd/Limited/PLC/LLP off the business name. Verified company type still needs Companies House (a per-business Prowl lookup, not feasible across a whole search).</w:t>
       </w:r>
     </w:p>
     <w:p>

--- a/DOCS.docx
+++ b/DOCS.docx
@@ -10815,6 +10815,77 @@
           <w:b/>
         </w:rPr>
         <w:t xml:space="preserve">2026-06-20</w:t>
+      </w:r>
+    </w:p>
+    <w:p>
+      <w:pPr>
+        <w:numPr>
+          <w:ilvl w:val="0"/>
+          <w:numId w:val="1"/>
+        </w:numPr>
+      </w:pPr>
+      <w:r>
+        <w:rPr>
+          <w:b/>
+        </w:rPr>
+        <w:t xml:space="preserve">💷 Rough API cost meter (new):</w:t>
+      </w:r>
+      <w:r>
+        <w:t xml:space="preserve"> a small fixed pill bottom-right shows an </w:t>
+      </w:r>
+      <w:r>
+        <w:rPr>
+          <w:b/>
+        </w:rPr>
+        <w:t xml:space="preserve">estimated</w:t>
+      </w:r>
+      <w:r>
+        <w:t xml:space="preserve"> running daily</w:t>
+      </w:r>
+    </w:p>
+    <w:p>
+      <w:r>
+        <w:t xml:space="preserve">API spend; click it for a per-action breakdown (Searches / Mockups / Prowls / Websites) + a disclaimer. Client-side: </w:t>
+      </w:r>
+      <w:r>
+        <w:rPr>
+          <w:rFonts w:ascii="Consolas" w:hAnsi="Consolas"/>
+          <w:color w:val="9C2D41"/>
+        </w:rPr>
+        <w:t xml:space="preserve">recordSpend(kind)</w:t>
+      </w:r>
+      <w:r>
+        <w:t xml:space="preserve"> increments </w:t>
+      </w:r>
+      <w:r>
+        <w:rPr>
+          <w:rFonts w:ascii="Consolas" w:hAnsi="Consolas"/>
+          <w:color w:val="9C2D41"/>
+        </w:rPr>
+        <w:t xml:space="preserve">aiwp_spend</w:t>
+      </w:r>
+      <w:r>
+        <w:t xml:space="preserve"> (per-device, resets daily) on each PAID action (search hit, fresh mockup, fresh Prowl </w:t>
+      </w:r>
+      <w:r>
+        <w:rPr>
+          <w:rFonts w:ascii="Consolas" w:hAnsi="Consolas"/>
+          <w:color w:val="9C2D41"/>
+        </w:rPr>
+        <w:t xml:space="preserve">cached:false</w:t>
+      </w:r>
+      <w:r>
+        <w:t xml:space="preserve">, fresh Pounce), costed by the </w:t>
+      </w:r>
+      <w:r>
+        <w:rPr>
+          <w:rFonts w:ascii="Consolas" w:hAnsi="Consolas"/>
+          <w:color w:val="9C2D41"/>
+        </w:rPr>
+        <w:t xml:space="preserve">COST_EST</w:t>
+      </w:r>
+      <w:r>
+        <w:t xml:space="preserve"> constants (USD ballparks: search 0.07, mockup 0.07 [gpt-image-1 medium 1536x1024 ~6c], prowl 0.05, pounce 0.06). Clearly labelled an ESTIMATE, real spend is on the Google Cloud + OpenAI dashboards. NB Google scrapped the universal $200/month free credit, so searches are no longer free. (Search-results CSV export already existed via the ⬇ Export CSV button; past searches don't store their result lists, only criteria.)</w:t>
       </w:r>
     </w:p>
     <w:p>

--- a/DOCS.docx
+++ b/DOCS.docx
@@ -10885,7 +10885,26 @@
         <w:t xml:space="preserve">COST_EST</w:t>
       </w:r>
       <w:r>
-        <w:t xml:space="preserve"> constants (USD ballparks: search 0.07, mockup 0.07 [gpt-image-1 medium 1536x1024 ~6c], prowl 0.05, pounce 0.06). Clearly labelled an ESTIMATE, real spend is on the Google Cloud + OpenAI dashboards. NB Google scrapped the universal $200/month free credit, so searches are no longer free. (Search-results CSV export already existed via the ⬇ Export CSV button; past searches don't store their result lists, only criteria.)</w:t>
+        <w:t xml:space="preserve"> constants (USD ballparks: search 0.07, mockup 0.07 [gpt-image-1 medium 1536x1024 ~6c], prowl 0.05, pounce 0.06). Clearly labelled an ESTIMATE, real spend is on the Google Cloud + OpenAI dashboards. NB Google scrapped the universal $200/month free credit, so searches are no longer free. </w:t>
+      </w:r>
+      <w:r>
+        <w:rPr>
+          <w:b/>
+        </w:rPr>
+        <w:t xml:space="preserve">Per-search cost</w:t>
+      </w:r>
+      <w:r>
+        <w:t xml:space="preserve"> is also shown on the results banner ("💷 ~$X estimated for this search (N areas)"), scaled by how many areas the deep search queried; the meter now accrues actual estimated dollars (</w:t>
+      </w:r>
+      <w:r>
+        <w:rPr>
+          <w:rFonts w:ascii="Consolas" w:hAnsi="Consolas"/>
+          <w:color w:val="9C2D41"/>
+        </w:rPr>
+        <w:t xml:space="preserve">COST_EST.search</w:t>
+      </w:r>
+      <w:r>
+        <w:t xml:space="preserve"> is per area). (Search-results CSV export already existed via the ⬇ Export CSV button; past searches don't store their result lists, only criteria.)</w:t>
       </w:r>
     </w:p>
     <w:p>

--- a/DOCS.docx
+++ b/DOCS.docx
@@ -10815,6 +10815,142 @@
           <w:b/>
         </w:rPr>
         <w:t xml:space="preserve">2026-06-20</w:t>
+      </w:r>
+    </w:p>
+    <w:p>
+      <w:pPr>
+        <w:numPr>
+          <w:ilvl w:val="0"/>
+          <w:numId w:val="1"/>
+        </w:numPr>
+      </w:pPr>
+      <w:r>
+        <w:rPr>
+          <w:b/>
+        </w:rPr>
+        <w:t xml:space="preserve">🔎 "Want more?" suggestions (new):</w:t>
+      </w:r>
+      <w:r>
+        <w:t xml:space="preserve"> below the results, a panel offers one-click ways to get more</w:t>
+      </w:r>
+    </w:p>
+    <w:p>
+      <w:r>
+        <w:t xml:space="preserve">leads, </w:t>
+      </w:r>
+      <w:r>
+        <w:rPr>
+          <w:b/>
+        </w:rPr>
+        <w:t xml:space="preserve">related search terms</w:t>
+      </w:r>
+      <w:r>
+        <w:t xml:space="preserve"> (curated per-trade list + generic fallback, client-side, no cost) and </w:t>
+      </w:r>
+      <w:r>
+        <w:rPr>
+          <w:b/>
+        </w:rPr>
+        <w:t xml:space="preserve">nearby areas</w:t>
+      </w:r>
+      <w:r>
+        <w:t xml:space="preserve"> (the towns this search expanded into). Clicking a chip pre-fills the search box and scrolls to the top (it does NOT auto-run, so you choose when to spend). Also: the banner's lead count now updates after Load more, and the "that's everything" message points you to the panel.</w:t>
+      </w:r>
+    </w:p>
+    <w:p>
+      <w:pPr>
+        <w:numPr>
+          <w:ilvl w:val="0"/>
+          <w:numId w:val="1"/>
+        </w:numPr>
+      </w:pPr>
+      <w:r>
+        <w:rPr>
+          <w:b/>
+        </w:rPr>
+        <w:t xml:space="preserve">💾 45-day search-results retention + export with date range (new):</w:t>
+      </w:r>
+      <w:r>
+        <w:t xml:space="preserve"> every search's results are now</w:t>
+      </w:r>
+    </w:p>
+    <w:p>
+      <w:r>
+        <w:t xml:space="preserve">saved on the device for </w:t>
+      </w:r>
+      <w:r>
+        <w:rPr>
+          <w:b/>
+        </w:rPr>
+        <w:t xml:space="preserve">`RESULT_RETENTION_DAYS` (45, configurable, Super Admin / future per-tier)</w:t>
+      </w:r>
+      <w:r>
+        <w:t xml:space="preserve">, then auto-deleted. Stored in </w:t>
+      </w:r>
+      <w:r>
+        <w:rPr>
+          <w:rFonts w:ascii="Consolas" w:hAnsi="Consolas"/>
+          <w:color w:val="9C2D41"/>
+        </w:rPr>
+        <w:t xml:space="preserve">aiwp_search_results</w:t>
+      </w:r>
+      <w:r>
+        <w:t xml:space="preserve"> keyed by a search id (slim business fields only), with quota-guarded writes (evicts oldest if full). The </w:t>
+      </w:r>
+      <w:r>
+        <w:rPr>
+          <w:b/>
+        </w:rPr>
+        <w:t xml:space="preserve">Recent searches</w:t>
+      </w:r>
+      <w:r>
+        <w:t xml:space="preserve"> table shows a per-row </w:t>
+      </w:r>
+      <w:r>
+        <w:rPr>
+          <w:b/>
+        </w:rPr>
+        <w:t xml:space="preserve">⬇ CSV</w:t>
+      </w:r>
+      <w:r>
+        <w:t xml:space="preserve"> (export that one search) and a retention note; expired rows show a dash. A new </w:t>
+      </w:r>
+      <w:r>
+        <w:rPr>
+          <w:b/>
+        </w:rPr>
+        <w:t xml:space="preserve">⬇ Export…</w:t>
+      </w:r>
+      <w:r>
+        <w:t xml:space="preserve"> dialog (</w:t>
+      </w:r>
+      <w:r>
+        <w:rPr>
+          <w:rFonts w:ascii="Consolas" w:hAnsi="Consolas"/>
+          <w:color w:val="9C2D41"/>
+        </w:rPr>
+        <w:t xml:space="preserve">#exp-modal</w:t>
+      </w:r>
+      <w:r>
+        <w:t xml:space="preserve">) exports across searches by </w:t>
+      </w:r>
+      <w:r>
+        <w:rPr>
+          <w:b/>
+        </w:rPr>
+        <w:t xml:space="preserve">date range</w:t>
+      </w:r>
+      <w:r>
+        <w:t xml:space="preserve"> (7/30/45 days or custom From/To) with optional </w:t>
+      </w:r>
+      <w:r>
+        <w:rPr>
+          <w:b/>
+        </w:rPr>
+        <w:t xml:space="preserve">keyword / area</w:t>
+      </w:r>
+      <w:r>
+        <w:t xml:space="preserve"> filters, combined into one CSV with source columns. (The live current-search ⬇ Export CSV button is unchanged.)</w:t>
       </w:r>
     </w:p>
     <w:p>

--- a/DOCS.docx
+++ b/DOCS.docx
@@ -10913,16 +10913,25 @@
         <w:t xml:space="preserve">⬇ CSV</w:t>
       </w:r>
       <w:r>
-        <w:t xml:space="preserve"> (export that one search) and a retention note; expired rows show a dash. A new </w:t>
-      </w:r>
-      <w:r>
-        <w:rPr>
-          <w:b/>
-        </w:rPr>
-        <w:t xml:space="preserve">⬇ Export…</w:t>
-      </w:r>
-      <w:r>
-        <w:t xml:space="preserve"> dialog (</w:t>
+        <w:t xml:space="preserve"> (export that one search) and a retention note; expired rows show a dash. </w:t>
+      </w:r>
+      <w:r>
+        <w:rPr>
+          <w:b/>
+        </w:rPr>
+        <w:t xml:space="preserve">Both</w:t>
+      </w:r>
+      <w:r>
+        <w:t xml:space="preserve"> the results-area button and the Recent-searches button now open ONE </w:t>
+      </w:r>
+      <w:r>
+        <w:rPr>
+          <w:b/>
+        </w:rPr>
+        <w:t xml:space="preserve">⬇ Export… dialog</w:t>
+      </w:r>
+      <w:r>
+        <w:t xml:space="preserve"> (</w:t>
       </w:r>
       <w:r>
         <w:rPr>
@@ -10932,25 +10941,45 @@
         <w:t xml:space="preserve">#exp-modal</w:t>
       </w:r>
       <w:r>
-        <w:t xml:space="preserve">) exports across searches by </w:t>
-      </w:r>
-      <w:r>
-        <w:rPr>
-          <w:b/>
-        </w:rPr>
-        <w:t xml:space="preserve">date range</w:t>
-      </w:r>
-      <w:r>
-        <w:t xml:space="preserve"> (7/30/45 days or custom From/To) with optional </w:t>
-      </w:r>
-      <w:r>
-        <w:rPr>
-          <w:b/>
-        </w:rPr>
-        <w:t xml:space="preserve">keyword / area</w:t>
-      </w:r>
-      <w:r>
-        <w:t xml:space="preserve"> filters, combined into one CSV with source columns. (The live current-search ⬇ Export CSV button is unchanged.)</w:t>
+        <w:t xml:space="preserve">) with a "What to export" choice: </w:t>
+      </w:r>
+      <w:r>
+        <w:rPr>
+          <w:b/>
+        </w:rPr>
+        <w:t xml:space="preserve">This search</w:t>
+      </w:r>
+      <w:r>
+        <w:t xml:space="preserve"> (the live on-screen results, via </w:t>
+      </w:r>
+      <w:r>
+        <w:rPr>
+          <w:rFonts w:ascii="Consolas" w:hAnsi="Consolas"/>
+          <w:color w:val="9C2D41"/>
+        </w:rPr>
+        <w:t xml:space="preserve">exportSearchCsv</w:t>
+      </w:r>
+      <w:r>
+        <w:t xml:space="preserve">, includes status/prowled/messaged) or </w:t>
+      </w:r>
+      <w:r>
+        <w:rPr>
+          <w:b/>
+        </w:rPr>
+        <w:t xml:space="preserve">Saved searches by date range</w:t>
+      </w:r>
+      <w:r>
+        <w:t xml:space="preserve"> (7/30/45 days or custom From/To + optional keyword/area, combined into one CSV with source columns). </w:t>
+      </w:r>
+      <w:r>
+        <w:rPr>
+          <w:rFonts w:ascii="Consolas" w:hAnsi="Consolas"/>
+          <w:color w:val="9C2D41"/>
+        </w:rPr>
+        <w:t xml:space="preserve">openExport(scope)</w:t>
+      </w:r>
+      <w:r>
+        <w:t xml:space="preserve"> sets the default per button.</w:t>
       </w:r>
     </w:p>
     <w:p>

--- a/DOCS.docx
+++ b/DOCS.docx
@@ -10815,6 +10815,65 @@
           <w:b/>
         </w:rPr>
         <w:t xml:space="preserve">2026-06-20</w:t>
+      </w:r>
+    </w:p>
+    <w:p>
+      <w:pPr>
+        <w:numPr>
+          <w:ilvl w:val="0"/>
+          <w:numId w:val="1"/>
+        </w:numPr>
+      </w:pPr>
+      <w:r>
+        <w:rPr>
+          <w:b/>
+        </w:rPr>
+        <w:t xml:space="preserve">✨ New vs already-seen results (new):</w:t>
+      </w:r>
+      <w:r>
+        <w:t xml:space="preserve"> each search card is flagged </w:t>
+      </w:r>
+      <w:r>
+        <w:rPr>
+          <w:b/>
+        </w:rPr>
+        <w:t xml:space="preserve">✨ New</w:t>
+      </w:r>
+      <w:r>
+        <w:t xml:space="preserve"> or </w:t>
+      </w:r>
+      <w:r>
+        <w:rPr>
+          <w:b/>
+        </w:rPr>
+        <w:t xml:space="preserve">Seen before</w:t>
+      </w:r>
+      <w:r>
+        <w:t xml:space="preserve">, and</w:t>
+      </w:r>
+    </w:p>
+    <w:p>
+      <w:r>
+        <w:t xml:space="preserve">the toolbar shows a count ("✨ N new · M already in your lists") plus a </w:t>
+      </w:r>
+      <w:r>
+        <w:rPr>
+          <w:b/>
+        </w:rPr>
+        <w:t xml:space="preserve">✨ New only</w:t>
+      </w:r>
+      <w:r>
+        <w:t xml:space="preserve"> toggle to hide the ones you already have. "Seen" = appeared in an earlier saved search (excluding the current one), or already mockup'd / messaged / blocked (</w:t>
+      </w:r>
+      <w:r>
+        <w:rPr>
+          <w:rFonts w:ascii="Consolas" w:hAnsi="Consolas"/>
+          <w:color w:val="9C2D41"/>
+        </w:rPr>
+        <w:t xml:space="preserve">seenBusinessIds</w:t>
+      </w:r>
+      <w:r>
+        <w:t xml:space="preserve">, by Google place id). Seen cards are dimmed.</w:t>
       </w:r>
     </w:p>
     <w:p>

--- a/DOCS.docx
+++ b/DOCS.docx
@@ -7680,7 +7680,163 @@
           </w:tcPr>
           <w:p>
             <w:r>
-              <w:t xml:space="preserve">Login; cookie HMAC keyed by the password.</w:t>
+              <w:t xml:space="preserve">Legacy login; cookie HMAC keyed by the password. Stays live + as a fallback even after Clerk is on.</w:t>
+            </w:r>
+          </w:p>
+        </w:tc>
+      </w:tr>
+      <w:tr>
+        <w:tc>
+          <w:tcPr>
+            <w:tcW w:w="0" w:type="auto"/>
+          </w:tcPr>
+          <w:p>
+            <w:r>
+              <w:t xml:space="preserve">Auth (Clerk)</w:t>
+            </w:r>
+          </w:p>
+        </w:tc>
+        <w:tc>
+          <w:tcPr>
+            <w:tcW w:w="0" w:type="auto"/>
+          </w:tcPr>
+          <w:p>
+            <w:r>
+              <w:rPr>
+                <w:rFonts w:ascii="Consolas" w:hAnsi="Consolas"/>
+                <w:color w:val="9C2D41"/>
+              </w:rPr>
+              <w:t xml:space="preserve">CLERK_SECRET_KEY?</w:t>
+            </w:r>
+            <w:r>
+              <w:t xml:space="preserve">, </w:t>
+            </w:r>
+            <w:r>
+              <w:rPr>
+                <w:rFonts w:ascii="Consolas" w:hAnsi="Consolas"/>
+                <w:color w:val="9C2D41"/>
+              </w:rPr>
+              <w:t xml:space="preserve">ALLOWED_EMAILS?</w:t>
+            </w:r>
+            <w:r>
+              <w:t xml:space="preserve">, </w:t>
+            </w:r>
+            <w:r>
+              <w:rPr>
+                <w:rFonts w:ascii="Consolas" w:hAnsi="Consolas"/>
+                <w:color w:val="9C2D41"/>
+              </w:rPr>
+              <w:t xml:space="preserve">CLERK_ISSUER?</w:t>
+            </w:r>
+          </w:p>
+        </w:tc>
+        <w:tc>
+          <w:tcPr>
+            <w:tcW w:w="0" w:type="auto"/>
+          </w:tcPr>
+          <w:p>
+            <w:r>
+              <w:t xml:space="preserve">Clerk session auth (Phase 1 B). </w:t>
+            </w:r>
+            <w:r>
+              <w:rPr>
+                <w:rFonts w:ascii="Consolas" w:hAnsi="Consolas"/>
+                <w:color w:val="9C2D41"/>
+              </w:rPr>
+              <w:t xml:space="preserve">CLERK_SECRET_KEY</w:t>
+            </w:r>
+            <w:r>
+              <w:t xml:space="preserve"> present = the backend on-switch (</w:t>
+            </w:r>
+            <w:r>
+              <w:rPr>
+                <w:rFonts w:ascii="Consolas" w:hAnsi="Consolas"/>
+                <w:color w:val="9C2D41"/>
+              </w:rPr>
+              <w:t xml:space="preserve">api/clerk-session.js</w:t>
+            </w:r>
+            <w:r>
+              <w:t xml:space="preserve">); </w:t>
+            </w:r>
+            <w:r>
+              <w:rPr>
+                <w:rFonts w:ascii="Consolas" w:hAnsi="Consolas"/>
+                <w:color w:val="9C2D41"/>
+              </w:rPr>
+              <w:t xml:space="preserve">ALLOWED_EMAILS</w:t>
+            </w:r>
+            <w:r>
+              <w:t xml:space="preserve"> (comma list) = who may sign in (empty = nobody, safe default); </w:t>
+            </w:r>
+            <w:r>
+              <w:rPr>
+                <w:rFonts w:ascii="Consolas" w:hAnsi="Consolas"/>
+                <w:color w:val="9C2D41"/>
+              </w:rPr>
+              <w:t xml:space="preserve">CLERK_ISSUER</w:t>
+            </w:r>
+            <w:r>
+              <w:t xml:space="preserve"> defaults to the dev instance </w:t>
+            </w:r>
+            <w:r>
+              <w:rPr>
+                <w:rFonts w:ascii="Consolas" w:hAnsi="Consolas"/>
+                <w:color w:val="9C2D41"/>
+              </w:rPr>
+              <w:t xml:space="preserve">https://major-cod-60.clerk.accounts.dev</w:t>
+            </w:r>
+            <w:r>
+              <w:t xml:space="preserve">. The publishable key is public and lives in </w:t>
+            </w:r>
+            <w:r>
+              <w:rPr>
+                <w:rFonts w:ascii="Consolas" w:hAnsi="Consolas"/>
+                <w:color w:val="9C2D41"/>
+              </w:rPr>
+              <w:t xml:space="preserve">public/index.html</w:t>
+            </w:r>
+            <w:r>
+              <w:t xml:space="preserve"> (</w:t>
+            </w:r>
+            <w:r>
+              <w:rPr>
+                <w:rFonts w:ascii="Consolas" w:hAnsi="Consolas"/>
+                <w:color w:val="9C2D41"/>
+              </w:rPr>
+              <w:t xml:space="preserve">window.AIWP_CLERK</w:t>
+            </w:r>
+            <w:r>
+              <w:t xml:space="preserve">), gated by </w:t>
+            </w:r>
+            <w:r>
+              <w:rPr>
+                <w:rFonts w:ascii="Consolas" w:hAnsi="Consolas"/>
+                <w:color w:val="9C2D41"/>
+              </w:rPr>
+              <w:t xml:space="preserve">enabled</w:t>
+            </w:r>
+            <w:r>
+              <w:t xml:space="preserve">. Verified with zero-dep JWKS (</w:t>
+            </w:r>
+            <w:r>
+              <w:rPr>
+                <w:rFonts w:ascii="Consolas" w:hAnsi="Consolas"/>
+                <w:color w:val="9C2D41"/>
+              </w:rPr>
+              <w:t xml:space="preserve">lib/clerkauth.js</w:t>
+            </w:r>
+            <w:r>
+              <w:t xml:space="preserve">) then exchanged for the </w:t>
+            </w:r>
+            <w:r>
+              <w:rPr>
+                <w:rFonts w:ascii="Consolas" w:hAnsi="Consolas"/>
+                <w:color w:val="9C2D41"/>
+              </w:rPr>
+              <w:t xml:space="preserve">aiwp</w:t>
+            </w:r>
+            <w:r>
+              <w:t xml:space="preserve"> cookie, so other endpoints are unchanged.</w:t>
             </w:r>
           </w:p>
         </w:tc>

--- a/DOCS.docx
+++ b/DOCS.docx
@@ -931,7 +931,52 @@
         <w:t xml:space="preserve">Deep paging + server-side filtering</w:t>
       </w:r>
       <w:r>
-        <w:t xml:space="preserve"> (scans ~60 results, not just top 10).</w:t>
+        <w:t xml:space="preserve"> (scans ~60 results per town, not just top 10).</w:t>
+      </w:r>
+    </w:p>
+    <w:p>
+      <w:pPr>
+        <w:numPr>
+          <w:ilvl w:val="0"/>
+          <w:numId w:val="1"/>
+        </w:numPr>
+      </w:pPr>
+      <w:r>
+        <w:rPr>
+          <w:b/>
+        </w:rPr>
+        <w:t xml:space="preserve">Max matches</w:t>
+      </w:r>
+      <w:r>
+        <w:t xml:space="preserve"> selector (10 / 20 / 50 / 100 / 150, default </w:t>
+      </w:r>
+      <w:r>
+        <w:rPr>
+          <w:b/>
+        </w:rPr>
+        <w:t xml:space="preserve">50</w:t>
+      </w:r>
+      <w:r>
+        <w:t xml:space="preserve">); server caps the target (</w:t>
+      </w:r>
+      <w:r>
+        <w:rPr>
+          <w:rFonts w:ascii="Consolas" w:hAnsi="Consolas"/>
+          <w:color w:val="9C2D41"/>
+        </w:rPr>
+        <w:t xml:space="preserve">want</w:t>
+      </w:r>
+      <w:r>
+        <w:t xml:space="preserve">) at </w:t>
+      </w:r>
+      <w:r>
+        <w:rPr>
+          <w:b/>
+        </w:rPr>
+        <w:t xml:space="preserve">150</w:t>
+      </w:r>
+      <w:r>
+        <w:t xml:space="preserve">.</w:t>
       </w:r>
     </w:p>
     <w:p>
@@ -953,7 +998,25 @@
     </w:p>
     <w:p>
       <w:r>
-        <w:t xml:space="preserve">nearest towns/suburbs and searches those too, so "Birmingham had 1" → "21 across nearby areas".</w:t>
+        <w:t xml:space="preserve">nearest towns/suburbs and searches those too, so "Birmingham had 1" → "21 across nearby areas". Expansion is </w:t>
+      </w:r>
+      <w:r>
+        <w:rPr>
+          <w:b/>
+        </w:rPr>
+        <w:t xml:space="preserve">demand-driven</w:t>
+      </w:r>
+      <w:r>
+        <w:t xml:space="preserve"> (up to </w:t>
+      </w:r>
+      <w:r>
+        <w:rPr>
+          <w:b/>
+        </w:rPr>
+        <w:t xml:space="preserve">15</w:t>
+      </w:r>
+      <w:r>
+        <w:t xml:space="preserve"> nearby areas) and stops the moment the target is met, so a bigger "Max matches" only digs more areas (and costs more) when it actually needs to. The search function runs up to 60s to allow these larger multi-area pulls.</w:t>
       </w:r>
     </w:p>
     <w:p>
@@ -11091,16 +11154,93 @@
     </w:p>
     <w:p>
       <w:r>
-        <w:t xml:space="preserve">saved on the device for </w:t>
-      </w:r>
-      <w:r>
-        <w:rPr>
-          <w:b/>
-        </w:rPr>
-        <w:t xml:space="preserve">`RESULT_RETENTION_DAYS` (45, configurable, Super Admin / future per-tier)</w:t>
-      </w:r>
-      <w:r>
-        <w:t xml:space="preserve">, then auto-deleted. Stored in </w:t>
+        <w:t xml:space="preserve">saved on the device for a </w:t>
+      </w:r>
+      <w:r>
+        <w:rPr>
+          <w:b/>
+        </w:rPr>
+        <w:t xml:space="preserve">per-tier retention window</w:t>
+      </w:r>
+      <w:r>
+        <w:t xml:space="preserve"> (</w:t>
+      </w:r>
+      <w:r>
+        <w:rPr>
+          <w:rFonts w:ascii="Consolas" w:hAnsi="Consolas"/>
+          <w:color w:val="9C2D41"/>
+        </w:rPr>
+        <w:t xml:space="preserve">RETENTION_BY_TIER</w:t>
+      </w:r>
+      <w:r>
+        <w:t xml:space="preserve">: Scout </w:t>
+      </w:r>
+      <w:r>
+        <w:rPr>
+          <w:b/>
+        </w:rPr>
+        <w:t xml:space="preserve">14</w:t>
+      </w:r>
+      <w:r>
+        <w:t xml:space="preserve"> / Hunter </w:t>
+      </w:r>
+      <w:r>
+        <w:rPr>
+          <w:b/>
+        </w:rPr>
+        <w:t xml:space="preserve">45</w:t>
+      </w:r>
+      <w:r>
+        <w:t xml:space="preserve"> / Apex </w:t>
+      </w:r>
+      <w:r>
+        <w:rPr>
+          <w:b/>
+        </w:rPr>
+        <w:t xml:space="preserve">120</w:t>
+      </w:r>
+      <w:r>
+        <w:t xml:space="preserve"> days), resolved by </w:t>
+      </w:r>
+      <w:r>
+        <w:rPr>
+          <w:rFonts w:ascii="Consolas" w:hAnsi="Consolas"/>
+          <w:color w:val="9C2D41"/>
+        </w:rPr>
+        <w:t xml:space="preserve">retentionDays()</w:t>
+      </w:r>
+      <w:r>
+        <w:t xml:space="preserve"> from the settings </w:t>
+      </w:r>
+      <w:r>
+        <w:rPr>
+          <w:rFonts w:ascii="Consolas" w:hAnsi="Consolas"/>
+          <w:color w:val="9C2D41"/>
+        </w:rPr>
+        <w:t xml:space="preserve">plan</w:t>
+      </w:r>
+      <w:r>
+        <w:t xml:space="preserve"> (owner defaults to </w:t>
+      </w:r>
+      <w:r>
+        <w:rPr>
+          <w:rFonts w:ascii="Consolas" w:hAnsi="Consolas"/>
+          <w:color w:val="9C2D41"/>
+        </w:rPr>
+        <w:t xml:space="preserve">apex</w:t>
+      </w:r>
+      <w:r>
+        <w:t xml:space="preserve">) with an optional </w:t>
+      </w:r>
+      <w:r>
+        <w:rPr>
+          <w:rFonts w:ascii="Consolas" w:hAnsi="Consolas"/>
+          <w:color w:val="9C2D41"/>
+        </w:rPr>
+        <w:t xml:space="preserve">retentionDays</w:t>
+      </w:r>
+      <w:r>
+        <w:t xml:space="preserve"> override (Super Admin). Then auto-deleted. Stored in </w:t>
       </w:r>
       <w:r>
         <w:rPr>

--- a/DOCS.docx
+++ b/DOCS.docx
@@ -4565,6 +4565,390 @@
     </w:p>
     <w:p>
       <w:pPr>
+        <w:pStyle w:val="Heading3"/>
+      </w:pPr>
+      <w:r>
+        <w:t xml:space="preserve">Multi-user SaaS (Phase 1, 2026-06-30)</w:t>
+      </w:r>
+    </w:p>
+    <w:p>
+      <w:r>
+        <w:t xml:space="preserve">Turning the operator tool into a sellable subscription. </w:t>
+      </w:r>
+      <w:r>
+        <w:rPr>
+          <w:b/>
+        </w:rPr>
+        <w:t xml:space="preserve">All of this is owner-safe: you (the owner) keep the exact same app and data; isolation/gating only affects future paying customers.</w:t>
+      </w:r>
+    </w:p>
+    <w:p>
+      <w:pPr>
+        <w:numPr>
+          <w:ilvl w:val="0"/>
+          <w:numId w:val="1"/>
+        </w:numPr>
+      </w:pPr>
+      <w:r>
+        <w:rPr>
+          <w:b/>
+        </w:rPr>
+        <w:t xml:space="preserve">Login = Clerk</w:t>
+      </w:r>
+      <w:r>
+        <w:t xml:space="preserve"> (Google + email). Front-end loads ClerkJS (gated by </w:t>
+      </w:r>
+      <w:r>
+        <w:rPr>
+          <w:rFonts w:ascii="Consolas" w:hAnsi="Consolas"/>
+          <w:color w:val="9C2D41"/>
+        </w:rPr>
+        <w:t xml:space="preserve">window.AIWP_CLERK.enabled</w:t>
+      </w:r>
+      <w:r>
+        <w:t xml:space="preserve">); the Clerk session is exchanged once for the existing </w:t>
+      </w:r>
+      <w:r>
+        <w:rPr>
+          <w:rFonts w:ascii="Consolas" w:hAnsi="Consolas"/>
+          <w:color w:val="9C2D41"/>
+        </w:rPr>
+        <w:t xml:space="preserve">aiwp</w:t>
+      </w:r>
+      <w:r>
+        <w:t xml:space="preserve"> cookie via </w:t>
+      </w:r>
+      <w:r>
+        <w:rPr>
+          <w:rFonts w:ascii="Consolas" w:hAnsi="Consolas"/>
+          <w:color w:val="9C2D41"/>
+        </w:rPr>
+        <w:t xml:space="preserve">api/clerk-session.js</w:t>
+      </w:r>
+      <w:r>
+        <w:t xml:space="preserve"> (so the ~16 protected endpoints are unchanged). Access is allow-listed by email (</w:t>
+      </w:r>
+      <w:r>
+        <w:rPr>
+          <w:rFonts w:ascii="Consolas" w:hAnsi="Consolas"/>
+          <w:color w:val="9C2D41"/>
+        </w:rPr>
+        <w:t xml:space="preserve">ALLOWED_EMAILS</w:t>
+      </w:r>
+      <w:r>
+        <w:t xml:space="preserve">) until public sign-ups open. See </w:t>
+      </w:r>
+      <w:r>
+        <w:rPr>
+          <w:rFonts w:ascii="Consolas" w:hAnsi="Consolas"/>
+          <w:color w:val="9C2D41"/>
+        </w:rPr>
+        <w:t xml:space="preserve">lib/clerkauth.js</w:t>
+      </w:r>
+      <w:r>
+        <w:t xml:space="preserve"> (zero-dep JWKS verify).</w:t>
+      </w:r>
+    </w:p>
+    <w:p>
+      <w:pPr>
+        <w:numPr>
+          <w:ilvl w:val="0"/>
+          <w:numId w:val="1"/>
+        </w:numPr>
+      </w:pPr>
+      <w:r>
+        <w:rPr>
+          <w:b/>
+        </w:rPr>
+        <w:t xml:space="preserve">Billing = Stripe</w:t>
+      </w:r>
+      <w:r>
+        <w:t xml:space="preserve"> (test/sandbox first). 3 products (Scout £29 / Hunter £59 / Apex £129 / month, GBP). </w:t>
+      </w:r>
+      <w:r>
+        <w:rPr>
+          <w:rFonts w:ascii="Consolas" w:hAnsi="Consolas"/>
+          <w:color w:val="9C2D41"/>
+        </w:rPr>
+        <w:t xml:space="preserve">api/stripe-checkout.js</w:t>
+      </w:r>
+      <w:r>
+        <w:t xml:space="preserve"> (pick a plan -&gt; hosted Checkout), </w:t>
+      </w:r>
+      <w:r>
+        <w:rPr>
+          <w:rFonts w:ascii="Consolas" w:hAnsi="Consolas"/>
+          <w:color w:val="9C2D41"/>
+        </w:rPr>
+        <w:t xml:space="preserve">api/stripe-confirm.js</w:t>
+      </w:r>
+      <w:r>
+        <w:t xml:space="preserve"> (post-redirect, records the plan in the Neon </w:t>
+      </w:r>
+      <w:r>
+        <w:rPr>
+          <w:rFonts w:ascii="Consolas" w:hAnsi="Consolas"/>
+          <w:color w:val="9C2D41"/>
+        </w:rPr>
+        <w:t xml:space="preserve">users</w:t>
+      </w:r>
+      <w:r>
+        <w:t xml:space="preserve"> table), </w:t>
+      </w:r>
+      <w:r>
+        <w:rPr>
+          <w:rFonts w:ascii="Consolas" w:hAnsi="Consolas"/>
+          <w:color w:val="9C2D41"/>
+        </w:rPr>
+        <w:t xml:space="preserve">api/stripe-portal.js</w:t>
+      </w:r>
+      <w:r>
+        <w:t xml:space="preserve"> (self-serve manage/cancel), </w:t>
+      </w:r>
+      <w:r>
+        <w:rPr>
+          <w:rFonts w:ascii="Consolas" w:hAnsi="Consolas"/>
+          <w:color w:val="9C2D41"/>
+        </w:rPr>
+        <w:t xml:space="preserve">api/stripe-webhook.js</w:t>
+      </w:r>
+      <w:r>
+        <w:t xml:space="preserve"> (renewals/cancels; verified by re-fetching from Stripe). </w:t>
+      </w:r>
+      <w:r>
+        <w:rPr>
+          <w:rFonts w:ascii="Consolas" w:hAnsi="Consolas"/>
+          <w:color w:val="9C2D41"/>
+        </w:rPr>
+        <w:t xml:space="preserve">lib/stripe.js</w:t>
+      </w:r>
+      <w:r>
+        <w:t xml:space="preserve"> = zero-dep Stripe REST. </w:t>
+      </w:r>
+      <w:r>
+        <w:rPr>
+          <w:b/>
+        </w:rPr>
+        <w:t xml:space="preserve">TODO (Stripe dashboard):</w:t>
+      </w:r>
+      <w:r>
+        <w:t xml:space="preserve"> activate the Customer Portal + add the webhook endpoint.</w:t>
+      </w:r>
+    </w:p>
+    <w:p>
+      <w:pPr>
+        <w:numPr>
+          <w:ilvl w:val="0"/>
+          <w:numId w:val="1"/>
+        </w:numPr>
+      </w:pPr>
+      <w:r>
+        <w:rPr>
+          <w:b/>
+        </w:rPr>
+        <w:t xml:space="preserve">New-subscriber emails</w:t>
+      </w:r>
+      <w:r>
+        <w:t xml:space="preserve"> (</w:t>
+      </w:r>
+      <w:r>
+        <w:rPr>
+          <w:rFonts w:ascii="Consolas" w:hAnsi="Consolas"/>
+          <w:color w:val="9C2D41"/>
+        </w:rPr>
+        <w:t xml:space="preserve">lib/email.js</w:t>
+      </w:r>
+      <w:r>
+        <w:t xml:space="preserve">): on subscription, a </w:t>
+      </w:r>
+      <w:r>
+        <w:rPr>
+          <w:b/>
+        </w:rPr>
+        <w:t xml:space="preserve">welcome</w:t>
+      </w:r>
+      <w:r>
+        <w:t xml:space="preserve"> email to the customer (login link, no password since Clerk handles sign-in) + a </w:t>
+      </w:r>
+      <w:r>
+        <w:rPr>
+          <w:b/>
+        </w:rPr>
+        <w:t xml:space="preserve">"new customer"</w:t>
+      </w:r>
+      <w:r>
+        <w:t xml:space="preserve"> notice to you, via SendGrid, from </w:t>
+      </w:r>
+      <w:r>
+        <w:rPr>
+          <w:rFonts w:ascii="Consolas" w:hAnsi="Consolas"/>
+          <w:color w:val="9C2D41"/>
+        </w:rPr>
+        <w:t xml:space="preserve">hello@sitepounce.com</w:t>
+      </w:r>
+      <w:r>
+        <w:t xml:space="preserve"> (domain-authenticated). Deduped via a </w:t>
+      </w:r>
+      <w:r>
+        <w:rPr>
+          <w:rFonts w:ascii="Consolas" w:hAnsi="Consolas"/>
+          <w:color w:val="9C2D41"/>
+        </w:rPr>
+        <w:t xml:space="preserve">welcomed</w:t>
+      </w:r>
+      <w:r>
+        <w:t xml:space="preserve"> flag. IMPORTANT pattern: the send is </w:t>
+      </w:r>
+      <w:r>
+        <w:rPr>
+          <w:b/>
+        </w:rPr>
+        <w:t xml:space="preserve">awaited</w:t>
+      </w:r>
+      <w:r>
+        <w:t xml:space="preserve"> before the HTTP response (Vercel freezes the function after responding, so fire-and-forget never sends).</w:t>
+      </w:r>
+    </w:p>
+    <w:p>
+      <w:pPr>
+        <w:numPr>
+          <w:ilvl w:val="0"/>
+          <w:numId w:val="1"/>
+        </w:numPr>
+      </w:pPr>
+      <w:r>
+        <w:rPr>
+          <w:b/>
+        </w:rPr>
+        <w:t xml:space="preserve">Multi-tenant data separation</w:t>
+      </w:r>
+      <w:r>
+        <w:t xml:space="preserve"> (</w:t>
+      </w:r>
+      <w:r>
+        <w:rPr>
+          <w:rFonts w:ascii="Consolas" w:hAnsi="Consolas"/>
+          <w:color w:val="9C2D41"/>
+        </w:rPr>
+        <w:t xml:space="preserve">lib/tenant.js</w:t>
+      </w:r>
+      <w:r>
+        <w:t xml:space="preserve">): every per-customer artifact is namespaced by the signed-in user. </w:t>
+      </w:r>
+      <w:r>
+        <w:rPr>
+          <w:b/>
+        </w:rPr>
+        <w:t xml:space="preserve">Owner = no prefix (unchanged); other customers get `u/&lt;hash&gt;/` blob paths and a `&lt;16hex&gt;--` slug marker.</w:t>
+      </w:r>
+      <w:r>
+        <w:t xml:space="preserve"> Mockup/site/dossier/note </w:t>
+      </w:r>
+      <w:r>
+        <w:rPr>
+          <w:b/>
+        </w:rPr>
+        <w:t xml:space="preserve">slugs</w:t>
+      </w:r>
+      <w:r>
+        <w:t xml:space="preserve"> carry the tenant (kept globally unique so the public </w:t>
+      </w:r>
+      <w:r>
+        <w:rPr>
+          <w:rFonts w:ascii="Consolas" w:hAnsi="Consolas"/>
+          <w:color w:val="9C2D41"/>
+        </w:rPr>
+        <w:t xml:space="preserve">/v/</w:t>
+      </w:r>
+      <w:r>
+        <w:t xml:space="preserve"> </w:t>
+      </w:r>
+      <w:r>
+        <w:rPr>
+          <w:rFonts w:ascii="Consolas" w:hAnsi="Consolas"/>
+          <w:color w:val="9C2D41"/>
+        </w:rPr>
+        <w:t xml:space="preserve">/s/</w:t>
+      </w:r>
+      <w:r>
+        <w:t xml:space="preserve"> links need no change); the list/dashboard/hot-leads views and the per-tenant </w:t>
+      </w:r>
+      <w:r>
+        <w:rPr>
+          <w:b/>
+        </w:rPr>
+        <w:t xml:space="preserve">usage quotas</w:t>
+      </w:r>
+      <w:r>
+        <w:t xml:space="preserve"> + </w:t>
+      </w:r>
+      <w:r>
+        <w:rPr>
+          <w:b/>
+        </w:rPr>
+        <w:t xml:space="preserve">call list</w:t>
+      </w:r>
+      <w:r>
+        <w:t xml:space="preserve"> filter by </w:t>
+      </w:r>
+      <w:r>
+        <w:rPr>
+          <w:rFonts w:ascii="Consolas" w:hAnsi="Consolas"/>
+          <w:color w:val="9C2D41"/>
+        </w:rPr>
+        <w:t xml:space="preserve">ownsSlug</w:t>
+      </w:r>
+      <w:r>
+        <w:t xml:space="preserve">/</w:t>
+      </w:r>
+      <w:r>
+        <w:rPr>
+          <w:rFonts w:ascii="Consolas" w:hAnsi="Consolas"/>
+          <w:color w:val="9C2D41"/>
+        </w:rPr>
+        <w:t xml:space="preserve">tenantPrefix</w:t>
+      </w:r>
+      <w:r>
+        <w:t xml:space="preserve">. So a customer only ever sees their own leads, mockups, sites and stats.</w:t>
+      </w:r>
+    </w:p>
+    <w:p>
+      <w:pPr>
+        <w:numPr>
+          <w:ilvl w:val="0"/>
+          <w:numId w:val="1"/>
+        </w:numPr>
+      </w:pPr>
+      <w:r>
+        <w:rPr>
+          <w:b/>
+        </w:rPr>
+        <w:t xml:space="preserve">Still pending:</w:t>
+      </w:r>
+      <w:r>
+        <w:t xml:space="preserve"> in-app </w:t>
+      </w:r>
+      <w:r>
+        <w:rPr>
+          <w:b/>
+        </w:rPr>
+        <w:t xml:space="preserve">Super Admin</w:t>
+      </w:r>
+      <w:r>
+        <w:t xml:space="preserve"> (see all customers + usage), per-tier </w:t>
+      </w:r>
+      <w:r>
+        <w:rPr>
+          <w:b/>
+        </w:rPr>
+        <w:t xml:space="preserve">feature gating + credits</w:t>
+      </w:r>
+      <w:r>
+        <w:t xml:space="preserve">, and UX polish (full-page sign-up instead of the Clerk popup, more top-nav items, mandatory first/last name).</w:t>
+      </w:r>
+    </w:p>
+    <w:p>
+      <w:pPr>
         <w:pStyle w:val="Heading2"/>
       </w:pPr>
       <w:r>
@@ -7744,6 +8128,214 @@
           <w:p>
             <w:r>
               <w:t xml:space="preserve">Legacy login; cookie HMAC keyed by the password. Stays live + as a fallback even after Clerk is on.</w:t>
+            </w:r>
+          </w:p>
+        </w:tc>
+      </w:tr>
+      <w:tr>
+        <w:tc>
+          <w:tcPr>
+            <w:tcW w:w="0" w:type="auto"/>
+          </w:tcPr>
+          <w:p>
+            <w:r>
+              <w:t xml:space="preserve">Billing (Stripe)</w:t>
+            </w:r>
+          </w:p>
+        </w:tc>
+        <w:tc>
+          <w:tcPr>
+            <w:tcW w:w="0" w:type="auto"/>
+          </w:tcPr>
+          <w:p>
+            <w:r>
+              <w:rPr>
+                <w:rFonts w:ascii="Consolas" w:hAnsi="Consolas"/>
+                <w:color w:val="9C2D41"/>
+              </w:rPr>
+              <w:t xml:space="preserve">STRIPE_SECRET_KEY?</w:t>
+            </w:r>
+            <w:r>
+              <w:t xml:space="preserve">, </w:t>
+            </w:r>
+            <w:r>
+              <w:rPr>
+                <w:rFonts w:ascii="Consolas" w:hAnsi="Consolas"/>
+                <w:color w:val="9C2D41"/>
+              </w:rPr>
+              <w:t xml:space="preserve">STRIPE_PRICE_SCOUT/HUNTER/APEX?</w:t>
+            </w:r>
+            <w:r>
+              <w:t xml:space="preserve">, </w:t>
+            </w:r>
+            <w:r>
+              <w:rPr>
+                <w:rFonts w:ascii="Consolas" w:hAnsi="Consolas"/>
+                <w:color w:val="9C2D41"/>
+              </w:rPr>
+              <w:t xml:space="preserve">APP_BASE_URL?</w:t>
+            </w:r>
+          </w:p>
+        </w:tc>
+        <w:tc>
+          <w:tcPr>
+            <w:tcW w:w="0" w:type="auto"/>
+          </w:tcPr>
+          <w:p>
+            <w:r>
+              <w:t xml:space="preserve">Subscriptions (Phase 1 C). Secret key present = checkout/portal/webhook turn on; the three price IDs map a plan to its Stripe price; </w:t>
+            </w:r>
+            <w:r>
+              <w:rPr>
+                <w:rFonts w:ascii="Consolas" w:hAnsi="Consolas"/>
+                <w:color w:val="9C2D41"/>
+              </w:rPr>
+              <w:t xml:space="preserve">APP_BASE_URL</w:t>
+            </w:r>
+            <w:r>
+              <w:t xml:space="preserve"> (default the request host) builds the success/cancel/return URLs.</w:t>
+            </w:r>
+          </w:p>
+        </w:tc>
+      </w:tr>
+      <w:tr>
+        <w:tc>
+          <w:tcPr>
+            <w:tcW w:w="0" w:type="auto"/>
+          </w:tcPr>
+          <w:p>
+            <w:r>
+              <w:t xml:space="preserve">Subscriber emails</w:t>
+            </w:r>
+          </w:p>
+        </w:tc>
+        <w:tc>
+          <w:tcPr>
+            <w:tcW w:w="0" w:type="auto"/>
+          </w:tcPr>
+          <w:p>
+            <w:r>
+              <w:rPr>
+                <w:rFonts w:ascii="Consolas" w:hAnsi="Consolas"/>
+                <w:color w:val="9C2D41"/>
+              </w:rPr>
+              <w:t xml:space="preserve">SITEPOUNCE_FROM_EMAIL?</w:t>
+            </w:r>
+          </w:p>
+        </w:tc>
+        <w:tc>
+          <w:tcPr>
+            <w:tcW w:w="0" w:type="auto"/>
+          </w:tcPr>
+          <w:p>
+            <w:r>
+              <w:t xml:space="preserve">The "from" for welcome/admin emails (</w:t>
+            </w:r>
+            <w:r>
+              <w:rPr>
+                <w:rFonts w:ascii="Consolas" w:hAnsi="Consolas"/>
+                <w:color w:val="9C2D41"/>
+              </w:rPr>
+              <w:t xml:space="preserve">hello@sitepounce.com</w:t>
+            </w:r>
+            <w:r>
+              <w:t xml:space="preserve">, domain-authenticated in SendGrid). If unset, falls back to the verified </w:t>
+            </w:r>
+            <w:r>
+              <w:rPr>
+                <w:rFonts w:ascii="Consolas" w:hAnsi="Consolas"/>
+                <w:color w:val="9C2D41"/>
+              </w:rPr>
+              <w:t xml:space="preserve">ERROR_EMAIL_FROM</w:t>
+            </w:r>
+            <w:r>
+              <w:t xml:space="preserve">, still branded "Site Pounce" + reply-to hello@. Admin recipient = </w:t>
+            </w:r>
+            <w:r>
+              <w:rPr>
+                <w:rFonts w:ascii="Consolas" w:hAnsi="Consolas"/>
+                <w:color w:val="9C2D41"/>
+              </w:rPr>
+              <w:t xml:space="preserve">LEAD_EMAIL_TO</w:t>
+            </w:r>
+            <w:r>
+              <w:t xml:space="preserve">/</w:t>
+            </w:r>
+            <w:r>
+              <w:rPr>
+                <w:rFonts w:ascii="Consolas" w:hAnsi="Consolas"/>
+                <w:color w:val="9C2D41"/>
+              </w:rPr>
+              <w:t xml:space="preserve">ERROR_EMAIL_TO</w:t>
+            </w:r>
+            <w:r>
+              <w:t xml:space="preserve">.</w:t>
+            </w:r>
+          </w:p>
+        </w:tc>
+      </w:tr>
+      <w:tr>
+        <w:tc>
+          <w:tcPr>
+            <w:tcW w:w="0" w:type="auto"/>
+          </w:tcPr>
+          <w:p>
+            <w:r>
+              <w:t xml:space="preserve">Multi-tenant</w:t>
+            </w:r>
+          </w:p>
+        </w:tc>
+        <w:tc>
+          <w:tcPr>
+            <w:tcW w:w="0" w:type="auto"/>
+          </w:tcPr>
+          <w:p>
+            <w:r>
+              <w:rPr>
+                <w:rFonts w:ascii="Consolas" w:hAnsi="Consolas"/>
+                <w:color w:val="9C2D41"/>
+              </w:rPr>
+              <w:t xml:space="preserve">OWNER_EMAIL?</w:t>
+            </w:r>
+          </w:p>
+        </w:tc>
+        <w:tc>
+          <w:tcPr>
+            <w:tcW w:w="0" w:type="auto"/>
+          </w:tcPr>
+          <w:p>
+            <w:r>
+              <w:t xml:space="preserve">The owner whose data stays at the legacy root namespace (defaults to </w:t>
+            </w:r>
+            <w:r>
+              <w:rPr>
+                <w:rFonts w:ascii="Consolas" w:hAnsi="Consolas"/>
+                <w:color w:val="9C2D41"/>
+              </w:rPr>
+              <w:t xml:space="preserve">ALLOWED_EMAILS[0]</w:t>
+            </w:r>
+            <w:r>
+              <w:t xml:space="preserve"> / ajay@aimpro.co.uk). Every other signed-in customer is isolated under </w:t>
+            </w:r>
+            <w:r>
+              <w:rPr>
+                <w:rFonts w:ascii="Consolas" w:hAnsi="Consolas"/>
+                <w:color w:val="9C2D41"/>
+              </w:rPr>
+              <w:t xml:space="preserve">u/&lt;hash&gt;/</w:t>
+            </w:r>
+            <w:r>
+              <w:t xml:space="preserve"> + a </w:t>
+            </w:r>
+            <w:r>
+              <w:rPr>
+                <w:rFonts w:ascii="Consolas" w:hAnsi="Consolas"/>
+                <w:color w:val="9C2D41"/>
+              </w:rPr>
+              <w:t xml:space="preserve">&lt;16hex&gt;--</w:t>
+            </w:r>
+            <w:r>
+              <w:t xml:space="preserve"> slug.</w:t>
             </w:r>
           </w:p>
         </w:tc>

--- a/DOCS.docx
+++ b/DOCS.docx
@@ -4820,6 +4820,214 @@
         <w:rPr>
           <w:b/>
         </w:rPr>
+        <w:t xml:space="preserve">Paywall gating</w:t>
+      </w:r>
+      <w:r>
+        <w:t xml:space="preserve"> (</w:t>
+      </w:r>
+      <w:r>
+        <w:rPr>
+          <w:rFonts w:ascii="Consolas" w:hAnsi="Consolas"/>
+          <w:color w:val="9C2D41"/>
+        </w:rPr>
+        <w:t xml:space="preserve">lib/access.js</w:t>
+      </w:r>
+      <w:r>
+        <w:t xml:space="preserve">): the Clerk cookie proves *who* you are; paid access is decided separately. The costly endpoints (</w:t>
+      </w:r>
+      <w:r>
+        <w:rPr>
+          <w:rFonts w:ascii="Consolas" w:hAnsi="Consolas"/>
+          <w:color w:val="9C2D41"/>
+        </w:rPr>
+        <w:t xml:space="preserve">search</w:t>
+      </w:r>
+      <w:r>
+        <w:t xml:space="preserve">, </w:t>
+      </w:r>
+      <w:r>
+        <w:rPr>
+          <w:rFonts w:ascii="Consolas" w:hAnsi="Consolas"/>
+          <w:color w:val="9C2D41"/>
+        </w:rPr>
+        <w:t xml:space="preserve">generate</w:t>
+      </w:r>
+      <w:r>
+        <w:t xml:space="preserve">, </w:t>
+      </w:r>
+      <w:r>
+        <w:rPr>
+          <w:rFonts w:ascii="Consolas" w:hAnsi="Consolas"/>
+          <w:color w:val="9C2D41"/>
+        </w:rPr>
+        <w:t xml:space="preserve">prowl</w:t>
+      </w:r>
+      <w:r>
+        <w:t xml:space="preserve">, </w:t>
+      </w:r>
+      <w:r>
+        <w:rPr>
+          <w:rFonts w:ascii="Consolas" w:hAnsi="Consolas"/>
+          <w:color w:val="9C2D41"/>
+        </w:rPr>
+        <w:t xml:space="preserve">pounce</w:t>
+      </w:r>
+      <w:r>
+        <w:t xml:space="preserve">, </w:t>
+      </w:r>
+      <w:r>
+        <w:rPr>
+          <w:rFonts w:ascii="Consolas" w:hAnsi="Consolas"/>
+          <w:color w:val="9C2D41"/>
+        </w:rPr>
+        <w:t xml:space="preserve">grammar</w:t>
+      </w:r>
+      <w:r>
+        <w:t xml:space="preserve">) call </w:t>
+      </w:r>
+      <w:r>
+        <w:rPr>
+          <w:rFonts w:ascii="Consolas" w:hAnsi="Consolas"/>
+          <w:color w:val="9C2D41"/>
+        </w:rPr>
+        <w:t xml:space="preserve">requirePaid</w:t>
+      </w:r>
+      <w:r>
+        <w:t xml:space="preserve"> and return </w:t>
+      </w:r>
+      <w:r>
+        <w:rPr>
+          <w:b/>
+        </w:rPr>
+        <w:t xml:space="preserve">402</w:t>
+      </w:r>
+      <w:r>
+        <w:t xml:space="preserve"> unless the user has an active/trialing subscription. </w:t>
+      </w:r>
+      <w:r>
+        <w:rPr>
+          <w:b/>
+        </w:rPr>
+        <w:t xml:space="preserve">Comped (free, no card): the owner, the legacy operator login, and any `ALLOWED_EMAILS`.</w:t>
+      </w:r>
+      <w:r>
+        <w:t xml:space="preserve"> The front-end reads </w:t>
+      </w:r>
+      <w:r>
+        <w:rPr>
+          <w:rFonts w:ascii="Consolas" w:hAnsi="Consolas"/>
+          <w:color w:val="9C2D41"/>
+        </w:rPr>
+        <w:t xml:space="preserve">api/me.js</w:t>
+      </w:r>
+      <w:r>
+        <w:t xml:space="preserve"> and shows the app (subscribers) or a </w:t>
+      </w:r>
+      <w:r>
+        <w:rPr>
+          <w:b/>
+        </w:rPr>
+        <w:t xml:space="preserve">paywall</w:t>
+      </w:r>
+      <w:r>
+        <w:t xml:space="preserve"> plan-picker (signed in, no plan yet). Fails closed.</w:t>
+      </w:r>
+    </w:p>
+    <w:p>
+      <w:pPr>
+        <w:numPr>
+          <w:ilvl w:val="0"/>
+          <w:numId w:val="1"/>
+        </w:numPr>
+      </w:pPr>
+      <w:r>
+        <w:rPr>
+          <w:b/>
+        </w:rPr>
+        <w:t xml:space="preserve">Open-signups switch</w:t>
+      </w:r>
+      <w:r>
+        <w:t xml:space="preserve"> (</w:t>
+      </w:r>
+      <w:r>
+        <w:rPr>
+          <w:rFonts w:ascii="Consolas" w:hAnsi="Consolas"/>
+          <w:color w:val="9C2D41"/>
+        </w:rPr>
+        <w:t xml:space="preserve">SIGNUP_OPEN</w:t>
+      </w:r>
+      <w:r>
+        <w:t xml:space="preserve">): </w:t>
+      </w:r>
+      <w:r>
+        <w:rPr>
+          <w:rFonts w:ascii="Consolas" w:hAnsi="Consolas"/>
+          <w:color w:val="9C2D41"/>
+        </w:rPr>
+        <w:t xml:space="preserve">clerk-session.js</w:t>
+      </w:r>
+      <w:r>
+        <w:t xml:space="preserve"> issues a cookie to allow-listed emails only by default (live app stays owner-only, unchanged). Set </w:t>
+      </w:r>
+      <w:r>
+        <w:rPr>
+          <w:rFonts w:ascii="Consolas" w:hAnsi="Consolas"/>
+          <w:color w:val="9C2D41"/>
+        </w:rPr>
+        <w:t xml:space="preserve">SIGNUP_OPEN=1</w:t>
+      </w:r>
+      <w:r>
+        <w:t xml:space="preserve"> to let anyone sign in; paid features stay gated by subscription. This is the "go public" flip, done alongside switching Stripe to live keys.</w:t>
+      </w:r>
+    </w:p>
+    <w:p>
+      <w:pPr>
+        <w:numPr>
+          <w:ilvl w:val="0"/>
+          <w:numId w:val="1"/>
+        </w:numPr>
+      </w:pPr>
+      <w:r>
+        <w:rPr>
+          <w:b/>
+        </w:rPr>
+        <w:t xml:space="preserve">Legal</w:t>
+      </w:r>
+      <w:r>
+        <w:t xml:space="preserve"> (</w:t>
+      </w:r>
+      <w:r>
+        <w:rPr>
+          <w:rFonts w:ascii="Consolas" w:hAnsi="Consolas"/>
+          <w:color w:val="9C2D41"/>
+        </w:rPr>
+        <w:t xml:space="preserve">public/terms.html</w:t>
+      </w:r>
+      <w:r>
+        <w:t xml:space="preserve">, </w:t>
+      </w:r>
+      <w:r>
+        <w:rPr>
+          <w:rFonts w:ascii="Consolas" w:hAnsi="Consolas"/>
+          <w:color w:val="9C2D41"/>
+        </w:rPr>
+        <w:t xml:space="preserve">public/privacy.html</w:t>
+      </w:r>
+      <w:r>
+        <w:t xml:space="preserve">): launch drafts (England &amp; Wales, named sub-processors, per-tier retention, cookies, ICO). Linked from the landing footer + a consent line on the pricing section and the paywall. Flagged for solicitor review before launch.</w:t>
+      </w:r>
+    </w:p>
+    <w:p>
+      <w:pPr>
+        <w:numPr>
+          <w:ilvl w:val="0"/>
+          <w:numId w:val="1"/>
+        </w:numPr>
+      </w:pPr>
+      <w:r>
+        <w:rPr>
+          <w:b/>
+        </w:rPr>
         <w:t xml:space="preserve">Multi-tenant data separation</w:t>
       </w:r>
       <w:r>
@@ -4926,7 +5134,26 @@
         <w:t xml:space="preserve">Still pending:</w:t>
       </w:r>
       <w:r>
-        <w:t xml:space="preserve"> in-app </w:t>
+        <w:t xml:space="preserve"> Stripe </w:t>
+      </w:r>
+      <w:r>
+        <w:rPr>
+          <w:b/>
+        </w:rPr>
+        <w:t xml:space="preserve">live keys</w:t>
+      </w:r>
+      <w:r>
+        <w:t xml:space="preserve"> + Customer Portal + webhook (dashboard steps); flip </w:t>
+      </w:r>
+      <w:r>
+        <w:rPr>
+          <w:rFonts w:ascii="Consolas" w:hAnsi="Consolas"/>
+          <w:color w:val="9C2D41"/>
+        </w:rPr>
+        <w:t xml:space="preserve">SIGNUP_OPEN=1</w:t>
+      </w:r>
+      <w:r>
+        <w:t xml:space="preserve">; in-app </w:t>
       </w:r>
       <w:r>
         <w:rPr>
@@ -4935,7 +5162,7 @@
         <w:t xml:space="preserve">Super Admin</w:t>
       </w:r>
       <w:r>
-        <w:t xml:space="preserve"> (see all customers + usage), per-tier </w:t>
+        <w:t xml:space="preserve"> (see all customers + usage); per-tier </w:t>
       </w:r>
       <w:r>
         <w:rPr>
@@ -4944,7 +5171,7 @@
         <w:t xml:space="preserve">feature gating + credits</w:t>
       </w:r>
       <w:r>
-        <w:t xml:space="preserve">, and UX polish (full-page sign-up instead of the Clerk popup, more top-nav items, mandatory first/last name).</w:t>
+        <w:t xml:space="preserve">; UX polish (full-page sign-up instead of the Clerk popup, more top-nav items, mandatory first/last name).</w:t>
       </w:r>
     </w:p>
     <w:p>
@@ -8336,6 +8563,82 @@
             </w:r>
             <w:r>
               <w:t xml:space="preserve"> slug.</w:t>
+            </w:r>
+          </w:p>
+        </w:tc>
+      </w:tr>
+      <w:tr>
+        <w:tc>
+          <w:tcPr>
+            <w:tcW w:w="0" w:type="auto"/>
+          </w:tcPr>
+          <w:p>
+            <w:r>
+              <w:t xml:space="preserve">Sign-ups</w:t>
+            </w:r>
+          </w:p>
+        </w:tc>
+        <w:tc>
+          <w:tcPr>
+            <w:tcW w:w="0" w:type="auto"/>
+          </w:tcPr>
+          <w:p>
+            <w:r>
+              <w:rPr>
+                <w:rFonts w:ascii="Consolas" w:hAnsi="Consolas"/>
+                <w:color w:val="9C2D41"/>
+              </w:rPr>
+              <w:t xml:space="preserve">SIGNUP_OPEN?</w:t>
+            </w:r>
+          </w:p>
+        </w:tc>
+        <w:tc>
+          <w:tcPr>
+            <w:tcW w:w="0" w:type="auto"/>
+          </w:tcPr>
+          <w:p>
+            <w:r>
+              <w:t xml:space="preserve">Unset/</w:t>
+            </w:r>
+            <w:r>
+              <w:rPr>
+                <w:rFonts w:ascii="Consolas" w:hAnsi="Consolas"/>
+                <w:color w:val="9C2D41"/>
+              </w:rPr>
+              <w:t xml:space="preserve">0</w:t>
+            </w:r>
+            <w:r>
+              <w:t xml:space="preserve"> = allow-list only can sign in (default, owner-only live app). </w:t>
+            </w:r>
+            <w:r>
+              <w:rPr>
+                <w:rFonts w:ascii="Consolas" w:hAnsi="Consolas"/>
+                <w:color w:val="9C2D41"/>
+              </w:rPr>
+              <w:t xml:space="preserve">1</w:t>
+            </w:r>
+            <w:r>
+              <w:t xml:space="preserve"> = anyone can sign in via Clerk; paid features still gated by an active subscription (</w:t>
+            </w:r>
+            <w:r>
+              <w:rPr>
+                <w:rFonts w:ascii="Consolas" w:hAnsi="Consolas"/>
+                <w:color w:val="9C2D41"/>
+              </w:rPr>
+              <w:t xml:space="preserve">lib/access.js</w:t>
+            </w:r>
+            <w:r>
+              <w:t xml:space="preserve">). Flip to </w:t>
+            </w:r>
+            <w:r>
+              <w:rPr>
+                <w:rFonts w:ascii="Consolas" w:hAnsi="Consolas"/>
+                <w:color w:val="9C2D41"/>
+              </w:rPr>
+              <w:t xml:space="preserve">1</w:t>
+            </w:r>
+            <w:r>
+              <w:t xml:space="preserve"> when going public with live Stripe.</w:t>
             </w:r>
           </w:p>
         </w:tc>

--- a/DOCS.docx
+++ b/DOCS.docx
@@ -4729,10 +4729,48 @@
         <w:rPr>
           <w:b/>
         </w:rPr>
-        <w:t xml:space="preserve">TODO (Stripe dashboard):</w:t>
-      </w:r>
-      <w:r>
-        <w:t xml:space="preserve"> activate the Customer Portal + add the webhook endpoint.</w:t>
+        <w:t xml:space="preserve">Customer Portal + webhook are LIVE in test mode</w:t>
+      </w:r>
+      <w:r>
+        <w:t xml:space="preserve"> (a "Manage billing" button in the top-right opens the portal for paying subscribers). </w:t>
+      </w:r>
+      <w:r>
+        <w:rPr>
+          <w:b/>
+        </w:rPr>
+        <w:t xml:space="preserve">GOTCHA:</w:t>
+      </w:r>
+      <w:r>
+        <w:t xml:space="preserve"> the webhook URL must be </w:t>
+      </w:r>
+      <w:r>
+        <w:rPr>
+          <w:rFonts w:ascii="Consolas" w:hAnsi="Consolas"/>
+          <w:color w:val="9C2D41"/>
+        </w:rPr>
+        <w:t xml:space="preserve">https://www.sitepounce.com/...</w:t>
+      </w:r>
+      <w:r>
+        <w:t xml:space="preserve"> (the </w:t>
+      </w:r>
+      <w:r>
+        <w:rPr>
+          <w:rFonts w:ascii="Consolas" w:hAnsi="Consolas"/>
+          <w:color w:val="9C2D41"/>
+        </w:rPr>
+        <w:t xml:space="preserve">www</w:t>
+      </w:r>
+      <w:r>
+        <w:t xml:space="preserve"> is canonical; the apex 308-redirects and Stripe does not follow redirects, so the apex URL silently fails every delivery). The webhook needs no signing secret (our handler re-fetches the object from Stripe to verify). </w:t>
+      </w:r>
+      <w:r>
+        <w:rPr>
+          <w:b/>
+        </w:rPr>
+        <w:t xml:space="preserve">TODO for live:</w:t>
+      </w:r>
+      <w:r>
+        <w:t xml:space="preserve"> recreate the webhook + portal config in Stripe live mode and paste live keys.</w:t>
       </w:r>
     </w:p>
     <w:p>
@@ -5143,7 +5181,17 @@
         <w:t xml:space="preserve">live keys</w:t>
       </w:r>
       <w:r>
-        <w:t xml:space="preserve"> + Customer Portal + webhook (dashboard steps); flip </w:t>
+        <w:t xml:space="preserve"> + recreate webhook/portal in live mode (use the </w:t>
+      </w:r>
+      <w:r>
+        <w:rPr>
+          <w:rFonts w:ascii="Consolas" w:hAnsi="Consolas"/>
+          <w:color w:val="9C2D41"/>
+        </w:rPr>
+        <w:t xml:space="preserve">www</w:t>
+      </w:r>
+      <w:r>
+        <w:t xml:space="preserve"> URL); flip </w:t>
       </w:r>
       <w:r>
         <w:rPr>

--- a/DOCS.docx
+++ b/DOCS.docx
@@ -4596,7 +4596,26 @@
         <w:t xml:space="preserve">Login = Clerk</w:t>
       </w:r>
       <w:r>
-        <w:t xml:space="preserve"> (Google + email). Front-end loads ClerkJS (gated by </w:t>
+        <w:t xml:space="preserve"> (</w:t>
+      </w:r>
+      <w:r>
+        <w:rPr>
+          <w:b/>
+        </w:rPr>
+        <w:t xml:space="preserve">production instance, live</w:t>
+      </w:r>
+      <w:r>
+        <w:t xml:space="preserve">, email + password; Google was disabled to skip the Google OAuth app). Front-end loads ClerkJS from </w:t>
+      </w:r>
+      <w:r>
+        <w:rPr>
+          <w:rFonts w:ascii="Consolas" w:hAnsi="Consolas"/>
+          <w:color w:val="9C2D41"/>
+        </w:rPr>
+        <w:t xml:space="preserve">clerk.sitepounce.com</w:t>
+      </w:r>
+      <w:r>
+        <w:t xml:space="preserve"> (gated by </w:t>
       </w:r>
       <w:r>
         <w:rPr>
@@ -4606,6 +4625,26 @@
         <w:t xml:space="preserve">window.AIWP_CLERK.enabled</w:t>
       </w:r>
       <w:r>
+        <w:t xml:space="preserve">, </w:t>
+      </w:r>
+      <w:r>
+        <w:rPr>
+          <w:rFonts w:ascii="Consolas" w:hAnsi="Consolas"/>
+          <w:color w:val="9C2D41"/>
+        </w:rPr>
+        <w:t xml:space="preserve">pk</w:t>
+      </w:r>
+      <w:r>
+        <w:t xml:space="preserve"> = </w:t>
+      </w:r>
+      <w:r>
+        <w:rPr>
+          <w:rFonts w:ascii="Consolas" w:hAnsi="Consolas"/>
+          <w:color w:val="9C2D41"/>
+        </w:rPr>
+        <w:t xml:space="preserve">pk_live_...</w:t>
+      </w:r>
+      <w:r>
         <w:t xml:space="preserve">); the Clerk session is exchanged once for the existing </w:t>
       </w:r>
       <w:r>
@@ -4626,17 +4665,17 @@
         <w:t xml:space="preserve">api/clerk-session.js</w:t>
       </w:r>
       <w:r>
-        <w:t xml:space="preserve"> (so the ~16 protected endpoints are unchanged). Access is allow-listed by email (</w:t>
-      </w:r>
-      <w:r>
-        <w:rPr>
-          <w:rFonts w:ascii="Consolas" w:hAnsi="Consolas"/>
-          <w:color w:val="9C2D41"/>
-        </w:rPr>
-        <w:t xml:space="preserve">ALLOWED_EMAILS</w:t>
-      </w:r>
-      <w:r>
-        <w:t xml:space="preserve">) until public sign-ups open. See </w:t>
+        <w:t xml:space="preserve"> (so the ~16 protected endpoints are unchanged). Backend verifies the session JWT against </w:t>
+      </w:r>
+      <w:r>
+        <w:rPr>
+          <w:rFonts w:ascii="Consolas" w:hAnsi="Consolas"/>
+          <w:color w:val="9C2D41"/>
+        </w:rPr>
+        <w:t xml:space="preserve">CLERK_ISSUER=https://clerk.sitepounce.com</w:t>
+      </w:r>
+      <w:r>
+        <w:t xml:space="preserve"> via zero-dep JWKS (</w:t>
       </w:r>
       <w:r>
         <w:rPr>
@@ -4646,7 +4685,26 @@
         <w:t xml:space="preserve">lib/clerkauth.js</w:t>
       </w:r>
       <w:r>
-        <w:t xml:space="preserve"> (zero-dep JWKS verify).</w:t>
+        <w:t xml:space="preserve">). Prod Clerk needed 5 CNAME DNS records in Cloudflare (clerk/accounts/clkmail + 2 DKIM, all DNS-only) which removed the "Development mode" badge. </w:t>
+      </w:r>
+      <w:r>
+        <w:rPr>
+          <w:b/>
+        </w:rPr>
+        <w:t xml:space="preserve">Note:</w:t>
+      </w:r>
+      <w:r>
+        <w:t xml:space="preserve"> Clerk's own verification emails send from the (brand-new) </w:t>
+      </w:r>
+      <w:r>
+        <w:rPr>
+          <w:rFonts w:ascii="Consolas" w:hAnsi="Consolas"/>
+          <w:color w:val="9C2D41"/>
+        </w:rPr>
+        <w:t xml:space="preserve">clerk.sitepounce.com</w:t>
+      </w:r>
+      <w:r>
+        <w:t xml:space="preserve"> domain, so they can land in spam on strict providers (Outlook) until the domain warms up, DNS/DKIM is correct, it is reputation.</w:t>
       </w:r>
     </w:p>
     <w:p>
@@ -5169,39 +5227,65 @@
         <w:rPr>
           <w:b/>
         </w:rPr>
+        <w:t xml:space="preserve">LIVE as of 2026-07-01:</w:t>
+      </w:r>
+      <w:r>
+        <w:t xml:space="preserve"> Stripe live keys + live products/prices/webhook/portal, </w:t>
+      </w:r>
+      <w:r>
+        <w:rPr>
+          <w:rFonts w:ascii="Consolas" w:hAnsi="Consolas"/>
+          <w:color w:val="9C2D41"/>
+        </w:rPr>
+        <w:t xml:space="preserve">SIGNUP_OPEN=1</w:t>
+      </w:r>
+      <w:r>
+        <w:t xml:space="preserve">, and </w:t>
+      </w:r>
+      <w:r>
+        <w:rPr>
+          <w:b/>
+        </w:rPr>
+        <w:t xml:space="preserve">Clerk production</w:t>
+      </w:r>
+      <w:r>
+        <w:t xml:space="preserve"> are all done. Proven with real end-to-end payments. A branded </w:t>
+      </w:r>
+      <w:r>
+        <w:rPr>
+          <w:b/>
+        </w:rPr>
+        <w:t xml:space="preserve">welcome page</w:t>
+      </w:r>
+      <w:r>
+        <w:t xml:space="preserve"> (</w:t>
+      </w:r>
+      <w:r>
+        <w:rPr>
+          <w:rFonts w:ascii="Consolas" w:hAnsi="Consolas"/>
+          <w:color w:val="9C2D41"/>
+        </w:rPr>
+        <w:t xml:space="preserve">#welcome</w:t>
+      </w:r>
+      <w:r>
+        <w:t xml:space="preserve">) shows after subscribing (replaced the alert popup).</w:t>
+      </w:r>
+    </w:p>
+    <w:p>
+      <w:pPr>
+        <w:numPr>
+          <w:ilvl w:val="0"/>
+          <w:numId w:val="1"/>
+        </w:numPr>
+      </w:pPr>
+      <w:r>
+        <w:rPr>
+          <w:b/>
+        </w:rPr>
         <w:t xml:space="preserve">Still pending:</w:t>
       </w:r>
       <w:r>
-        <w:t xml:space="preserve"> Stripe </w:t>
-      </w:r>
-      <w:r>
-        <w:rPr>
-          <w:b/>
-        </w:rPr>
-        <w:t xml:space="preserve">live keys</w:t>
-      </w:r>
-      <w:r>
-        <w:t xml:space="preserve"> + recreate webhook/portal in live mode (use the </w:t>
-      </w:r>
-      <w:r>
-        <w:rPr>
-          <w:rFonts w:ascii="Consolas" w:hAnsi="Consolas"/>
-          <w:color w:val="9C2D41"/>
-        </w:rPr>
-        <w:t xml:space="preserve">www</w:t>
-      </w:r>
-      <w:r>
-        <w:t xml:space="preserve"> URL); flip </w:t>
-      </w:r>
-      <w:r>
-        <w:rPr>
-          <w:rFonts w:ascii="Consolas" w:hAnsi="Consolas"/>
-          <w:color w:val="9C2D41"/>
-        </w:rPr>
-        <w:t xml:space="preserve">SIGNUP_OPEN=1</w:t>
-      </w:r>
-      <w:r>
-        <w:t xml:space="preserve">; in-app </w:t>
+        <w:t xml:space="preserve"> in-app </w:t>
       </w:r>
       <w:r>
         <w:rPr>
@@ -5219,7 +5303,43 @@
         <w:t xml:space="preserve">feature gating + credits</w:t>
       </w:r>
       <w:r>
-        <w:t xml:space="preserve">; UX polish (full-page sign-up instead of the Clerk popup, more top-nav items, mandatory first/last name).</w:t>
+        <w:t xml:space="preserve">; </w:t>
+      </w:r>
+      <w:r>
+        <w:rPr>
+          <w:b/>
+        </w:rPr>
+        <w:t xml:space="preserve">full-page sign-up</w:t>
+      </w:r>
+      <w:r>
+        <w:t xml:space="preserve"> (Clerk popup is dismissable, clicking the backdrop loses input); </w:t>
+      </w:r>
+      <w:r>
+        <w:rPr>
+          <w:b/>
+        </w:rPr>
+        <w:t xml:space="preserve">Upgrade / change-plan</w:t>
+      </w:r>
+      <w:r>
+        <w:t xml:space="preserve"> in the in-app Manage; </w:t>
+      </w:r>
+      <w:r>
+        <w:rPr>
+          <w:b/>
+        </w:rPr>
+        <w:t xml:space="preserve">redesign the paywall</w:t>
+      </w:r>
+      <w:r>
+        <w:t xml:space="preserve"> into proper pricing cards; </w:t>
+      </w:r>
+      <w:r>
+        <w:rPr>
+          <w:b/>
+        </w:rPr>
+        <w:t xml:space="preserve">remove "Secured by Clerk"</w:t>
+      </w:r>
+      <w:r>
+        <w:t xml:space="preserve"> (= Clerk Pro $25/mo); more top-nav items; mandatory first/last name.</w:t>
       </w:r>
     </w:p>
     <w:p>
@@ -8782,34 +8902,53 @@
               <w:t xml:space="preserve">CLERK_ISSUER</w:t>
             </w:r>
             <w:r>
-              <w:t xml:space="preserve"> defaults to the dev instance </w:t>
+              <w:t xml:space="preserve"> is </w:t>
+            </w:r>
+            <w:r>
+              <w:rPr>
+                <w:b/>
+              </w:rPr>
+              <w:t xml:space="preserve">now set to the production instance `https://clerk.sitepounce.com`</w:t>
+            </w:r>
+            <w:r>
+              <w:t xml:space="preserve"> (defaults to the old dev instance if unset). The publishable key is public and lives in </w:t>
             </w:r>
             <w:r>
               <w:rPr>
                 <w:rFonts w:ascii="Consolas" w:hAnsi="Consolas"/>
                 <w:color w:val="9C2D41"/>
               </w:rPr>
-              <w:t xml:space="preserve">https://major-cod-60.clerk.accounts.dev</w:t>
-            </w:r>
-            <w:r>
-              <w:t xml:space="preserve">. The publishable key is public and lives in </w:t>
+              <w:t xml:space="preserve">public/index.html</w:t>
+            </w:r>
+            <w:r>
+              <w:t xml:space="preserve"> (</w:t>
             </w:r>
             <w:r>
               <w:rPr>
                 <w:rFonts w:ascii="Consolas" w:hAnsi="Consolas"/>
                 <w:color w:val="9C2D41"/>
               </w:rPr>
-              <w:t xml:space="preserve">public/index.html</w:t>
-            </w:r>
-            <w:r>
-              <w:t xml:space="preserve"> (</w:t>
+              <w:t xml:space="preserve">window.AIWP_CLERK</w:t>
+            </w:r>
+            <w:r>
+              <w:t xml:space="preserve">, now </w:t>
             </w:r>
             <w:r>
               <w:rPr>
                 <w:rFonts w:ascii="Consolas" w:hAnsi="Consolas"/>
                 <w:color w:val="9C2D41"/>
               </w:rPr>
-              <w:t xml:space="preserve">window.AIWP_CLERK</w:t>
+              <w:t xml:space="preserve">pk_live_...</w:t>
+            </w:r>
+            <w:r>
+              <w:t xml:space="preserve"> + domain </w:t>
+            </w:r>
+            <w:r>
+              <w:rPr>
+                <w:rFonts w:ascii="Consolas" w:hAnsi="Consolas"/>
+                <w:color w:val="9C2D41"/>
+              </w:rPr>
+              <w:t xml:space="preserve">clerk.sitepounce.com</w:t>
             </w:r>
             <w:r>
               <w:t xml:space="preserve">), gated by </w:t>

--- a/DOCS.docx
+++ b/DOCS.docx
@@ -9181,6 +9181,82 @@
                 <w:color w:val="9C2D41"/>
               </w:rPr>
               <w:t xml:space="preserve">api/grammar.js</w:t>
+            </w:r>
+            <w:r>
+              <w:t xml:space="preserve">).</w:t>
+            </w:r>
+          </w:p>
+        </w:tc>
+      </w:tr>
+      <w:tr>
+        <w:tc>
+          <w:tcPr>
+            <w:tcW w:w="0" w:type="auto"/>
+          </w:tcPr>
+          <w:p>
+            <w:r>
+              <w:t xml:space="preserve">Per-user limits</w:t>
+            </w:r>
+          </w:p>
+        </w:tc>
+        <w:tc>
+          <w:tcPr>
+            <w:tcW w:w="0" w:type="auto"/>
+          </w:tcPr>
+          <w:p>
+            <w:r>
+              <w:rPr>
+                <w:rFonts w:ascii="Consolas" w:hAnsi="Consolas"/>
+                <w:color w:val="9C2D41"/>
+              </w:rPr>
+              <w:t xml:space="preserve">USER_LIMITS?</w:t>
+            </w:r>
+          </w:p>
+        </w:tc>
+        <w:tc>
+          <w:tcPr>
+            <w:tcW w:w="0" w:type="auto"/>
+          </w:tcPr>
+          <w:p>
+            <w:r>
+              <w:t xml:space="preserve">JSON keyed by lowercase email, e.g. </w:t>
+            </w:r>
+            <w:r>
+              <w:rPr>
+                <w:rFonts w:ascii="Consolas" w:hAnsi="Consolas"/>
+                <w:color w:val="9C2D41"/>
+              </w:rPr>
+              <w:t xml:space="preserve">{"mate@x.com":{"search":10,"generate":5,"prowl":5,"pounce":2}}</w:t>
+            </w:r>
+            <w:r>
+              <w:t xml:space="preserve">. Overrides the global </w:t>
+            </w:r>
+            <w:r>
+              <w:rPr>
+                <w:rFonts w:ascii="Consolas" w:hAnsi="Consolas"/>
+                <w:color w:val="9C2D41"/>
+              </w:rPr>
+              <w:t xml:space="preserve">LIMIT_*</w:t>
+            </w:r>
+            <w:r>
+              <w:t xml:space="preserve"> for that person only (kinds you omit fall back to the default). Lets you cap a free/comped teammate below your own limits (</w:t>
+            </w:r>
+            <w:r>
+              <w:rPr>
+                <w:rFonts w:ascii="Consolas" w:hAnsi="Consolas"/>
+                <w:color w:val="9C2D41"/>
+              </w:rPr>
+              <w:t xml:space="preserve">lib/ratelimit.js</w:t>
+            </w:r>
+            <w:r>
+              <w:t xml:space="preserve"> </w:t>
+            </w:r>
+            <w:r>
+              <w:rPr>
+                <w:rFonts w:ascii="Consolas" w:hAnsi="Consolas"/>
+                <w:color w:val="9C2D41"/>
+              </w:rPr>
+              <w:t xml:space="preserve">limitFor(kind,email)</w:t>
             </w:r>
             <w:r>
               <w:t xml:space="preserve">).</w:t>
